--- a/01.manuscript/submission-jae/package/03 Tables.docx
+++ b/01.manuscript/submission-jae/package/03 Tables.docx
@@ -1615,11 +1615,16 @@
         <w:tblLayout w:type="fixed"/>
       </w:tblPr>
       <w:tblGrid>
-        <w:gridCol w:w="1871"/>
-        <w:gridCol w:w="1871"/>
-        <w:gridCol w:w="1871"/>
-        <w:gridCol w:w="1871"/>
-        <w:gridCol w:w="1870"/>
+        <w:gridCol w:w="3270"/>
+        <w:gridCol w:w="727"/>
+        <w:gridCol w:w="636"/>
+        <w:gridCol w:w="636"/>
+        <w:gridCol w:w="545"/>
+        <w:gridCol w:w="636"/>
+        <w:gridCol w:w="545"/>
+        <w:gridCol w:w="727"/>
+        <w:gridCol w:w="818"/>
+        <w:gridCol w:w="814"/>
       </w:tblGrid>
       <w:tr>
         <w:trPr>
@@ -1662,6 +1667,106 @@
                 <w:sz w:val="16"/>
                 <w:szCs w:val="16"/>
               </w:rPr>
+              <w:t xml:space="preserve">n</w:t>
+            </w:r>
+          </w:p>
+        </w:tc>
+        <w:tc>
+          <w:tcPr/>
+          <w:p>
+            <w:pPr>
+              <w:pStyle w:val="Compact"/>
+              <w:jc w:val="left"/>
+              <w:rPr>
+                <w:sz w:val="16"/>
+                <w:szCs w:val="16"/>
+              </w:rPr>
+            </w:pPr>
+            <w:r>
+              <w:rPr>
+                <w:sz w:val="16"/>
+                <w:szCs w:val="16"/>
+              </w:rPr>
+              <w:t xml:space="preserve">Mean</w:t>
+            </w:r>
+          </w:p>
+        </w:tc>
+        <w:tc>
+          <w:tcPr/>
+          <w:p>
+            <w:pPr>
+              <w:pStyle w:val="Compact"/>
+              <w:jc w:val="left"/>
+              <w:rPr>
+                <w:sz w:val="16"/>
+                <w:szCs w:val="16"/>
+              </w:rPr>
+            </w:pPr>
+            <w:r>
+              <w:rPr>
+                <w:sz w:val="16"/>
+                <w:szCs w:val="16"/>
+              </w:rPr>
+              <w:t xml:space="preserve">SD</w:t>
+            </w:r>
+          </w:p>
+        </w:tc>
+        <w:tc>
+          <w:tcPr/>
+          <w:p>
+            <w:pPr>
+              <w:pStyle w:val="Compact"/>
+              <w:jc w:val="left"/>
+              <w:rPr>
+                <w:sz w:val="16"/>
+                <w:szCs w:val="16"/>
+              </w:rPr>
+            </w:pPr>
+            <w:r>
+              <w:rPr>
+                <w:sz w:val="16"/>
+                <w:szCs w:val="16"/>
+              </w:rPr>
+              <w:t xml:space="preserve">SE</w:t>
+            </w:r>
+          </w:p>
+        </w:tc>
+        <w:tc>
+          <w:tcPr/>
+          <w:p>
+            <w:pPr>
+              <w:pStyle w:val="Compact"/>
+              <w:jc w:val="left"/>
+              <w:rPr>
+                <w:sz w:val="16"/>
+                <w:szCs w:val="16"/>
+              </w:rPr>
+            </w:pPr>
+            <w:r>
+              <w:rPr>
+                <w:sz w:val="16"/>
+                <w:szCs w:val="16"/>
+              </w:rPr>
+              <w:t xml:space="preserve">Median</w:t>
+            </w:r>
+          </w:p>
+        </w:tc>
+        <w:tc>
+          <w:tcPr/>
+          <w:p>
+            <w:pPr>
+              <w:pStyle w:val="Compact"/>
+              <w:jc w:val="left"/>
+              <w:rPr>
+                <w:sz w:val="16"/>
+                <w:szCs w:val="16"/>
+              </w:rPr>
+            </w:pPr>
+            <w:r>
+              <w:rPr>
+                <w:sz w:val="16"/>
+                <w:szCs w:val="16"/>
+              </w:rPr>
               <w:t xml:space="preserve">Min</w:t>
             </w:r>
           </w:p>
@@ -1682,47 +1787,47 @@
                 <w:sz w:val="16"/>
                 <w:szCs w:val="16"/>
               </w:rPr>
-              <w:t xml:space="preserve">Median</w:t>
-            </w:r>
-          </w:p>
-        </w:tc>
-        <w:tc>
-          <w:tcPr/>
-          <w:p>
-            <w:pPr>
-              <w:pStyle w:val="Compact"/>
-              <w:jc w:val="left"/>
-              <w:rPr>
-                <w:sz w:val="16"/>
-                <w:szCs w:val="16"/>
-              </w:rPr>
-            </w:pPr>
-            <w:r>
-              <w:rPr>
-                <w:sz w:val="16"/>
-                <w:szCs w:val="16"/>
-              </w:rPr>
-              <w:t xml:space="preserve">Mean</w:t>
-            </w:r>
-          </w:p>
-        </w:tc>
-        <w:tc>
-          <w:tcPr/>
-          <w:p>
-            <w:pPr>
-              <w:pStyle w:val="Compact"/>
-              <w:jc w:val="left"/>
-              <w:rPr>
-                <w:sz w:val="16"/>
-                <w:szCs w:val="16"/>
-              </w:rPr>
-            </w:pPr>
-            <w:r>
-              <w:rPr>
-                <w:sz w:val="16"/>
-                <w:szCs w:val="16"/>
-              </w:rPr>
               <w:t xml:space="preserve">Max</w:t>
+            </w:r>
+          </w:p>
+        </w:tc>
+        <w:tc>
+          <w:tcPr/>
+          <w:p>
+            <w:pPr>
+              <w:pStyle w:val="Compact"/>
+              <w:jc w:val="left"/>
+              <w:rPr>
+                <w:sz w:val="16"/>
+                <w:szCs w:val="16"/>
+              </w:rPr>
+            </w:pPr>
+            <w:r>
+              <w:rPr>
+                <w:sz w:val="16"/>
+                <w:szCs w:val="16"/>
+              </w:rPr>
+              <w:t xml:space="preserve">Skewness</w:t>
+            </w:r>
+          </w:p>
+        </w:tc>
+        <w:tc>
+          <w:tcPr/>
+          <w:p>
+            <w:pPr>
+              <w:pStyle w:val="Compact"/>
+              <w:jc w:val="left"/>
+              <w:rPr>
+                <w:sz w:val="16"/>
+                <w:szCs w:val="16"/>
+              </w:rPr>
+            </w:pPr>
+            <w:r>
+              <w:rPr>
+                <w:sz w:val="16"/>
+                <w:szCs w:val="16"/>
+              </w:rPr>
+              <w:t xml:space="preserve">Kurtosis</w:t>
             </w:r>
           </w:p>
         </w:tc>
@@ -1747,87 +1852,187 @@
                 <w:sz w:val="16"/>
                 <w:szCs w:val="16"/>
               </w:rPr>
-              <w:t xml:space="preserve">BASAL_AREA</w:t>
-            </w:r>
-          </w:p>
-        </w:tc>
-        <w:tc>
-          <w:tcPr/>
-          <w:p>
-            <w:pPr>
-              <w:pStyle w:val="Compact"/>
-              <w:jc w:val="left"/>
-              <w:rPr>
-                <w:sz w:val="16"/>
-                <w:szCs w:val="16"/>
-              </w:rPr>
-            </w:pPr>
-            <w:r>
-              <w:rPr>
-                <w:sz w:val="16"/>
-                <w:szCs w:val="16"/>
-              </w:rPr>
-              <w:t xml:space="preserve">2.1</w:t>
-            </w:r>
-          </w:p>
-        </w:tc>
-        <w:tc>
-          <w:tcPr/>
-          <w:p>
-            <w:pPr>
-              <w:pStyle w:val="Compact"/>
-              <w:jc w:val="left"/>
-              <w:rPr>
-                <w:sz w:val="16"/>
-                <w:szCs w:val="16"/>
-              </w:rPr>
-            </w:pPr>
-            <w:r>
-              <w:rPr>
-                <w:sz w:val="16"/>
-                <w:szCs w:val="16"/>
-              </w:rPr>
-              <w:t xml:space="preserve">37.1</w:t>
-            </w:r>
-          </w:p>
-        </w:tc>
-        <w:tc>
-          <w:tcPr/>
-          <w:p>
-            <w:pPr>
-              <w:pStyle w:val="Compact"/>
-              <w:jc w:val="left"/>
-              <w:rPr>
-                <w:sz w:val="16"/>
-                <w:szCs w:val="16"/>
-              </w:rPr>
-            </w:pPr>
-            <w:r>
-              <w:rPr>
-                <w:sz w:val="16"/>
-                <w:szCs w:val="16"/>
-              </w:rPr>
-              <w:t xml:space="preserve">35.2</w:t>
-            </w:r>
-          </w:p>
-        </w:tc>
-        <w:tc>
-          <w:tcPr/>
-          <w:p>
-            <w:pPr>
-              <w:pStyle w:val="Compact"/>
-              <w:jc w:val="left"/>
-              <w:rPr>
-                <w:sz w:val="16"/>
-                <w:szCs w:val="16"/>
-              </w:rPr>
-            </w:pPr>
-            <w:r>
-              <w:rPr>
-                <w:sz w:val="16"/>
-                <w:szCs w:val="16"/>
-              </w:rPr>
-              <w:t xml:space="preserve">64.3</w:t>
+              <w:t xml:space="preserve">Stand basal area (m2/ha)</w:t>
+            </w:r>
+          </w:p>
+        </w:tc>
+        <w:tc>
+          <w:tcPr/>
+          <w:p>
+            <w:pPr>
+              <w:pStyle w:val="Compact"/>
+              <w:jc w:val="left"/>
+              <w:rPr>
+                <w:sz w:val="16"/>
+                <w:szCs w:val="16"/>
+              </w:rPr>
+            </w:pPr>
+            <w:r>
+              <w:rPr>
+                <w:sz w:val="16"/>
+                <w:szCs w:val="16"/>
+              </w:rPr>
+              <w:t xml:space="preserve">122,700</w:t>
+            </w:r>
+          </w:p>
+        </w:tc>
+        <w:tc>
+          <w:tcPr/>
+          <w:p>
+            <w:pPr>
+              <w:pStyle w:val="Compact"/>
+              <w:jc w:val="left"/>
+              <w:rPr>
+                <w:sz w:val="16"/>
+                <w:szCs w:val="16"/>
+              </w:rPr>
+            </w:pPr>
+            <w:r>
+              <w:rPr>
+                <w:sz w:val="16"/>
+                <w:szCs w:val="16"/>
+              </w:rPr>
+              <w:t xml:space="preserve">35.18</w:t>
+            </w:r>
+          </w:p>
+        </w:tc>
+        <w:tc>
+          <w:tcPr/>
+          <w:p>
+            <w:pPr>
+              <w:pStyle w:val="Compact"/>
+              <w:jc w:val="left"/>
+              <w:rPr>
+                <w:sz w:val="16"/>
+                <w:szCs w:val="16"/>
+              </w:rPr>
+            </w:pPr>
+            <w:r>
+              <w:rPr>
+                <w:sz w:val="16"/>
+                <w:szCs w:val="16"/>
+              </w:rPr>
+              <w:t xml:space="preserve">11.84</w:t>
+            </w:r>
+          </w:p>
+        </w:tc>
+        <w:tc>
+          <w:tcPr/>
+          <w:p>
+            <w:pPr>
+              <w:pStyle w:val="Compact"/>
+              <w:jc w:val="left"/>
+              <w:rPr>
+                <w:sz w:val="16"/>
+                <w:szCs w:val="16"/>
+              </w:rPr>
+            </w:pPr>
+            <w:r>
+              <w:rPr>
+                <w:sz w:val="16"/>
+                <w:szCs w:val="16"/>
+              </w:rPr>
+              <w:t xml:space="preserve">0.034</w:t>
+            </w:r>
+          </w:p>
+        </w:tc>
+        <w:tc>
+          <w:tcPr/>
+          <w:p>
+            <w:pPr>
+              <w:pStyle w:val="Compact"/>
+              <w:jc w:val="left"/>
+              <w:rPr>
+                <w:sz w:val="16"/>
+                <w:szCs w:val="16"/>
+              </w:rPr>
+            </w:pPr>
+            <w:r>
+              <w:rPr>
+                <w:sz w:val="16"/>
+                <w:szCs w:val="16"/>
+              </w:rPr>
+              <w:t xml:space="preserve">37.06</w:t>
+            </w:r>
+          </w:p>
+        </w:tc>
+        <w:tc>
+          <w:tcPr/>
+          <w:p>
+            <w:pPr>
+              <w:pStyle w:val="Compact"/>
+              <w:jc w:val="left"/>
+              <w:rPr>
+                <w:sz w:val="16"/>
+                <w:szCs w:val="16"/>
+              </w:rPr>
+            </w:pPr>
+            <w:r>
+              <w:rPr>
+                <w:sz w:val="16"/>
+                <w:szCs w:val="16"/>
+              </w:rPr>
+              <w:t xml:space="preserve">2.08</w:t>
+            </w:r>
+          </w:p>
+        </w:tc>
+        <w:tc>
+          <w:tcPr/>
+          <w:p>
+            <w:pPr>
+              <w:pStyle w:val="Compact"/>
+              <w:jc w:val="left"/>
+              <w:rPr>
+                <w:sz w:val="16"/>
+                <w:szCs w:val="16"/>
+              </w:rPr>
+            </w:pPr>
+            <w:r>
+              <w:rPr>
+                <w:sz w:val="16"/>
+                <w:szCs w:val="16"/>
+              </w:rPr>
+              <w:t xml:space="preserve">64.26</w:t>
+            </w:r>
+          </w:p>
+        </w:tc>
+        <w:tc>
+          <w:tcPr/>
+          <w:p>
+            <w:pPr>
+              <w:pStyle w:val="Compact"/>
+              <w:jc w:val="left"/>
+              <w:rPr>
+                <w:sz w:val="16"/>
+                <w:szCs w:val="16"/>
+              </w:rPr>
+            </w:pPr>
+            <w:r>
+              <w:rPr>
+                <w:sz w:val="16"/>
+                <w:szCs w:val="16"/>
+              </w:rPr>
+              <w:t xml:space="preserve">-0.77</w:t>
+            </w:r>
+          </w:p>
+        </w:tc>
+        <w:tc>
+          <w:tcPr/>
+          <w:p>
+            <w:pPr>
+              <w:pStyle w:val="Compact"/>
+              <w:jc w:val="left"/>
+              <w:rPr>
+                <w:sz w:val="16"/>
+                <w:szCs w:val="16"/>
+              </w:rPr>
+            </w:pPr>
+            <w:r>
+              <w:rPr>
+                <w:sz w:val="16"/>
+                <w:szCs w:val="16"/>
+              </w:rPr>
+              <w:t xml:space="preserve">0.49</w:t>
             </w:r>
           </w:p>
         </w:tc>
@@ -1852,87 +2057,187 @@
                 <w:sz w:val="16"/>
                 <w:szCs w:val="16"/>
               </w:rPr>
-              <w:t xml:space="preserve">CROWN_CLOSURE</w:t>
-            </w:r>
-          </w:p>
-        </w:tc>
-        <w:tc>
-          <w:tcPr/>
-          <w:p>
-            <w:pPr>
-              <w:pStyle w:val="Compact"/>
-              <w:jc w:val="left"/>
-              <w:rPr>
-                <w:sz w:val="16"/>
-                <w:szCs w:val="16"/>
-              </w:rPr>
-            </w:pPr>
-            <w:r>
-              <w:rPr>
-                <w:sz w:val="16"/>
-                <w:szCs w:val="16"/>
-              </w:rPr>
-              <w:t xml:space="preserve">4.0</w:t>
-            </w:r>
-          </w:p>
-        </w:tc>
-        <w:tc>
-          <w:tcPr/>
-          <w:p>
-            <w:pPr>
-              <w:pStyle w:val="Compact"/>
-              <w:jc w:val="left"/>
-              <w:rPr>
-                <w:sz w:val="16"/>
-                <w:szCs w:val="16"/>
-              </w:rPr>
-            </w:pPr>
-            <w:r>
-              <w:rPr>
-                <w:sz w:val="16"/>
-                <w:szCs w:val="16"/>
-              </w:rPr>
-              <w:t xml:space="preserve">48.0</w:t>
-            </w:r>
-          </w:p>
-        </w:tc>
-        <w:tc>
-          <w:tcPr/>
-          <w:p>
-            <w:pPr>
-              <w:pStyle w:val="Compact"/>
-              <w:jc w:val="left"/>
-              <w:rPr>
-                <w:sz w:val="16"/>
-                <w:szCs w:val="16"/>
-              </w:rPr>
-            </w:pPr>
-            <w:r>
-              <w:rPr>
-                <w:sz w:val="16"/>
-                <w:szCs w:val="16"/>
-              </w:rPr>
-              <w:t xml:space="preserve">45.3</w:t>
-            </w:r>
-          </w:p>
-        </w:tc>
-        <w:tc>
-          <w:tcPr/>
-          <w:p>
-            <w:pPr>
-              <w:pStyle w:val="Compact"/>
-              <w:jc w:val="left"/>
-              <w:rPr>
-                <w:sz w:val="16"/>
-                <w:szCs w:val="16"/>
-              </w:rPr>
-            </w:pPr>
-            <w:r>
-              <w:rPr>
-                <w:sz w:val="16"/>
-                <w:szCs w:val="16"/>
-              </w:rPr>
-              <w:t xml:space="preserve">60.0</w:t>
+              <w:t xml:space="preserve">Crown closure (%)</w:t>
+            </w:r>
+          </w:p>
+        </w:tc>
+        <w:tc>
+          <w:tcPr/>
+          <w:p>
+            <w:pPr>
+              <w:pStyle w:val="Compact"/>
+              <w:jc w:val="left"/>
+              <w:rPr>
+                <w:sz w:val="16"/>
+                <w:szCs w:val="16"/>
+              </w:rPr>
+            </w:pPr>
+            <w:r>
+              <w:rPr>
+                <w:sz w:val="16"/>
+                <w:szCs w:val="16"/>
+              </w:rPr>
+              <w:t xml:space="preserve">122,700</w:t>
+            </w:r>
+          </w:p>
+        </w:tc>
+        <w:tc>
+          <w:tcPr/>
+          <w:p>
+            <w:pPr>
+              <w:pStyle w:val="Compact"/>
+              <w:jc w:val="left"/>
+              <w:rPr>
+                <w:sz w:val="16"/>
+                <w:szCs w:val="16"/>
+              </w:rPr>
+            </w:pPr>
+            <w:r>
+              <w:rPr>
+                <w:sz w:val="16"/>
+                <w:szCs w:val="16"/>
+              </w:rPr>
+              <w:t xml:space="preserve">45.32</w:t>
+            </w:r>
+          </w:p>
+        </w:tc>
+        <w:tc>
+          <w:tcPr/>
+          <w:p>
+            <w:pPr>
+              <w:pStyle w:val="Compact"/>
+              <w:jc w:val="left"/>
+              <w:rPr>
+                <w:sz w:val="16"/>
+                <w:szCs w:val="16"/>
+              </w:rPr>
+            </w:pPr>
+            <w:r>
+              <w:rPr>
+                <w:sz w:val="16"/>
+                <w:szCs w:val="16"/>
+              </w:rPr>
+              <w:t xml:space="preserve">13.55</w:t>
+            </w:r>
+          </w:p>
+        </w:tc>
+        <w:tc>
+          <w:tcPr/>
+          <w:p>
+            <w:pPr>
+              <w:pStyle w:val="Compact"/>
+              <w:jc w:val="left"/>
+              <w:rPr>
+                <w:sz w:val="16"/>
+                <w:szCs w:val="16"/>
+              </w:rPr>
+            </w:pPr>
+            <w:r>
+              <w:rPr>
+                <w:sz w:val="16"/>
+                <w:szCs w:val="16"/>
+              </w:rPr>
+              <w:t xml:space="preserve">0.039</w:t>
+            </w:r>
+          </w:p>
+        </w:tc>
+        <w:tc>
+          <w:tcPr/>
+          <w:p>
+            <w:pPr>
+              <w:pStyle w:val="Compact"/>
+              <w:jc w:val="left"/>
+              <w:rPr>
+                <w:sz w:val="16"/>
+                <w:szCs w:val="16"/>
+              </w:rPr>
+            </w:pPr>
+            <w:r>
+              <w:rPr>
+                <w:sz w:val="16"/>
+                <w:szCs w:val="16"/>
+              </w:rPr>
+              <w:t xml:space="preserve">48.00</w:t>
+            </w:r>
+          </w:p>
+        </w:tc>
+        <w:tc>
+          <w:tcPr/>
+          <w:p>
+            <w:pPr>
+              <w:pStyle w:val="Compact"/>
+              <w:jc w:val="left"/>
+              <w:rPr>
+                <w:sz w:val="16"/>
+                <w:szCs w:val="16"/>
+              </w:rPr>
+            </w:pPr>
+            <w:r>
+              <w:rPr>
+                <w:sz w:val="16"/>
+                <w:szCs w:val="16"/>
+              </w:rPr>
+              <w:t xml:space="preserve">4.00</w:t>
+            </w:r>
+          </w:p>
+        </w:tc>
+        <w:tc>
+          <w:tcPr/>
+          <w:p>
+            <w:pPr>
+              <w:pStyle w:val="Compact"/>
+              <w:jc w:val="left"/>
+              <w:rPr>
+                <w:sz w:val="16"/>
+                <w:szCs w:val="16"/>
+              </w:rPr>
+            </w:pPr>
+            <w:r>
+              <w:rPr>
+                <w:sz w:val="16"/>
+                <w:szCs w:val="16"/>
+              </w:rPr>
+              <w:t xml:space="preserve">60.00</w:t>
+            </w:r>
+          </w:p>
+        </w:tc>
+        <w:tc>
+          <w:tcPr/>
+          <w:p>
+            <w:pPr>
+              <w:pStyle w:val="Compact"/>
+              <w:jc w:val="left"/>
+              <w:rPr>
+                <w:sz w:val="16"/>
+                <w:szCs w:val="16"/>
+              </w:rPr>
+            </w:pPr>
+            <w:r>
+              <w:rPr>
+                <w:sz w:val="16"/>
+                <w:szCs w:val="16"/>
+              </w:rPr>
+              <w:t xml:space="preserve">-1.31</w:t>
+            </w:r>
+          </w:p>
+        </w:tc>
+        <w:tc>
+          <w:tcPr/>
+          <w:p>
+            <w:pPr>
+              <w:pStyle w:val="Compact"/>
+              <w:jc w:val="left"/>
+              <w:rPr>
+                <w:sz w:val="16"/>
+                <w:szCs w:val="16"/>
+              </w:rPr>
+            </w:pPr>
+            <w:r>
+              <w:rPr>
+                <w:sz w:val="16"/>
+                <w:szCs w:val="16"/>
+              </w:rPr>
+              <w:t xml:space="preserve">1.29</w:t>
             </w:r>
           </w:p>
         </w:tc>
@@ -1957,87 +2262,187 @@
                 <w:sz w:val="16"/>
                 <w:szCs w:val="16"/>
               </w:rPr>
-              <w:t xml:space="preserve">LIVE_STAND_VOLUME_125</w:t>
-            </w:r>
-          </w:p>
-        </w:tc>
-        <w:tc>
-          <w:tcPr/>
-          <w:p>
-            <w:pPr>
-              <w:pStyle w:val="Compact"/>
-              <w:jc w:val="left"/>
-              <w:rPr>
-                <w:sz w:val="16"/>
-                <w:szCs w:val="16"/>
-              </w:rPr>
-            </w:pPr>
-            <w:r>
-              <w:rPr>
-                <w:sz w:val="16"/>
-                <w:szCs w:val="16"/>
-              </w:rPr>
-              <w:t xml:space="preserve">0.9</w:t>
-            </w:r>
-          </w:p>
-        </w:tc>
-        <w:tc>
-          <w:tcPr/>
-          <w:p>
-            <w:pPr>
-              <w:pStyle w:val="Compact"/>
-              <w:jc w:val="left"/>
-              <w:rPr>
-                <w:sz w:val="16"/>
-                <w:szCs w:val="16"/>
-              </w:rPr>
-            </w:pPr>
-            <w:r>
-              <w:rPr>
-                <w:sz w:val="16"/>
-                <w:szCs w:val="16"/>
-              </w:rPr>
-              <w:t xml:space="preserve">292.9</w:t>
-            </w:r>
-          </w:p>
-        </w:tc>
-        <w:tc>
-          <w:tcPr/>
-          <w:p>
-            <w:pPr>
-              <w:pStyle w:val="Compact"/>
-              <w:jc w:val="left"/>
-              <w:rPr>
-                <w:sz w:val="16"/>
-                <w:szCs w:val="16"/>
-              </w:rPr>
-            </w:pPr>
-            <w:r>
-              <w:rPr>
-                <w:sz w:val="16"/>
-                <w:szCs w:val="16"/>
-              </w:rPr>
-              <w:t xml:space="preserve">283.4</w:t>
-            </w:r>
-          </w:p>
-        </w:tc>
-        <w:tc>
-          <w:tcPr/>
-          <w:p>
-            <w:pPr>
-              <w:pStyle w:val="Compact"/>
-              <w:jc w:val="left"/>
-              <w:rPr>
-                <w:sz w:val="16"/>
-                <w:szCs w:val="16"/>
-              </w:rPr>
-            </w:pPr>
-            <w:r>
-              <w:rPr>
-                <w:sz w:val="16"/>
-                <w:szCs w:val="16"/>
-              </w:rPr>
-              <w:t xml:space="preserve">620.3</w:t>
+              <w:t xml:space="preserve">Live stems (n/ha)</w:t>
+            </w:r>
+          </w:p>
+        </w:tc>
+        <w:tc>
+          <w:tcPr/>
+          <w:p>
+            <w:pPr>
+              <w:pStyle w:val="Compact"/>
+              <w:jc w:val="left"/>
+              <w:rPr>
+                <w:sz w:val="16"/>
+                <w:szCs w:val="16"/>
+              </w:rPr>
+            </w:pPr>
+            <w:r>
+              <w:rPr>
+                <w:sz w:val="16"/>
+                <w:szCs w:val="16"/>
+              </w:rPr>
+              <w:t xml:space="preserve">122,700</w:t>
+            </w:r>
+          </w:p>
+        </w:tc>
+        <w:tc>
+          <w:tcPr/>
+          <w:p>
+            <w:pPr>
+              <w:pStyle w:val="Compact"/>
+              <w:jc w:val="left"/>
+              <w:rPr>
+                <w:sz w:val="16"/>
+                <w:szCs w:val="16"/>
+              </w:rPr>
+            </w:pPr>
+            <w:r>
+              <w:rPr>
+                <w:sz w:val="16"/>
+                <w:szCs w:val="16"/>
+              </w:rPr>
+              <w:t xml:space="preserve">670.00</w:t>
+            </w:r>
+          </w:p>
+        </w:tc>
+        <w:tc>
+          <w:tcPr/>
+          <w:p>
+            <w:pPr>
+              <w:pStyle w:val="Compact"/>
+              <w:jc w:val="left"/>
+              <w:rPr>
+                <w:sz w:val="16"/>
+                <w:szCs w:val="16"/>
+              </w:rPr>
+            </w:pPr>
+            <w:r>
+              <w:rPr>
+                <w:sz w:val="16"/>
+                <w:szCs w:val="16"/>
+              </w:rPr>
+              <w:t xml:space="preserve">256.78</w:t>
+            </w:r>
+          </w:p>
+        </w:tc>
+        <w:tc>
+          <w:tcPr/>
+          <w:p>
+            <w:pPr>
+              <w:pStyle w:val="Compact"/>
+              <w:jc w:val="left"/>
+              <w:rPr>
+                <w:sz w:val="16"/>
+                <w:szCs w:val="16"/>
+              </w:rPr>
+            </w:pPr>
+            <w:r>
+              <w:rPr>
+                <w:sz w:val="16"/>
+                <w:szCs w:val="16"/>
+              </w:rPr>
+              <w:t xml:space="preserve">0.733</w:t>
+            </w:r>
+          </w:p>
+        </w:tc>
+        <w:tc>
+          <w:tcPr/>
+          <w:p>
+            <w:pPr>
+              <w:pStyle w:val="Compact"/>
+              <w:jc w:val="left"/>
+              <w:rPr>
+                <w:sz w:val="16"/>
+                <w:szCs w:val="16"/>
+              </w:rPr>
+            </w:pPr>
+            <w:r>
+              <w:rPr>
+                <w:sz w:val="16"/>
+                <w:szCs w:val="16"/>
+              </w:rPr>
+              <w:t xml:space="preserve">686.00</w:t>
+            </w:r>
+          </w:p>
+        </w:tc>
+        <w:tc>
+          <w:tcPr/>
+          <w:p>
+            <w:pPr>
+              <w:pStyle w:val="Compact"/>
+              <w:jc w:val="left"/>
+              <w:rPr>
+                <w:sz w:val="16"/>
+                <w:szCs w:val="16"/>
+              </w:rPr>
+            </w:pPr>
+            <w:r>
+              <w:rPr>
+                <w:sz w:val="16"/>
+                <w:szCs w:val="16"/>
+              </w:rPr>
+              <w:t xml:space="preserve">64.00</w:t>
+            </w:r>
+          </w:p>
+        </w:tc>
+        <w:tc>
+          <w:tcPr/>
+          <w:p>
+            <w:pPr>
+              <w:pStyle w:val="Compact"/>
+              <w:jc w:val="left"/>
+              <w:rPr>
+                <w:sz w:val="16"/>
+                <w:szCs w:val="16"/>
+              </w:rPr>
+            </w:pPr>
+            <w:r>
+              <w:rPr>
+                <w:sz w:val="16"/>
+                <w:szCs w:val="16"/>
+              </w:rPr>
+              <w:t xml:space="preserve">1614.00</w:t>
+            </w:r>
+          </w:p>
+        </w:tc>
+        <w:tc>
+          <w:tcPr/>
+          <w:p>
+            <w:pPr>
+              <w:pStyle w:val="Compact"/>
+              <w:jc w:val="left"/>
+              <w:rPr>
+                <w:sz w:val="16"/>
+                <w:szCs w:val="16"/>
+              </w:rPr>
+            </w:pPr>
+            <w:r>
+              <w:rPr>
+                <w:sz w:val="16"/>
+                <w:szCs w:val="16"/>
+              </w:rPr>
+              <w:t xml:space="preserve">0.33</w:t>
+            </w:r>
+          </w:p>
+        </w:tc>
+        <w:tc>
+          <w:tcPr/>
+          <w:p>
+            <w:pPr>
+              <w:pStyle w:val="Compact"/>
+              <w:jc w:val="left"/>
+              <w:rPr>
+                <w:sz w:val="16"/>
+                <w:szCs w:val="16"/>
+              </w:rPr>
+            </w:pPr>
+            <w:r>
+              <w:rPr>
+                <w:sz w:val="16"/>
+                <w:szCs w:val="16"/>
+              </w:rPr>
+              <w:t xml:space="preserve">1.22</w:t>
             </w:r>
           </w:p>
         </w:tc>
@@ -2062,87 +2467,187 @@
                 <w:sz w:val="16"/>
                 <w:szCs w:val="16"/>
               </w:rPr>
-              <w:t xml:space="preserve">PINE_BA</w:t>
-            </w:r>
-          </w:p>
-        </w:tc>
-        <w:tc>
-          <w:tcPr/>
-          <w:p>
-            <w:pPr>
-              <w:pStyle w:val="Compact"/>
-              <w:jc w:val="left"/>
-              <w:rPr>
-                <w:sz w:val="16"/>
-                <w:szCs w:val="16"/>
-              </w:rPr>
-            </w:pPr>
-            <w:r>
-              <w:rPr>
-                <w:sz w:val="16"/>
-                <w:szCs w:val="16"/>
-              </w:rPr>
-              <w:t xml:space="preserve">0.0</w:t>
-            </w:r>
-          </w:p>
-        </w:tc>
-        <w:tc>
-          <w:tcPr/>
-          <w:p>
-            <w:pPr>
-              <w:pStyle w:val="Compact"/>
-              <w:jc w:val="left"/>
-              <w:rPr>
-                <w:sz w:val="16"/>
-                <w:szCs w:val="16"/>
-              </w:rPr>
-            </w:pPr>
-            <w:r>
-              <w:rPr>
-                <w:sz w:val="16"/>
-                <w:szCs w:val="16"/>
-              </w:rPr>
-              <w:t xml:space="preserve">3.2</w:t>
-            </w:r>
-          </w:p>
-        </w:tc>
-        <w:tc>
-          <w:tcPr/>
-          <w:p>
-            <w:pPr>
-              <w:pStyle w:val="Compact"/>
-              <w:jc w:val="left"/>
-              <w:rPr>
-                <w:sz w:val="16"/>
-                <w:szCs w:val="16"/>
-              </w:rPr>
-            </w:pPr>
-            <w:r>
-              <w:rPr>
-                <w:sz w:val="16"/>
-                <w:szCs w:val="16"/>
-              </w:rPr>
-              <w:t xml:space="preserve">5.4</w:t>
-            </w:r>
-          </w:p>
-        </w:tc>
-        <w:tc>
-          <w:tcPr/>
-          <w:p>
-            <w:pPr>
-              <w:pStyle w:val="Compact"/>
-              <w:jc w:val="left"/>
-              <w:rPr>
-                <w:sz w:val="16"/>
-                <w:szCs w:val="16"/>
-              </w:rPr>
-            </w:pPr>
-            <w:r>
-              <w:rPr>
-                <w:sz w:val="16"/>
-                <w:szCs w:val="16"/>
-              </w:rPr>
-              <w:t xml:space="preserve">31.7</w:t>
+              <w:t xml:space="preserve">Quadratic mean diameter (cm)</w:t>
+            </w:r>
+          </w:p>
+        </w:tc>
+        <w:tc>
+          <w:tcPr/>
+          <w:p>
+            <w:pPr>
+              <w:pStyle w:val="Compact"/>
+              <w:jc w:val="left"/>
+              <w:rPr>
+                <w:sz w:val="16"/>
+                <w:szCs w:val="16"/>
+              </w:rPr>
+            </w:pPr>
+            <w:r>
+              <w:rPr>
+                <w:sz w:val="16"/>
+                <w:szCs w:val="16"/>
+              </w:rPr>
+              <w:t xml:space="preserve">122,700</w:t>
+            </w:r>
+          </w:p>
+        </w:tc>
+        <w:tc>
+          <w:tcPr/>
+          <w:p>
+            <w:pPr>
+              <w:pStyle w:val="Compact"/>
+              <w:jc w:val="left"/>
+              <w:rPr>
+                <w:sz w:val="16"/>
+                <w:szCs w:val="16"/>
+              </w:rPr>
+            </w:pPr>
+            <w:r>
+              <w:rPr>
+                <w:sz w:val="16"/>
+                <w:szCs w:val="16"/>
+              </w:rPr>
+              <w:t xml:space="preserve">30.13</w:t>
+            </w:r>
+          </w:p>
+        </w:tc>
+        <w:tc>
+          <w:tcPr/>
+          <w:p>
+            <w:pPr>
+              <w:pStyle w:val="Compact"/>
+              <w:jc w:val="left"/>
+              <w:rPr>
+                <w:sz w:val="16"/>
+                <w:szCs w:val="16"/>
+              </w:rPr>
+            </w:pPr>
+            <w:r>
+              <w:rPr>
+                <w:sz w:val="16"/>
+                <w:szCs w:val="16"/>
+              </w:rPr>
+              <w:t xml:space="preserve">7.19</w:t>
+            </w:r>
+          </w:p>
+        </w:tc>
+        <w:tc>
+          <w:tcPr/>
+          <w:p>
+            <w:pPr>
+              <w:pStyle w:val="Compact"/>
+              <w:jc w:val="left"/>
+              <w:rPr>
+                <w:sz w:val="16"/>
+                <w:szCs w:val="16"/>
+              </w:rPr>
+            </w:pPr>
+            <w:r>
+              <w:rPr>
+                <w:sz w:val="16"/>
+                <w:szCs w:val="16"/>
+              </w:rPr>
+              <w:t xml:space="preserve">0.021</w:t>
+            </w:r>
+          </w:p>
+        </w:tc>
+        <w:tc>
+          <w:tcPr/>
+          <w:p>
+            <w:pPr>
+              <w:pStyle w:val="Compact"/>
+              <w:jc w:val="left"/>
+              <w:rPr>
+                <w:sz w:val="16"/>
+                <w:szCs w:val="16"/>
+              </w:rPr>
+            </w:pPr>
+            <w:r>
+              <w:rPr>
+                <w:sz w:val="16"/>
+                <w:szCs w:val="16"/>
+              </w:rPr>
+              <w:t xml:space="preserve">30.32</w:t>
+            </w:r>
+          </w:p>
+        </w:tc>
+        <w:tc>
+          <w:tcPr/>
+          <w:p>
+            <w:pPr>
+              <w:pStyle w:val="Compact"/>
+              <w:jc w:val="left"/>
+              <w:rPr>
+                <w:sz w:val="16"/>
+                <w:szCs w:val="16"/>
+              </w:rPr>
+            </w:pPr>
+            <w:r>
+              <w:rPr>
+                <w:sz w:val="16"/>
+                <w:szCs w:val="16"/>
+              </w:rPr>
+              <w:t xml:space="preserve">13.48</w:t>
+            </w:r>
+          </w:p>
+        </w:tc>
+        <w:tc>
+          <w:tcPr/>
+          <w:p>
+            <w:pPr>
+              <w:pStyle w:val="Compact"/>
+              <w:jc w:val="left"/>
+              <w:rPr>
+                <w:sz w:val="16"/>
+                <w:szCs w:val="16"/>
+              </w:rPr>
+            </w:pPr>
+            <w:r>
+              <w:rPr>
+                <w:sz w:val="16"/>
+                <w:szCs w:val="16"/>
+              </w:rPr>
+              <w:t xml:space="preserve">62.35</w:t>
+            </w:r>
+          </w:p>
+        </w:tc>
+        <w:tc>
+          <w:tcPr/>
+          <w:p>
+            <w:pPr>
+              <w:pStyle w:val="Compact"/>
+              <w:jc w:val="left"/>
+              <w:rPr>
+                <w:sz w:val="16"/>
+                <w:szCs w:val="16"/>
+              </w:rPr>
+            </w:pPr>
+            <w:r>
+              <w:rPr>
+                <w:sz w:val="16"/>
+                <w:szCs w:val="16"/>
+              </w:rPr>
+              <w:t xml:space="preserve">0.54</w:t>
+            </w:r>
+          </w:p>
+        </w:tc>
+        <w:tc>
+          <w:tcPr/>
+          <w:p>
+            <w:pPr>
+              <w:pStyle w:val="Compact"/>
+              <w:jc w:val="left"/>
+              <w:rPr>
+                <w:sz w:val="16"/>
+                <w:szCs w:val="16"/>
+              </w:rPr>
+            </w:pPr>
+            <w:r>
+              <w:rPr>
+                <w:sz w:val="16"/>
+                <w:szCs w:val="16"/>
+              </w:rPr>
+              <w:t xml:space="preserve">1.39</w:t>
             </w:r>
           </w:p>
         </w:tc>
@@ -2167,87 +2672,187 @@
                 <w:sz w:val="16"/>
                 <w:szCs w:val="16"/>
               </w:rPr>
-              <w:t xml:space="preserve">PROJ_AGE_1</w:t>
-            </w:r>
-          </w:p>
-        </w:tc>
-        <w:tc>
-          <w:tcPr/>
-          <w:p>
-            <w:pPr>
-              <w:pStyle w:val="Compact"/>
-              <w:jc w:val="left"/>
-              <w:rPr>
-                <w:sz w:val="16"/>
-                <w:szCs w:val="16"/>
-              </w:rPr>
-            </w:pPr>
-            <w:r>
-              <w:rPr>
-                <w:sz w:val="16"/>
-                <w:szCs w:val="16"/>
-              </w:rPr>
-              <w:t xml:space="preserve">20.0</w:t>
-            </w:r>
-          </w:p>
-        </w:tc>
-        <w:tc>
-          <w:tcPr/>
-          <w:p>
-            <w:pPr>
-              <w:pStyle w:val="Compact"/>
-              <w:jc w:val="left"/>
-              <w:rPr>
-                <w:sz w:val="16"/>
-                <w:szCs w:val="16"/>
-              </w:rPr>
-            </w:pPr>
-            <w:r>
-              <w:rPr>
-                <w:sz w:val="16"/>
-                <w:szCs w:val="16"/>
-              </w:rPr>
-              <w:t xml:space="preserve">124.0</w:t>
-            </w:r>
-          </w:p>
-        </w:tc>
-        <w:tc>
-          <w:tcPr/>
-          <w:p>
-            <w:pPr>
-              <w:pStyle w:val="Compact"/>
-              <w:jc w:val="left"/>
-              <w:rPr>
-                <w:sz w:val="16"/>
-                <w:szCs w:val="16"/>
-              </w:rPr>
-            </w:pPr>
-            <w:r>
-              <w:rPr>
-                <w:sz w:val="16"/>
-                <w:szCs w:val="16"/>
-              </w:rPr>
-              <w:t xml:space="preserve">125.2</w:t>
-            </w:r>
-          </w:p>
-        </w:tc>
-        <w:tc>
-          <w:tcPr/>
-          <w:p>
-            <w:pPr>
-              <w:pStyle w:val="Compact"/>
-              <w:jc w:val="left"/>
-              <w:rPr>
-                <w:sz w:val="16"/>
-                <w:szCs w:val="16"/>
-              </w:rPr>
-            </w:pPr>
-            <w:r>
-              <w:rPr>
-                <w:sz w:val="16"/>
-                <w:szCs w:val="16"/>
-              </w:rPr>
-              <w:t xml:space="preserve">184.0</w:t>
+              <w:t xml:space="preserve">Stand age (years)</w:t>
+            </w:r>
+          </w:p>
+        </w:tc>
+        <w:tc>
+          <w:tcPr/>
+          <w:p>
+            <w:pPr>
+              <w:pStyle w:val="Compact"/>
+              <w:jc w:val="left"/>
+              <w:rPr>
+                <w:sz w:val="16"/>
+                <w:szCs w:val="16"/>
+              </w:rPr>
+            </w:pPr>
+            <w:r>
+              <w:rPr>
+                <w:sz w:val="16"/>
+                <w:szCs w:val="16"/>
+              </w:rPr>
+              <w:t xml:space="preserve">122,700</w:t>
+            </w:r>
+          </w:p>
+        </w:tc>
+        <w:tc>
+          <w:tcPr/>
+          <w:p>
+            <w:pPr>
+              <w:pStyle w:val="Compact"/>
+              <w:jc w:val="left"/>
+              <w:rPr>
+                <w:sz w:val="16"/>
+                <w:szCs w:val="16"/>
+              </w:rPr>
+            </w:pPr>
+            <w:r>
+              <w:rPr>
+                <w:sz w:val="16"/>
+                <w:szCs w:val="16"/>
+              </w:rPr>
+              <w:t xml:space="preserve">125.22</w:t>
+            </w:r>
+          </w:p>
+        </w:tc>
+        <w:tc>
+          <w:tcPr/>
+          <w:p>
+            <w:pPr>
+              <w:pStyle w:val="Compact"/>
+              <w:jc w:val="left"/>
+              <w:rPr>
+                <w:sz w:val="16"/>
+                <w:szCs w:val="16"/>
+              </w:rPr>
+            </w:pPr>
+            <w:r>
+              <w:rPr>
+                <w:sz w:val="16"/>
+                <w:szCs w:val="16"/>
+              </w:rPr>
+              <w:t xml:space="preserve">26.47</w:t>
+            </w:r>
+          </w:p>
+        </w:tc>
+        <w:tc>
+          <w:tcPr/>
+          <w:p>
+            <w:pPr>
+              <w:pStyle w:val="Compact"/>
+              <w:jc w:val="left"/>
+              <w:rPr>
+                <w:sz w:val="16"/>
+                <w:szCs w:val="16"/>
+              </w:rPr>
+            </w:pPr>
+            <w:r>
+              <w:rPr>
+                <w:sz w:val="16"/>
+                <w:szCs w:val="16"/>
+              </w:rPr>
+              <w:t xml:space="preserve">0.076</w:t>
+            </w:r>
+          </w:p>
+        </w:tc>
+        <w:tc>
+          <w:tcPr/>
+          <w:p>
+            <w:pPr>
+              <w:pStyle w:val="Compact"/>
+              <w:jc w:val="left"/>
+              <w:rPr>
+                <w:sz w:val="16"/>
+                <w:szCs w:val="16"/>
+              </w:rPr>
+            </w:pPr>
+            <w:r>
+              <w:rPr>
+                <w:sz w:val="16"/>
+                <w:szCs w:val="16"/>
+              </w:rPr>
+              <w:t xml:space="preserve">124.00</w:t>
+            </w:r>
+          </w:p>
+        </w:tc>
+        <w:tc>
+          <w:tcPr/>
+          <w:p>
+            <w:pPr>
+              <w:pStyle w:val="Compact"/>
+              <w:jc w:val="left"/>
+              <w:rPr>
+                <w:sz w:val="16"/>
+                <w:szCs w:val="16"/>
+              </w:rPr>
+            </w:pPr>
+            <w:r>
+              <w:rPr>
+                <w:sz w:val="16"/>
+                <w:szCs w:val="16"/>
+              </w:rPr>
+              <w:t xml:space="preserve">20.00</w:t>
+            </w:r>
+          </w:p>
+        </w:tc>
+        <w:tc>
+          <w:tcPr/>
+          <w:p>
+            <w:pPr>
+              <w:pStyle w:val="Compact"/>
+              <w:jc w:val="left"/>
+              <w:rPr>
+                <w:sz w:val="16"/>
+                <w:szCs w:val="16"/>
+              </w:rPr>
+            </w:pPr>
+            <w:r>
+              <w:rPr>
+                <w:sz w:val="16"/>
+                <w:szCs w:val="16"/>
+              </w:rPr>
+              <w:t xml:space="preserve">184.00</w:t>
+            </w:r>
+          </w:p>
+        </w:tc>
+        <w:tc>
+          <w:tcPr/>
+          <w:p>
+            <w:pPr>
+              <w:pStyle w:val="Compact"/>
+              <w:jc w:val="left"/>
+              <w:rPr>
+                <w:sz w:val="16"/>
+                <w:szCs w:val="16"/>
+              </w:rPr>
+            </w:pPr>
+            <w:r>
+              <w:rPr>
+                <w:sz w:val="16"/>
+                <w:szCs w:val="16"/>
+              </w:rPr>
+              <w:t xml:space="preserve">-1.39</w:t>
+            </w:r>
+          </w:p>
+        </w:tc>
+        <w:tc>
+          <w:tcPr/>
+          <w:p>
+            <w:pPr>
+              <w:pStyle w:val="Compact"/>
+              <w:jc w:val="left"/>
+              <w:rPr>
+                <w:sz w:val="16"/>
+                <w:szCs w:val="16"/>
+              </w:rPr>
+            </w:pPr>
+            <w:r>
+              <w:rPr>
+                <w:sz w:val="16"/>
+                <w:szCs w:val="16"/>
+              </w:rPr>
+              <w:t xml:space="preserve">3.48</w:t>
             </w:r>
           </w:p>
         </w:tc>
@@ -2272,87 +2877,187 @@
                 <w:sz w:val="16"/>
                 <w:szCs w:val="16"/>
               </w:rPr>
-              <w:t xml:space="preserve">PROJ_HEIGHT_1</w:t>
-            </w:r>
-          </w:p>
-        </w:tc>
-        <w:tc>
-          <w:tcPr/>
-          <w:p>
-            <w:pPr>
-              <w:pStyle w:val="Compact"/>
-              <w:jc w:val="left"/>
-              <w:rPr>
-                <w:sz w:val="16"/>
-                <w:szCs w:val="16"/>
-              </w:rPr>
-            </w:pPr>
-            <w:r>
-              <w:rPr>
-                <w:sz w:val="16"/>
-                <w:szCs w:val="16"/>
-              </w:rPr>
-              <w:t xml:space="preserve">7.7</w:t>
-            </w:r>
-          </w:p>
-        </w:tc>
-        <w:tc>
-          <w:tcPr/>
-          <w:p>
-            <w:pPr>
-              <w:pStyle w:val="Compact"/>
-              <w:jc w:val="left"/>
-              <w:rPr>
-                <w:sz w:val="16"/>
-                <w:szCs w:val="16"/>
-              </w:rPr>
-            </w:pPr>
-            <w:r>
-              <w:rPr>
-                <w:sz w:val="16"/>
-                <w:szCs w:val="16"/>
-              </w:rPr>
-              <w:t xml:space="preserve">29.0</w:t>
-            </w:r>
-          </w:p>
-        </w:tc>
-        <w:tc>
-          <w:tcPr/>
-          <w:p>
-            <w:pPr>
-              <w:pStyle w:val="Compact"/>
-              <w:jc w:val="left"/>
-              <w:rPr>
-                <w:sz w:val="16"/>
-                <w:szCs w:val="16"/>
-              </w:rPr>
-            </w:pPr>
-            <w:r>
-              <w:rPr>
-                <w:sz w:val="16"/>
-                <w:szCs w:val="16"/>
-              </w:rPr>
-              <w:t xml:space="preserve">28.1</w:t>
-            </w:r>
-          </w:p>
-        </w:tc>
-        <w:tc>
-          <w:tcPr/>
-          <w:p>
-            <w:pPr>
-              <w:pStyle w:val="Compact"/>
-              <w:jc w:val="left"/>
-              <w:rPr>
-                <w:sz w:val="16"/>
-                <w:szCs w:val="16"/>
-              </w:rPr>
-            </w:pPr>
-            <w:r>
-              <w:rPr>
-                <w:sz w:val="16"/>
-                <w:szCs w:val="16"/>
-              </w:rPr>
-              <w:t xml:space="preserve">41.6</w:t>
+              <w:t xml:space="preserve">Stand height (m)</w:t>
+            </w:r>
+          </w:p>
+        </w:tc>
+        <w:tc>
+          <w:tcPr/>
+          <w:p>
+            <w:pPr>
+              <w:pStyle w:val="Compact"/>
+              <w:jc w:val="left"/>
+              <w:rPr>
+                <w:sz w:val="16"/>
+                <w:szCs w:val="16"/>
+              </w:rPr>
+            </w:pPr>
+            <w:r>
+              <w:rPr>
+                <w:sz w:val="16"/>
+                <w:szCs w:val="16"/>
+              </w:rPr>
+              <w:t xml:space="preserve">122,700</w:t>
+            </w:r>
+          </w:p>
+        </w:tc>
+        <w:tc>
+          <w:tcPr/>
+          <w:p>
+            <w:pPr>
+              <w:pStyle w:val="Compact"/>
+              <w:jc w:val="left"/>
+              <w:rPr>
+                <w:sz w:val="16"/>
+                <w:szCs w:val="16"/>
+              </w:rPr>
+            </w:pPr>
+            <w:r>
+              <w:rPr>
+                <w:sz w:val="16"/>
+                <w:szCs w:val="16"/>
+              </w:rPr>
+              <w:t xml:space="preserve">28.07</w:t>
+            </w:r>
+          </w:p>
+        </w:tc>
+        <w:tc>
+          <w:tcPr/>
+          <w:p>
+            <w:pPr>
+              <w:pStyle w:val="Compact"/>
+              <w:jc w:val="left"/>
+              <w:rPr>
+                <w:sz w:val="16"/>
+                <w:szCs w:val="16"/>
+              </w:rPr>
+            </w:pPr>
+            <w:r>
+              <w:rPr>
+                <w:sz w:val="16"/>
+                <w:szCs w:val="16"/>
+              </w:rPr>
+              <w:t xml:space="preserve">6.05</w:t>
+            </w:r>
+          </w:p>
+        </w:tc>
+        <w:tc>
+          <w:tcPr/>
+          <w:p>
+            <w:pPr>
+              <w:pStyle w:val="Compact"/>
+              <w:jc w:val="left"/>
+              <w:rPr>
+                <w:sz w:val="16"/>
+                <w:szCs w:val="16"/>
+              </w:rPr>
+            </w:pPr>
+            <w:r>
+              <w:rPr>
+                <w:sz w:val="16"/>
+                <w:szCs w:val="16"/>
+              </w:rPr>
+              <w:t xml:space="preserve">0.017</w:t>
+            </w:r>
+          </w:p>
+        </w:tc>
+        <w:tc>
+          <w:tcPr/>
+          <w:p>
+            <w:pPr>
+              <w:pStyle w:val="Compact"/>
+              <w:jc w:val="left"/>
+              <w:rPr>
+                <w:sz w:val="16"/>
+                <w:szCs w:val="16"/>
+              </w:rPr>
+            </w:pPr>
+            <w:r>
+              <w:rPr>
+                <w:sz w:val="16"/>
+                <w:szCs w:val="16"/>
+              </w:rPr>
+              <w:t xml:space="preserve">29.00</w:t>
+            </w:r>
+          </w:p>
+        </w:tc>
+        <w:tc>
+          <w:tcPr/>
+          <w:p>
+            <w:pPr>
+              <w:pStyle w:val="Compact"/>
+              <w:jc w:val="left"/>
+              <w:rPr>
+                <w:sz w:val="16"/>
+                <w:szCs w:val="16"/>
+              </w:rPr>
+            </w:pPr>
+            <w:r>
+              <w:rPr>
+                <w:sz w:val="16"/>
+                <w:szCs w:val="16"/>
+              </w:rPr>
+              <w:t xml:space="preserve">7.70</w:t>
+            </w:r>
+          </w:p>
+        </w:tc>
+        <w:tc>
+          <w:tcPr/>
+          <w:p>
+            <w:pPr>
+              <w:pStyle w:val="Compact"/>
+              <w:jc w:val="left"/>
+              <w:rPr>
+                <w:sz w:val="16"/>
+                <w:szCs w:val="16"/>
+              </w:rPr>
+            </w:pPr>
+            <w:r>
+              <w:rPr>
+                <w:sz w:val="16"/>
+                <w:szCs w:val="16"/>
+              </w:rPr>
+              <w:t xml:space="preserve">41.60</w:t>
+            </w:r>
+          </w:p>
+        </w:tc>
+        <w:tc>
+          <w:tcPr/>
+          <w:p>
+            <w:pPr>
+              <w:pStyle w:val="Compact"/>
+              <w:jc w:val="left"/>
+              <w:rPr>
+                <w:sz w:val="16"/>
+                <w:szCs w:val="16"/>
+              </w:rPr>
+            </w:pPr>
+            <w:r>
+              <w:rPr>
+                <w:sz w:val="16"/>
+                <w:szCs w:val="16"/>
+              </w:rPr>
+              <w:t xml:space="preserve">-0.70</w:t>
+            </w:r>
+          </w:p>
+        </w:tc>
+        <w:tc>
+          <w:tcPr/>
+          <w:p>
+            <w:pPr>
+              <w:pStyle w:val="Compact"/>
+              <w:jc w:val="left"/>
+              <w:rPr>
+                <w:sz w:val="16"/>
+                <w:szCs w:val="16"/>
+              </w:rPr>
+            </w:pPr>
+            <w:r>
+              <w:rPr>
+                <w:sz w:val="16"/>
+                <w:szCs w:val="16"/>
+              </w:rPr>
+              <w:t xml:space="preserve">1.79</w:t>
             </w:r>
           </w:p>
         </w:tc>
@@ -2377,87 +3082,187 @@
                 <w:sz w:val="16"/>
                 <w:szCs w:val="16"/>
               </w:rPr>
-              <w:t xml:space="preserve">PinePct</w:t>
-            </w:r>
-          </w:p>
-        </w:tc>
-        <w:tc>
-          <w:tcPr/>
-          <w:p>
-            <w:pPr>
-              <w:pStyle w:val="Compact"/>
-              <w:jc w:val="left"/>
-              <w:rPr>
-                <w:sz w:val="16"/>
-                <w:szCs w:val="16"/>
-              </w:rPr>
-            </w:pPr>
-            <w:r>
-              <w:rPr>
-                <w:sz w:val="16"/>
-                <w:szCs w:val="16"/>
-              </w:rPr>
-              <w:t xml:space="preserve">0.0</w:t>
-            </w:r>
-          </w:p>
-        </w:tc>
-        <w:tc>
-          <w:tcPr/>
-          <w:p>
-            <w:pPr>
-              <w:pStyle w:val="Compact"/>
-              <w:jc w:val="left"/>
-              <w:rPr>
-                <w:sz w:val="16"/>
-                <w:szCs w:val="16"/>
-              </w:rPr>
-            </w:pPr>
-            <w:r>
-              <w:rPr>
-                <w:sz w:val="16"/>
-                <w:szCs w:val="16"/>
-              </w:rPr>
-              <w:t xml:space="preserve">10.0</w:t>
-            </w:r>
-          </w:p>
-        </w:tc>
-        <w:tc>
-          <w:tcPr/>
-          <w:p>
-            <w:pPr>
-              <w:pStyle w:val="Compact"/>
-              <w:jc w:val="left"/>
-              <w:rPr>
-                <w:sz w:val="16"/>
-                <w:szCs w:val="16"/>
-              </w:rPr>
-            </w:pPr>
-            <w:r>
-              <w:rPr>
-                <w:sz w:val="16"/>
-                <w:szCs w:val="16"/>
-              </w:rPr>
-              <w:t xml:space="preserve">17.4</w:t>
-            </w:r>
-          </w:p>
-        </w:tc>
-        <w:tc>
-          <w:tcPr/>
-          <w:p>
-            <w:pPr>
-              <w:pStyle w:val="Compact"/>
-              <w:jc w:val="left"/>
-              <w:rPr>
-                <w:sz w:val="16"/>
-                <w:szCs w:val="16"/>
-              </w:rPr>
-            </w:pPr>
-            <w:r>
-              <w:rPr>
-                <w:sz w:val="16"/>
-                <w:szCs w:val="16"/>
-              </w:rPr>
-              <w:t xml:space="preserve">100.0</w:t>
+              <w:t xml:space="preserve">Standing volume (m3/ha)</w:t>
+            </w:r>
+          </w:p>
+        </w:tc>
+        <w:tc>
+          <w:tcPr/>
+          <w:p>
+            <w:pPr>
+              <w:pStyle w:val="Compact"/>
+              <w:jc w:val="left"/>
+              <w:rPr>
+                <w:sz w:val="16"/>
+                <w:szCs w:val="16"/>
+              </w:rPr>
+            </w:pPr>
+            <w:r>
+              <w:rPr>
+                <w:sz w:val="16"/>
+                <w:szCs w:val="16"/>
+              </w:rPr>
+              <w:t xml:space="preserve">122,700</w:t>
+            </w:r>
+          </w:p>
+        </w:tc>
+        <w:tc>
+          <w:tcPr/>
+          <w:p>
+            <w:pPr>
+              <w:pStyle w:val="Compact"/>
+              <w:jc w:val="left"/>
+              <w:rPr>
+                <w:sz w:val="16"/>
+                <w:szCs w:val="16"/>
+              </w:rPr>
+            </w:pPr>
+            <w:r>
+              <w:rPr>
+                <w:sz w:val="16"/>
+                <w:szCs w:val="16"/>
+              </w:rPr>
+              <w:t xml:space="preserve">283.40</w:t>
+            </w:r>
+          </w:p>
+        </w:tc>
+        <w:tc>
+          <w:tcPr/>
+          <w:p>
+            <w:pPr>
+              <w:pStyle w:val="Compact"/>
+              <w:jc w:val="left"/>
+              <w:rPr>
+                <w:sz w:val="16"/>
+                <w:szCs w:val="16"/>
+              </w:rPr>
+            </w:pPr>
+            <w:r>
+              <w:rPr>
+                <w:sz w:val="16"/>
+                <w:szCs w:val="16"/>
+              </w:rPr>
+              <w:t xml:space="preserve">129.22</w:t>
+            </w:r>
+          </w:p>
+        </w:tc>
+        <w:tc>
+          <w:tcPr/>
+          <w:p>
+            <w:pPr>
+              <w:pStyle w:val="Compact"/>
+              <w:jc w:val="left"/>
+              <w:rPr>
+                <w:sz w:val="16"/>
+                <w:szCs w:val="16"/>
+              </w:rPr>
+            </w:pPr>
+            <w:r>
+              <w:rPr>
+                <w:sz w:val="16"/>
+                <w:szCs w:val="16"/>
+              </w:rPr>
+              <w:t xml:space="preserve">0.369</w:t>
+            </w:r>
+          </w:p>
+        </w:tc>
+        <w:tc>
+          <w:tcPr/>
+          <w:p>
+            <w:pPr>
+              <w:pStyle w:val="Compact"/>
+              <w:jc w:val="left"/>
+              <w:rPr>
+                <w:sz w:val="16"/>
+                <w:szCs w:val="16"/>
+              </w:rPr>
+            </w:pPr>
+            <w:r>
+              <w:rPr>
+                <w:sz w:val="16"/>
+                <w:szCs w:val="16"/>
+              </w:rPr>
+              <w:t xml:space="preserve">292.90</w:t>
+            </w:r>
+          </w:p>
+        </w:tc>
+        <w:tc>
+          <w:tcPr/>
+          <w:p>
+            <w:pPr>
+              <w:pStyle w:val="Compact"/>
+              <w:jc w:val="left"/>
+              <w:rPr>
+                <w:sz w:val="16"/>
+                <w:szCs w:val="16"/>
+              </w:rPr>
+            </w:pPr>
+            <w:r>
+              <w:rPr>
+                <w:sz w:val="16"/>
+                <w:szCs w:val="16"/>
+              </w:rPr>
+              <w:t xml:space="preserve">0.90</w:t>
+            </w:r>
+          </w:p>
+        </w:tc>
+        <w:tc>
+          <w:tcPr/>
+          <w:p>
+            <w:pPr>
+              <w:pStyle w:val="Compact"/>
+              <w:jc w:val="left"/>
+              <w:rPr>
+                <w:sz w:val="16"/>
+                <w:szCs w:val="16"/>
+              </w:rPr>
+            </w:pPr>
+            <w:r>
+              <w:rPr>
+                <w:sz w:val="16"/>
+                <w:szCs w:val="16"/>
+              </w:rPr>
+              <w:t xml:space="preserve">620.32</w:t>
+            </w:r>
+          </w:p>
+        </w:tc>
+        <w:tc>
+          <w:tcPr/>
+          <w:p>
+            <w:pPr>
+              <w:pStyle w:val="Compact"/>
+              <w:jc w:val="left"/>
+              <w:rPr>
+                <w:sz w:val="16"/>
+                <w:szCs w:val="16"/>
+              </w:rPr>
+            </w:pPr>
+            <w:r>
+              <w:rPr>
+                <w:sz w:val="16"/>
+                <w:szCs w:val="16"/>
+              </w:rPr>
+              <w:t xml:space="preserve">0.00</w:t>
+            </w:r>
+          </w:p>
+        </w:tc>
+        <w:tc>
+          <w:tcPr/>
+          <w:p>
+            <w:pPr>
+              <w:pStyle w:val="Compact"/>
+              <w:jc w:val="left"/>
+              <w:rPr>
+                <w:sz w:val="16"/>
+                <w:szCs w:val="16"/>
+              </w:rPr>
+            </w:pPr>
+            <w:r>
+              <w:rPr>
+                <w:sz w:val="16"/>
+                <w:szCs w:val="16"/>
+              </w:rPr>
+              <w:t xml:space="preserve">-0.02</w:t>
             </w:r>
           </w:p>
         </w:tc>
@@ -2482,87 +3287,187 @@
                 <w:sz w:val="16"/>
                 <w:szCs w:val="16"/>
               </w:rPr>
-              <w:t xml:space="preserve">QUAD_DIAM_125</w:t>
-            </w:r>
-          </w:p>
-        </w:tc>
-        <w:tc>
-          <w:tcPr/>
-          <w:p>
-            <w:pPr>
-              <w:pStyle w:val="Compact"/>
-              <w:jc w:val="left"/>
-              <w:rPr>
-                <w:sz w:val="16"/>
-                <w:szCs w:val="16"/>
-              </w:rPr>
-            </w:pPr>
-            <w:r>
-              <w:rPr>
-                <w:sz w:val="16"/>
-                <w:szCs w:val="16"/>
-              </w:rPr>
-              <w:t xml:space="preserve">13.5</w:t>
-            </w:r>
-          </w:p>
-        </w:tc>
-        <w:tc>
-          <w:tcPr/>
-          <w:p>
-            <w:pPr>
-              <w:pStyle w:val="Compact"/>
-              <w:jc w:val="left"/>
-              <w:rPr>
-                <w:sz w:val="16"/>
-                <w:szCs w:val="16"/>
-              </w:rPr>
-            </w:pPr>
-            <w:r>
-              <w:rPr>
-                <w:sz w:val="16"/>
-                <w:szCs w:val="16"/>
-              </w:rPr>
-              <w:t xml:space="preserve">30.3</w:t>
-            </w:r>
-          </w:p>
-        </w:tc>
-        <w:tc>
-          <w:tcPr/>
-          <w:p>
-            <w:pPr>
-              <w:pStyle w:val="Compact"/>
-              <w:jc w:val="left"/>
-              <w:rPr>
-                <w:sz w:val="16"/>
-                <w:szCs w:val="16"/>
-              </w:rPr>
-            </w:pPr>
-            <w:r>
-              <w:rPr>
-                <w:sz w:val="16"/>
-                <w:szCs w:val="16"/>
-              </w:rPr>
-              <w:t xml:space="preserve">30.1</w:t>
-            </w:r>
-          </w:p>
-        </w:tc>
-        <w:tc>
-          <w:tcPr/>
-          <w:p>
-            <w:pPr>
-              <w:pStyle w:val="Compact"/>
-              <w:jc w:val="left"/>
-              <w:rPr>
-                <w:sz w:val="16"/>
-                <w:szCs w:val="16"/>
-              </w:rPr>
-            </w:pPr>
-            <w:r>
-              <w:rPr>
-                <w:sz w:val="16"/>
-                <w:szCs w:val="16"/>
-              </w:rPr>
-              <w:t xml:space="preserve">62.3</w:t>
+              <w:t xml:space="preserve">Lodgepole pine cover (%)</w:t>
+            </w:r>
+          </w:p>
+        </w:tc>
+        <w:tc>
+          <w:tcPr/>
+          <w:p>
+            <w:pPr>
+              <w:pStyle w:val="Compact"/>
+              <w:jc w:val="left"/>
+              <w:rPr>
+                <w:sz w:val="16"/>
+                <w:szCs w:val="16"/>
+              </w:rPr>
+            </w:pPr>
+            <w:r>
+              <w:rPr>
+                <w:sz w:val="16"/>
+                <w:szCs w:val="16"/>
+              </w:rPr>
+              <w:t xml:space="preserve">122,700</w:t>
+            </w:r>
+          </w:p>
+        </w:tc>
+        <w:tc>
+          <w:tcPr/>
+          <w:p>
+            <w:pPr>
+              <w:pStyle w:val="Compact"/>
+              <w:jc w:val="left"/>
+              <w:rPr>
+                <w:sz w:val="16"/>
+                <w:szCs w:val="16"/>
+              </w:rPr>
+            </w:pPr>
+            <w:r>
+              <w:rPr>
+                <w:sz w:val="16"/>
+                <w:szCs w:val="16"/>
+              </w:rPr>
+              <w:t xml:space="preserve">17.36</w:t>
+            </w:r>
+          </w:p>
+        </w:tc>
+        <w:tc>
+          <w:tcPr/>
+          <w:p>
+            <w:pPr>
+              <w:pStyle w:val="Compact"/>
+              <w:jc w:val="left"/>
+              <w:rPr>
+                <w:sz w:val="16"/>
+                <w:szCs w:val="16"/>
+              </w:rPr>
+            </w:pPr>
+            <w:r>
+              <w:rPr>
+                <w:sz w:val="16"/>
+                <w:szCs w:val="16"/>
+              </w:rPr>
+              <w:t xml:space="preserve">22.82</w:t>
+            </w:r>
+          </w:p>
+        </w:tc>
+        <w:tc>
+          <w:tcPr/>
+          <w:p>
+            <w:pPr>
+              <w:pStyle w:val="Compact"/>
+              <w:jc w:val="left"/>
+              <w:rPr>
+                <w:sz w:val="16"/>
+                <w:szCs w:val="16"/>
+              </w:rPr>
+            </w:pPr>
+            <w:r>
+              <w:rPr>
+                <w:sz w:val="16"/>
+                <w:szCs w:val="16"/>
+              </w:rPr>
+              <w:t xml:space="preserve">0.065</w:t>
+            </w:r>
+          </w:p>
+        </w:tc>
+        <w:tc>
+          <w:tcPr/>
+          <w:p>
+            <w:pPr>
+              <w:pStyle w:val="Compact"/>
+              <w:jc w:val="left"/>
+              <w:rPr>
+                <w:sz w:val="16"/>
+                <w:szCs w:val="16"/>
+              </w:rPr>
+            </w:pPr>
+            <w:r>
+              <w:rPr>
+                <w:sz w:val="16"/>
+                <w:szCs w:val="16"/>
+              </w:rPr>
+              <w:t xml:space="preserve">10.00</w:t>
+            </w:r>
+          </w:p>
+        </w:tc>
+        <w:tc>
+          <w:tcPr/>
+          <w:p>
+            <w:pPr>
+              <w:pStyle w:val="Compact"/>
+              <w:jc w:val="left"/>
+              <w:rPr>
+                <w:sz w:val="16"/>
+                <w:szCs w:val="16"/>
+              </w:rPr>
+            </w:pPr>
+            <w:r>
+              <w:rPr>
+                <w:sz w:val="16"/>
+                <w:szCs w:val="16"/>
+              </w:rPr>
+              <w:t xml:space="preserve">0.00</w:t>
+            </w:r>
+          </w:p>
+        </w:tc>
+        <w:tc>
+          <w:tcPr/>
+          <w:p>
+            <w:pPr>
+              <w:pStyle w:val="Compact"/>
+              <w:jc w:val="left"/>
+              <w:rPr>
+                <w:sz w:val="16"/>
+                <w:szCs w:val="16"/>
+              </w:rPr>
+            </w:pPr>
+            <w:r>
+              <w:rPr>
+                <w:sz w:val="16"/>
+                <w:szCs w:val="16"/>
+              </w:rPr>
+              <w:t xml:space="preserve">100.00</w:t>
+            </w:r>
+          </w:p>
+        </w:tc>
+        <w:tc>
+          <w:tcPr/>
+          <w:p>
+            <w:pPr>
+              <w:pStyle w:val="Compact"/>
+              <w:jc w:val="left"/>
+              <w:rPr>
+                <w:sz w:val="16"/>
+                <w:szCs w:val="16"/>
+              </w:rPr>
+            </w:pPr>
+            <w:r>
+              <w:rPr>
+                <w:sz w:val="16"/>
+                <w:szCs w:val="16"/>
+              </w:rPr>
+              <w:t xml:space="preserve">1.63</w:t>
+            </w:r>
+          </w:p>
+        </w:tc>
+        <w:tc>
+          <w:tcPr/>
+          <w:p>
+            <w:pPr>
+              <w:pStyle w:val="Compact"/>
+              <w:jc w:val="left"/>
+              <w:rPr>
+                <w:sz w:val="16"/>
+                <w:szCs w:val="16"/>
+              </w:rPr>
+            </w:pPr>
+            <w:r>
+              <w:rPr>
+                <w:sz w:val="16"/>
+                <w:szCs w:val="16"/>
+              </w:rPr>
+              <w:t xml:space="preserve">2.09</w:t>
             </w:r>
           </w:p>
         </w:tc>
@@ -2587,87 +3492,187 @@
                 <w:sz w:val="16"/>
                 <w:szCs w:val="16"/>
               </w:rPr>
-              <w:t xml:space="preserve">VRI_LIVE_STEMS_PER_HA</w:t>
-            </w:r>
-          </w:p>
-        </w:tc>
-        <w:tc>
-          <w:tcPr/>
-          <w:p>
-            <w:pPr>
-              <w:pStyle w:val="Compact"/>
-              <w:jc w:val="left"/>
-              <w:rPr>
-                <w:sz w:val="16"/>
-                <w:szCs w:val="16"/>
-              </w:rPr>
-            </w:pPr>
-            <w:r>
-              <w:rPr>
-                <w:sz w:val="16"/>
-                <w:szCs w:val="16"/>
-              </w:rPr>
-              <w:t xml:space="preserve">64.0</w:t>
-            </w:r>
-          </w:p>
-        </w:tc>
-        <w:tc>
-          <w:tcPr/>
-          <w:p>
-            <w:pPr>
-              <w:pStyle w:val="Compact"/>
-              <w:jc w:val="left"/>
-              <w:rPr>
-                <w:sz w:val="16"/>
-                <w:szCs w:val="16"/>
-              </w:rPr>
-            </w:pPr>
-            <w:r>
-              <w:rPr>
-                <w:sz w:val="16"/>
-                <w:szCs w:val="16"/>
-              </w:rPr>
-              <w:t xml:space="preserve">686.0</w:t>
-            </w:r>
-          </w:p>
-        </w:tc>
-        <w:tc>
-          <w:tcPr/>
-          <w:p>
-            <w:pPr>
-              <w:pStyle w:val="Compact"/>
-              <w:jc w:val="left"/>
-              <w:rPr>
-                <w:sz w:val="16"/>
-                <w:szCs w:val="16"/>
-              </w:rPr>
-            </w:pPr>
-            <w:r>
-              <w:rPr>
-                <w:sz w:val="16"/>
-                <w:szCs w:val="16"/>
-              </w:rPr>
-              <w:t xml:space="preserve">670.0</w:t>
-            </w:r>
-          </w:p>
-        </w:tc>
-        <w:tc>
-          <w:tcPr/>
-          <w:p>
-            <w:pPr>
-              <w:pStyle w:val="Compact"/>
-              <w:jc w:val="left"/>
-              <w:rPr>
-                <w:sz w:val="16"/>
-                <w:szCs w:val="16"/>
-              </w:rPr>
-            </w:pPr>
-            <w:r>
-              <w:rPr>
-                <w:sz w:val="16"/>
-                <w:szCs w:val="16"/>
-              </w:rPr>
-              <w:t xml:space="preserve">1614.0</w:t>
+              <w:t xml:space="preserve">Susceptible pine basal area (m2/ha)</w:t>
+            </w:r>
+          </w:p>
+        </w:tc>
+        <w:tc>
+          <w:tcPr/>
+          <w:p>
+            <w:pPr>
+              <w:pStyle w:val="Compact"/>
+              <w:jc w:val="left"/>
+              <w:rPr>
+                <w:sz w:val="16"/>
+                <w:szCs w:val="16"/>
+              </w:rPr>
+            </w:pPr>
+            <w:r>
+              <w:rPr>
+                <w:sz w:val="16"/>
+                <w:szCs w:val="16"/>
+              </w:rPr>
+              <w:t xml:space="preserve">122,700</w:t>
+            </w:r>
+          </w:p>
+        </w:tc>
+        <w:tc>
+          <w:tcPr/>
+          <w:p>
+            <w:pPr>
+              <w:pStyle w:val="Compact"/>
+              <w:jc w:val="left"/>
+              <w:rPr>
+                <w:sz w:val="16"/>
+                <w:szCs w:val="16"/>
+              </w:rPr>
+            </w:pPr>
+            <w:r>
+              <w:rPr>
+                <w:sz w:val="16"/>
+                <w:szCs w:val="16"/>
+              </w:rPr>
+              <w:t xml:space="preserve">5.45</w:t>
+            </w:r>
+          </w:p>
+        </w:tc>
+        <w:tc>
+          <w:tcPr/>
+          <w:p>
+            <w:pPr>
+              <w:pStyle w:val="Compact"/>
+              <w:jc w:val="left"/>
+              <w:rPr>
+                <w:sz w:val="16"/>
+                <w:szCs w:val="16"/>
+              </w:rPr>
+            </w:pPr>
+            <w:r>
+              <w:rPr>
+                <w:sz w:val="16"/>
+                <w:szCs w:val="16"/>
+              </w:rPr>
+              <w:t xml:space="preserve">7.03</w:t>
+            </w:r>
+          </w:p>
+        </w:tc>
+        <w:tc>
+          <w:tcPr/>
+          <w:p>
+            <w:pPr>
+              <w:pStyle w:val="Compact"/>
+              <w:jc w:val="left"/>
+              <w:rPr>
+                <w:sz w:val="16"/>
+                <w:szCs w:val="16"/>
+              </w:rPr>
+            </w:pPr>
+            <w:r>
+              <w:rPr>
+                <w:sz w:val="16"/>
+                <w:szCs w:val="16"/>
+              </w:rPr>
+              <w:t xml:space="preserve">0.020</w:t>
+            </w:r>
+          </w:p>
+        </w:tc>
+        <w:tc>
+          <w:tcPr/>
+          <w:p>
+            <w:pPr>
+              <w:pStyle w:val="Compact"/>
+              <w:jc w:val="left"/>
+              <w:rPr>
+                <w:sz w:val="16"/>
+                <w:szCs w:val="16"/>
+              </w:rPr>
+            </w:pPr>
+            <w:r>
+              <w:rPr>
+                <w:sz w:val="16"/>
+                <w:szCs w:val="16"/>
+              </w:rPr>
+              <w:t xml:space="preserve">3.24</w:t>
+            </w:r>
+          </w:p>
+        </w:tc>
+        <w:tc>
+          <w:tcPr/>
+          <w:p>
+            <w:pPr>
+              <w:pStyle w:val="Compact"/>
+              <w:jc w:val="left"/>
+              <w:rPr>
+                <w:sz w:val="16"/>
+                <w:szCs w:val="16"/>
+              </w:rPr>
+            </w:pPr>
+            <w:r>
+              <w:rPr>
+                <w:sz w:val="16"/>
+                <w:szCs w:val="16"/>
+              </w:rPr>
+              <w:t xml:space="preserve">0.00</w:t>
+            </w:r>
+          </w:p>
+        </w:tc>
+        <w:tc>
+          <w:tcPr/>
+          <w:p>
+            <w:pPr>
+              <w:pStyle w:val="Compact"/>
+              <w:jc w:val="left"/>
+              <w:rPr>
+                <w:sz w:val="16"/>
+                <w:szCs w:val="16"/>
+              </w:rPr>
+            </w:pPr>
+            <w:r>
+              <w:rPr>
+                <w:sz w:val="16"/>
+                <w:szCs w:val="16"/>
+              </w:rPr>
+              <w:t xml:space="preserve">31.67</w:t>
+            </w:r>
+          </w:p>
+        </w:tc>
+        <w:tc>
+          <w:tcPr/>
+          <w:p>
+            <w:pPr>
+              <w:pStyle w:val="Compact"/>
+              <w:jc w:val="left"/>
+              <w:rPr>
+                <w:sz w:val="16"/>
+                <w:szCs w:val="16"/>
+              </w:rPr>
+            </w:pPr>
+            <w:r>
+              <w:rPr>
+                <w:sz w:val="16"/>
+                <w:szCs w:val="16"/>
+              </w:rPr>
+              <w:t xml:space="preserve">1.52</w:t>
+            </w:r>
+          </w:p>
+        </w:tc>
+        <w:tc>
+          <w:tcPr/>
+          <w:p>
+            <w:pPr>
+              <w:pStyle w:val="Compact"/>
+              <w:jc w:val="left"/>
+              <w:rPr>
+                <w:sz w:val="16"/>
+                <w:szCs w:val="16"/>
+              </w:rPr>
+            </w:pPr>
+            <w:r>
+              <w:rPr>
+                <w:sz w:val="16"/>
+                <w:szCs w:val="16"/>
+              </w:rPr>
+              <w:t xml:space="preserve">1.86</w:t>
             </w:r>
           </w:p>
         </w:tc>
@@ -2699,10 +3704,16 @@
         <w:tblLayout w:type="fixed"/>
       </w:tblPr>
       <w:tblGrid>
-        <w:gridCol w:w="2338"/>
-        <w:gridCol w:w="2338"/>
-        <w:gridCol w:w="2338"/>
-        <w:gridCol w:w="2340"/>
+        <w:gridCol w:w="3151"/>
+        <w:gridCol w:w="648"/>
+        <w:gridCol w:w="556"/>
+        <w:gridCol w:w="556"/>
+        <w:gridCol w:w="833"/>
+        <w:gridCol w:w="556"/>
+        <w:gridCol w:w="556"/>
+        <w:gridCol w:w="833"/>
+        <w:gridCol w:w="556"/>
+        <w:gridCol w:w="1109"/>
       </w:tblGrid>
       <w:tr>
         <w:trPr>
@@ -2745,26 +3756,6 @@
                 <w:sz w:val="16"/>
                 <w:szCs w:val="16"/>
               </w:rPr>
-              <w:t xml:space="preserve">Parameters</w:t>
-            </w:r>
-          </w:p>
-        </w:tc>
-        <w:tc>
-          <w:tcPr/>
-          <w:p>
-            <w:pPr>
-              <w:pStyle w:val="Compact"/>
-              <w:jc w:val="left"/>
-              <w:rPr>
-                <w:sz w:val="16"/>
-                <w:szCs w:val="16"/>
-              </w:rPr>
-            </w:pPr>
-            <w:r>
-              <w:rPr>
-                <w:sz w:val="16"/>
-                <w:szCs w:val="16"/>
-              </w:rPr>
               <w:t xml:space="preserve">AIC</w:t>
             </w:r>
           </w:p>
@@ -2785,7 +3776,147 @@
                 <w:sz w:val="16"/>
                 <w:szCs w:val="16"/>
               </w:rPr>
-              <w:t xml:space="preserve">dAIC</w:t>
+              <w:t xml:space="preserve">ΔAIC</w:t>
+            </w:r>
+          </w:p>
+        </w:tc>
+        <w:tc>
+          <w:tcPr/>
+          <w:p>
+            <w:pPr>
+              <w:pStyle w:val="Compact"/>
+              <w:jc w:val="left"/>
+              <w:rPr>
+                <w:sz w:val="16"/>
+                <w:szCs w:val="16"/>
+              </w:rPr>
+            </w:pPr>
+            <w:r>
+              <w:rPr>
+                <w:sz w:val="16"/>
+                <w:szCs w:val="16"/>
+              </w:rPr>
+              <w:t xml:space="preserve">RMSE</w:t>
+            </w:r>
+          </w:p>
+        </w:tc>
+        <w:tc>
+          <w:tcPr/>
+          <w:p>
+            <w:pPr>
+              <w:pStyle w:val="Compact"/>
+              <w:jc w:val="left"/>
+              <w:rPr>
+                <w:sz w:val="16"/>
+                <w:szCs w:val="16"/>
+              </w:rPr>
+            </w:pPr>
+            <w:r>
+              <w:rPr>
+                <w:sz w:val="16"/>
+                <w:szCs w:val="16"/>
+              </w:rPr>
+              <w:t xml:space="preserve">RMSE (%)</w:t>
+            </w:r>
+          </w:p>
+        </w:tc>
+        <w:tc>
+          <w:tcPr/>
+          <w:p>
+            <w:pPr>
+              <w:pStyle w:val="Compact"/>
+              <w:jc w:val="left"/>
+              <w:rPr>
+                <w:sz w:val="16"/>
+                <w:szCs w:val="16"/>
+              </w:rPr>
+            </w:pPr>
+            <w:r>
+              <w:rPr>
+                <w:sz w:val="16"/>
+                <w:szCs w:val="16"/>
+              </w:rPr>
+              <w:t xml:space="preserve">MAE</w:t>
+            </w:r>
+          </w:p>
+        </w:tc>
+        <w:tc>
+          <w:tcPr/>
+          <w:p>
+            <w:pPr>
+              <w:pStyle w:val="Compact"/>
+              <w:jc w:val="left"/>
+              <w:rPr>
+                <w:sz w:val="16"/>
+                <w:szCs w:val="16"/>
+              </w:rPr>
+            </w:pPr>
+            <w:r>
+              <w:rPr>
+                <w:sz w:val="16"/>
+                <w:szCs w:val="16"/>
+              </w:rPr>
+              <w:t xml:space="preserve">Brier</w:t>
+            </w:r>
+          </w:p>
+        </w:tc>
+        <w:tc>
+          <w:tcPr/>
+          <w:p>
+            <w:pPr>
+              <w:pStyle w:val="Compact"/>
+              <w:jc w:val="left"/>
+              <w:rPr>
+                <w:sz w:val="16"/>
+                <w:szCs w:val="16"/>
+              </w:rPr>
+            </w:pPr>
+            <w:r>
+              <w:rPr>
+                <w:sz w:val="16"/>
+                <w:szCs w:val="16"/>
+              </w:rPr>
+              <w:t xml:space="preserve">Log loss</w:t>
+            </w:r>
+          </w:p>
+        </w:tc>
+        <w:tc>
+          <w:tcPr/>
+          <w:p>
+            <w:pPr>
+              <w:pStyle w:val="Compact"/>
+              <w:jc w:val="left"/>
+              <w:rPr>
+                <w:sz w:val="16"/>
+                <w:szCs w:val="16"/>
+              </w:rPr>
+            </w:pPr>
+            <w:r>
+              <w:rPr>
+                <w:sz w:val="16"/>
+                <w:szCs w:val="16"/>
+              </w:rPr>
+              <w:t xml:space="preserve">AUC</w:t>
+            </w:r>
+          </w:p>
+        </w:tc>
+        <w:tc>
+          <w:tcPr/>
+          <w:p>
+            <w:pPr>
+              <w:pStyle w:val="Compact"/>
+              <w:jc w:val="left"/>
+              <w:rPr>
+                <w:sz w:val="16"/>
+                <w:szCs w:val="16"/>
+              </w:rPr>
+            </w:pPr>
+            <w:r>
+              <w:rPr>
+                <w:sz w:val="16"/>
+                <w:szCs w:val="16"/>
+              </w:rPr>
+              <w:t xml:space="preserve">Brier skill</w:t>
             </w:r>
           </w:p>
         </w:tc>
@@ -2830,26 +3961,6 @@
                 <w:sz w:val="16"/>
                 <w:szCs w:val="16"/>
               </w:rPr>
-              <w:t xml:space="preserve">15</w:t>
-            </w:r>
-          </w:p>
-        </w:tc>
-        <w:tc>
-          <w:tcPr/>
-          <w:p>
-            <w:pPr>
-              <w:pStyle w:val="Compact"/>
-              <w:jc w:val="left"/>
-              <w:rPr>
-                <w:sz w:val="16"/>
-                <w:szCs w:val="16"/>
-              </w:rPr>
-            </w:pPr>
-            <w:r>
-              <w:rPr>
-                <w:sz w:val="16"/>
-                <w:szCs w:val="16"/>
-              </w:rPr>
               <w:t xml:space="preserve">49,547</w:t>
             </w:r>
           </w:p>
@@ -2871,6 +3982,146 @@
                 <w:szCs w:val="16"/>
               </w:rPr>
               <w:t xml:space="preserve">2,307</w:t>
+            </w:r>
+          </w:p>
+        </w:tc>
+        <w:tc>
+          <w:tcPr/>
+          <w:p>
+            <w:pPr>
+              <w:pStyle w:val="Compact"/>
+              <w:jc w:val="left"/>
+              <w:rPr>
+                <w:sz w:val="16"/>
+                <w:szCs w:val="16"/>
+              </w:rPr>
+            </w:pPr>
+            <w:r>
+              <w:rPr>
+                <w:sz w:val="16"/>
+                <w:szCs w:val="16"/>
+              </w:rPr>
+              <w:t xml:space="preserve">0.416</w:t>
+            </w:r>
+          </w:p>
+        </w:tc>
+        <w:tc>
+          <w:tcPr/>
+          <w:p>
+            <w:pPr>
+              <w:pStyle w:val="Compact"/>
+              <w:jc w:val="left"/>
+              <w:rPr>
+                <w:sz w:val="16"/>
+                <w:szCs w:val="16"/>
+              </w:rPr>
+            </w:pPr>
+            <w:r>
+              <w:rPr>
+                <w:sz w:val="16"/>
+                <w:szCs w:val="16"/>
+              </w:rPr>
+              <w:t xml:space="preserve">128.3</w:t>
+            </w:r>
+          </w:p>
+        </w:tc>
+        <w:tc>
+          <w:tcPr/>
+          <w:p>
+            <w:pPr>
+              <w:pStyle w:val="Compact"/>
+              <w:jc w:val="left"/>
+              <w:rPr>
+                <w:sz w:val="16"/>
+                <w:szCs w:val="16"/>
+              </w:rPr>
+            </w:pPr>
+            <w:r>
+              <w:rPr>
+                <w:sz w:val="16"/>
+                <w:szCs w:val="16"/>
+              </w:rPr>
+              <w:t xml:space="preserve">0.346</w:t>
+            </w:r>
+          </w:p>
+        </w:tc>
+        <w:tc>
+          <w:tcPr/>
+          <w:p>
+            <w:pPr>
+              <w:pStyle w:val="Compact"/>
+              <w:jc w:val="left"/>
+              <w:rPr>
+                <w:sz w:val="16"/>
+                <w:szCs w:val="16"/>
+              </w:rPr>
+            </w:pPr>
+            <w:r>
+              <w:rPr>
+                <w:sz w:val="16"/>
+                <w:szCs w:val="16"/>
+              </w:rPr>
+              <w:t xml:space="preserve">0.173</w:t>
+            </w:r>
+          </w:p>
+        </w:tc>
+        <w:tc>
+          <w:tcPr/>
+          <w:p>
+            <w:pPr>
+              <w:pStyle w:val="Compact"/>
+              <w:jc w:val="left"/>
+              <w:rPr>
+                <w:sz w:val="16"/>
+                <w:szCs w:val="16"/>
+              </w:rPr>
+            </w:pPr>
+            <w:r>
+              <w:rPr>
+                <w:sz w:val="16"/>
+                <w:szCs w:val="16"/>
+              </w:rPr>
+              <w:t xml:space="preserve">0.523</w:t>
+            </w:r>
+          </w:p>
+        </w:tc>
+        <w:tc>
+          <w:tcPr/>
+          <w:p>
+            <w:pPr>
+              <w:pStyle w:val="Compact"/>
+              <w:jc w:val="left"/>
+              <w:rPr>
+                <w:sz w:val="16"/>
+                <w:szCs w:val="16"/>
+              </w:rPr>
+            </w:pPr>
+            <w:r>
+              <w:rPr>
+                <w:sz w:val="16"/>
+                <w:szCs w:val="16"/>
+              </w:rPr>
+              <w:t xml:space="preserve">0.771</w:t>
+            </w:r>
+          </w:p>
+        </w:tc>
+        <w:tc>
+          <w:tcPr/>
+          <w:p>
+            <w:pPr>
+              <w:pStyle w:val="Compact"/>
+              <w:jc w:val="left"/>
+              <w:rPr>
+                <w:sz w:val="16"/>
+                <w:szCs w:val="16"/>
+              </w:rPr>
+            </w:pPr>
+            <w:r>
+              <w:rPr>
+                <w:sz w:val="16"/>
+                <w:szCs w:val="16"/>
+              </w:rPr>
+              <w:t xml:space="preserve">0.211</w:t>
             </w:r>
           </w:p>
         </w:tc>
@@ -2915,26 +4166,6 @@
                 <w:sz w:val="16"/>
                 <w:szCs w:val="16"/>
               </w:rPr>
-              <w:t xml:space="preserve">18</w:t>
-            </w:r>
-          </w:p>
-        </w:tc>
-        <w:tc>
-          <w:tcPr/>
-          <w:p>
-            <w:pPr>
-              <w:pStyle w:val="Compact"/>
-              <w:jc w:val="left"/>
-              <w:rPr>
-                <w:sz w:val="16"/>
-                <w:szCs w:val="16"/>
-              </w:rPr>
-            </w:pPr>
-            <w:r>
-              <w:rPr>
-                <w:sz w:val="16"/>
-                <w:szCs w:val="16"/>
-              </w:rPr>
               <w:t xml:space="preserve">49,049</w:t>
             </w:r>
           </w:p>
@@ -2956,6 +4187,146 @@
                 <w:szCs w:val="16"/>
               </w:rPr>
               <w:t xml:space="preserve">1,809</w:t>
+            </w:r>
+          </w:p>
+        </w:tc>
+        <w:tc>
+          <w:tcPr/>
+          <w:p>
+            <w:pPr>
+              <w:pStyle w:val="Compact"/>
+              <w:jc w:val="left"/>
+              <w:rPr>
+                <w:sz w:val="16"/>
+                <w:szCs w:val="16"/>
+              </w:rPr>
+            </w:pPr>
+            <w:r>
+              <w:rPr>
+                <w:sz w:val="16"/>
+                <w:szCs w:val="16"/>
+              </w:rPr>
+              <w:t xml:space="preserve">0.412</w:t>
+            </w:r>
+          </w:p>
+        </w:tc>
+        <w:tc>
+          <w:tcPr/>
+          <w:p>
+            <w:pPr>
+              <w:pStyle w:val="Compact"/>
+              <w:jc w:val="left"/>
+              <w:rPr>
+                <w:sz w:val="16"/>
+                <w:szCs w:val="16"/>
+              </w:rPr>
+            </w:pPr>
+            <w:r>
+              <w:rPr>
+                <w:sz w:val="16"/>
+                <w:szCs w:val="16"/>
+              </w:rPr>
+              <w:t xml:space="preserve">127.3</w:t>
+            </w:r>
+          </w:p>
+        </w:tc>
+        <w:tc>
+          <w:tcPr/>
+          <w:p>
+            <w:pPr>
+              <w:pStyle w:val="Compact"/>
+              <w:jc w:val="left"/>
+              <w:rPr>
+                <w:sz w:val="16"/>
+                <w:szCs w:val="16"/>
+              </w:rPr>
+            </w:pPr>
+            <w:r>
+              <w:rPr>
+                <w:sz w:val="16"/>
+                <w:szCs w:val="16"/>
+              </w:rPr>
+              <w:t xml:space="preserve">0.342</w:t>
+            </w:r>
+          </w:p>
+        </w:tc>
+        <w:tc>
+          <w:tcPr/>
+          <w:p>
+            <w:pPr>
+              <w:pStyle w:val="Compact"/>
+              <w:jc w:val="left"/>
+              <w:rPr>
+                <w:sz w:val="16"/>
+                <w:szCs w:val="16"/>
+              </w:rPr>
+            </w:pPr>
+            <w:r>
+              <w:rPr>
+                <w:sz w:val="16"/>
+                <w:szCs w:val="16"/>
+              </w:rPr>
+              <w:t xml:space="preserve">0.170</w:t>
+            </w:r>
+          </w:p>
+        </w:tc>
+        <w:tc>
+          <w:tcPr/>
+          <w:p>
+            <w:pPr>
+              <w:pStyle w:val="Compact"/>
+              <w:jc w:val="left"/>
+              <w:rPr>
+                <w:sz w:val="16"/>
+                <w:szCs w:val="16"/>
+              </w:rPr>
+            </w:pPr>
+            <w:r>
+              <w:rPr>
+                <w:sz w:val="16"/>
+                <w:szCs w:val="16"/>
+              </w:rPr>
+              <w:t xml:space="preserve">0.518</w:t>
+            </w:r>
+          </w:p>
+        </w:tc>
+        <w:tc>
+          <w:tcPr/>
+          <w:p>
+            <w:pPr>
+              <w:pStyle w:val="Compact"/>
+              <w:jc w:val="left"/>
+              <w:rPr>
+                <w:sz w:val="16"/>
+                <w:szCs w:val="16"/>
+              </w:rPr>
+            </w:pPr>
+            <w:r>
+              <w:rPr>
+                <w:sz w:val="16"/>
+                <w:szCs w:val="16"/>
+              </w:rPr>
+              <w:t xml:space="preserve">0.775</w:t>
+            </w:r>
+          </w:p>
+        </w:tc>
+        <w:tc>
+          <w:tcPr/>
+          <w:p>
+            <w:pPr>
+              <w:pStyle w:val="Compact"/>
+              <w:jc w:val="left"/>
+              <w:rPr>
+                <w:sz w:val="16"/>
+                <w:szCs w:val="16"/>
+              </w:rPr>
+            </w:pPr>
+            <w:r>
+              <w:rPr>
+                <w:sz w:val="16"/>
+                <w:szCs w:val="16"/>
+              </w:rPr>
+              <w:t xml:space="preserve">0.223</w:t>
             </w:r>
           </w:p>
         </w:tc>
@@ -3000,26 +4371,6 @@
                 <w:sz w:val="16"/>
                 <w:szCs w:val="16"/>
               </w:rPr>
-              <w:t xml:space="preserve">25</w:t>
-            </w:r>
-          </w:p>
-        </w:tc>
-        <w:tc>
-          <w:tcPr/>
-          <w:p>
-            <w:pPr>
-              <w:pStyle w:val="Compact"/>
-              <w:jc w:val="left"/>
-              <w:rPr>
-                <w:sz w:val="16"/>
-                <w:szCs w:val="16"/>
-              </w:rPr>
-            </w:pPr>
-            <w:r>
-              <w:rPr>
-                <w:sz w:val="16"/>
-                <w:szCs w:val="16"/>
-              </w:rPr>
               <w:t xml:space="preserve">48,305</w:t>
             </w:r>
           </w:p>
@@ -3041,6 +4392,146 @@
                 <w:szCs w:val="16"/>
               </w:rPr>
               <w:t xml:space="preserve">1,065</w:t>
+            </w:r>
+          </w:p>
+        </w:tc>
+        <w:tc>
+          <w:tcPr/>
+          <w:p>
+            <w:pPr>
+              <w:pStyle w:val="Compact"/>
+              <w:jc w:val="left"/>
+              <w:rPr>
+                <w:sz w:val="16"/>
+                <w:szCs w:val="16"/>
+              </w:rPr>
+            </w:pPr>
+            <w:r>
+              <w:rPr>
+                <w:sz w:val="16"/>
+                <w:szCs w:val="16"/>
+              </w:rPr>
+              <w:t xml:space="preserve">0.409</w:t>
+            </w:r>
+          </w:p>
+        </w:tc>
+        <w:tc>
+          <w:tcPr/>
+          <w:p>
+            <w:pPr>
+              <w:pStyle w:val="Compact"/>
+              <w:jc w:val="left"/>
+              <w:rPr>
+                <w:sz w:val="16"/>
+                <w:szCs w:val="16"/>
+              </w:rPr>
+            </w:pPr>
+            <w:r>
+              <w:rPr>
+                <w:sz w:val="16"/>
+                <w:szCs w:val="16"/>
+              </w:rPr>
+              <w:t xml:space="preserve">126.2</w:t>
+            </w:r>
+          </w:p>
+        </w:tc>
+        <w:tc>
+          <w:tcPr/>
+          <w:p>
+            <w:pPr>
+              <w:pStyle w:val="Compact"/>
+              <w:jc w:val="left"/>
+              <w:rPr>
+                <w:sz w:val="16"/>
+                <w:szCs w:val="16"/>
+              </w:rPr>
+            </w:pPr>
+            <w:r>
+              <w:rPr>
+                <w:sz w:val="16"/>
+                <w:szCs w:val="16"/>
+              </w:rPr>
+              <w:t xml:space="preserve">0.336</w:t>
+            </w:r>
+          </w:p>
+        </w:tc>
+        <w:tc>
+          <w:tcPr/>
+          <w:p>
+            <w:pPr>
+              <w:pStyle w:val="Compact"/>
+              <w:jc w:val="left"/>
+              <w:rPr>
+                <w:sz w:val="16"/>
+                <w:szCs w:val="16"/>
+              </w:rPr>
+            </w:pPr>
+            <w:r>
+              <w:rPr>
+                <w:sz w:val="16"/>
+                <w:szCs w:val="16"/>
+              </w:rPr>
+              <w:t xml:space="preserve">0.167</w:t>
+            </w:r>
+          </w:p>
+        </w:tc>
+        <w:tc>
+          <w:tcPr/>
+          <w:p>
+            <w:pPr>
+              <w:pStyle w:val="Compact"/>
+              <w:jc w:val="left"/>
+              <w:rPr>
+                <w:sz w:val="16"/>
+                <w:szCs w:val="16"/>
+              </w:rPr>
+            </w:pPr>
+            <w:r>
+              <w:rPr>
+                <w:sz w:val="16"/>
+                <w:szCs w:val="16"/>
+              </w:rPr>
+              <w:t xml:space="preserve">0.510</w:t>
+            </w:r>
+          </w:p>
+        </w:tc>
+        <w:tc>
+          <w:tcPr/>
+          <w:p>
+            <w:pPr>
+              <w:pStyle w:val="Compact"/>
+              <w:jc w:val="left"/>
+              <w:rPr>
+                <w:sz w:val="16"/>
+                <w:szCs w:val="16"/>
+              </w:rPr>
+            </w:pPr>
+            <w:r>
+              <w:rPr>
+                <w:sz w:val="16"/>
+                <w:szCs w:val="16"/>
+              </w:rPr>
+              <w:t xml:space="preserve">0.784</w:t>
+            </w:r>
+          </w:p>
+        </w:tc>
+        <w:tc>
+          <w:tcPr/>
+          <w:p>
+            <w:pPr>
+              <w:pStyle w:val="Compact"/>
+              <w:jc w:val="left"/>
+              <w:rPr>
+                <w:sz w:val="16"/>
+                <w:szCs w:val="16"/>
+              </w:rPr>
+            </w:pPr>
+            <w:r>
+              <w:rPr>
+                <w:sz w:val="16"/>
+                <w:szCs w:val="16"/>
+              </w:rPr>
+              <w:t xml:space="preserve">0.237</w:t>
             </w:r>
           </w:p>
         </w:tc>
@@ -3085,26 +4576,6 @@
                 <w:sz w:val="16"/>
                 <w:szCs w:val="16"/>
               </w:rPr>
-              <w:t xml:space="preserve">30</w:t>
-            </w:r>
-          </w:p>
-        </w:tc>
-        <w:tc>
-          <w:tcPr/>
-          <w:p>
-            <w:pPr>
-              <w:pStyle w:val="Compact"/>
-              <w:jc w:val="left"/>
-              <w:rPr>
-                <w:sz w:val="16"/>
-                <w:szCs w:val="16"/>
-              </w:rPr>
-            </w:pPr>
-            <w:r>
-              <w:rPr>
-                <w:sz w:val="16"/>
-                <w:szCs w:val="16"/>
-              </w:rPr>
               <w:t xml:space="preserve">47,240</w:t>
             </w:r>
           </w:p>
@@ -3126,6 +4597,146 @@
                 <w:szCs w:val="16"/>
               </w:rPr>
               <w:t xml:space="preserve">0</w:t>
+            </w:r>
+          </w:p>
+        </w:tc>
+        <w:tc>
+          <w:tcPr/>
+          <w:p>
+            <w:pPr>
+              <w:pStyle w:val="Compact"/>
+              <w:jc w:val="left"/>
+              <w:rPr>
+                <w:sz w:val="16"/>
+                <w:szCs w:val="16"/>
+              </w:rPr>
+            </w:pPr>
+            <w:r>
+              <w:rPr>
+                <w:sz w:val="16"/>
+                <w:szCs w:val="16"/>
+              </w:rPr>
+              <w:t xml:space="preserve">0.404</w:t>
+            </w:r>
+          </w:p>
+        </w:tc>
+        <w:tc>
+          <w:tcPr/>
+          <w:p>
+            <w:pPr>
+              <w:pStyle w:val="Compact"/>
+              <w:jc w:val="left"/>
+              <w:rPr>
+                <w:sz w:val="16"/>
+                <w:szCs w:val="16"/>
+              </w:rPr>
+            </w:pPr>
+            <w:r>
+              <w:rPr>
+                <w:sz w:val="16"/>
+                <w:szCs w:val="16"/>
+              </w:rPr>
+              <w:t xml:space="preserve">124.7</w:t>
+            </w:r>
+          </w:p>
+        </w:tc>
+        <w:tc>
+          <w:tcPr/>
+          <w:p>
+            <w:pPr>
+              <w:pStyle w:val="Compact"/>
+              <w:jc w:val="left"/>
+              <w:rPr>
+                <w:sz w:val="16"/>
+                <w:szCs w:val="16"/>
+              </w:rPr>
+            </w:pPr>
+            <w:r>
+              <w:rPr>
+                <w:sz w:val="16"/>
+                <w:szCs w:val="16"/>
+              </w:rPr>
+              <w:t xml:space="preserve">0.327</w:t>
+            </w:r>
+          </w:p>
+        </w:tc>
+        <w:tc>
+          <w:tcPr/>
+          <w:p>
+            <w:pPr>
+              <w:pStyle w:val="Compact"/>
+              <w:jc w:val="left"/>
+              <w:rPr>
+                <w:sz w:val="16"/>
+                <w:szCs w:val="16"/>
+              </w:rPr>
+            </w:pPr>
+            <w:r>
+              <w:rPr>
+                <w:sz w:val="16"/>
+                <w:szCs w:val="16"/>
+              </w:rPr>
+              <w:t xml:space="preserve">0.163</w:t>
+            </w:r>
+          </w:p>
+        </w:tc>
+        <w:tc>
+          <w:tcPr/>
+          <w:p>
+            <w:pPr>
+              <w:pStyle w:val="Compact"/>
+              <w:jc w:val="left"/>
+              <w:rPr>
+                <w:sz w:val="16"/>
+                <w:szCs w:val="16"/>
+              </w:rPr>
+            </w:pPr>
+            <w:r>
+              <w:rPr>
+                <w:sz w:val="16"/>
+                <w:szCs w:val="16"/>
+              </w:rPr>
+              <w:t xml:space="preserve">0.498</w:t>
+            </w:r>
+          </w:p>
+        </w:tc>
+        <w:tc>
+          <w:tcPr/>
+          <w:p>
+            <w:pPr>
+              <w:pStyle w:val="Compact"/>
+              <w:jc w:val="left"/>
+              <w:rPr>
+                <w:sz w:val="16"/>
+                <w:szCs w:val="16"/>
+              </w:rPr>
+            </w:pPr>
+            <w:r>
+              <w:rPr>
+                <w:sz w:val="16"/>
+                <w:szCs w:val="16"/>
+              </w:rPr>
+              <w:t xml:space="preserve">0.798</w:t>
+            </w:r>
+          </w:p>
+        </w:tc>
+        <w:tc>
+          <w:tcPr/>
+          <w:p>
+            <w:pPr>
+              <w:pStyle w:val="Compact"/>
+              <w:jc w:val="left"/>
+              <w:rPr>
+                <w:sz w:val="16"/>
+                <w:szCs w:val="16"/>
+              </w:rPr>
+            </w:pPr>
+            <w:r>
+              <w:rPr>
+                <w:sz w:val="16"/>
+                <w:szCs w:val="16"/>
+              </w:rPr>
+              <w:t xml:space="preserve">0.256</w:t>
             </w:r>
           </w:p>
         </w:tc>
@@ -3169,11 +4780,11 @@
         <w:tblLayout w:type="fixed"/>
       </w:tblPr>
       <w:tblGrid>
-        <w:gridCol w:w="5695"/>
-        <w:gridCol w:w="949"/>
-        <w:gridCol w:w="813"/>
-        <w:gridCol w:w="813"/>
-        <w:gridCol w:w="1084"/>
+        <w:gridCol w:w="5716"/>
+        <w:gridCol w:w="909"/>
+        <w:gridCol w:w="780"/>
+        <w:gridCol w:w="909"/>
+        <w:gridCol w:w="1040"/>
       </w:tblGrid>
       <w:tr>
         <w:trPr>
@@ -3301,7 +4912,7 @@
                 <w:sz w:val="16"/>
                 <w:szCs w:val="16"/>
               </w:rPr>
-              <w:t xml:space="preserve">solar_flight_direct</w:t>
+              <w:t xml:space="preserve">Flight-window direct radiation (kWh/m2)</w:t>
             </w:r>
           </w:p>
         </w:tc>
@@ -3361,7 +4972,7 @@
                 <w:sz w:val="16"/>
                 <w:szCs w:val="16"/>
               </w:rPr>
-              <w:t xml:space="preserve">17.2</w:t>
+              <w:t xml:space="preserve">17.21</w:t>
             </w:r>
           </w:p>
         </w:tc>
@@ -3406,7 +5017,7 @@
                 <w:sz w:val="16"/>
                 <w:szCs w:val="16"/>
               </w:rPr>
-              <w:t xml:space="preserve">PINE_BA</w:t>
+              <w:t xml:space="preserve">Susceptible pine basal area (m2/ha)</w:t>
             </w:r>
           </w:p>
         </w:tc>
@@ -3466,7 +5077,7 @@
                 <w:sz w:val="16"/>
                 <w:szCs w:val="16"/>
               </w:rPr>
-              <w:t xml:space="preserve">32.4</w:t>
+              <w:t xml:space="preserve">32.40</w:t>
             </w:r>
           </w:p>
         </w:tc>
@@ -3511,7 +5122,7 @@
                 <w:sz w:val="16"/>
                 <w:szCs w:val="16"/>
               </w:rPr>
-              <w:t xml:space="preserve">QUAD_DIAM_125</w:t>
+              <w:t xml:space="preserve">Quadratic mean diameter (cm)</w:t>
             </w:r>
           </w:p>
         </w:tc>
@@ -3571,7 +5182,7 @@
                 <w:sz w:val="16"/>
                 <w:szCs w:val="16"/>
               </w:rPr>
-              <w:t xml:space="preserve">-18.4</w:t>
+              <w:t xml:space="preserve">-18.35</w:t>
             </w:r>
           </w:p>
         </w:tc>
@@ -3616,7 +5227,7 @@
                 <w:sz w:val="16"/>
                 <w:szCs w:val="16"/>
               </w:rPr>
-              <w:t xml:space="preserve">northness</w:t>
+              <w:t xml:space="preserve">Northness</w:t>
             </w:r>
           </w:p>
         </w:tc>
@@ -3676,7 +5287,7 @@
                 <w:sz w:val="16"/>
                 <w:szCs w:val="16"/>
               </w:rPr>
-              <w:t xml:space="preserve">23.2</w:t>
+              <w:t xml:space="preserve">23.19</w:t>
             </w:r>
           </w:p>
         </w:tc>
@@ -3721,7 +5332,7 @@
                 <w:sz w:val="16"/>
                 <w:szCs w:val="16"/>
               </w:rPr>
-              <w:t xml:space="preserve">LIVE_STAND_VOLUME_125</w:t>
+              <w:t xml:space="preserve">Standing volume (m3/ha)</w:t>
             </w:r>
           </w:p>
         </w:tc>
@@ -3781,7 +5392,7 @@
                 <w:sz w:val="16"/>
                 <w:szCs w:val="16"/>
               </w:rPr>
-              <w:t xml:space="preserve">15.6</w:t>
+              <w:t xml:space="preserve">15.61</w:t>
             </w:r>
           </w:p>
         </w:tc>
@@ -3826,7 +5437,7 @@
                 <w:sz w:val="16"/>
                 <w:szCs w:val="16"/>
               </w:rPr>
-              <w:t xml:space="preserve">wind_effect</w:t>
+              <w:t xml:space="preserve">Windward-leeward index</w:t>
             </w:r>
           </w:p>
         </w:tc>
@@ -3886,7 +5497,7 @@
                 <w:sz w:val="16"/>
                 <w:szCs w:val="16"/>
               </w:rPr>
-              <w:t xml:space="preserve">12.4</w:t>
+              <w:t xml:space="preserve">12.37</w:t>
             </w:r>
           </w:p>
         </w:tc>
@@ -3931,7 +5542,7 @@
                 <w:sz w:val="16"/>
                 <w:szCs w:val="16"/>
               </w:rPr>
-              <w:t xml:space="preserve">elevation</w:t>
+              <w:t xml:space="preserve">Elevation (m)</w:t>
             </w:r>
           </w:p>
         </w:tc>
@@ -3991,7 +5602,7 @@
                 <w:sz w:val="16"/>
                 <w:szCs w:val="16"/>
               </w:rPr>
-              <w:t xml:space="preserve">18.2</w:t>
+              <w:t xml:space="preserve">18.20</w:t>
             </w:r>
           </w:p>
         </w:tc>
@@ -4036,7 +5647,7 @@
                 <w:sz w:val="16"/>
                 <w:szCs w:val="16"/>
               </w:rPr>
-              <w:t xml:space="preserve">VRI_LIVE_STEMS_PER_HA:wind_effect</w:t>
+              <w:t xml:space="preserve">Live stems x Windward-leeward index</w:t>
             </w:r>
           </w:p>
         </w:tc>
@@ -4096,7 +5707,7 @@
                 <w:sz w:val="16"/>
                 <w:szCs w:val="16"/>
               </w:rPr>
-              <w:t xml:space="preserve">10.6</w:t>
+              <w:t xml:space="preserve">10.63</w:t>
             </w:r>
           </w:p>
         </w:tc>
@@ -4141,7 +5752,7 @@
                 <w:sz w:val="16"/>
                 <w:szCs w:val="16"/>
               </w:rPr>
-              <w:t xml:space="preserve">PROJ_AGE_1</w:t>
+              <w:t xml:space="preserve">Stand age (years)</w:t>
             </w:r>
           </w:p>
         </w:tc>
@@ -4201,7 +5812,7 @@
                 <w:sz w:val="16"/>
                 <w:szCs w:val="16"/>
               </w:rPr>
-              <w:t xml:space="preserve">11.9</w:t>
+              <w:t xml:space="preserve">11.89</w:t>
             </w:r>
           </w:p>
         </w:tc>
@@ -4246,7 +5857,7 @@
                 <w:sz w:val="16"/>
                 <w:szCs w:val="16"/>
               </w:rPr>
-              <w:t xml:space="preserve">jul</w:t>
+              <w:t xml:space="preserve">July mean wind (km/h)</w:t>
             </w:r>
           </w:p>
         </w:tc>
@@ -4306,7 +5917,7 @@
                 <w:sz w:val="16"/>
                 <w:szCs w:val="16"/>
               </w:rPr>
-              <w:t xml:space="preserve">17.8</w:t>
+              <w:t xml:space="preserve">17.84</w:t>
             </w:r>
           </w:p>
         </w:tc>
@@ -4351,7 +5962,7 @@
                 <w:sz w:val="16"/>
                 <w:szCs w:val="16"/>
               </w:rPr>
-              <w:t xml:space="preserve">valley_depth</w:t>
+              <w:t xml:space="preserve">Valley depth (m)</w:t>
             </w:r>
           </w:p>
         </w:tc>
@@ -4411,7 +6022,7 @@
                 <w:sz w:val="16"/>
                 <w:szCs w:val="16"/>
               </w:rPr>
-              <w:t xml:space="preserve">-8.7</w:t>
+              <w:t xml:space="preserve">-8.70</w:t>
             </w:r>
           </w:p>
         </w:tc>
@@ -4456,7 +6067,7 @@
                 <w:sz w:val="16"/>
                 <w:szCs w:val="16"/>
               </w:rPr>
-              <w:t xml:space="preserve">CROWN_CLOSURE</w:t>
+              <w:t xml:space="preserve">Crown closure (%)</w:t>
             </w:r>
           </w:p>
         </w:tc>
@@ -4516,7 +6127,7 @@
                 <w:sz w:val="16"/>
                 <w:szCs w:val="16"/>
               </w:rPr>
-              <w:t xml:space="preserve">-9.0</w:t>
+              <w:t xml:space="preserve">-9.02</w:t>
             </w:r>
           </w:p>
         </w:tc>
@@ -4561,7 +6172,7 @@
                 <w:sz w:val="16"/>
                 <w:szCs w:val="16"/>
               </w:rPr>
-              <w:t xml:space="preserve">VRI_LIVE_STEMS_PER_HA:solar_flight_direct</w:t>
+              <w:t xml:space="preserve">Live stems x Flight-window direct radiation</w:t>
             </w:r>
           </w:p>
         </w:tc>
@@ -4621,7 +6232,7 @@
                 <w:sz w:val="16"/>
                 <w:szCs w:val="16"/>
               </w:rPr>
-              <w:t xml:space="preserve">-8.6</w:t>
+              <w:t xml:space="preserve">-8.58</w:t>
             </w:r>
           </w:p>
         </w:tc>
@@ -4666,7 +6277,7 @@
                 <w:sz w:val="16"/>
                 <w:szCs w:val="16"/>
               </w:rPr>
-              <w:t xml:space="preserve">jun</w:t>
+              <w:t xml:space="preserve">June mean wind (km/h)</w:t>
             </w:r>
           </w:p>
         </w:tc>
@@ -4726,7 +6337,7 @@
                 <w:sz w:val="16"/>
                 <w:szCs w:val="16"/>
               </w:rPr>
-              <w:t xml:space="preserve">8.7</w:t>
+              <w:t xml:space="preserve">8.66</w:t>
             </w:r>
           </w:p>
         </w:tc>
@@ -4771,7 +6382,7 @@
                 <w:sz w:val="16"/>
                 <w:szCs w:val="16"/>
               </w:rPr>
-              <w:t xml:space="preserve">VRI_LIVE_STEMS_PER_HA</w:t>
+              <w:t xml:space="preserve">Live stems (n/ha)</w:t>
             </w:r>
           </w:p>
         </w:tc>
@@ -4831,7 +6442,7 @@
                 <w:sz w:val="16"/>
                 <w:szCs w:val="16"/>
               </w:rPr>
-              <w:t xml:space="preserve">-5.4</w:t>
+              <w:t xml:space="preserve">-5.36</w:t>
             </w:r>
           </w:p>
         </w:tc>
@@ -4876,7 +6487,7 @@
                 <w:sz w:val="16"/>
                 <w:szCs w:val="16"/>
               </w:rPr>
-              <w:t xml:space="preserve">twi</w:t>
+              <w:t xml:space="preserve">Topographic wetness index</w:t>
             </w:r>
           </w:p>
         </w:tc>
@@ -4936,7 +6547,7 @@
                 <w:sz w:val="16"/>
                 <w:szCs w:val="16"/>
               </w:rPr>
-              <w:t xml:space="preserve">3.7</w:t>
+              <w:t xml:space="preserve">3.74</w:t>
             </w:r>
           </w:p>
         </w:tc>
@@ -4981,7 +6592,7 @@
                 <w:sz w:val="16"/>
                 <w:szCs w:val="16"/>
               </w:rPr>
-              <w:t xml:space="preserve">midslope_position</w:t>
+              <w:t xml:space="preserve">Mid-slope position</w:t>
             </w:r>
           </w:p>
         </w:tc>
@@ -5041,7 +6652,7 @@
                 <w:sz w:val="16"/>
                 <w:szCs w:val="16"/>
               </w:rPr>
-              <w:t xml:space="preserve">4.7</w:t>
+              <w:t xml:space="preserve">4.69</w:t>
             </w:r>
           </w:p>
         </w:tc>
@@ -5086,7 +6697,7 @@
                 <w:sz w:val="16"/>
                 <w:szCs w:val="16"/>
               </w:rPr>
-              <w:t xml:space="preserve">vrm</w:t>
+              <w:t xml:space="preserve">Vector ruggedness measure</w:t>
             </w:r>
           </w:p>
         </w:tc>
@@ -5146,7 +6757,7 @@
                 <w:sz w:val="16"/>
                 <w:szCs w:val="16"/>
               </w:rPr>
-              <w:t xml:space="preserve">-2.2</w:t>
+              <w:t xml:space="preserve">-2.21</w:t>
             </w:r>
           </w:p>
         </w:tc>
@@ -5191,7 +6802,7 @@
                 <w:sz w:val="16"/>
                 <w:szCs w:val="16"/>
               </w:rPr>
-              <w:t xml:space="preserve">tpi</w:t>
+              <w:t xml:space="preserve">Topographic position index</w:t>
             </w:r>
           </w:p>
         </w:tc>
@@ -5251,7 +6862,7 @@
                 <w:sz w:val="16"/>
                 <w:szCs w:val="16"/>
               </w:rPr>
-              <w:t xml:space="preserve">1.8</w:t>
+              <w:t xml:space="preserve">1.77</w:t>
             </w:r>
           </w:p>
         </w:tc>
@@ -5296,7 +6907,7 @@
                 <w:sz w:val="16"/>
                 <w:szCs w:val="16"/>
               </w:rPr>
-              <w:t xml:space="preserve">curv_prof</w:t>
+              <w:t xml:space="preserve">Profile curvature</w:t>
             </w:r>
           </w:p>
         </w:tc>
@@ -5356,7 +6967,7 @@
                 <w:sz w:val="16"/>
                 <w:szCs w:val="16"/>
               </w:rPr>
-              <w:t xml:space="preserve">-3.0</w:t>
+              <w:t xml:space="preserve">-3.04</w:t>
             </w:r>
           </w:p>
         </w:tc>
@@ -5401,7 +7012,7 @@
                 <w:sz w:val="16"/>
                 <w:szCs w:val="16"/>
               </w:rPr>
-              <w:t xml:space="preserve">tri</w:t>
+              <w:t xml:space="preserve">Terrain ruggedness index</w:t>
             </w:r>
           </w:p>
         </w:tc>
@@ -5461,7 +7072,7 @@
                 <w:sz w:val="16"/>
                 <w:szCs w:val="16"/>
               </w:rPr>
-              <w:t xml:space="preserve">-1.5</w:t>
+              <w:t xml:space="preserve">-1.54</w:t>
             </w:r>
           </w:p>
         </w:tc>
@@ -5506,7 +7117,7 @@
                 <w:sz w:val="16"/>
                 <w:szCs w:val="16"/>
               </w:rPr>
-              <w:t xml:space="preserve">convergence</w:t>
+              <w:t xml:space="preserve">Convergence index</w:t>
             </w:r>
           </w:p>
         </w:tc>
@@ -5566,7 +7177,7 @@
                 <w:sz w:val="16"/>
                 <w:szCs w:val="16"/>
               </w:rPr>
-              <w:t xml:space="preserve">-2.1</w:t>
+              <w:t xml:space="preserve">-2.07</w:t>
             </w:r>
           </w:p>
         </w:tc>
@@ -5611,7 +7222,7 @@
                 <w:sz w:val="16"/>
                 <w:szCs w:val="16"/>
               </w:rPr>
-              <w:t xml:space="preserve">VRI_LIVE_STEMS_PER_HA:jun</w:t>
+              <w:t xml:space="preserve">Live stems x June mean wind</w:t>
             </w:r>
           </w:p>
         </w:tc>
@@ -5671,7 +7282,7 @@
                 <w:sz w:val="16"/>
                 <w:szCs w:val="16"/>
               </w:rPr>
-              <w:t xml:space="preserve">-0.1</w:t>
+              <w:t xml:space="preserve">-0.12</w:t>
             </w:r>
           </w:p>
         </w:tc>
@@ -5741,11 +7352,11 @@
         <w:tblLayout w:type="fixed"/>
       </w:tblPr>
       <w:tblGrid>
-        <w:gridCol w:w="2818"/>
-        <w:gridCol w:w="4171"/>
-        <w:gridCol w:w="788"/>
-        <w:gridCol w:w="676"/>
-        <w:gridCol w:w="901"/>
+        <w:gridCol w:w="2688"/>
+        <w:gridCol w:w="4409"/>
+        <w:gridCol w:w="753"/>
+        <w:gridCol w:w="645"/>
+        <w:gridCol w:w="859"/>
       </w:tblGrid>
       <w:tr>
         <w:trPr>
@@ -5893,7 +7504,7 @@
                 <w:sz w:val="16"/>
                 <w:szCs w:val="16"/>
               </w:rPr>
-              <w:t xml:space="preserve">jun</w:t>
+              <w:t xml:space="preserve">June mean wind (km/h)</w:t>
             </w:r>
           </w:p>
         </w:tc>
@@ -5998,7 +7609,7 @@
                 <w:sz w:val="16"/>
                 <w:szCs w:val="16"/>
               </w:rPr>
-              <w:t xml:space="preserve">VRI_LIVE_STEMS_PER_HA:jun</w:t>
+              <w:t xml:space="preserve">Live stems x June mean wind</w:t>
             </w:r>
           </w:p>
         </w:tc>
@@ -6103,7 +7714,7 @@
                 <w:sz w:val="16"/>
                 <w:szCs w:val="16"/>
               </w:rPr>
-              <w:t xml:space="preserve">mm_flight_mean</w:t>
+              <w:t xml:space="preserve">MicroMet flight-window wind (km/h)</w:t>
             </w:r>
           </w:p>
         </w:tc>
@@ -6208,7 +7819,7 @@
                 <w:sz w:val="16"/>
                 <w:szCs w:val="16"/>
               </w:rPr>
-              <w:t xml:space="preserve">VRI_LIVE_STEMS_PER_HA:mm_flight_mean</w:t>
+              <w:t xml:space="preserve">Live stems x MicroMet flight-window wind</w:t>
             </w:r>
           </w:p>
         </w:tc>
@@ -6306,9 +7917,11 @@
         <w:tblLayout w:type="fixed"/>
       </w:tblPr>
       <w:tblGrid>
-        <w:gridCol w:w="3118"/>
-        <w:gridCol w:w="3118"/>
-        <w:gridCol w:w="3118"/>
+        <w:gridCol w:w="1871"/>
+        <w:gridCol w:w="1871"/>
+        <w:gridCol w:w="1871"/>
+        <w:gridCol w:w="1871"/>
+        <w:gridCol w:w="1870"/>
       </w:tblGrid>
       <w:tr>
         <w:trPr>
@@ -6351,7 +7964,27 @@
                 <w:sz w:val="16"/>
                 <w:szCs w:val="16"/>
               </w:rPr>
-              <w:t xml:space="preserve">Cells</w:t>
+              <w:t xml:space="preserve">n</w:t>
+            </w:r>
+          </w:p>
+        </w:tc>
+        <w:tc>
+          <w:tcPr/>
+          <w:p>
+            <w:pPr>
+              <w:pStyle w:val="Compact"/>
+              <w:jc w:val="left"/>
+              <w:rPr>
+                <w:sz w:val="16"/>
+                <w:szCs w:val="16"/>
+              </w:rPr>
+            </w:pPr>
+            <w:r>
+              <w:rPr>
+                <w:sz w:val="16"/>
+                <w:szCs w:val="16"/>
+              </w:rPr>
+              <w:t xml:space="preserve">Attacked</w:t>
             </w:r>
           </w:p>
         </w:tc>
@@ -6372,6 +8005,26 @@
                 <w:szCs w:val="16"/>
               </w:rPr>
               <w:t xml:space="preserve">Attacked (%)</w:t>
+            </w:r>
+          </w:p>
+        </w:tc>
+        <w:tc>
+          <w:tcPr/>
+          <w:p>
+            <w:pPr>
+              <w:pStyle w:val="Compact"/>
+              <w:jc w:val="left"/>
+              <w:rPr>
+                <w:sz w:val="16"/>
+                <w:szCs w:val="16"/>
+              </w:rPr>
+            </w:pPr>
+            <w:r>
+              <w:rPr>
+                <w:sz w:val="16"/>
+                <w:szCs w:val="16"/>
+              </w:rPr>
+              <w:t xml:space="preserve">95% CI (%)</w:t>
             </w:r>
           </w:p>
         </w:tc>
@@ -6436,7 +8089,47 @@
                 <w:sz w:val="16"/>
                 <w:szCs w:val="16"/>
               </w:rPr>
+              <w:t xml:space="preserve">232</w:t>
+            </w:r>
+          </w:p>
+        </w:tc>
+        <w:tc>
+          <w:tcPr/>
+          <w:p>
+            <w:pPr>
+              <w:pStyle w:val="Compact"/>
+              <w:jc w:val="left"/>
+              <w:rPr>
+                <w:sz w:val="16"/>
+                <w:szCs w:val="16"/>
+              </w:rPr>
+            </w:pPr>
+            <w:r>
+              <w:rPr>
+                <w:sz w:val="16"/>
+                <w:szCs w:val="16"/>
+              </w:rPr>
               <w:t xml:space="preserve">31.5</w:t>
+            </w:r>
+          </w:p>
+        </w:tc>
+        <w:tc>
+          <w:tcPr/>
+          <w:p>
+            <w:pPr>
+              <w:pStyle w:val="Compact"/>
+              <w:jc w:val="left"/>
+              <w:rPr>
+                <w:sz w:val="16"/>
+                <w:szCs w:val="16"/>
+              </w:rPr>
+            </w:pPr>
+            <w:r>
+              <w:rPr>
+                <w:sz w:val="16"/>
+                <w:szCs w:val="16"/>
+              </w:rPr>
+              <w:t xml:space="preserve">28.3-35.0</w:t>
             </w:r>
           </w:p>
         </w:tc>
@@ -6501,7 +8194,47 @@
                 <w:sz w:val="16"/>
                 <w:szCs w:val="16"/>
               </w:rPr>
+              <w:t xml:space="preserve">564</w:t>
+            </w:r>
+          </w:p>
+        </w:tc>
+        <w:tc>
+          <w:tcPr/>
+          <w:p>
+            <w:pPr>
+              <w:pStyle w:val="Compact"/>
+              <w:jc w:val="left"/>
+              <w:rPr>
+                <w:sz w:val="16"/>
+                <w:szCs w:val="16"/>
+              </w:rPr>
+            </w:pPr>
+            <w:r>
+              <w:rPr>
+                <w:sz w:val="16"/>
+                <w:szCs w:val="16"/>
+              </w:rPr>
               <w:t xml:space="preserve">23.8</w:t>
+            </w:r>
+          </w:p>
+        </w:tc>
+        <w:tc>
+          <w:tcPr/>
+          <w:p>
+            <w:pPr>
+              <w:pStyle w:val="Compact"/>
+              <w:jc w:val="left"/>
+              <w:rPr>
+                <w:sz w:val="16"/>
+                <w:szCs w:val="16"/>
+              </w:rPr>
+            </w:pPr>
+            <w:r>
+              <w:rPr>
+                <w:sz w:val="16"/>
+                <w:szCs w:val="16"/>
+              </w:rPr>
+              <w:t xml:space="preserve">22.1-25.5</w:t>
             </w:r>
           </w:p>
         </w:tc>
@@ -6566,7 +8299,47 @@
                 <w:sz w:val="16"/>
                 <w:szCs w:val="16"/>
               </w:rPr>
+              <w:t xml:space="preserve">2,559</w:t>
+            </w:r>
+          </w:p>
+        </w:tc>
+        <w:tc>
+          <w:tcPr/>
+          <w:p>
+            <w:pPr>
+              <w:pStyle w:val="Compact"/>
+              <w:jc w:val="left"/>
+              <w:rPr>
+                <w:sz w:val="16"/>
+                <w:szCs w:val="16"/>
+              </w:rPr>
+            </w:pPr>
+            <w:r>
+              <w:rPr>
+                <w:sz w:val="16"/>
+                <w:szCs w:val="16"/>
+              </w:rPr>
               <w:t xml:space="preserve">36.3</w:t>
+            </w:r>
+          </w:p>
+        </w:tc>
+        <w:tc>
+          <w:tcPr/>
+          <w:p>
+            <w:pPr>
+              <w:pStyle w:val="Compact"/>
+              <w:jc w:val="left"/>
+              <w:rPr>
+                <w:sz w:val="16"/>
+                <w:szCs w:val="16"/>
+              </w:rPr>
+            </w:pPr>
+            <w:r>
+              <w:rPr>
+                <w:sz w:val="16"/>
+                <w:szCs w:val="16"/>
+              </w:rPr>
+              <w:t xml:space="preserve">35.1-37.4</w:t>
             </w:r>
           </w:p>
         </w:tc>
@@ -6631,7 +8404,47 @@
                 <w:sz w:val="16"/>
                 <w:szCs w:val="16"/>
               </w:rPr>
+              <w:t xml:space="preserve">6,717</w:t>
+            </w:r>
+          </w:p>
+        </w:tc>
+        <w:tc>
+          <w:tcPr/>
+          <w:p>
+            <w:pPr>
+              <w:pStyle w:val="Compact"/>
+              <w:jc w:val="left"/>
+              <w:rPr>
+                <w:sz w:val="16"/>
+                <w:szCs w:val="16"/>
+              </w:rPr>
+            </w:pPr>
+            <w:r>
+              <w:rPr>
+                <w:sz w:val="16"/>
+                <w:szCs w:val="16"/>
+              </w:rPr>
               <w:t xml:space="preserve">45.9</w:t>
+            </w:r>
+          </w:p>
+        </w:tc>
+        <w:tc>
+          <w:tcPr/>
+          <w:p>
+            <w:pPr>
+              <w:pStyle w:val="Compact"/>
+              <w:jc w:val="left"/>
+              <w:rPr>
+                <w:sz w:val="16"/>
+                <w:szCs w:val="16"/>
+              </w:rPr>
+            </w:pPr>
+            <w:r>
+              <w:rPr>
+                <w:sz w:val="16"/>
+                <w:szCs w:val="16"/>
+              </w:rPr>
+              <w:t xml:space="preserve">45.1-46.7</w:t>
             </w:r>
           </w:p>
         </w:tc>
@@ -6696,7 +8509,47 @@
                 <w:sz w:val="16"/>
                 <w:szCs w:val="16"/>
               </w:rPr>
+              <w:t xml:space="preserve">4,639</w:t>
+            </w:r>
+          </w:p>
+        </w:tc>
+        <w:tc>
+          <w:tcPr/>
+          <w:p>
+            <w:pPr>
+              <w:pStyle w:val="Compact"/>
+              <w:jc w:val="left"/>
+              <w:rPr>
+                <w:sz w:val="16"/>
+                <w:szCs w:val="16"/>
+              </w:rPr>
+            </w:pPr>
+            <w:r>
+              <w:rPr>
+                <w:sz w:val="16"/>
+                <w:szCs w:val="16"/>
+              </w:rPr>
               <w:t xml:space="preserve">24.5</w:t>
+            </w:r>
+          </w:p>
+        </w:tc>
+        <w:tc>
+          <w:tcPr/>
+          <w:p>
+            <w:pPr>
+              <w:pStyle w:val="Compact"/>
+              <w:jc w:val="left"/>
+              <w:rPr>
+                <w:sz w:val="16"/>
+                <w:szCs w:val="16"/>
+              </w:rPr>
+            </w:pPr>
+            <w:r>
+              <w:rPr>
+                <w:sz w:val="16"/>
+                <w:szCs w:val="16"/>
+              </w:rPr>
+              <w:t xml:space="preserve">23.9-25.2</w:t>
             </w:r>
           </w:p>
         </w:tc>
@@ -6761,7 +8614,47 @@
                 <w:sz w:val="16"/>
                 <w:szCs w:val="16"/>
               </w:rPr>
+              <w:t xml:space="preserve">617</w:t>
+            </w:r>
+          </w:p>
+        </w:tc>
+        <w:tc>
+          <w:tcPr/>
+          <w:p>
+            <w:pPr>
+              <w:pStyle w:val="Compact"/>
+              <w:jc w:val="left"/>
+              <w:rPr>
+                <w:sz w:val="16"/>
+                <w:szCs w:val="16"/>
+              </w:rPr>
+            </w:pPr>
+            <w:r>
+              <w:rPr>
+                <w:sz w:val="16"/>
+                <w:szCs w:val="16"/>
+              </w:rPr>
               <w:t xml:space="preserve">17.0</w:t>
+            </w:r>
+          </w:p>
+        </w:tc>
+        <w:tc>
+          <w:tcPr/>
+          <w:p>
+            <w:pPr>
+              <w:pStyle w:val="Compact"/>
+              <w:jc w:val="left"/>
+              <w:rPr>
+                <w:sz w:val="16"/>
+                <w:szCs w:val="16"/>
+              </w:rPr>
+            </w:pPr>
+            <w:r>
+              <w:rPr>
+                <w:sz w:val="16"/>
+                <w:szCs w:val="16"/>
+              </w:rPr>
+              <w:t xml:space="preserve">15.8-18.3</w:t>
             </w:r>
           </w:p>
         </w:tc>

--- a/01.manuscript/submission-jae/package/03 Tables.docx
+++ b/01.manuscript/submission-jae/package/03 Tables.docx
@@ -1108,27 +1108,27 @@
                 <w:sz w:val="16"/>
                 <w:szCs w:val="16"/>
               </w:rPr>
-              <w:t xml:space="preserve">15,339</w:t>
-            </w:r>
-          </w:p>
-        </w:tc>
-        <w:tc>
-          <w:tcPr/>
-          <w:p>
-            <w:pPr>
-              <w:pStyle w:val="Compact"/>
-              <w:jc w:val="left"/>
-              <w:rPr>
-                <w:sz w:val="16"/>
-                <w:szCs w:val="16"/>
-              </w:rPr>
-            </w:pPr>
-            <w:r>
-              <w:rPr>
-                <w:sz w:val="16"/>
-                <w:szCs w:val="16"/>
-              </w:rPr>
-              <w:t xml:space="preserve">4.5</w:t>
+              <w:t xml:space="preserve">13,224</w:t>
+            </w:r>
+          </w:p>
+        </w:tc>
+        <w:tc>
+          <w:tcPr/>
+          <w:p>
+            <w:pPr>
+              <w:pStyle w:val="Compact"/>
+              <w:jc w:val="left"/>
+              <w:rPr>
+                <w:sz w:val="16"/>
+                <w:szCs w:val="16"/>
+              </w:rPr>
+            </w:pPr>
+            <w:r>
+              <w:rPr>
+                <w:sz w:val="16"/>
+                <w:szCs w:val="16"/>
+              </w:rPr>
+              <w:t xml:space="preserve">4.9</w:t>
             </w:r>
           </w:p>
         </w:tc>
@@ -1173,27 +1173,27 @@
                 <w:sz w:val="16"/>
                 <w:szCs w:val="16"/>
               </w:rPr>
-              <w:t xml:space="preserve">15,340</w:t>
-            </w:r>
-          </w:p>
-        </w:tc>
-        <w:tc>
-          <w:tcPr/>
-          <w:p>
-            <w:pPr>
-              <w:pStyle w:val="Compact"/>
-              <w:jc w:val="left"/>
-              <w:rPr>
-                <w:sz w:val="16"/>
-                <w:szCs w:val="16"/>
-              </w:rPr>
-            </w:pPr>
-            <w:r>
-              <w:rPr>
-                <w:sz w:val="16"/>
-                <w:szCs w:val="16"/>
-              </w:rPr>
-              <w:t xml:space="preserve">5.6</w:t>
+              <w:t xml:space="preserve">13,225</w:t>
+            </w:r>
+          </w:p>
+        </w:tc>
+        <w:tc>
+          <w:tcPr/>
+          <w:p>
+            <w:pPr>
+              <w:pStyle w:val="Compact"/>
+              <w:jc w:val="left"/>
+              <w:rPr>
+                <w:sz w:val="16"/>
+                <w:szCs w:val="16"/>
+              </w:rPr>
+            </w:pPr>
+            <w:r>
+              <w:rPr>
+                <w:sz w:val="16"/>
+                <w:szCs w:val="16"/>
+              </w:rPr>
+              <w:t xml:space="preserve">6.0</w:t>
             </w:r>
           </w:p>
         </w:tc>
@@ -1238,27 +1238,27 @@
                 <w:sz w:val="16"/>
                 <w:szCs w:val="16"/>
               </w:rPr>
-              <w:t xml:space="preserve">15,340</w:t>
-            </w:r>
-          </w:p>
-        </w:tc>
-        <w:tc>
-          <w:tcPr/>
-          <w:p>
-            <w:pPr>
-              <w:pStyle w:val="Compact"/>
-              <w:jc w:val="left"/>
-              <w:rPr>
-                <w:sz w:val="16"/>
-                <w:szCs w:val="16"/>
-              </w:rPr>
-            </w:pPr>
-            <w:r>
-              <w:rPr>
-                <w:sz w:val="16"/>
-                <w:szCs w:val="16"/>
-              </w:rPr>
-              <w:t xml:space="preserve">20.2</w:t>
+              <w:t xml:space="preserve">13,285</w:t>
+            </w:r>
+          </w:p>
+        </w:tc>
+        <w:tc>
+          <w:tcPr/>
+          <w:p>
+            <w:pPr>
+              <w:pStyle w:val="Compact"/>
+              <w:jc w:val="left"/>
+              <w:rPr>
+                <w:sz w:val="16"/>
+                <w:szCs w:val="16"/>
+              </w:rPr>
+            </w:pPr>
+            <w:r>
+              <w:rPr>
+                <w:sz w:val="16"/>
+                <w:szCs w:val="16"/>
+              </w:rPr>
+              <w:t xml:space="preserve">19.2</w:t>
             </w:r>
           </w:p>
         </w:tc>
@@ -1303,27 +1303,27 @@
                 <w:sz w:val="16"/>
                 <w:szCs w:val="16"/>
               </w:rPr>
-              <w:t xml:space="preserve">15,340</w:t>
-            </w:r>
-          </w:p>
-        </w:tc>
-        <w:tc>
-          <w:tcPr/>
-          <w:p>
-            <w:pPr>
-              <w:pStyle w:val="Compact"/>
-              <w:jc w:val="left"/>
-              <w:rPr>
-                <w:sz w:val="16"/>
-                <w:szCs w:val="16"/>
-              </w:rPr>
-            </w:pPr>
-            <w:r>
-              <w:rPr>
-                <w:sz w:val="16"/>
-                <w:szCs w:val="16"/>
-              </w:rPr>
-              <w:t xml:space="preserve">11.5</w:t>
+              <w:t xml:space="preserve">13,556</w:t>
+            </w:r>
+          </w:p>
+        </w:tc>
+        <w:tc>
+          <w:tcPr/>
+          <w:p>
+            <w:pPr>
+              <w:pStyle w:val="Compact"/>
+              <w:jc w:val="left"/>
+              <w:rPr>
+                <w:sz w:val="16"/>
+                <w:szCs w:val="16"/>
+              </w:rPr>
+            </w:pPr>
+            <w:r>
+              <w:rPr>
+                <w:sz w:val="16"/>
+                <w:szCs w:val="16"/>
+              </w:rPr>
+              <w:t xml:space="preserve">12.4</w:t>
             </w:r>
           </w:p>
         </w:tc>
@@ -1368,27 +1368,27 @@
                 <w:sz w:val="16"/>
                 <w:szCs w:val="16"/>
               </w:rPr>
-              <w:t xml:space="preserve">15,322</w:t>
-            </w:r>
-          </w:p>
-        </w:tc>
-        <w:tc>
-          <w:tcPr/>
-          <w:p>
-            <w:pPr>
-              <w:pStyle w:val="Compact"/>
-              <w:jc w:val="left"/>
-              <w:rPr>
-                <w:sz w:val="16"/>
-                <w:szCs w:val="16"/>
-              </w:rPr>
-            </w:pPr>
-            <w:r>
-              <w:rPr>
-                <w:sz w:val="16"/>
-                <w:szCs w:val="16"/>
-              </w:rPr>
-              <w:t xml:space="preserve">15.5</w:t>
+              <w:t xml:space="preserve">13,538</w:t>
+            </w:r>
+          </w:p>
+        </w:tc>
+        <w:tc>
+          <w:tcPr/>
+          <w:p>
+            <w:pPr>
+              <w:pStyle w:val="Compact"/>
+              <w:jc w:val="left"/>
+              <w:rPr>
+                <w:sz w:val="16"/>
+                <w:szCs w:val="16"/>
+              </w:rPr>
+            </w:pPr>
+            <w:r>
+              <w:rPr>
+                <w:sz w:val="16"/>
+                <w:szCs w:val="16"/>
+              </w:rPr>
+              <w:t xml:space="preserve">16.5</w:t>
             </w:r>
           </w:p>
         </w:tc>
@@ -1433,27 +1433,27 @@
                 <w:sz w:val="16"/>
                 <w:szCs w:val="16"/>
               </w:rPr>
-              <w:t xml:space="preserve">15,340</w:t>
-            </w:r>
-          </w:p>
-        </w:tc>
-        <w:tc>
-          <w:tcPr/>
-          <w:p>
-            <w:pPr>
-              <w:pStyle w:val="Compact"/>
-              <w:jc w:val="left"/>
-              <w:rPr>
-                <w:sz w:val="16"/>
-                <w:szCs w:val="16"/>
-              </w:rPr>
-            </w:pPr>
-            <w:r>
-              <w:rPr>
-                <w:sz w:val="16"/>
-                <w:szCs w:val="16"/>
-              </w:rPr>
-              <w:t xml:space="preserve">13.3</w:t>
+              <w:t xml:space="preserve">14,944</w:t>
+            </w:r>
+          </w:p>
+        </w:tc>
+        <w:tc>
+          <w:tcPr/>
+          <w:p>
+            <w:pPr>
+              <w:pStyle w:val="Compact"/>
+              <w:jc w:val="left"/>
+              <w:rPr>
+                <w:sz w:val="16"/>
+                <w:szCs w:val="16"/>
+              </w:rPr>
+            </w:pPr>
+            <w:r>
+              <w:rPr>
+                <w:sz w:val="16"/>
+                <w:szCs w:val="16"/>
+              </w:rPr>
+              <w:t xml:space="preserve">13.5</w:t>
             </w:r>
           </w:p>
         </w:tc>
@@ -1498,27 +1498,27 @@
                 <w:sz w:val="16"/>
                 <w:szCs w:val="16"/>
               </w:rPr>
-              <w:t xml:space="preserve">15,339</w:t>
-            </w:r>
-          </w:p>
-        </w:tc>
-        <w:tc>
-          <w:tcPr/>
-          <w:p>
-            <w:pPr>
-              <w:pStyle w:val="Compact"/>
-              <w:jc w:val="left"/>
-              <w:rPr>
-                <w:sz w:val="16"/>
-                <w:szCs w:val="16"/>
-              </w:rPr>
-            </w:pPr>
-            <w:r>
-              <w:rPr>
-                <w:sz w:val="16"/>
-                <w:szCs w:val="16"/>
-              </w:rPr>
-              <w:t xml:space="preserve">14.2</w:t>
+              <w:t xml:space="preserve">14,943</w:t>
+            </w:r>
+          </w:p>
+        </w:tc>
+        <w:tc>
+          <w:tcPr/>
+          <w:p>
+            <w:pPr>
+              <w:pStyle w:val="Compact"/>
+              <w:jc w:val="left"/>
+              <w:rPr>
+                <w:sz w:val="16"/>
+                <w:szCs w:val="16"/>
+              </w:rPr>
+            </w:pPr>
+            <w:r>
+              <w:rPr>
+                <w:sz w:val="16"/>
+                <w:szCs w:val="16"/>
+              </w:rPr>
+              <w:t xml:space="preserve">14.4</w:t>
             </w:r>
           </w:p>
         </w:tc>
@@ -1563,27 +1563,27 @@
                 <w:sz w:val="16"/>
                 <w:szCs w:val="16"/>
               </w:rPr>
-              <w:t xml:space="preserve">15,340</w:t>
-            </w:r>
-          </w:p>
-        </w:tc>
-        <w:tc>
-          <w:tcPr/>
-          <w:p>
-            <w:pPr>
-              <w:pStyle w:val="Compact"/>
-              <w:jc w:val="left"/>
-              <w:rPr>
-                <w:sz w:val="16"/>
-                <w:szCs w:val="16"/>
-              </w:rPr>
-            </w:pPr>
-            <w:r>
-              <w:rPr>
-                <w:sz w:val="16"/>
-                <w:szCs w:val="16"/>
-              </w:rPr>
-              <w:t xml:space="preserve">15.1</w:t>
+              <w:t xml:space="preserve">14,992</w:t>
+            </w:r>
+          </w:p>
+        </w:tc>
+        <w:tc>
+          <w:tcPr/>
+          <w:p>
+            <w:pPr>
+              <w:pStyle w:val="Compact"/>
+              <w:jc w:val="left"/>
+              <w:rPr>
+                <w:sz w:val="16"/>
+                <w:szCs w:val="16"/>
+              </w:rPr>
+            </w:pPr>
+            <w:r>
+              <w:rPr>
+                <w:sz w:val="16"/>
+                <w:szCs w:val="16"/>
+              </w:rPr>
+              <w:t xml:space="preserve">15.2</w:t>
             </w:r>
           </w:p>
         </w:tc>
@@ -1872,167 +1872,167 @@
                 <w:sz w:val="16"/>
                 <w:szCs w:val="16"/>
               </w:rPr>
-              <w:t xml:space="preserve">122,700</w:t>
-            </w:r>
-          </w:p>
-        </w:tc>
-        <w:tc>
-          <w:tcPr/>
-          <w:p>
-            <w:pPr>
-              <w:pStyle w:val="Compact"/>
-              <w:jc w:val="left"/>
-              <w:rPr>
-                <w:sz w:val="16"/>
-                <w:szCs w:val="16"/>
-              </w:rPr>
-            </w:pPr>
-            <w:r>
-              <w:rPr>
-                <w:sz w:val="16"/>
-                <w:szCs w:val="16"/>
-              </w:rPr>
-              <w:t xml:space="preserve">35.18</w:t>
-            </w:r>
-          </w:p>
-        </w:tc>
-        <w:tc>
-          <w:tcPr/>
-          <w:p>
-            <w:pPr>
-              <w:pStyle w:val="Compact"/>
-              <w:jc w:val="left"/>
-              <w:rPr>
-                <w:sz w:val="16"/>
-                <w:szCs w:val="16"/>
-              </w:rPr>
-            </w:pPr>
-            <w:r>
-              <w:rPr>
-                <w:sz w:val="16"/>
-                <w:szCs w:val="16"/>
-              </w:rPr>
-              <w:t xml:space="preserve">11.84</w:t>
-            </w:r>
-          </w:p>
-        </w:tc>
-        <w:tc>
-          <w:tcPr/>
-          <w:p>
-            <w:pPr>
-              <w:pStyle w:val="Compact"/>
-              <w:jc w:val="left"/>
-              <w:rPr>
-                <w:sz w:val="16"/>
-                <w:szCs w:val="16"/>
-              </w:rPr>
-            </w:pPr>
-            <w:r>
-              <w:rPr>
-                <w:sz w:val="16"/>
-                <w:szCs w:val="16"/>
-              </w:rPr>
-              <w:t xml:space="preserve">0.034</w:t>
-            </w:r>
-          </w:p>
-        </w:tc>
-        <w:tc>
-          <w:tcPr/>
-          <w:p>
-            <w:pPr>
-              <w:pStyle w:val="Compact"/>
-              <w:jc w:val="left"/>
-              <w:rPr>
-                <w:sz w:val="16"/>
-                <w:szCs w:val="16"/>
-              </w:rPr>
-            </w:pPr>
-            <w:r>
-              <w:rPr>
-                <w:sz w:val="16"/>
-                <w:szCs w:val="16"/>
-              </w:rPr>
-              <w:t xml:space="preserve">37.06</w:t>
-            </w:r>
-          </w:p>
-        </w:tc>
-        <w:tc>
-          <w:tcPr/>
-          <w:p>
-            <w:pPr>
-              <w:pStyle w:val="Compact"/>
-              <w:jc w:val="left"/>
-              <w:rPr>
-                <w:sz w:val="16"/>
-                <w:szCs w:val="16"/>
-              </w:rPr>
-            </w:pPr>
-            <w:r>
-              <w:rPr>
-                <w:sz w:val="16"/>
-                <w:szCs w:val="16"/>
-              </w:rPr>
-              <w:t xml:space="preserve">2.08</w:t>
-            </w:r>
-          </w:p>
-        </w:tc>
-        <w:tc>
-          <w:tcPr/>
-          <w:p>
-            <w:pPr>
-              <w:pStyle w:val="Compact"/>
-              <w:jc w:val="left"/>
-              <w:rPr>
-                <w:sz w:val="16"/>
-                <w:szCs w:val="16"/>
-              </w:rPr>
-            </w:pPr>
-            <w:r>
-              <w:rPr>
-                <w:sz w:val="16"/>
-                <w:szCs w:val="16"/>
-              </w:rPr>
-              <w:t xml:space="preserve">64.26</w:t>
-            </w:r>
-          </w:p>
-        </w:tc>
-        <w:tc>
-          <w:tcPr/>
-          <w:p>
-            <w:pPr>
-              <w:pStyle w:val="Compact"/>
-              <w:jc w:val="left"/>
-              <w:rPr>
-                <w:sz w:val="16"/>
-                <w:szCs w:val="16"/>
-              </w:rPr>
-            </w:pPr>
-            <w:r>
-              <w:rPr>
-                <w:sz w:val="16"/>
-                <w:szCs w:val="16"/>
-              </w:rPr>
-              <w:t xml:space="preserve">-0.77</w:t>
-            </w:r>
-          </w:p>
-        </w:tc>
-        <w:tc>
-          <w:tcPr/>
-          <w:p>
-            <w:pPr>
-              <w:pStyle w:val="Compact"/>
-              <w:jc w:val="left"/>
-              <w:rPr>
-                <w:sz w:val="16"/>
-                <w:szCs w:val="16"/>
-              </w:rPr>
-            </w:pPr>
-            <w:r>
-              <w:rPr>
-                <w:sz w:val="16"/>
-                <w:szCs w:val="16"/>
-              </w:rPr>
-              <w:t xml:space="preserve">0.49</w:t>
+              <w:t xml:space="preserve">111,707</w:t>
+            </w:r>
+          </w:p>
+        </w:tc>
+        <w:tc>
+          <w:tcPr/>
+          <w:p>
+            <w:pPr>
+              <w:pStyle w:val="Compact"/>
+              <w:jc w:val="left"/>
+              <w:rPr>
+                <w:sz w:val="16"/>
+                <w:szCs w:val="16"/>
+              </w:rPr>
+            </w:pPr>
+            <w:r>
+              <w:rPr>
+                <w:sz w:val="16"/>
+                <w:szCs w:val="16"/>
+              </w:rPr>
+              <w:t xml:space="preserve">35.56</w:t>
+            </w:r>
+          </w:p>
+        </w:tc>
+        <w:tc>
+          <w:tcPr/>
+          <w:p>
+            <w:pPr>
+              <w:pStyle w:val="Compact"/>
+              <w:jc w:val="left"/>
+              <w:rPr>
+                <w:sz w:val="16"/>
+                <w:szCs w:val="16"/>
+              </w:rPr>
+            </w:pPr>
+            <w:r>
+              <w:rPr>
+                <w:sz w:val="16"/>
+                <w:szCs w:val="16"/>
+              </w:rPr>
+              <w:t xml:space="preserve">11.60</w:t>
+            </w:r>
+          </w:p>
+        </w:tc>
+        <w:tc>
+          <w:tcPr/>
+          <w:p>
+            <w:pPr>
+              <w:pStyle w:val="Compact"/>
+              <w:jc w:val="left"/>
+              <w:rPr>
+                <w:sz w:val="16"/>
+                <w:szCs w:val="16"/>
+              </w:rPr>
+            </w:pPr>
+            <w:r>
+              <w:rPr>
+                <w:sz w:val="16"/>
+                <w:szCs w:val="16"/>
+              </w:rPr>
+              <w:t xml:space="preserve">0.035</w:t>
+            </w:r>
+          </w:p>
+        </w:tc>
+        <w:tc>
+          <w:tcPr/>
+          <w:p>
+            <w:pPr>
+              <w:pStyle w:val="Compact"/>
+              <w:jc w:val="left"/>
+              <w:rPr>
+                <w:sz w:val="16"/>
+                <w:szCs w:val="16"/>
+              </w:rPr>
+            </w:pPr>
+            <w:r>
+              <w:rPr>
+                <w:sz w:val="16"/>
+                <w:szCs w:val="16"/>
+              </w:rPr>
+              <w:t xml:space="preserve">37.39</w:t>
+            </w:r>
+          </w:p>
+        </w:tc>
+        <w:tc>
+          <w:tcPr/>
+          <w:p>
+            <w:pPr>
+              <w:pStyle w:val="Compact"/>
+              <w:jc w:val="left"/>
+              <w:rPr>
+                <w:sz w:val="16"/>
+                <w:szCs w:val="16"/>
+              </w:rPr>
+            </w:pPr>
+            <w:r>
+              <w:rPr>
+                <w:sz w:val="16"/>
+                <w:szCs w:val="16"/>
+              </w:rPr>
+              <w:t xml:space="preserve">0.98</w:t>
+            </w:r>
+          </w:p>
+        </w:tc>
+        <w:tc>
+          <w:tcPr/>
+          <w:p>
+            <w:pPr>
+              <w:pStyle w:val="Compact"/>
+              <w:jc w:val="left"/>
+              <w:rPr>
+                <w:sz w:val="16"/>
+                <w:szCs w:val="16"/>
+              </w:rPr>
+            </w:pPr>
+            <w:r>
+              <w:rPr>
+                <w:sz w:val="16"/>
+                <w:szCs w:val="16"/>
+              </w:rPr>
+              <w:t xml:space="preserve">62.43</w:t>
+            </w:r>
+          </w:p>
+        </w:tc>
+        <w:tc>
+          <w:tcPr/>
+          <w:p>
+            <w:pPr>
+              <w:pStyle w:val="Compact"/>
+              <w:jc w:val="left"/>
+              <w:rPr>
+                <w:sz w:val="16"/>
+                <w:szCs w:val="16"/>
+              </w:rPr>
+            </w:pPr>
+            <w:r>
+              <w:rPr>
+                <w:sz w:val="16"/>
+                <w:szCs w:val="16"/>
+              </w:rPr>
+              <w:t xml:space="preserve">-1.01</w:t>
+            </w:r>
+          </w:p>
+        </w:tc>
+        <w:tc>
+          <w:tcPr/>
+          <w:p>
+            <w:pPr>
+              <w:pStyle w:val="Compact"/>
+              <w:jc w:val="left"/>
+              <w:rPr>
+                <w:sz w:val="16"/>
+                <w:szCs w:val="16"/>
+              </w:rPr>
+            </w:pPr>
+            <w:r>
+              <w:rPr>
+                <w:sz w:val="16"/>
+                <w:szCs w:val="16"/>
+              </w:rPr>
+              <w:t xml:space="preserve">1.42</w:t>
             </w:r>
           </w:p>
         </w:tc>
@@ -2077,167 +2077,167 @@
                 <w:sz w:val="16"/>
                 <w:szCs w:val="16"/>
               </w:rPr>
-              <w:t xml:space="preserve">122,700</w:t>
-            </w:r>
-          </w:p>
-        </w:tc>
-        <w:tc>
-          <w:tcPr/>
-          <w:p>
-            <w:pPr>
-              <w:pStyle w:val="Compact"/>
-              <w:jc w:val="left"/>
-              <w:rPr>
-                <w:sz w:val="16"/>
-                <w:szCs w:val="16"/>
-              </w:rPr>
-            </w:pPr>
-            <w:r>
-              <w:rPr>
-                <w:sz w:val="16"/>
-                <w:szCs w:val="16"/>
-              </w:rPr>
-              <w:t xml:space="preserve">45.32</w:t>
-            </w:r>
-          </w:p>
-        </w:tc>
-        <w:tc>
-          <w:tcPr/>
-          <w:p>
-            <w:pPr>
-              <w:pStyle w:val="Compact"/>
-              <w:jc w:val="left"/>
-              <w:rPr>
-                <w:sz w:val="16"/>
-                <w:szCs w:val="16"/>
-              </w:rPr>
-            </w:pPr>
-            <w:r>
-              <w:rPr>
-                <w:sz w:val="16"/>
-                <w:szCs w:val="16"/>
-              </w:rPr>
-              <w:t xml:space="preserve">13.55</w:t>
-            </w:r>
-          </w:p>
-        </w:tc>
-        <w:tc>
-          <w:tcPr/>
-          <w:p>
-            <w:pPr>
-              <w:pStyle w:val="Compact"/>
-              <w:jc w:val="left"/>
-              <w:rPr>
-                <w:sz w:val="16"/>
-                <w:szCs w:val="16"/>
-              </w:rPr>
-            </w:pPr>
-            <w:r>
-              <w:rPr>
-                <w:sz w:val="16"/>
-                <w:szCs w:val="16"/>
-              </w:rPr>
-              <w:t xml:space="preserve">0.039</w:t>
-            </w:r>
-          </w:p>
-        </w:tc>
-        <w:tc>
-          <w:tcPr/>
-          <w:p>
-            <w:pPr>
-              <w:pStyle w:val="Compact"/>
-              <w:jc w:val="left"/>
-              <w:rPr>
-                <w:sz w:val="16"/>
-                <w:szCs w:val="16"/>
-              </w:rPr>
-            </w:pPr>
-            <w:r>
-              <w:rPr>
-                <w:sz w:val="16"/>
-                <w:szCs w:val="16"/>
-              </w:rPr>
-              <w:t xml:space="preserve">48.00</w:t>
-            </w:r>
-          </w:p>
-        </w:tc>
-        <w:tc>
-          <w:tcPr/>
-          <w:p>
-            <w:pPr>
-              <w:pStyle w:val="Compact"/>
-              <w:jc w:val="left"/>
-              <w:rPr>
-                <w:sz w:val="16"/>
-                <w:szCs w:val="16"/>
-              </w:rPr>
-            </w:pPr>
-            <w:r>
-              <w:rPr>
-                <w:sz w:val="16"/>
-                <w:szCs w:val="16"/>
-              </w:rPr>
-              <w:t xml:space="preserve">4.00</w:t>
-            </w:r>
-          </w:p>
-        </w:tc>
-        <w:tc>
-          <w:tcPr/>
-          <w:p>
-            <w:pPr>
-              <w:pStyle w:val="Compact"/>
-              <w:jc w:val="left"/>
-              <w:rPr>
-                <w:sz w:val="16"/>
-                <w:szCs w:val="16"/>
-              </w:rPr>
-            </w:pPr>
-            <w:r>
-              <w:rPr>
-                <w:sz w:val="16"/>
-                <w:szCs w:val="16"/>
-              </w:rPr>
-              <w:t xml:space="preserve">60.00</w:t>
-            </w:r>
-          </w:p>
-        </w:tc>
-        <w:tc>
-          <w:tcPr/>
-          <w:p>
-            <w:pPr>
-              <w:pStyle w:val="Compact"/>
-              <w:jc w:val="left"/>
-              <w:rPr>
-                <w:sz w:val="16"/>
-                <w:szCs w:val="16"/>
-              </w:rPr>
-            </w:pPr>
-            <w:r>
-              <w:rPr>
-                <w:sz w:val="16"/>
-                <w:szCs w:val="16"/>
-              </w:rPr>
-              <w:t xml:space="preserve">-1.31</w:t>
-            </w:r>
-          </w:p>
-        </w:tc>
-        <w:tc>
-          <w:tcPr/>
-          <w:p>
-            <w:pPr>
-              <w:pStyle w:val="Compact"/>
-              <w:jc w:val="left"/>
-              <w:rPr>
-                <w:sz w:val="16"/>
-                <w:szCs w:val="16"/>
-              </w:rPr>
-            </w:pPr>
-            <w:r>
-              <w:rPr>
-                <w:sz w:val="16"/>
-                <w:szCs w:val="16"/>
-              </w:rPr>
-              <w:t xml:space="preserve">1.29</w:t>
+              <w:t xml:space="preserve">111,707</w:t>
+            </w:r>
+          </w:p>
+        </w:tc>
+        <w:tc>
+          <w:tcPr/>
+          <w:p>
+            <w:pPr>
+              <w:pStyle w:val="Compact"/>
+              <w:jc w:val="left"/>
+              <w:rPr>
+                <w:sz w:val="16"/>
+                <w:szCs w:val="16"/>
+              </w:rPr>
+            </w:pPr>
+            <w:r>
+              <w:rPr>
+                <w:sz w:val="16"/>
+                <w:szCs w:val="16"/>
+              </w:rPr>
+              <w:t xml:space="preserve">50.10</w:t>
+            </w:r>
+          </w:p>
+        </w:tc>
+        <w:tc>
+          <w:tcPr/>
+          <w:p>
+            <w:pPr>
+              <w:pStyle w:val="Compact"/>
+              <w:jc w:val="left"/>
+              <w:rPr>
+                <w:sz w:val="16"/>
+                <w:szCs w:val="16"/>
+              </w:rPr>
+            </w:pPr>
+            <w:r>
+              <w:rPr>
+                <w:sz w:val="16"/>
+                <w:szCs w:val="16"/>
+              </w:rPr>
+              <w:t xml:space="preserve">13.54</w:t>
+            </w:r>
+          </w:p>
+        </w:tc>
+        <w:tc>
+          <w:tcPr/>
+          <w:p>
+            <w:pPr>
+              <w:pStyle w:val="Compact"/>
+              <w:jc w:val="left"/>
+              <w:rPr>
+                <w:sz w:val="16"/>
+                <w:szCs w:val="16"/>
+              </w:rPr>
+            </w:pPr>
+            <w:r>
+              <w:rPr>
+                <w:sz w:val="16"/>
+                <w:szCs w:val="16"/>
+              </w:rPr>
+              <w:t xml:space="preserve">0.041</w:t>
+            </w:r>
+          </w:p>
+        </w:tc>
+        <w:tc>
+          <w:tcPr/>
+          <w:p>
+            <w:pPr>
+              <w:pStyle w:val="Compact"/>
+              <w:jc w:val="left"/>
+              <w:rPr>
+                <w:sz w:val="16"/>
+                <w:szCs w:val="16"/>
+              </w:rPr>
+            </w:pPr>
+            <w:r>
+              <w:rPr>
+                <w:sz w:val="16"/>
+                <w:szCs w:val="16"/>
+              </w:rPr>
+              <w:t xml:space="preserve">50.00</w:t>
+            </w:r>
+          </w:p>
+        </w:tc>
+        <w:tc>
+          <w:tcPr/>
+          <w:p>
+            <w:pPr>
+              <w:pStyle w:val="Compact"/>
+              <w:jc w:val="left"/>
+              <w:rPr>
+                <w:sz w:val="16"/>
+                <w:szCs w:val="16"/>
+              </w:rPr>
+            </w:pPr>
+            <w:r>
+              <w:rPr>
+                <w:sz w:val="16"/>
+                <w:szCs w:val="16"/>
+              </w:rPr>
+              <w:t xml:space="preserve">3.00</w:t>
+            </w:r>
+          </w:p>
+        </w:tc>
+        <w:tc>
+          <w:tcPr/>
+          <w:p>
+            <w:pPr>
+              <w:pStyle w:val="Compact"/>
+              <w:jc w:val="left"/>
+              <w:rPr>
+                <w:sz w:val="16"/>
+                <w:szCs w:val="16"/>
+              </w:rPr>
+            </w:pPr>
+            <w:r>
+              <w:rPr>
+                <w:sz w:val="16"/>
+                <w:szCs w:val="16"/>
+              </w:rPr>
+              <w:t xml:space="preserve">70.00</w:t>
+            </w:r>
+          </w:p>
+        </w:tc>
+        <w:tc>
+          <w:tcPr/>
+          <w:p>
+            <w:pPr>
+              <w:pStyle w:val="Compact"/>
+              <w:jc w:val="left"/>
+              <w:rPr>
+                <w:sz w:val="16"/>
+                <w:szCs w:val="16"/>
+              </w:rPr>
+            </w:pPr>
+            <w:r>
+              <w:rPr>
+                <w:sz w:val="16"/>
+                <w:szCs w:val="16"/>
+              </w:rPr>
+              <w:t xml:space="preserve">-1.74</w:t>
+            </w:r>
+          </w:p>
+        </w:tc>
+        <w:tc>
+          <w:tcPr/>
+          <w:p>
+            <w:pPr>
+              <w:pStyle w:val="Compact"/>
+              <w:jc w:val="left"/>
+              <w:rPr>
+                <w:sz w:val="16"/>
+                <w:szCs w:val="16"/>
+              </w:rPr>
+            </w:pPr>
+            <w:r>
+              <w:rPr>
+                <w:sz w:val="16"/>
+                <w:szCs w:val="16"/>
+              </w:rPr>
+              <w:t xml:space="preserve">3.37</w:t>
             </w:r>
           </w:p>
         </w:tc>
@@ -2282,167 +2282,167 @@
                 <w:sz w:val="16"/>
                 <w:szCs w:val="16"/>
               </w:rPr>
-              <w:t xml:space="preserve">122,700</w:t>
-            </w:r>
-          </w:p>
-        </w:tc>
-        <w:tc>
-          <w:tcPr/>
-          <w:p>
-            <w:pPr>
-              <w:pStyle w:val="Compact"/>
-              <w:jc w:val="left"/>
-              <w:rPr>
-                <w:sz w:val="16"/>
-                <w:szCs w:val="16"/>
-              </w:rPr>
-            </w:pPr>
-            <w:r>
-              <w:rPr>
-                <w:sz w:val="16"/>
-                <w:szCs w:val="16"/>
-              </w:rPr>
-              <w:t xml:space="preserve">670.00</w:t>
-            </w:r>
-          </w:p>
-        </w:tc>
-        <w:tc>
-          <w:tcPr/>
-          <w:p>
-            <w:pPr>
-              <w:pStyle w:val="Compact"/>
-              <w:jc w:val="left"/>
-              <w:rPr>
-                <w:sz w:val="16"/>
-                <w:szCs w:val="16"/>
-              </w:rPr>
-            </w:pPr>
-            <w:r>
-              <w:rPr>
-                <w:sz w:val="16"/>
-                <w:szCs w:val="16"/>
-              </w:rPr>
-              <w:t xml:space="preserve">256.78</w:t>
-            </w:r>
-          </w:p>
-        </w:tc>
-        <w:tc>
-          <w:tcPr/>
-          <w:p>
-            <w:pPr>
-              <w:pStyle w:val="Compact"/>
-              <w:jc w:val="left"/>
-              <w:rPr>
-                <w:sz w:val="16"/>
-                <w:szCs w:val="16"/>
-              </w:rPr>
-            </w:pPr>
-            <w:r>
-              <w:rPr>
-                <w:sz w:val="16"/>
-                <w:szCs w:val="16"/>
-              </w:rPr>
-              <w:t xml:space="preserve">0.733</w:t>
-            </w:r>
-          </w:p>
-        </w:tc>
-        <w:tc>
-          <w:tcPr/>
-          <w:p>
-            <w:pPr>
-              <w:pStyle w:val="Compact"/>
-              <w:jc w:val="left"/>
-              <w:rPr>
-                <w:sz w:val="16"/>
-                <w:szCs w:val="16"/>
-              </w:rPr>
-            </w:pPr>
-            <w:r>
-              <w:rPr>
-                <w:sz w:val="16"/>
-                <w:szCs w:val="16"/>
-              </w:rPr>
-              <w:t xml:space="preserve">686.00</w:t>
-            </w:r>
-          </w:p>
-        </w:tc>
-        <w:tc>
-          <w:tcPr/>
-          <w:p>
-            <w:pPr>
-              <w:pStyle w:val="Compact"/>
-              <w:jc w:val="left"/>
-              <w:rPr>
-                <w:sz w:val="16"/>
-                <w:szCs w:val="16"/>
-              </w:rPr>
-            </w:pPr>
-            <w:r>
-              <w:rPr>
-                <w:sz w:val="16"/>
-                <w:szCs w:val="16"/>
-              </w:rPr>
-              <w:t xml:space="preserve">64.00</w:t>
-            </w:r>
-          </w:p>
-        </w:tc>
-        <w:tc>
-          <w:tcPr/>
-          <w:p>
-            <w:pPr>
-              <w:pStyle w:val="Compact"/>
-              <w:jc w:val="left"/>
-              <w:rPr>
-                <w:sz w:val="16"/>
-                <w:szCs w:val="16"/>
-              </w:rPr>
-            </w:pPr>
-            <w:r>
-              <w:rPr>
-                <w:sz w:val="16"/>
-                <w:szCs w:val="16"/>
-              </w:rPr>
-              <w:t xml:space="preserve">1614.00</w:t>
-            </w:r>
-          </w:p>
-        </w:tc>
-        <w:tc>
-          <w:tcPr/>
-          <w:p>
-            <w:pPr>
-              <w:pStyle w:val="Compact"/>
-              <w:jc w:val="left"/>
-              <w:rPr>
-                <w:sz w:val="16"/>
-                <w:szCs w:val="16"/>
-              </w:rPr>
-            </w:pPr>
-            <w:r>
-              <w:rPr>
-                <w:sz w:val="16"/>
-                <w:szCs w:val="16"/>
-              </w:rPr>
-              <w:t xml:space="preserve">0.33</w:t>
-            </w:r>
-          </w:p>
-        </w:tc>
-        <w:tc>
-          <w:tcPr/>
-          <w:p>
-            <w:pPr>
-              <w:pStyle w:val="Compact"/>
-              <w:jc w:val="left"/>
-              <w:rPr>
-                <w:sz w:val="16"/>
-                <w:szCs w:val="16"/>
-              </w:rPr>
-            </w:pPr>
-            <w:r>
-              <w:rPr>
-                <w:sz w:val="16"/>
-                <w:szCs w:val="16"/>
-              </w:rPr>
-              <w:t xml:space="preserve">1.22</w:t>
+              <w:t xml:space="preserve">111,707</w:t>
+            </w:r>
+          </w:p>
+        </w:tc>
+        <w:tc>
+          <w:tcPr/>
+          <w:p>
+            <w:pPr>
+              <w:pStyle w:val="Compact"/>
+              <w:jc w:val="left"/>
+              <w:rPr>
+                <w:sz w:val="16"/>
+                <w:szCs w:val="16"/>
+              </w:rPr>
+            </w:pPr>
+            <w:r>
+              <w:rPr>
+                <w:sz w:val="16"/>
+                <w:szCs w:val="16"/>
+              </w:rPr>
+              <w:t xml:space="preserve">772.75</w:t>
+            </w:r>
+          </w:p>
+        </w:tc>
+        <w:tc>
+          <w:tcPr/>
+          <w:p>
+            <w:pPr>
+              <w:pStyle w:val="Compact"/>
+              <w:jc w:val="left"/>
+              <w:rPr>
+                <w:sz w:val="16"/>
+                <w:szCs w:val="16"/>
+              </w:rPr>
+            </w:pPr>
+            <w:r>
+              <w:rPr>
+                <w:sz w:val="16"/>
+                <w:szCs w:val="16"/>
+              </w:rPr>
+              <w:t xml:space="preserve">312.80</w:t>
+            </w:r>
+          </w:p>
+        </w:tc>
+        <w:tc>
+          <w:tcPr/>
+          <w:p>
+            <w:pPr>
+              <w:pStyle w:val="Compact"/>
+              <w:jc w:val="left"/>
+              <w:rPr>
+                <w:sz w:val="16"/>
+                <w:szCs w:val="16"/>
+              </w:rPr>
+            </w:pPr>
+            <w:r>
+              <w:rPr>
+                <w:sz w:val="16"/>
+                <w:szCs w:val="16"/>
+              </w:rPr>
+              <w:t xml:space="preserve">0.936</w:t>
+            </w:r>
+          </w:p>
+        </w:tc>
+        <w:tc>
+          <w:tcPr/>
+          <w:p>
+            <w:pPr>
+              <w:pStyle w:val="Compact"/>
+              <w:jc w:val="left"/>
+              <w:rPr>
+                <w:sz w:val="16"/>
+                <w:szCs w:val="16"/>
+              </w:rPr>
+            </w:pPr>
+            <w:r>
+              <w:rPr>
+                <w:sz w:val="16"/>
+                <w:szCs w:val="16"/>
+              </w:rPr>
+              <w:t xml:space="preserve">775.00</w:t>
+            </w:r>
+          </w:p>
+        </w:tc>
+        <w:tc>
+          <w:tcPr/>
+          <w:p>
+            <w:pPr>
+              <w:pStyle w:val="Compact"/>
+              <w:jc w:val="left"/>
+              <w:rPr>
+                <w:sz w:val="16"/>
+                <w:szCs w:val="16"/>
+              </w:rPr>
+            </w:pPr>
+            <w:r>
+              <w:rPr>
+                <w:sz w:val="16"/>
+                <w:szCs w:val="16"/>
+              </w:rPr>
+              <w:t xml:space="preserve">23.00</w:t>
+            </w:r>
+          </w:p>
+        </w:tc>
+        <w:tc>
+          <w:tcPr/>
+          <w:p>
+            <w:pPr>
+              <w:pStyle w:val="Compact"/>
+              <w:jc w:val="left"/>
+              <w:rPr>
+                <w:sz w:val="16"/>
+                <w:szCs w:val="16"/>
+              </w:rPr>
+            </w:pPr>
+            <w:r>
+              <w:rPr>
+                <w:sz w:val="16"/>
+                <w:szCs w:val="16"/>
+              </w:rPr>
+              <w:t xml:space="preserve">4600.00</w:t>
+            </w:r>
+          </w:p>
+        </w:tc>
+        <w:tc>
+          <w:tcPr/>
+          <w:p>
+            <w:pPr>
+              <w:pStyle w:val="Compact"/>
+              <w:jc w:val="left"/>
+              <w:rPr>
+                <w:sz w:val="16"/>
+                <w:szCs w:val="16"/>
+              </w:rPr>
+            </w:pPr>
+            <w:r>
+              <w:rPr>
+                <w:sz w:val="16"/>
+                <w:szCs w:val="16"/>
+              </w:rPr>
+              <w:t xml:space="preserve">1.70</w:t>
+            </w:r>
+          </w:p>
+        </w:tc>
+        <w:tc>
+          <w:tcPr/>
+          <w:p>
+            <w:pPr>
+              <w:pStyle w:val="Compact"/>
+              <w:jc w:val="left"/>
+              <w:rPr>
+                <w:sz w:val="16"/>
+                <w:szCs w:val="16"/>
+              </w:rPr>
+            </w:pPr>
+            <w:r>
+              <w:rPr>
+                <w:sz w:val="16"/>
+                <w:szCs w:val="16"/>
+              </w:rPr>
+              <w:t xml:space="preserve">19.51</w:t>
             </w:r>
           </w:p>
         </w:tc>
@@ -2487,167 +2487,167 @@
                 <w:sz w:val="16"/>
                 <w:szCs w:val="16"/>
               </w:rPr>
-              <w:t xml:space="preserve">122,700</w:t>
-            </w:r>
-          </w:p>
-        </w:tc>
-        <w:tc>
-          <w:tcPr/>
-          <w:p>
-            <w:pPr>
-              <w:pStyle w:val="Compact"/>
-              <w:jc w:val="left"/>
-              <w:rPr>
-                <w:sz w:val="16"/>
-                <w:szCs w:val="16"/>
-              </w:rPr>
-            </w:pPr>
-            <w:r>
-              <w:rPr>
-                <w:sz w:val="16"/>
-                <w:szCs w:val="16"/>
-              </w:rPr>
-              <w:t xml:space="preserve">30.13</w:t>
-            </w:r>
-          </w:p>
-        </w:tc>
-        <w:tc>
-          <w:tcPr/>
-          <w:p>
-            <w:pPr>
-              <w:pStyle w:val="Compact"/>
-              <w:jc w:val="left"/>
-              <w:rPr>
-                <w:sz w:val="16"/>
-                <w:szCs w:val="16"/>
-              </w:rPr>
-            </w:pPr>
-            <w:r>
-              <w:rPr>
-                <w:sz w:val="16"/>
-                <w:szCs w:val="16"/>
-              </w:rPr>
-              <w:t xml:space="preserve">7.19</w:t>
-            </w:r>
-          </w:p>
-        </w:tc>
-        <w:tc>
-          <w:tcPr/>
-          <w:p>
-            <w:pPr>
-              <w:pStyle w:val="Compact"/>
-              <w:jc w:val="left"/>
-              <w:rPr>
-                <w:sz w:val="16"/>
-                <w:szCs w:val="16"/>
-              </w:rPr>
-            </w:pPr>
-            <w:r>
-              <w:rPr>
-                <w:sz w:val="16"/>
-                <w:szCs w:val="16"/>
-              </w:rPr>
-              <w:t xml:space="preserve">0.021</w:t>
-            </w:r>
-          </w:p>
-        </w:tc>
-        <w:tc>
-          <w:tcPr/>
-          <w:p>
-            <w:pPr>
-              <w:pStyle w:val="Compact"/>
-              <w:jc w:val="left"/>
-              <w:rPr>
-                <w:sz w:val="16"/>
-                <w:szCs w:val="16"/>
-              </w:rPr>
-            </w:pPr>
-            <w:r>
-              <w:rPr>
-                <w:sz w:val="16"/>
-                <w:szCs w:val="16"/>
-              </w:rPr>
-              <w:t xml:space="preserve">30.32</w:t>
-            </w:r>
-          </w:p>
-        </w:tc>
-        <w:tc>
-          <w:tcPr/>
-          <w:p>
-            <w:pPr>
-              <w:pStyle w:val="Compact"/>
-              <w:jc w:val="left"/>
-              <w:rPr>
-                <w:sz w:val="16"/>
-                <w:szCs w:val="16"/>
-              </w:rPr>
-            </w:pPr>
-            <w:r>
-              <w:rPr>
-                <w:sz w:val="16"/>
-                <w:szCs w:val="16"/>
-              </w:rPr>
-              <w:t xml:space="preserve">13.48</w:t>
-            </w:r>
-          </w:p>
-        </w:tc>
-        <w:tc>
-          <w:tcPr/>
-          <w:p>
-            <w:pPr>
-              <w:pStyle w:val="Compact"/>
-              <w:jc w:val="left"/>
-              <w:rPr>
-                <w:sz w:val="16"/>
-                <w:szCs w:val="16"/>
-              </w:rPr>
-            </w:pPr>
-            <w:r>
-              <w:rPr>
-                <w:sz w:val="16"/>
-                <w:szCs w:val="16"/>
-              </w:rPr>
-              <w:t xml:space="preserve">62.35</w:t>
-            </w:r>
-          </w:p>
-        </w:tc>
-        <w:tc>
-          <w:tcPr/>
-          <w:p>
-            <w:pPr>
-              <w:pStyle w:val="Compact"/>
-              <w:jc w:val="left"/>
-              <w:rPr>
-                <w:sz w:val="16"/>
-                <w:szCs w:val="16"/>
-              </w:rPr>
-            </w:pPr>
-            <w:r>
-              <w:rPr>
-                <w:sz w:val="16"/>
-                <w:szCs w:val="16"/>
-              </w:rPr>
-              <w:t xml:space="preserve">0.54</w:t>
-            </w:r>
-          </w:p>
-        </w:tc>
-        <w:tc>
-          <w:tcPr/>
-          <w:p>
-            <w:pPr>
-              <w:pStyle w:val="Compact"/>
-              <w:jc w:val="left"/>
-              <w:rPr>
-                <w:sz w:val="16"/>
-                <w:szCs w:val="16"/>
-              </w:rPr>
-            </w:pPr>
-            <w:r>
-              <w:rPr>
-                <w:sz w:val="16"/>
-                <w:szCs w:val="16"/>
-              </w:rPr>
-              <w:t xml:space="preserve">1.39</w:t>
+              <w:t xml:space="preserve">111,707</w:t>
+            </w:r>
+          </w:p>
+        </w:tc>
+        <w:tc>
+          <w:tcPr/>
+          <w:p>
+            <w:pPr>
+              <w:pStyle w:val="Compact"/>
+              <w:jc w:val="left"/>
+              <w:rPr>
+                <w:sz w:val="16"/>
+                <w:szCs w:val="16"/>
+              </w:rPr>
+            </w:pPr>
+            <w:r>
+              <w:rPr>
+                <w:sz w:val="16"/>
+                <w:szCs w:val="16"/>
+              </w:rPr>
+              <w:t xml:space="preserve">27.38</w:t>
+            </w:r>
+          </w:p>
+        </w:tc>
+        <w:tc>
+          <w:tcPr/>
+          <w:p>
+            <w:pPr>
+              <w:pStyle w:val="Compact"/>
+              <w:jc w:val="left"/>
+              <w:rPr>
+                <w:sz w:val="16"/>
+                <w:szCs w:val="16"/>
+              </w:rPr>
+            </w:pPr>
+            <w:r>
+              <w:rPr>
+                <w:sz w:val="16"/>
+                <w:szCs w:val="16"/>
+              </w:rPr>
+              <w:t xml:space="preserve">6.40</w:t>
+            </w:r>
+          </w:p>
+        </w:tc>
+        <w:tc>
+          <w:tcPr/>
+          <w:p>
+            <w:pPr>
+              <w:pStyle w:val="Compact"/>
+              <w:jc w:val="left"/>
+              <w:rPr>
+                <w:sz w:val="16"/>
+                <w:szCs w:val="16"/>
+              </w:rPr>
+            </w:pPr>
+            <w:r>
+              <w:rPr>
+                <w:sz w:val="16"/>
+                <w:szCs w:val="16"/>
+              </w:rPr>
+              <w:t xml:space="preserve">0.019</w:t>
+            </w:r>
+          </w:p>
+        </w:tc>
+        <w:tc>
+          <w:tcPr/>
+          <w:p>
+            <w:pPr>
+              <w:pStyle w:val="Compact"/>
+              <w:jc w:val="left"/>
+              <w:rPr>
+                <w:sz w:val="16"/>
+                <w:szCs w:val="16"/>
+              </w:rPr>
+            </w:pPr>
+            <w:r>
+              <w:rPr>
+                <w:sz w:val="16"/>
+                <w:szCs w:val="16"/>
+              </w:rPr>
+              <w:t xml:space="preserve">26.95</w:t>
+            </w:r>
+          </w:p>
+        </w:tc>
+        <w:tc>
+          <w:tcPr/>
+          <w:p>
+            <w:pPr>
+              <w:pStyle w:val="Compact"/>
+              <w:jc w:val="left"/>
+              <w:rPr>
+                <w:sz w:val="16"/>
+                <w:szCs w:val="16"/>
+              </w:rPr>
+            </w:pPr>
+            <w:r>
+              <w:rPr>
+                <w:sz w:val="16"/>
+                <w:szCs w:val="16"/>
+              </w:rPr>
+              <w:t xml:space="preserve">13.55</w:t>
+            </w:r>
+          </w:p>
+        </w:tc>
+        <w:tc>
+          <w:tcPr/>
+          <w:p>
+            <w:pPr>
+              <w:pStyle w:val="Compact"/>
+              <w:jc w:val="left"/>
+              <w:rPr>
+                <w:sz w:val="16"/>
+                <w:szCs w:val="16"/>
+              </w:rPr>
+            </w:pPr>
+            <w:r>
+              <w:rPr>
+                <w:sz w:val="16"/>
+                <w:szCs w:val="16"/>
+              </w:rPr>
+              <w:t xml:space="preserve">58.90</w:t>
+            </w:r>
+          </w:p>
+        </w:tc>
+        <w:tc>
+          <w:tcPr/>
+          <w:p>
+            <w:pPr>
+              <w:pStyle w:val="Compact"/>
+              <w:jc w:val="left"/>
+              <w:rPr>
+                <w:sz w:val="16"/>
+                <w:szCs w:val="16"/>
+              </w:rPr>
+            </w:pPr>
+            <w:r>
+              <w:rPr>
+                <w:sz w:val="16"/>
+                <w:szCs w:val="16"/>
+              </w:rPr>
+              <w:t xml:space="preserve">0.73</w:t>
+            </w:r>
+          </w:p>
+        </w:tc>
+        <w:tc>
+          <w:tcPr/>
+          <w:p>
+            <w:pPr>
+              <w:pStyle w:val="Compact"/>
+              <w:jc w:val="left"/>
+              <w:rPr>
+                <w:sz w:val="16"/>
+                <w:szCs w:val="16"/>
+              </w:rPr>
+            </w:pPr>
+            <w:r>
+              <w:rPr>
+                <w:sz w:val="16"/>
+                <w:szCs w:val="16"/>
+              </w:rPr>
+              <w:t xml:space="preserve">1.24</w:t>
             </w:r>
           </w:p>
         </w:tc>
@@ -2692,167 +2692,167 @@
                 <w:sz w:val="16"/>
                 <w:szCs w:val="16"/>
               </w:rPr>
-              <w:t xml:space="preserve">122,700</w:t>
-            </w:r>
-          </w:p>
-        </w:tc>
-        <w:tc>
-          <w:tcPr/>
-          <w:p>
-            <w:pPr>
-              <w:pStyle w:val="Compact"/>
-              <w:jc w:val="left"/>
-              <w:rPr>
-                <w:sz w:val="16"/>
-                <w:szCs w:val="16"/>
-              </w:rPr>
-            </w:pPr>
-            <w:r>
-              <w:rPr>
-                <w:sz w:val="16"/>
-                <w:szCs w:val="16"/>
-              </w:rPr>
-              <w:t xml:space="preserve">125.22</w:t>
-            </w:r>
-          </w:p>
-        </w:tc>
-        <w:tc>
-          <w:tcPr/>
-          <w:p>
-            <w:pPr>
-              <w:pStyle w:val="Compact"/>
-              <w:jc w:val="left"/>
-              <w:rPr>
-                <w:sz w:val="16"/>
-                <w:szCs w:val="16"/>
-              </w:rPr>
-            </w:pPr>
-            <w:r>
-              <w:rPr>
-                <w:sz w:val="16"/>
-                <w:szCs w:val="16"/>
-              </w:rPr>
-              <w:t xml:space="preserve">26.47</w:t>
-            </w:r>
-          </w:p>
-        </w:tc>
-        <w:tc>
-          <w:tcPr/>
-          <w:p>
-            <w:pPr>
-              <w:pStyle w:val="Compact"/>
-              <w:jc w:val="left"/>
-              <w:rPr>
-                <w:sz w:val="16"/>
-                <w:szCs w:val="16"/>
-              </w:rPr>
-            </w:pPr>
-            <w:r>
-              <w:rPr>
-                <w:sz w:val="16"/>
-                <w:szCs w:val="16"/>
-              </w:rPr>
-              <w:t xml:space="preserve">0.076</w:t>
-            </w:r>
-          </w:p>
-        </w:tc>
-        <w:tc>
-          <w:tcPr/>
-          <w:p>
-            <w:pPr>
-              <w:pStyle w:val="Compact"/>
-              <w:jc w:val="left"/>
-              <w:rPr>
-                <w:sz w:val="16"/>
-                <w:szCs w:val="16"/>
-              </w:rPr>
-            </w:pPr>
-            <w:r>
-              <w:rPr>
-                <w:sz w:val="16"/>
-                <w:szCs w:val="16"/>
-              </w:rPr>
-              <w:t xml:space="preserve">124.00</w:t>
-            </w:r>
-          </w:p>
-        </w:tc>
-        <w:tc>
-          <w:tcPr/>
-          <w:p>
-            <w:pPr>
-              <w:pStyle w:val="Compact"/>
-              <w:jc w:val="left"/>
-              <w:rPr>
-                <w:sz w:val="16"/>
-                <w:szCs w:val="16"/>
-              </w:rPr>
-            </w:pPr>
-            <w:r>
-              <w:rPr>
-                <w:sz w:val="16"/>
-                <w:szCs w:val="16"/>
-              </w:rPr>
-              <w:t xml:space="preserve">20.00</w:t>
-            </w:r>
-          </w:p>
-        </w:tc>
-        <w:tc>
-          <w:tcPr/>
-          <w:p>
-            <w:pPr>
-              <w:pStyle w:val="Compact"/>
-              <w:jc w:val="left"/>
-              <w:rPr>
-                <w:sz w:val="16"/>
-                <w:szCs w:val="16"/>
-              </w:rPr>
-            </w:pPr>
-            <w:r>
-              <w:rPr>
-                <w:sz w:val="16"/>
-                <w:szCs w:val="16"/>
-              </w:rPr>
-              <w:t xml:space="preserve">184.00</w:t>
-            </w:r>
-          </w:p>
-        </w:tc>
-        <w:tc>
-          <w:tcPr/>
-          <w:p>
-            <w:pPr>
-              <w:pStyle w:val="Compact"/>
-              <w:jc w:val="left"/>
-              <w:rPr>
-                <w:sz w:val="16"/>
-                <w:szCs w:val="16"/>
-              </w:rPr>
-            </w:pPr>
-            <w:r>
-              <w:rPr>
-                <w:sz w:val="16"/>
-                <w:szCs w:val="16"/>
-              </w:rPr>
-              <w:t xml:space="preserve">-1.39</w:t>
-            </w:r>
-          </w:p>
-        </w:tc>
-        <w:tc>
-          <w:tcPr/>
-          <w:p>
-            <w:pPr>
-              <w:pStyle w:val="Compact"/>
-              <w:jc w:val="left"/>
-              <w:rPr>
-                <w:sz w:val="16"/>
-                <w:szCs w:val="16"/>
-              </w:rPr>
-            </w:pPr>
-            <w:r>
-              <w:rPr>
-                <w:sz w:val="16"/>
-                <w:szCs w:val="16"/>
-              </w:rPr>
-              <w:t xml:space="preserve">3.48</w:t>
+              <w:t xml:space="preserve">111,707</w:t>
+            </w:r>
+          </w:p>
+        </w:tc>
+        <w:tc>
+          <w:tcPr/>
+          <w:p>
+            <w:pPr>
+              <w:pStyle w:val="Compact"/>
+              <w:jc w:val="left"/>
+              <w:rPr>
+                <w:sz w:val="16"/>
+                <w:szCs w:val="16"/>
+              </w:rPr>
+            </w:pPr>
+            <w:r>
+              <w:rPr>
+                <w:sz w:val="16"/>
+                <w:szCs w:val="16"/>
+              </w:rPr>
+              <w:t xml:space="preserve">115.46</w:t>
+            </w:r>
+          </w:p>
+        </w:tc>
+        <w:tc>
+          <w:tcPr/>
+          <w:p>
+            <w:pPr>
+              <w:pStyle w:val="Compact"/>
+              <w:jc w:val="left"/>
+              <w:rPr>
+                <w:sz w:val="16"/>
+                <w:szCs w:val="16"/>
+              </w:rPr>
+            </w:pPr>
+            <w:r>
+              <w:rPr>
+                <w:sz w:val="16"/>
+                <w:szCs w:val="16"/>
+              </w:rPr>
+              <w:t xml:space="preserve">20.88</w:t>
+            </w:r>
+          </w:p>
+        </w:tc>
+        <w:tc>
+          <w:tcPr/>
+          <w:p>
+            <w:pPr>
+              <w:pStyle w:val="Compact"/>
+              <w:jc w:val="left"/>
+              <w:rPr>
+                <w:sz w:val="16"/>
+                <w:szCs w:val="16"/>
+              </w:rPr>
+            </w:pPr>
+            <w:r>
+              <w:rPr>
+                <w:sz w:val="16"/>
+                <w:szCs w:val="16"/>
+              </w:rPr>
+              <w:t xml:space="preserve">0.062</w:t>
+            </w:r>
+          </w:p>
+        </w:tc>
+        <w:tc>
+          <w:tcPr/>
+          <w:p>
+            <w:pPr>
+              <w:pStyle w:val="Compact"/>
+              <w:jc w:val="left"/>
+              <w:rPr>
+                <w:sz w:val="16"/>
+                <w:szCs w:val="16"/>
+              </w:rPr>
+            </w:pPr>
+            <w:r>
+              <w:rPr>
+                <w:sz w:val="16"/>
+                <w:szCs w:val="16"/>
+              </w:rPr>
+              <w:t xml:space="preserve">116.00</w:t>
+            </w:r>
+          </w:p>
+        </w:tc>
+        <w:tc>
+          <w:tcPr/>
+          <w:p>
+            <w:pPr>
+              <w:pStyle w:val="Compact"/>
+              <w:jc w:val="left"/>
+              <w:rPr>
+                <w:sz w:val="16"/>
+                <w:szCs w:val="16"/>
+              </w:rPr>
+            </w:pPr>
+            <w:r>
+              <w:rPr>
+                <w:sz w:val="16"/>
+                <w:szCs w:val="16"/>
+              </w:rPr>
+              <w:t xml:space="preserve">22.00</w:t>
+            </w:r>
+          </w:p>
+        </w:tc>
+        <w:tc>
+          <w:tcPr/>
+          <w:p>
+            <w:pPr>
+              <w:pStyle w:val="Compact"/>
+              <w:jc w:val="left"/>
+              <w:rPr>
+                <w:sz w:val="16"/>
+                <w:szCs w:val="16"/>
+              </w:rPr>
+            </w:pPr>
+            <w:r>
+              <w:rPr>
+                <w:sz w:val="16"/>
+                <w:szCs w:val="16"/>
+              </w:rPr>
+              <w:t xml:space="preserve">237.00</w:t>
+            </w:r>
+          </w:p>
+        </w:tc>
+        <w:tc>
+          <w:tcPr/>
+          <w:p>
+            <w:pPr>
+              <w:pStyle w:val="Compact"/>
+              <w:jc w:val="left"/>
+              <w:rPr>
+                <w:sz w:val="16"/>
+                <w:szCs w:val="16"/>
+              </w:rPr>
+            </w:pPr>
+            <w:r>
+              <w:rPr>
+                <w:sz w:val="16"/>
+                <w:szCs w:val="16"/>
+              </w:rPr>
+              <w:t xml:space="preserve">-0.78</w:t>
+            </w:r>
+          </w:p>
+        </w:tc>
+        <w:tc>
+          <w:tcPr/>
+          <w:p>
+            <w:pPr>
+              <w:pStyle w:val="Compact"/>
+              <w:jc w:val="left"/>
+              <w:rPr>
+                <w:sz w:val="16"/>
+                <w:szCs w:val="16"/>
+              </w:rPr>
+            </w:pPr>
+            <w:r>
+              <w:rPr>
+                <w:sz w:val="16"/>
+                <w:szCs w:val="16"/>
+              </w:rPr>
+              <w:t xml:space="preserve">1.97</w:t>
             </w:r>
           </w:p>
         </w:tc>
@@ -2897,167 +2897,167 @@
                 <w:sz w:val="16"/>
                 <w:szCs w:val="16"/>
               </w:rPr>
-              <w:t xml:space="preserve">122,700</w:t>
-            </w:r>
-          </w:p>
-        </w:tc>
-        <w:tc>
-          <w:tcPr/>
-          <w:p>
-            <w:pPr>
-              <w:pStyle w:val="Compact"/>
-              <w:jc w:val="left"/>
-              <w:rPr>
-                <w:sz w:val="16"/>
-                <w:szCs w:val="16"/>
-              </w:rPr>
-            </w:pPr>
-            <w:r>
-              <w:rPr>
-                <w:sz w:val="16"/>
-                <w:szCs w:val="16"/>
-              </w:rPr>
-              <w:t xml:space="preserve">28.07</w:t>
-            </w:r>
-          </w:p>
-        </w:tc>
-        <w:tc>
-          <w:tcPr/>
-          <w:p>
-            <w:pPr>
-              <w:pStyle w:val="Compact"/>
-              <w:jc w:val="left"/>
-              <w:rPr>
-                <w:sz w:val="16"/>
-                <w:szCs w:val="16"/>
-              </w:rPr>
-            </w:pPr>
-            <w:r>
-              <w:rPr>
-                <w:sz w:val="16"/>
-                <w:szCs w:val="16"/>
-              </w:rPr>
-              <w:t xml:space="preserve">6.05</w:t>
-            </w:r>
-          </w:p>
-        </w:tc>
-        <w:tc>
-          <w:tcPr/>
-          <w:p>
-            <w:pPr>
-              <w:pStyle w:val="Compact"/>
-              <w:jc w:val="left"/>
-              <w:rPr>
-                <w:sz w:val="16"/>
-                <w:szCs w:val="16"/>
-              </w:rPr>
-            </w:pPr>
-            <w:r>
-              <w:rPr>
-                <w:sz w:val="16"/>
-                <w:szCs w:val="16"/>
-              </w:rPr>
-              <w:t xml:space="preserve">0.017</w:t>
-            </w:r>
-          </w:p>
-        </w:tc>
-        <w:tc>
-          <w:tcPr/>
-          <w:p>
-            <w:pPr>
-              <w:pStyle w:val="Compact"/>
-              <w:jc w:val="left"/>
-              <w:rPr>
-                <w:sz w:val="16"/>
-                <w:szCs w:val="16"/>
-              </w:rPr>
-            </w:pPr>
-            <w:r>
-              <w:rPr>
-                <w:sz w:val="16"/>
-                <w:szCs w:val="16"/>
-              </w:rPr>
-              <w:t xml:space="preserve">29.00</w:t>
-            </w:r>
-          </w:p>
-        </w:tc>
-        <w:tc>
-          <w:tcPr/>
-          <w:p>
-            <w:pPr>
-              <w:pStyle w:val="Compact"/>
-              <w:jc w:val="left"/>
-              <w:rPr>
-                <w:sz w:val="16"/>
-                <w:szCs w:val="16"/>
-              </w:rPr>
-            </w:pPr>
-            <w:r>
-              <w:rPr>
-                <w:sz w:val="16"/>
-                <w:szCs w:val="16"/>
-              </w:rPr>
-              <w:t xml:space="preserve">7.70</w:t>
-            </w:r>
-          </w:p>
-        </w:tc>
-        <w:tc>
-          <w:tcPr/>
-          <w:p>
-            <w:pPr>
-              <w:pStyle w:val="Compact"/>
-              <w:jc w:val="left"/>
-              <w:rPr>
-                <w:sz w:val="16"/>
-                <w:szCs w:val="16"/>
-              </w:rPr>
-            </w:pPr>
-            <w:r>
-              <w:rPr>
-                <w:sz w:val="16"/>
-                <w:szCs w:val="16"/>
-              </w:rPr>
-              <w:t xml:space="preserve">41.60</w:t>
-            </w:r>
-          </w:p>
-        </w:tc>
-        <w:tc>
-          <w:tcPr/>
-          <w:p>
-            <w:pPr>
-              <w:pStyle w:val="Compact"/>
-              <w:jc w:val="left"/>
-              <w:rPr>
-                <w:sz w:val="16"/>
-                <w:szCs w:val="16"/>
-              </w:rPr>
-            </w:pPr>
-            <w:r>
-              <w:rPr>
-                <w:sz w:val="16"/>
-                <w:szCs w:val="16"/>
-              </w:rPr>
-              <w:t xml:space="preserve">-0.70</w:t>
-            </w:r>
-          </w:p>
-        </w:tc>
-        <w:tc>
-          <w:tcPr/>
-          <w:p>
-            <w:pPr>
-              <w:pStyle w:val="Compact"/>
-              <w:jc w:val="left"/>
-              <w:rPr>
-                <w:sz w:val="16"/>
-                <w:szCs w:val="16"/>
-              </w:rPr>
-            </w:pPr>
-            <w:r>
-              <w:rPr>
-                <w:sz w:val="16"/>
-                <w:szCs w:val="16"/>
-              </w:rPr>
-              <w:t xml:space="preserve">1.79</w:t>
+              <w:t xml:space="preserve">111,707</w:t>
+            </w:r>
+          </w:p>
+        </w:tc>
+        <w:tc>
+          <w:tcPr/>
+          <w:p>
+            <w:pPr>
+              <w:pStyle w:val="Compact"/>
+              <w:jc w:val="left"/>
+              <w:rPr>
+                <w:sz w:val="16"/>
+                <w:szCs w:val="16"/>
+              </w:rPr>
+            </w:pPr>
+            <w:r>
+              <w:rPr>
+                <w:sz w:val="16"/>
+                <w:szCs w:val="16"/>
+              </w:rPr>
+              <w:t xml:space="preserve">26.97</w:t>
+            </w:r>
+          </w:p>
+        </w:tc>
+        <w:tc>
+          <w:tcPr/>
+          <w:p>
+            <w:pPr>
+              <w:pStyle w:val="Compact"/>
+              <w:jc w:val="left"/>
+              <w:rPr>
+                <w:sz w:val="16"/>
+                <w:szCs w:val="16"/>
+              </w:rPr>
+            </w:pPr>
+            <w:r>
+              <w:rPr>
+                <w:sz w:val="16"/>
+                <w:szCs w:val="16"/>
+              </w:rPr>
+              <w:t xml:space="preserve">6.27</w:t>
+            </w:r>
+          </w:p>
+        </w:tc>
+        <w:tc>
+          <w:tcPr/>
+          <w:p>
+            <w:pPr>
+              <w:pStyle w:val="Compact"/>
+              <w:jc w:val="left"/>
+              <w:rPr>
+                <w:sz w:val="16"/>
+                <w:szCs w:val="16"/>
+              </w:rPr>
+            </w:pPr>
+            <w:r>
+              <w:rPr>
+                <w:sz w:val="16"/>
+                <w:szCs w:val="16"/>
+              </w:rPr>
+              <w:t xml:space="preserve">0.019</w:t>
+            </w:r>
+          </w:p>
+        </w:tc>
+        <w:tc>
+          <w:tcPr/>
+          <w:p>
+            <w:pPr>
+              <w:pStyle w:val="Compact"/>
+              <w:jc w:val="left"/>
+              <w:rPr>
+                <w:sz w:val="16"/>
+                <w:szCs w:val="16"/>
+              </w:rPr>
+            </w:pPr>
+            <w:r>
+              <w:rPr>
+                <w:sz w:val="16"/>
+                <w:szCs w:val="16"/>
+              </w:rPr>
+              <w:t xml:space="preserve">27.90</w:t>
+            </w:r>
+          </w:p>
+        </w:tc>
+        <w:tc>
+          <w:tcPr/>
+          <w:p>
+            <w:pPr>
+              <w:pStyle w:val="Compact"/>
+              <w:jc w:val="left"/>
+              <w:rPr>
+                <w:sz w:val="16"/>
+                <w:szCs w:val="16"/>
+              </w:rPr>
+            </w:pPr>
+            <w:r>
+              <w:rPr>
+                <w:sz w:val="16"/>
+                <w:szCs w:val="16"/>
+              </w:rPr>
+              <w:t xml:space="preserve">7.00</w:t>
+            </w:r>
+          </w:p>
+        </w:tc>
+        <w:tc>
+          <w:tcPr/>
+          <w:p>
+            <w:pPr>
+              <w:pStyle w:val="Compact"/>
+              <w:jc w:val="left"/>
+              <w:rPr>
+                <w:sz w:val="16"/>
+                <w:szCs w:val="16"/>
+              </w:rPr>
+            </w:pPr>
+            <w:r>
+              <w:rPr>
+                <w:sz w:val="16"/>
+                <w:szCs w:val="16"/>
+              </w:rPr>
+              <w:t xml:space="preserve">40.30</w:t>
+            </w:r>
+          </w:p>
+        </w:tc>
+        <w:tc>
+          <w:tcPr/>
+          <w:p>
+            <w:pPr>
+              <w:pStyle w:val="Compact"/>
+              <w:jc w:val="left"/>
+              <w:rPr>
+                <w:sz w:val="16"/>
+                <w:szCs w:val="16"/>
+              </w:rPr>
+            </w:pPr>
+            <w:r>
+              <w:rPr>
+                <w:sz w:val="16"/>
+                <w:szCs w:val="16"/>
+              </w:rPr>
+              <w:t xml:space="preserve">-0.26</w:t>
+            </w:r>
+          </w:p>
+        </w:tc>
+        <w:tc>
+          <w:tcPr/>
+          <w:p>
+            <w:pPr>
+              <w:pStyle w:val="Compact"/>
+              <w:jc w:val="left"/>
+              <w:rPr>
+                <w:sz w:val="16"/>
+                <w:szCs w:val="16"/>
+              </w:rPr>
+            </w:pPr>
+            <w:r>
+              <w:rPr>
+                <w:sz w:val="16"/>
+                <w:szCs w:val="16"/>
+              </w:rPr>
+              <w:t xml:space="preserve">0.23</w:t>
             </w:r>
           </w:p>
         </w:tc>
@@ -3102,167 +3102,167 @@
                 <w:sz w:val="16"/>
                 <w:szCs w:val="16"/>
               </w:rPr>
-              <w:t xml:space="preserve">122,700</w:t>
-            </w:r>
-          </w:p>
-        </w:tc>
-        <w:tc>
-          <w:tcPr/>
-          <w:p>
-            <w:pPr>
-              <w:pStyle w:val="Compact"/>
-              <w:jc w:val="left"/>
-              <w:rPr>
-                <w:sz w:val="16"/>
-                <w:szCs w:val="16"/>
-              </w:rPr>
-            </w:pPr>
-            <w:r>
-              <w:rPr>
-                <w:sz w:val="16"/>
-                <w:szCs w:val="16"/>
-              </w:rPr>
-              <w:t xml:space="preserve">283.40</w:t>
-            </w:r>
-          </w:p>
-        </w:tc>
-        <w:tc>
-          <w:tcPr/>
-          <w:p>
-            <w:pPr>
-              <w:pStyle w:val="Compact"/>
-              <w:jc w:val="left"/>
-              <w:rPr>
-                <w:sz w:val="16"/>
-                <w:szCs w:val="16"/>
-              </w:rPr>
-            </w:pPr>
-            <w:r>
-              <w:rPr>
-                <w:sz w:val="16"/>
-                <w:szCs w:val="16"/>
-              </w:rPr>
-              <w:t xml:space="preserve">129.22</w:t>
-            </w:r>
-          </w:p>
-        </w:tc>
-        <w:tc>
-          <w:tcPr/>
-          <w:p>
-            <w:pPr>
-              <w:pStyle w:val="Compact"/>
-              <w:jc w:val="left"/>
-              <w:rPr>
-                <w:sz w:val="16"/>
-                <w:szCs w:val="16"/>
-              </w:rPr>
-            </w:pPr>
-            <w:r>
-              <w:rPr>
-                <w:sz w:val="16"/>
-                <w:szCs w:val="16"/>
-              </w:rPr>
-              <w:t xml:space="preserve">0.369</w:t>
-            </w:r>
-          </w:p>
-        </w:tc>
-        <w:tc>
-          <w:tcPr/>
-          <w:p>
-            <w:pPr>
-              <w:pStyle w:val="Compact"/>
-              <w:jc w:val="left"/>
-              <w:rPr>
-                <w:sz w:val="16"/>
-                <w:szCs w:val="16"/>
-              </w:rPr>
-            </w:pPr>
-            <w:r>
-              <w:rPr>
-                <w:sz w:val="16"/>
-                <w:szCs w:val="16"/>
-              </w:rPr>
-              <w:t xml:space="preserve">292.90</w:t>
-            </w:r>
-          </w:p>
-        </w:tc>
-        <w:tc>
-          <w:tcPr/>
-          <w:p>
-            <w:pPr>
-              <w:pStyle w:val="Compact"/>
-              <w:jc w:val="left"/>
-              <w:rPr>
-                <w:sz w:val="16"/>
-                <w:szCs w:val="16"/>
-              </w:rPr>
-            </w:pPr>
-            <w:r>
-              <w:rPr>
-                <w:sz w:val="16"/>
-                <w:szCs w:val="16"/>
-              </w:rPr>
-              <w:t xml:space="preserve">0.90</w:t>
-            </w:r>
-          </w:p>
-        </w:tc>
-        <w:tc>
-          <w:tcPr/>
-          <w:p>
-            <w:pPr>
-              <w:pStyle w:val="Compact"/>
-              <w:jc w:val="left"/>
-              <w:rPr>
-                <w:sz w:val="16"/>
-                <w:szCs w:val="16"/>
-              </w:rPr>
-            </w:pPr>
-            <w:r>
-              <w:rPr>
-                <w:sz w:val="16"/>
-                <w:szCs w:val="16"/>
-              </w:rPr>
-              <w:t xml:space="preserve">620.32</w:t>
-            </w:r>
-          </w:p>
-        </w:tc>
-        <w:tc>
-          <w:tcPr/>
-          <w:p>
-            <w:pPr>
-              <w:pStyle w:val="Compact"/>
-              <w:jc w:val="left"/>
-              <w:rPr>
-                <w:sz w:val="16"/>
-                <w:szCs w:val="16"/>
-              </w:rPr>
-            </w:pPr>
-            <w:r>
-              <w:rPr>
-                <w:sz w:val="16"/>
-                <w:szCs w:val="16"/>
-              </w:rPr>
-              <w:t xml:space="preserve">0.00</w:t>
-            </w:r>
-          </w:p>
-        </w:tc>
-        <w:tc>
-          <w:tcPr/>
-          <w:p>
-            <w:pPr>
-              <w:pStyle w:val="Compact"/>
-              <w:jc w:val="left"/>
-              <w:rPr>
-                <w:sz w:val="16"/>
-                <w:szCs w:val="16"/>
-              </w:rPr>
-            </w:pPr>
-            <w:r>
-              <w:rPr>
-                <w:sz w:val="16"/>
-                <w:szCs w:val="16"/>
-              </w:rPr>
-              <w:t xml:space="preserve">-0.02</w:t>
+              <w:t xml:space="preserve">111,707</w:t>
+            </w:r>
+          </w:p>
+        </w:tc>
+        <w:tc>
+          <w:tcPr/>
+          <w:p>
+            <w:pPr>
+              <w:pStyle w:val="Compact"/>
+              <w:jc w:val="left"/>
+              <w:rPr>
+                <w:sz w:val="16"/>
+                <w:szCs w:val="16"/>
+              </w:rPr>
+            </w:pPr>
+            <w:r>
+              <w:rPr>
+                <w:sz w:val="16"/>
+                <w:szCs w:val="16"/>
+              </w:rPr>
+              <w:t xml:space="preserve">272.33</w:t>
+            </w:r>
+          </w:p>
+        </w:tc>
+        <w:tc>
+          <w:tcPr/>
+          <w:p>
+            <w:pPr>
+              <w:pStyle w:val="Compact"/>
+              <w:jc w:val="left"/>
+              <w:rPr>
+                <w:sz w:val="16"/>
+                <w:szCs w:val="16"/>
+              </w:rPr>
+            </w:pPr>
+            <w:r>
+              <w:rPr>
+                <w:sz w:val="16"/>
+                <w:szCs w:val="16"/>
+              </w:rPr>
+              <w:t xml:space="preserve">131.38</w:t>
+            </w:r>
+          </w:p>
+        </w:tc>
+        <w:tc>
+          <w:tcPr/>
+          <w:p>
+            <w:pPr>
+              <w:pStyle w:val="Compact"/>
+              <w:jc w:val="left"/>
+              <w:rPr>
+                <w:sz w:val="16"/>
+                <w:szCs w:val="16"/>
+              </w:rPr>
+            </w:pPr>
+            <w:r>
+              <w:rPr>
+                <w:sz w:val="16"/>
+                <w:szCs w:val="16"/>
+              </w:rPr>
+              <w:t xml:space="preserve">0.393</w:t>
+            </w:r>
+          </w:p>
+        </w:tc>
+        <w:tc>
+          <w:tcPr/>
+          <w:p>
+            <w:pPr>
+              <w:pStyle w:val="Compact"/>
+              <w:jc w:val="left"/>
+              <w:rPr>
+                <w:sz w:val="16"/>
+                <w:szCs w:val="16"/>
+              </w:rPr>
+            </w:pPr>
+            <w:r>
+              <w:rPr>
+                <w:sz w:val="16"/>
+                <w:szCs w:val="16"/>
+              </w:rPr>
+              <w:t xml:space="preserve">281.47</w:t>
+            </w:r>
+          </w:p>
+        </w:tc>
+        <w:tc>
+          <w:tcPr/>
+          <w:p>
+            <w:pPr>
+              <w:pStyle w:val="Compact"/>
+              <w:jc w:val="left"/>
+              <w:rPr>
+                <w:sz w:val="16"/>
+                <w:szCs w:val="16"/>
+              </w:rPr>
+            </w:pPr>
+            <w:r>
+              <w:rPr>
+                <w:sz w:val="16"/>
+                <w:szCs w:val="16"/>
+              </w:rPr>
+              <w:t xml:space="preserve">0.82</w:t>
+            </w:r>
+          </w:p>
+        </w:tc>
+        <w:tc>
+          <w:tcPr/>
+          <w:p>
+            <w:pPr>
+              <w:pStyle w:val="Compact"/>
+              <w:jc w:val="left"/>
+              <w:rPr>
+                <w:sz w:val="16"/>
+                <w:szCs w:val="16"/>
+              </w:rPr>
+            </w:pPr>
+            <w:r>
+              <w:rPr>
+                <w:sz w:val="16"/>
+                <w:szCs w:val="16"/>
+              </w:rPr>
+              <w:t xml:space="preserve">586.61</w:t>
+            </w:r>
+          </w:p>
+        </w:tc>
+        <w:tc>
+          <w:tcPr/>
+          <w:p>
+            <w:pPr>
+              <w:pStyle w:val="Compact"/>
+              <w:jc w:val="left"/>
+              <w:rPr>
+                <w:sz w:val="16"/>
+                <w:szCs w:val="16"/>
+              </w:rPr>
+            </w:pPr>
+            <w:r>
+              <w:rPr>
+                <w:sz w:val="16"/>
+                <w:szCs w:val="16"/>
+              </w:rPr>
+              <w:t xml:space="preserve">0.01</w:t>
+            </w:r>
+          </w:p>
+        </w:tc>
+        <w:tc>
+          <w:tcPr/>
+          <w:p>
+            <w:pPr>
+              <w:pStyle w:val="Compact"/>
+              <w:jc w:val="left"/>
+              <w:rPr>
+                <w:sz w:val="16"/>
+                <w:szCs w:val="16"/>
+              </w:rPr>
+            </w:pPr>
+            <w:r>
+              <w:rPr>
+                <w:sz w:val="16"/>
+                <w:szCs w:val="16"/>
+              </w:rPr>
+              <w:t xml:space="preserve">-0.35</w:t>
             </w:r>
           </w:p>
         </w:tc>
@@ -3307,67 +3307,67 @@
                 <w:sz w:val="16"/>
                 <w:szCs w:val="16"/>
               </w:rPr>
-              <w:t xml:space="preserve">122,700</w:t>
-            </w:r>
-          </w:p>
-        </w:tc>
-        <w:tc>
-          <w:tcPr/>
-          <w:p>
-            <w:pPr>
-              <w:pStyle w:val="Compact"/>
-              <w:jc w:val="left"/>
-              <w:rPr>
-                <w:sz w:val="16"/>
-                <w:szCs w:val="16"/>
-              </w:rPr>
-            </w:pPr>
-            <w:r>
-              <w:rPr>
-                <w:sz w:val="16"/>
-                <w:szCs w:val="16"/>
-              </w:rPr>
-              <w:t xml:space="preserve">17.36</w:t>
-            </w:r>
-          </w:p>
-        </w:tc>
-        <w:tc>
-          <w:tcPr/>
-          <w:p>
-            <w:pPr>
-              <w:pStyle w:val="Compact"/>
-              <w:jc w:val="left"/>
-              <w:rPr>
-                <w:sz w:val="16"/>
-                <w:szCs w:val="16"/>
-              </w:rPr>
-            </w:pPr>
-            <w:r>
-              <w:rPr>
-                <w:sz w:val="16"/>
-                <w:szCs w:val="16"/>
-              </w:rPr>
-              <w:t xml:space="preserve">22.82</w:t>
-            </w:r>
-          </w:p>
-        </w:tc>
-        <w:tc>
-          <w:tcPr/>
-          <w:p>
-            <w:pPr>
-              <w:pStyle w:val="Compact"/>
-              <w:jc w:val="left"/>
-              <w:rPr>
-                <w:sz w:val="16"/>
-                <w:szCs w:val="16"/>
-              </w:rPr>
-            </w:pPr>
-            <w:r>
-              <w:rPr>
-                <w:sz w:val="16"/>
-                <w:szCs w:val="16"/>
-              </w:rPr>
-              <w:t xml:space="preserve">0.065</w:t>
+              <w:t xml:space="preserve">111,707</w:t>
+            </w:r>
+          </w:p>
+        </w:tc>
+        <w:tc>
+          <w:tcPr/>
+          <w:p>
+            <w:pPr>
+              <w:pStyle w:val="Compact"/>
+              <w:jc w:val="left"/>
+              <w:rPr>
+                <w:sz w:val="16"/>
+                <w:szCs w:val="16"/>
+              </w:rPr>
+            </w:pPr>
+            <w:r>
+              <w:rPr>
+                <w:sz w:val="16"/>
+                <w:szCs w:val="16"/>
+              </w:rPr>
+              <w:t xml:space="preserve">20.11</w:t>
+            </w:r>
+          </w:p>
+        </w:tc>
+        <w:tc>
+          <w:tcPr/>
+          <w:p>
+            <w:pPr>
+              <w:pStyle w:val="Compact"/>
+              <w:jc w:val="left"/>
+              <w:rPr>
+                <w:sz w:val="16"/>
+                <w:szCs w:val="16"/>
+              </w:rPr>
+            </w:pPr>
+            <w:r>
+              <w:rPr>
+                <w:sz w:val="16"/>
+                <w:szCs w:val="16"/>
+              </w:rPr>
+              <w:t xml:space="preserve">23.93</w:t>
+            </w:r>
+          </w:p>
+        </w:tc>
+        <w:tc>
+          <w:tcPr/>
+          <w:p>
+            <w:pPr>
+              <w:pStyle w:val="Compact"/>
+              <w:jc w:val="left"/>
+              <w:rPr>
+                <w:sz w:val="16"/>
+                <w:szCs w:val="16"/>
+              </w:rPr>
+            </w:pPr>
+            <w:r>
+              <w:rPr>
+                <w:sz w:val="16"/>
+                <w:szCs w:val="16"/>
+              </w:rPr>
+              <w:t xml:space="preserve">0.072</w:t>
             </w:r>
           </w:p>
         </w:tc>
@@ -3447,27 +3447,27 @@
                 <w:sz w:val="16"/>
                 <w:szCs w:val="16"/>
               </w:rPr>
-              <w:t xml:space="preserve">1.63</w:t>
-            </w:r>
-          </w:p>
-        </w:tc>
-        <w:tc>
-          <w:tcPr/>
-          <w:p>
-            <w:pPr>
-              <w:pStyle w:val="Compact"/>
-              <w:jc w:val="left"/>
-              <w:rPr>
-                <w:sz w:val="16"/>
-                <w:szCs w:val="16"/>
-              </w:rPr>
-            </w:pPr>
-            <w:r>
-              <w:rPr>
-                <w:sz w:val="16"/>
-                <w:szCs w:val="16"/>
-              </w:rPr>
-              <w:t xml:space="preserve">2.09</w:t>
+              <w:t xml:space="preserve">1.45</w:t>
+            </w:r>
+          </w:p>
+        </w:tc>
+        <w:tc>
+          <w:tcPr/>
+          <w:p>
+            <w:pPr>
+              <w:pStyle w:val="Compact"/>
+              <w:jc w:val="left"/>
+              <w:rPr>
+                <w:sz w:val="16"/>
+                <w:szCs w:val="16"/>
+              </w:rPr>
+            </w:pPr>
+            <w:r>
+              <w:rPr>
+                <w:sz w:val="16"/>
+                <w:szCs w:val="16"/>
+              </w:rPr>
+              <w:t xml:space="preserve">1.56</w:t>
             </w:r>
           </w:p>
         </w:tc>
@@ -3512,87 +3512,87 @@
                 <w:sz w:val="16"/>
                 <w:szCs w:val="16"/>
               </w:rPr>
-              <w:t xml:space="preserve">122,700</w:t>
-            </w:r>
-          </w:p>
-        </w:tc>
-        <w:tc>
-          <w:tcPr/>
-          <w:p>
-            <w:pPr>
-              <w:pStyle w:val="Compact"/>
-              <w:jc w:val="left"/>
-              <w:rPr>
-                <w:sz w:val="16"/>
-                <w:szCs w:val="16"/>
-              </w:rPr>
-            </w:pPr>
-            <w:r>
-              <w:rPr>
-                <w:sz w:val="16"/>
-                <w:szCs w:val="16"/>
-              </w:rPr>
-              <w:t xml:space="preserve">5.45</w:t>
-            </w:r>
-          </w:p>
-        </w:tc>
-        <w:tc>
-          <w:tcPr/>
-          <w:p>
-            <w:pPr>
-              <w:pStyle w:val="Compact"/>
-              <w:jc w:val="left"/>
-              <w:rPr>
-                <w:sz w:val="16"/>
-                <w:szCs w:val="16"/>
-              </w:rPr>
-            </w:pPr>
-            <w:r>
-              <w:rPr>
-                <w:sz w:val="16"/>
-                <w:szCs w:val="16"/>
-              </w:rPr>
-              <w:t xml:space="preserve">7.03</w:t>
-            </w:r>
-          </w:p>
-        </w:tc>
-        <w:tc>
-          <w:tcPr/>
-          <w:p>
-            <w:pPr>
-              <w:pStyle w:val="Compact"/>
-              <w:jc w:val="left"/>
-              <w:rPr>
-                <w:sz w:val="16"/>
-                <w:szCs w:val="16"/>
-              </w:rPr>
-            </w:pPr>
-            <w:r>
-              <w:rPr>
-                <w:sz w:val="16"/>
-                <w:szCs w:val="16"/>
-              </w:rPr>
-              <w:t xml:space="preserve">0.020</w:t>
-            </w:r>
-          </w:p>
-        </w:tc>
-        <w:tc>
-          <w:tcPr/>
-          <w:p>
-            <w:pPr>
-              <w:pStyle w:val="Compact"/>
-              <w:jc w:val="left"/>
-              <w:rPr>
-                <w:sz w:val="16"/>
-                <w:szCs w:val="16"/>
-              </w:rPr>
-            </w:pPr>
-            <w:r>
-              <w:rPr>
-                <w:sz w:val="16"/>
-                <w:szCs w:val="16"/>
-              </w:rPr>
-              <w:t xml:space="preserve">3.24</w:t>
+              <w:t xml:space="preserve">111,707</w:t>
+            </w:r>
+          </w:p>
+        </w:tc>
+        <w:tc>
+          <w:tcPr/>
+          <w:p>
+            <w:pPr>
+              <w:pStyle w:val="Compact"/>
+              <w:jc w:val="left"/>
+              <w:rPr>
+                <w:sz w:val="16"/>
+                <w:szCs w:val="16"/>
+              </w:rPr>
+            </w:pPr>
+            <w:r>
+              <w:rPr>
+                <w:sz w:val="16"/>
+                <w:szCs w:val="16"/>
+              </w:rPr>
+              <w:t xml:space="preserve">7.07</w:t>
+            </w:r>
+          </w:p>
+        </w:tc>
+        <w:tc>
+          <w:tcPr/>
+          <w:p>
+            <w:pPr>
+              <w:pStyle w:val="Compact"/>
+              <w:jc w:val="left"/>
+              <w:rPr>
+                <w:sz w:val="16"/>
+                <w:szCs w:val="16"/>
+              </w:rPr>
+            </w:pPr>
+            <w:r>
+              <w:rPr>
+                <w:sz w:val="16"/>
+                <w:szCs w:val="16"/>
+              </w:rPr>
+              <w:t xml:space="preserve">8.85</w:t>
+            </w:r>
+          </w:p>
+        </w:tc>
+        <w:tc>
+          <w:tcPr/>
+          <w:p>
+            <w:pPr>
+              <w:pStyle w:val="Compact"/>
+              <w:jc w:val="left"/>
+              <w:rPr>
+                <w:sz w:val="16"/>
+                <w:szCs w:val="16"/>
+              </w:rPr>
+            </w:pPr>
+            <w:r>
+              <w:rPr>
+                <w:sz w:val="16"/>
+                <w:szCs w:val="16"/>
+              </w:rPr>
+              <w:t xml:space="preserve">0.026</w:t>
+            </w:r>
+          </w:p>
+        </w:tc>
+        <w:tc>
+          <w:tcPr/>
+          <w:p>
+            <w:pPr>
+              <w:pStyle w:val="Compact"/>
+              <w:jc w:val="left"/>
+              <w:rPr>
+                <w:sz w:val="16"/>
+                <w:szCs w:val="16"/>
+              </w:rPr>
+            </w:pPr>
+            <w:r>
+              <w:rPr>
+                <w:sz w:val="16"/>
+                <w:szCs w:val="16"/>
+              </w:rPr>
+              <w:t xml:space="preserve">4.00</w:t>
             </w:r>
           </w:p>
         </w:tc>
@@ -3632,47 +3632,47 @@
                 <w:sz w:val="16"/>
                 <w:szCs w:val="16"/>
               </w:rPr>
-              <w:t xml:space="preserve">31.67</w:t>
-            </w:r>
-          </w:p>
-        </w:tc>
-        <w:tc>
-          <w:tcPr/>
-          <w:p>
-            <w:pPr>
-              <w:pStyle w:val="Compact"/>
-              <w:jc w:val="left"/>
-              <w:rPr>
-                <w:sz w:val="16"/>
-                <w:szCs w:val="16"/>
-              </w:rPr>
-            </w:pPr>
-            <w:r>
-              <w:rPr>
-                <w:sz w:val="16"/>
-                <w:szCs w:val="16"/>
-              </w:rPr>
-              <w:t xml:space="preserve">1.52</w:t>
-            </w:r>
-          </w:p>
-        </w:tc>
-        <w:tc>
-          <w:tcPr/>
-          <w:p>
-            <w:pPr>
-              <w:pStyle w:val="Compact"/>
-              <w:jc w:val="left"/>
-              <w:rPr>
-                <w:sz w:val="16"/>
-                <w:szCs w:val="16"/>
-              </w:rPr>
-            </w:pPr>
-            <w:r>
-              <w:rPr>
-                <w:sz w:val="16"/>
-                <w:szCs w:val="16"/>
-              </w:rPr>
-              <w:t xml:space="preserve">1.86</w:t>
+              <w:t xml:space="preserve">48.30</w:t>
+            </w:r>
+          </w:p>
+        </w:tc>
+        <w:tc>
+          <w:tcPr/>
+          <w:p>
+            <w:pPr>
+              <w:pStyle w:val="Compact"/>
+              <w:jc w:val="left"/>
+              <w:rPr>
+                <w:sz w:val="16"/>
+                <w:szCs w:val="16"/>
+              </w:rPr>
+            </w:pPr>
+            <w:r>
+              <w:rPr>
+                <w:sz w:val="16"/>
+                <w:szCs w:val="16"/>
+              </w:rPr>
+              <w:t xml:space="preserve">1.63</w:t>
+            </w:r>
+          </w:p>
+        </w:tc>
+        <w:tc>
+          <w:tcPr/>
+          <w:p>
+            <w:pPr>
+              <w:pStyle w:val="Compact"/>
+              <w:jc w:val="left"/>
+              <w:rPr>
+                <w:sz w:val="16"/>
+                <w:szCs w:val="16"/>
+              </w:rPr>
+            </w:pPr>
+            <w:r>
+              <w:rPr>
+                <w:sz w:val="16"/>
+                <w:szCs w:val="16"/>
+              </w:rPr>
+              <w:t xml:space="preserve">2.63</w:t>
             </w:r>
           </w:p>
         </w:tc>
@@ -3961,167 +3961,167 @@
                 <w:sz w:val="16"/>
                 <w:szCs w:val="16"/>
               </w:rPr>
-              <w:t xml:space="preserve">49,547</w:t>
-            </w:r>
-          </w:p>
-        </w:tc>
-        <w:tc>
-          <w:tcPr/>
-          <w:p>
-            <w:pPr>
-              <w:pStyle w:val="Compact"/>
-              <w:jc w:val="left"/>
-              <w:rPr>
-                <w:sz w:val="16"/>
-                <w:szCs w:val="16"/>
-              </w:rPr>
-            </w:pPr>
-            <w:r>
-              <w:rPr>
-                <w:sz w:val="16"/>
-                <w:szCs w:val="16"/>
-              </w:rPr>
-              <w:t xml:space="preserve">2,307</w:t>
-            </w:r>
-          </w:p>
-        </w:tc>
-        <w:tc>
-          <w:tcPr/>
-          <w:p>
-            <w:pPr>
-              <w:pStyle w:val="Compact"/>
-              <w:jc w:val="left"/>
-              <w:rPr>
-                <w:sz w:val="16"/>
-                <w:szCs w:val="16"/>
-              </w:rPr>
-            </w:pPr>
-            <w:r>
-              <w:rPr>
-                <w:sz w:val="16"/>
-                <w:szCs w:val="16"/>
-              </w:rPr>
-              <w:t xml:space="preserve">0.416</w:t>
-            </w:r>
-          </w:p>
-        </w:tc>
-        <w:tc>
-          <w:tcPr/>
-          <w:p>
-            <w:pPr>
-              <w:pStyle w:val="Compact"/>
-              <w:jc w:val="left"/>
-              <w:rPr>
-                <w:sz w:val="16"/>
-                <w:szCs w:val="16"/>
-              </w:rPr>
-            </w:pPr>
-            <w:r>
-              <w:rPr>
-                <w:sz w:val="16"/>
-                <w:szCs w:val="16"/>
-              </w:rPr>
-              <w:t xml:space="preserve">128.3</w:t>
-            </w:r>
-          </w:p>
-        </w:tc>
-        <w:tc>
-          <w:tcPr/>
-          <w:p>
-            <w:pPr>
-              <w:pStyle w:val="Compact"/>
-              <w:jc w:val="left"/>
-              <w:rPr>
-                <w:sz w:val="16"/>
-                <w:szCs w:val="16"/>
-              </w:rPr>
-            </w:pPr>
-            <w:r>
-              <w:rPr>
-                <w:sz w:val="16"/>
-                <w:szCs w:val="16"/>
-              </w:rPr>
-              <w:t xml:space="preserve">0.346</w:t>
-            </w:r>
-          </w:p>
-        </w:tc>
-        <w:tc>
-          <w:tcPr/>
-          <w:p>
-            <w:pPr>
-              <w:pStyle w:val="Compact"/>
-              <w:jc w:val="left"/>
-              <w:rPr>
-                <w:sz w:val="16"/>
-                <w:szCs w:val="16"/>
-              </w:rPr>
-            </w:pPr>
-            <w:r>
-              <w:rPr>
-                <w:sz w:val="16"/>
-                <w:szCs w:val="16"/>
-              </w:rPr>
-              <w:t xml:space="preserve">0.173</w:t>
-            </w:r>
-          </w:p>
-        </w:tc>
-        <w:tc>
-          <w:tcPr/>
-          <w:p>
-            <w:pPr>
-              <w:pStyle w:val="Compact"/>
-              <w:jc w:val="left"/>
-              <w:rPr>
-                <w:sz w:val="16"/>
-                <w:szCs w:val="16"/>
-              </w:rPr>
-            </w:pPr>
-            <w:r>
-              <w:rPr>
-                <w:sz w:val="16"/>
-                <w:szCs w:val="16"/>
-              </w:rPr>
-              <w:t xml:space="preserve">0.523</w:t>
-            </w:r>
-          </w:p>
-        </w:tc>
-        <w:tc>
-          <w:tcPr/>
-          <w:p>
-            <w:pPr>
-              <w:pStyle w:val="Compact"/>
-              <w:jc w:val="left"/>
-              <w:rPr>
-                <w:sz w:val="16"/>
-                <w:szCs w:val="16"/>
-              </w:rPr>
-            </w:pPr>
-            <w:r>
-              <w:rPr>
-                <w:sz w:val="16"/>
-                <w:szCs w:val="16"/>
-              </w:rPr>
-              <w:t xml:space="preserve">0.771</w:t>
-            </w:r>
-          </w:p>
-        </w:tc>
-        <w:tc>
-          <w:tcPr/>
-          <w:p>
-            <w:pPr>
-              <w:pStyle w:val="Compact"/>
-              <w:jc w:val="left"/>
-              <w:rPr>
-                <w:sz w:val="16"/>
-                <w:szCs w:val="16"/>
-              </w:rPr>
-            </w:pPr>
-            <w:r>
-              <w:rPr>
-                <w:sz w:val="16"/>
-                <w:szCs w:val="16"/>
-              </w:rPr>
-              <w:t xml:space="preserve">0.211</w:t>
+              <w:t xml:space="preserve">46,964</w:t>
+            </w:r>
+          </w:p>
+        </w:tc>
+        <w:tc>
+          <w:tcPr/>
+          <w:p>
+            <w:pPr>
+              <w:pStyle w:val="Compact"/>
+              <w:jc w:val="left"/>
+              <w:rPr>
+                <w:sz w:val="16"/>
+                <w:szCs w:val="16"/>
+              </w:rPr>
+            </w:pPr>
+            <w:r>
+              <w:rPr>
+                <w:sz w:val="16"/>
+                <w:szCs w:val="16"/>
+              </w:rPr>
+              <w:t xml:space="preserve">1,734</w:t>
+            </w:r>
+          </w:p>
+        </w:tc>
+        <w:tc>
+          <w:tcPr/>
+          <w:p>
+            <w:pPr>
+              <w:pStyle w:val="Compact"/>
+              <w:jc w:val="left"/>
+              <w:rPr>
+                <w:sz w:val="16"/>
+                <w:szCs w:val="16"/>
+              </w:rPr>
+            </w:pPr>
+            <w:r>
+              <w:rPr>
+                <w:sz w:val="16"/>
+                <w:szCs w:val="16"/>
+              </w:rPr>
+              <w:t xml:space="preserve">0.407</w:t>
+            </w:r>
+          </w:p>
+        </w:tc>
+        <w:tc>
+          <w:tcPr/>
+          <w:p>
+            <w:pPr>
+              <w:pStyle w:val="Compact"/>
+              <w:jc w:val="left"/>
+              <w:rPr>
+                <w:sz w:val="16"/>
+                <w:szCs w:val="16"/>
+              </w:rPr>
+            </w:pPr>
+            <w:r>
+              <w:rPr>
+                <w:sz w:val="16"/>
+                <w:szCs w:val="16"/>
+              </w:rPr>
+              <w:t xml:space="preserve">131.5</w:t>
+            </w:r>
+          </w:p>
+        </w:tc>
+        <w:tc>
+          <w:tcPr/>
+          <w:p>
+            <w:pPr>
+              <w:pStyle w:val="Compact"/>
+              <w:jc w:val="left"/>
+              <w:rPr>
+                <w:sz w:val="16"/>
+                <w:szCs w:val="16"/>
+              </w:rPr>
+            </w:pPr>
+            <w:r>
+              <w:rPr>
+                <w:sz w:val="16"/>
+                <w:szCs w:val="16"/>
+              </w:rPr>
+              <w:t xml:space="preserve">0.333</w:t>
+            </w:r>
+          </w:p>
+        </w:tc>
+        <w:tc>
+          <w:tcPr/>
+          <w:p>
+            <w:pPr>
+              <w:pStyle w:val="Compact"/>
+              <w:jc w:val="left"/>
+              <w:rPr>
+                <w:sz w:val="16"/>
+                <w:szCs w:val="16"/>
+              </w:rPr>
+            </w:pPr>
+            <w:r>
+              <w:rPr>
+                <w:sz w:val="16"/>
+                <w:szCs w:val="16"/>
+              </w:rPr>
+              <w:t xml:space="preserve">0.166</w:t>
+            </w:r>
+          </w:p>
+        </w:tc>
+        <w:tc>
+          <w:tcPr/>
+          <w:p>
+            <w:pPr>
+              <w:pStyle w:val="Compact"/>
+              <w:jc w:val="left"/>
+              <w:rPr>
+                <w:sz w:val="16"/>
+                <w:szCs w:val="16"/>
+              </w:rPr>
+            </w:pPr>
+            <w:r>
+              <w:rPr>
+                <w:sz w:val="16"/>
+                <w:szCs w:val="16"/>
+              </w:rPr>
+              <w:t xml:space="preserve">0.506</w:t>
+            </w:r>
+          </w:p>
+        </w:tc>
+        <w:tc>
+          <w:tcPr/>
+          <w:p>
+            <w:pPr>
+              <w:pStyle w:val="Compact"/>
+              <w:jc w:val="left"/>
+              <w:rPr>
+                <w:sz w:val="16"/>
+                <w:szCs w:val="16"/>
+              </w:rPr>
+            </w:pPr>
+            <w:r>
+              <w:rPr>
+                <w:sz w:val="16"/>
+                <w:szCs w:val="16"/>
+              </w:rPr>
+              <w:t xml:space="preserve">0.776</w:t>
+            </w:r>
+          </w:p>
+        </w:tc>
+        <w:tc>
+          <w:tcPr/>
+          <w:p>
+            <w:pPr>
+              <w:pStyle w:val="Compact"/>
+              <w:jc w:val="left"/>
+              <w:rPr>
+                <w:sz w:val="16"/>
+                <w:szCs w:val="16"/>
+              </w:rPr>
+            </w:pPr>
+            <w:r>
+              <w:rPr>
+                <w:sz w:val="16"/>
+                <w:szCs w:val="16"/>
+              </w:rPr>
+              <w:t xml:space="preserve">0.224</w:t>
             </w:r>
           </w:p>
         </w:tc>
@@ -4166,167 +4166,167 @@
                 <w:sz w:val="16"/>
                 <w:szCs w:val="16"/>
               </w:rPr>
-              <w:t xml:space="preserve">49,049</w:t>
-            </w:r>
-          </w:p>
-        </w:tc>
-        <w:tc>
-          <w:tcPr/>
-          <w:p>
-            <w:pPr>
-              <w:pStyle w:val="Compact"/>
-              <w:jc w:val="left"/>
-              <w:rPr>
-                <w:sz w:val="16"/>
-                <w:szCs w:val="16"/>
-              </w:rPr>
-            </w:pPr>
-            <w:r>
-              <w:rPr>
-                <w:sz w:val="16"/>
-                <w:szCs w:val="16"/>
-              </w:rPr>
-              <w:t xml:space="preserve">1,809</w:t>
-            </w:r>
-          </w:p>
-        </w:tc>
-        <w:tc>
-          <w:tcPr/>
-          <w:p>
-            <w:pPr>
-              <w:pStyle w:val="Compact"/>
-              <w:jc w:val="left"/>
-              <w:rPr>
-                <w:sz w:val="16"/>
-                <w:szCs w:val="16"/>
-              </w:rPr>
-            </w:pPr>
-            <w:r>
-              <w:rPr>
-                <w:sz w:val="16"/>
-                <w:szCs w:val="16"/>
-              </w:rPr>
-              <w:t xml:space="preserve">0.412</w:t>
-            </w:r>
-          </w:p>
-        </w:tc>
-        <w:tc>
-          <w:tcPr/>
-          <w:p>
-            <w:pPr>
-              <w:pStyle w:val="Compact"/>
-              <w:jc w:val="left"/>
-              <w:rPr>
-                <w:sz w:val="16"/>
-                <w:szCs w:val="16"/>
-              </w:rPr>
-            </w:pPr>
-            <w:r>
-              <w:rPr>
-                <w:sz w:val="16"/>
-                <w:szCs w:val="16"/>
-              </w:rPr>
-              <w:t xml:space="preserve">127.3</w:t>
-            </w:r>
-          </w:p>
-        </w:tc>
-        <w:tc>
-          <w:tcPr/>
-          <w:p>
-            <w:pPr>
-              <w:pStyle w:val="Compact"/>
-              <w:jc w:val="left"/>
-              <w:rPr>
-                <w:sz w:val="16"/>
-                <w:szCs w:val="16"/>
-              </w:rPr>
-            </w:pPr>
-            <w:r>
-              <w:rPr>
-                <w:sz w:val="16"/>
-                <w:szCs w:val="16"/>
-              </w:rPr>
-              <w:t xml:space="preserve">0.342</w:t>
-            </w:r>
-          </w:p>
-        </w:tc>
-        <w:tc>
-          <w:tcPr/>
-          <w:p>
-            <w:pPr>
-              <w:pStyle w:val="Compact"/>
-              <w:jc w:val="left"/>
-              <w:rPr>
-                <w:sz w:val="16"/>
-                <w:szCs w:val="16"/>
-              </w:rPr>
-            </w:pPr>
-            <w:r>
-              <w:rPr>
-                <w:sz w:val="16"/>
-                <w:szCs w:val="16"/>
-              </w:rPr>
-              <w:t xml:space="preserve">0.170</w:t>
-            </w:r>
-          </w:p>
-        </w:tc>
-        <w:tc>
-          <w:tcPr/>
-          <w:p>
-            <w:pPr>
-              <w:pStyle w:val="Compact"/>
-              <w:jc w:val="left"/>
-              <w:rPr>
-                <w:sz w:val="16"/>
-                <w:szCs w:val="16"/>
-              </w:rPr>
-            </w:pPr>
-            <w:r>
-              <w:rPr>
-                <w:sz w:val="16"/>
-                <w:szCs w:val="16"/>
-              </w:rPr>
-              <w:t xml:space="preserve">0.518</w:t>
-            </w:r>
-          </w:p>
-        </w:tc>
-        <w:tc>
-          <w:tcPr/>
-          <w:p>
-            <w:pPr>
-              <w:pStyle w:val="Compact"/>
-              <w:jc w:val="left"/>
-              <w:rPr>
-                <w:sz w:val="16"/>
-                <w:szCs w:val="16"/>
-              </w:rPr>
-            </w:pPr>
-            <w:r>
-              <w:rPr>
-                <w:sz w:val="16"/>
-                <w:szCs w:val="16"/>
-              </w:rPr>
-              <w:t xml:space="preserve">0.775</w:t>
-            </w:r>
-          </w:p>
-        </w:tc>
-        <w:tc>
-          <w:tcPr/>
-          <w:p>
-            <w:pPr>
-              <w:pStyle w:val="Compact"/>
-              <w:jc w:val="left"/>
-              <w:rPr>
-                <w:sz w:val="16"/>
-                <w:szCs w:val="16"/>
-              </w:rPr>
-            </w:pPr>
-            <w:r>
-              <w:rPr>
-                <w:sz w:val="16"/>
-                <w:szCs w:val="16"/>
-              </w:rPr>
-              <w:t xml:space="preserve">0.223</w:t>
+              <w:t xml:space="preserve">46,507</w:t>
+            </w:r>
+          </w:p>
+        </w:tc>
+        <w:tc>
+          <w:tcPr/>
+          <w:p>
+            <w:pPr>
+              <w:pStyle w:val="Compact"/>
+              <w:jc w:val="left"/>
+              <w:rPr>
+                <w:sz w:val="16"/>
+                <w:szCs w:val="16"/>
+              </w:rPr>
+            </w:pPr>
+            <w:r>
+              <w:rPr>
+                <w:sz w:val="16"/>
+                <w:szCs w:val="16"/>
+              </w:rPr>
+              <w:t xml:space="preserve">1,277</w:t>
+            </w:r>
+          </w:p>
+        </w:tc>
+        <w:tc>
+          <w:tcPr/>
+          <w:p>
+            <w:pPr>
+              <w:pStyle w:val="Compact"/>
+              <w:jc w:val="left"/>
+              <w:rPr>
+                <w:sz w:val="16"/>
+                <w:szCs w:val="16"/>
+              </w:rPr>
+            </w:pPr>
+            <w:r>
+              <w:rPr>
+                <w:sz w:val="16"/>
+                <w:szCs w:val="16"/>
+              </w:rPr>
+              <w:t xml:space="preserve">0.405</w:t>
+            </w:r>
+          </w:p>
+        </w:tc>
+        <w:tc>
+          <w:tcPr/>
+          <w:p>
+            <w:pPr>
+              <w:pStyle w:val="Compact"/>
+              <w:jc w:val="left"/>
+              <w:rPr>
+                <w:sz w:val="16"/>
+                <w:szCs w:val="16"/>
+              </w:rPr>
+            </w:pPr>
+            <w:r>
+              <w:rPr>
+                <w:sz w:val="16"/>
+                <w:szCs w:val="16"/>
+              </w:rPr>
+              <w:t xml:space="preserve">130.6</w:t>
+            </w:r>
+          </w:p>
+        </w:tc>
+        <w:tc>
+          <w:tcPr/>
+          <w:p>
+            <w:pPr>
+              <w:pStyle w:val="Compact"/>
+              <w:jc w:val="left"/>
+              <w:rPr>
+                <w:sz w:val="16"/>
+                <w:szCs w:val="16"/>
+              </w:rPr>
+            </w:pPr>
+            <w:r>
+              <w:rPr>
+                <w:sz w:val="16"/>
+                <w:szCs w:val="16"/>
+              </w:rPr>
+              <w:t xml:space="preserve">0.329</w:t>
+            </w:r>
+          </w:p>
+        </w:tc>
+        <w:tc>
+          <w:tcPr/>
+          <w:p>
+            <w:pPr>
+              <w:pStyle w:val="Compact"/>
+              <w:jc w:val="left"/>
+              <w:rPr>
+                <w:sz w:val="16"/>
+                <w:szCs w:val="16"/>
+              </w:rPr>
+            </w:pPr>
+            <w:r>
+              <w:rPr>
+                <w:sz w:val="16"/>
+                <w:szCs w:val="16"/>
+              </w:rPr>
+              <w:t xml:space="preserve">0.164</w:t>
+            </w:r>
+          </w:p>
+        </w:tc>
+        <w:tc>
+          <w:tcPr/>
+          <w:p>
+            <w:pPr>
+              <w:pStyle w:val="Compact"/>
+              <w:jc w:val="left"/>
+              <w:rPr>
+                <w:sz w:val="16"/>
+                <w:szCs w:val="16"/>
+              </w:rPr>
+            </w:pPr>
+            <w:r>
+              <w:rPr>
+                <w:sz w:val="16"/>
+                <w:szCs w:val="16"/>
+              </w:rPr>
+              <w:t xml:space="preserve">0.501</w:t>
+            </w:r>
+          </w:p>
+        </w:tc>
+        <w:tc>
+          <w:tcPr/>
+          <w:p>
+            <w:pPr>
+              <w:pStyle w:val="Compact"/>
+              <w:jc w:val="left"/>
+              <w:rPr>
+                <w:sz w:val="16"/>
+                <w:szCs w:val="16"/>
+              </w:rPr>
+            </w:pPr>
+            <w:r>
+              <w:rPr>
+                <w:sz w:val="16"/>
+                <w:szCs w:val="16"/>
+              </w:rPr>
+              <w:t xml:space="preserve">0.783</w:t>
+            </w:r>
+          </w:p>
+        </w:tc>
+        <w:tc>
+          <w:tcPr/>
+          <w:p>
+            <w:pPr>
+              <w:pStyle w:val="Compact"/>
+              <w:jc w:val="left"/>
+              <w:rPr>
+                <w:sz w:val="16"/>
+                <w:szCs w:val="16"/>
+              </w:rPr>
+            </w:pPr>
+            <w:r>
+              <w:rPr>
+                <w:sz w:val="16"/>
+                <w:szCs w:val="16"/>
+              </w:rPr>
+              <w:t xml:space="preserve">0.234</w:t>
             </w:r>
           </w:p>
         </w:tc>
@@ -4371,167 +4371,167 @@
                 <w:sz w:val="16"/>
                 <w:szCs w:val="16"/>
               </w:rPr>
-              <w:t xml:space="preserve">48,305</w:t>
-            </w:r>
-          </w:p>
-        </w:tc>
-        <w:tc>
-          <w:tcPr/>
-          <w:p>
-            <w:pPr>
-              <w:pStyle w:val="Compact"/>
-              <w:jc w:val="left"/>
-              <w:rPr>
-                <w:sz w:val="16"/>
-                <w:szCs w:val="16"/>
-              </w:rPr>
-            </w:pPr>
-            <w:r>
-              <w:rPr>
-                <w:sz w:val="16"/>
-                <w:szCs w:val="16"/>
-              </w:rPr>
-              <w:t xml:space="preserve">1,065</w:t>
-            </w:r>
-          </w:p>
-        </w:tc>
-        <w:tc>
-          <w:tcPr/>
-          <w:p>
-            <w:pPr>
-              <w:pStyle w:val="Compact"/>
-              <w:jc w:val="left"/>
-              <w:rPr>
-                <w:sz w:val="16"/>
-                <w:szCs w:val="16"/>
-              </w:rPr>
-            </w:pPr>
-            <w:r>
-              <w:rPr>
-                <w:sz w:val="16"/>
-                <w:szCs w:val="16"/>
-              </w:rPr>
-              <w:t xml:space="preserve">0.409</w:t>
-            </w:r>
-          </w:p>
-        </w:tc>
-        <w:tc>
-          <w:tcPr/>
-          <w:p>
-            <w:pPr>
-              <w:pStyle w:val="Compact"/>
-              <w:jc w:val="left"/>
-              <w:rPr>
-                <w:sz w:val="16"/>
-                <w:szCs w:val="16"/>
-              </w:rPr>
-            </w:pPr>
-            <w:r>
-              <w:rPr>
-                <w:sz w:val="16"/>
-                <w:szCs w:val="16"/>
-              </w:rPr>
-              <w:t xml:space="preserve">126.2</w:t>
-            </w:r>
-          </w:p>
-        </w:tc>
-        <w:tc>
-          <w:tcPr/>
-          <w:p>
-            <w:pPr>
-              <w:pStyle w:val="Compact"/>
-              <w:jc w:val="left"/>
-              <w:rPr>
-                <w:sz w:val="16"/>
-                <w:szCs w:val="16"/>
-              </w:rPr>
-            </w:pPr>
-            <w:r>
-              <w:rPr>
-                <w:sz w:val="16"/>
-                <w:szCs w:val="16"/>
-              </w:rPr>
-              <w:t xml:space="preserve">0.336</w:t>
-            </w:r>
-          </w:p>
-        </w:tc>
-        <w:tc>
-          <w:tcPr/>
-          <w:p>
-            <w:pPr>
-              <w:pStyle w:val="Compact"/>
-              <w:jc w:val="left"/>
-              <w:rPr>
-                <w:sz w:val="16"/>
-                <w:szCs w:val="16"/>
-              </w:rPr>
-            </w:pPr>
-            <w:r>
-              <w:rPr>
-                <w:sz w:val="16"/>
-                <w:szCs w:val="16"/>
-              </w:rPr>
-              <w:t xml:space="preserve">0.167</w:t>
-            </w:r>
-          </w:p>
-        </w:tc>
-        <w:tc>
-          <w:tcPr/>
-          <w:p>
-            <w:pPr>
-              <w:pStyle w:val="Compact"/>
-              <w:jc w:val="left"/>
-              <w:rPr>
-                <w:sz w:val="16"/>
-                <w:szCs w:val="16"/>
-              </w:rPr>
-            </w:pPr>
-            <w:r>
-              <w:rPr>
-                <w:sz w:val="16"/>
-                <w:szCs w:val="16"/>
-              </w:rPr>
-              <w:t xml:space="preserve">0.510</w:t>
-            </w:r>
-          </w:p>
-        </w:tc>
-        <w:tc>
-          <w:tcPr/>
-          <w:p>
-            <w:pPr>
-              <w:pStyle w:val="Compact"/>
-              <w:jc w:val="left"/>
-              <w:rPr>
-                <w:sz w:val="16"/>
-                <w:szCs w:val="16"/>
-              </w:rPr>
-            </w:pPr>
-            <w:r>
-              <w:rPr>
-                <w:sz w:val="16"/>
-                <w:szCs w:val="16"/>
-              </w:rPr>
-              <w:t xml:space="preserve">0.784</w:t>
-            </w:r>
-          </w:p>
-        </w:tc>
-        <w:tc>
-          <w:tcPr/>
-          <w:p>
-            <w:pPr>
-              <w:pStyle w:val="Compact"/>
-              <w:jc w:val="left"/>
-              <w:rPr>
-                <w:sz w:val="16"/>
-                <w:szCs w:val="16"/>
-              </w:rPr>
-            </w:pPr>
-            <w:r>
-              <w:rPr>
-                <w:sz w:val="16"/>
-                <w:szCs w:val="16"/>
-              </w:rPr>
-              <w:t xml:space="preserve">0.237</w:t>
+              <w:t xml:space="preserve">45,764</w:t>
+            </w:r>
+          </w:p>
+        </w:tc>
+        <w:tc>
+          <w:tcPr/>
+          <w:p>
+            <w:pPr>
+              <w:pStyle w:val="Compact"/>
+              <w:jc w:val="left"/>
+              <w:rPr>
+                <w:sz w:val="16"/>
+                <w:szCs w:val="16"/>
+              </w:rPr>
+            </w:pPr>
+            <w:r>
+              <w:rPr>
+                <w:sz w:val="16"/>
+                <w:szCs w:val="16"/>
+              </w:rPr>
+              <w:t xml:space="preserve">534</w:t>
+            </w:r>
+          </w:p>
+        </w:tc>
+        <w:tc>
+          <w:tcPr/>
+          <w:p>
+            <w:pPr>
+              <w:pStyle w:val="Compact"/>
+              <w:jc w:val="left"/>
+              <w:rPr>
+                <w:sz w:val="16"/>
+                <w:szCs w:val="16"/>
+              </w:rPr>
+            </w:pPr>
+            <w:r>
+              <w:rPr>
+                <w:sz w:val="16"/>
+                <w:szCs w:val="16"/>
+              </w:rPr>
+              <w:t xml:space="preserve">0.401</w:t>
+            </w:r>
+          </w:p>
+        </w:tc>
+        <w:tc>
+          <w:tcPr/>
+          <w:p>
+            <w:pPr>
+              <w:pStyle w:val="Compact"/>
+              <w:jc w:val="left"/>
+              <w:rPr>
+                <w:sz w:val="16"/>
+                <w:szCs w:val="16"/>
+              </w:rPr>
+            </w:pPr>
+            <w:r>
+              <w:rPr>
+                <w:sz w:val="16"/>
+                <w:szCs w:val="16"/>
+              </w:rPr>
+              <w:t xml:space="preserve">129.5</w:t>
+            </w:r>
+          </w:p>
+        </w:tc>
+        <w:tc>
+          <w:tcPr/>
+          <w:p>
+            <w:pPr>
+              <w:pStyle w:val="Compact"/>
+              <w:jc w:val="left"/>
+              <w:rPr>
+                <w:sz w:val="16"/>
+                <w:szCs w:val="16"/>
+              </w:rPr>
+            </w:pPr>
+            <w:r>
+              <w:rPr>
+                <w:sz w:val="16"/>
+                <w:szCs w:val="16"/>
+              </w:rPr>
+              <w:t xml:space="preserve">0.323</w:t>
+            </w:r>
+          </w:p>
+        </w:tc>
+        <w:tc>
+          <w:tcPr/>
+          <w:p>
+            <w:pPr>
+              <w:pStyle w:val="Compact"/>
+              <w:jc w:val="left"/>
+              <w:rPr>
+                <w:sz w:val="16"/>
+                <w:szCs w:val="16"/>
+              </w:rPr>
+            </w:pPr>
+            <w:r>
+              <w:rPr>
+                <w:sz w:val="16"/>
+                <w:szCs w:val="16"/>
+              </w:rPr>
+              <w:t xml:space="preserve">0.161</w:t>
+            </w:r>
+          </w:p>
+        </w:tc>
+        <w:tc>
+          <w:tcPr/>
+          <w:p>
+            <w:pPr>
+              <w:pStyle w:val="Compact"/>
+              <w:jc w:val="left"/>
+              <w:rPr>
+                <w:sz w:val="16"/>
+                <w:szCs w:val="16"/>
+              </w:rPr>
+            </w:pPr>
+            <w:r>
+              <w:rPr>
+                <w:sz w:val="16"/>
+                <w:szCs w:val="16"/>
+              </w:rPr>
+              <w:t xml:space="preserve">0.493</w:t>
+            </w:r>
+          </w:p>
+        </w:tc>
+        <w:tc>
+          <w:tcPr/>
+          <w:p>
+            <w:pPr>
+              <w:pStyle w:val="Compact"/>
+              <w:jc w:val="left"/>
+              <w:rPr>
+                <w:sz w:val="16"/>
+                <w:szCs w:val="16"/>
+              </w:rPr>
+            </w:pPr>
+            <w:r>
+              <w:rPr>
+                <w:sz w:val="16"/>
+                <w:szCs w:val="16"/>
+              </w:rPr>
+              <w:t xml:space="preserve">0.792</w:t>
+            </w:r>
+          </w:p>
+        </w:tc>
+        <w:tc>
+          <w:tcPr/>
+          <w:p>
+            <w:pPr>
+              <w:pStyle w:val="Compact"/>
+              <w:jc w:val="left"/>
+              <w:rPr>
+                <w:sz w:val="16"/>
+                <w:szCs w:val="16"/>
+              </w:rPr>
+            </w:pPr>
+            <w:r>
+              <w:rPr>
+                <w:sz w:val="16"/>
+                <w:szCs w:val="16"/>
+              </w:rPr>
+              <w:t xml:space="preserve">0.247</w:t>
             </w:r>
           </w:p>
         </w:tc>
@@ -4576,7 +4576,7 @@
                 <w:sz w:val="16"/>
                 <w:szCs w:val="16"/>
               </w:rPr>
-              <w:t xml:space="preserve">47,240</w:t>
+              <w:t xml:space="preserve">45,230</w:t>
             </w:r>
           </w:p>
         </w:tc>
@@ -4616,127 +4616,127 @@
                 <w:sz w:val="16"/>
                 <w:szCs w:val="16"/>
               </w:rPr>
-              <w:t xml:space="preserve">0.404</w:t>
-            </w:r>
-          </w:p>
-        </w:tc>
-        <w:tc>
-          <w:tcPr/>
-          <w:p>
-            <w:pPr>
-              <w:pStyle w:val="Compact"/>
-              <w:jc w:val="left"/>
-              <w:rPr>
-                <w:sz w:val="16"/>
-                <w:szCs w:val="16"/>
-              </w:rPr>
-            </w:pPr>
-            <w:r>
-              <w:rPr>
-                <w:sz w:val="16"/>
-                <w:szCs w:val="16"/>
-              </w:rPr>
-              <w:t xml:space="preserve">124.7</w:t>
-            </w:r>
-          </w:p>
-        </w:tc>
-        <w:tc>
-          <w:tcPr/>
-          <w:p>
-            <w:pPr>
-              <w:pStyle w:val="Compact"/>
-              <w:jc w:val="left"/>
-              <w:rPr>
-                <w:sz w:val="16"/>
-                <w:szCs w:val="16"/>
-              </w:rPr>
-            </w:pPr>
-            <w:r>
-              <w:rPr>
-                <w:sz w:val="16"/>
-                <w:szCs w:val="16"/>
-              </w:rPr>
-              <w:t xml:space="preserve">0.327</w:t>
-            </w:r>
-          </w:p>
-        </w:tc>
-        <w:tc>
-          <w:tcPr/>
-          <w:p>
-            <w:pPr>
-              <w:pStyle w:val="Compact"/>
-              <w:jc w:val="left"/>
-              <w:rPr>
-                <w:sz w:val="16"/>
-                <w:szCs w:val="16"/>
-              </w:rPr>
-            </w:pPr>
-            <w:r>
-              <w:rPr>
-                <w:sz w:val="16"/>
-                <w:szCs w:val="16"/>
-              </w:rPr>
-              <w:t xml:space="preserve">0.163</w:t>
-            </w:r>
-          </w:p>
-        </w:tc>
-        <w:tc>
-          <w:tcPr/>
-          <w:p>
-            <w:pPr>
-              <w:pStyle w:val="Compact"/>
-              <w:jc w:val="left"/>
-              <w:rPr>
-                <w:sz w:val="16"/>
-                <w:szCs w:val="16"/>
-              </w:rPr>
-            </w:pPr>
-            <w:r>
-              <w:rPr>
-                <w:sz w:val="16"/>
-                <w:szCs w:val="16"/>
-              </w:rPr>
-              <w:t xml:space="preserve">0.498</w:t>
-            </w:r>
-          </w:p>
-        </w:tc>
-        <w:tc>
-          <w:tcPr/>
-          <w:p>
-            <w:pPr>
-              <w:pStyle w:val="Compact"/>
-              <w:jc w:val="left"/>
-              <w:rPr>
-                <w:sz w:val="16"/>
-                <w:szCs w:val="16"/>
-              </w:rPr>
-            </w:pPr>
-            <w:r>
-              <w:rPr>
-                <w:sz w:val="16"/>
-                <w:szCs w:val="16"/>
-              </w:rPr>
-              <w:t xml:space="preserve">0.798</w:t>
-            </w:r>
-          </w:p>
-        </w:tc>
-        <w:tc>
-          <w:tcPr/>
-          <w:p>
-            <w:pPr>
-              <w:pStyle w:val="Compact"/>
-              <w:jc w:val="left"/>
-              <w:rPr>
-                <w:sz w:val="16"/>
-                <w:szCs w:val="16"/>
-              </w:rPr>
-            </w:pPr>
-            <w:r>
-              <w:rPr>
-                <w:sz w:val="16"/>
-                <w:szCs w:val="16"/>
-              </w:rPr>
-              <w:t xml:space="preserve">0.256</w:t>
+              <w:t xml:space="preserve">0.399</w:t>
+            </w:r>
+          </w:p>
+        </w:tc>
+        <w:tc>
+          <w:tcPr/>
+          <w:p>
+            <w:pPr>
+              <w:pStyle w:val="Compact"/>
+              <w:jc w:val="left"/>
+              <w:rPr>
+                <w:sz w:val="16"/>
+                <w:szCs w:val="16"/>
+              </w:rPr>
+            </w:pPr>
+            <w:r>
+              <w:rPr>
+                <w:sz w:val="16"/>
+                <w:szCs w:val="16"/>
+              </w:rPr>
+              <w:t xml:space="preserve">128.7</w:t>
+            </w:r>
+          </w:p>
+        </w:tc>
+        <w:tc>
+          <w:tcPr/>
+          <w:p>
+            <w:pPr>
+              <w:pStyle w:val="Compact"/>
+              <w:jc w:val="left"/>
+              <w:rPr>
+                <w:sz w:val="16"/>
+                <w:szCs w:val="16"/>
+              </w:rPr>
+            </w:pPr>
+            <w:r>
+              <w:rPr>
+                <w:sz w:val="16"/>
+                <w:szCs w:val="16"/>
+              </w:rPr>
+              <w:t xml:space="preserve">0.319</w:t>
+            </w:r>
+          </w:p>
+        </w:tc>
+        <w:tc>
+          <w:tcPr/>
+          <w:p>
+            <w:pPr>
+              <w:pStyle w:val="Compact"/>
+              <w:jc w:val="left"/>
+              <w:rPr>
+                <w:sz w:val="16"/>
+                <w:szCs w:val="16"/>
+              </w:rPr>
+            </w:pPr>
+            <w:r>
+              <w:rPr>
+                <w:sz w:val="16"/>
+                <w:szCs w:val="16"/>
+              </w:rPr>
+              <w:t xml:space="preserve">0.159</w:t>
+            </w:r>
+          </w:p>
+        </w:tc>
+        <w:tc>
+          <w:tcPr/>
+          <w:p>
+            <w:pPr>
+              <w:pStyle w:val="Compact"/>
+              <w:jc w:val="left"/>
+              <w:rPr>
+                <w:sz w:val="16"/>
+                <w:szCs w:val="16"/>
+              </w:rPr>
+            </w:pPr>
+            <w:r>
+              <w:rPr>
+                <w:sz w:val="16"/>
+                <w:szCs w:val="16"/>
+              </w:rPr>
+              <w:t xml:space="preserve">0.487</w:t>
+            </w:r>
+          </w:p>
+        </w:tc>
+        <w:tc>
+          <w:tcPr/>
+          <w:p>
+            <w:pPr>
+              <w:pStyle w:val="Compact"/>
+              <w:jc w:val="left"/>
+              <w:rPr>
+                <w:sz w:val="16"/>
+                <w:szCs w:val="16"/>
+              </w:rPr>
+            </w:pPr>
+            <w:r>
+              <w:rPr>
+                <w:sz w:val="16"/>
+                <w:szCs w:val="16"/>
+              </w:rPr>
+              <w:t xml:space="preserve">0.800</w:t>
+            </w:r>
+          </w:p>
+        </w:tc>
+        <w:tc>
+          <w:tcPr/>
+          <w:p>
+            <w:pPr>
+              <w:pStyle w:val="Compact"/>
+              <w:jc w:val="left"/>
+              <w:rPr>
+                <w:sz w:val="16"/>
+                <w:szCs w:val="16"/>
+              </w:rPr>
+            </w:pPr>
+            <w:r>
+              <w:rPr>
+                <w:sz w:val="16"/>
+                <w:szCs w:val="16"/>
+              </w:rPr>
+              <w:t xml:space="preserve">0.257</w:t>
             </w:r>
           </w:p>
         </w:tc>
@@ -4780,11 +4780,11 @@
         <w:tblLayout w:type="fixed"/>
       </w:tblPr>
       <w:tblGrid>
-        <w:gridCol w:w="5716"/>
-        <w:gridCol w:w="909"/>
-        <w:gridCol w:w="780"/>
-        <w:gridCol w:w="909"/>
-        <w:gridCol w:w="1040"/>
+        <w:gridCol w:w="5997"/>
+        <w:gridCol w:w="839"/>
+        <w:gridCol w:w="720"/>
+        <w:gridCol w:w="839"/>
+        <w:gridCol w:w="959"/>
       </w:tblGrid>
       <w:tr>
         <w:trPr>
@@ -4912,67 +4912,67 @@
                 <w:sz w:val="16"/>
                 <w:szCs w:val="16"/>
               </w:rPr>
-              <w:t xml:space="preserve">Flight-window direct radiation (kWh/m2)</w:t>
-            </w:r>
-          </w:p>
-        </w:tc>
-        <w:tc>
-          <w:tcPr/>
-          <w:p>
-            <w:pPr>
-              <w:pStyle w:val="Compact"/>
-              <w:jc w:val="left"/>
-              <w:rPr>
-                <w:sz w:val="16"/>
-                <w:szCs w:val="16"/>
-              </w:rPr>
-            </w:pPr>
-            <w:r>
-              <w:rPr>
-                <w:sz w:val="16"/>
-                <w:szCs w:val="16"/>
-              </w:rPr>
-              <w:t xml:space="preserve">0.487</w:t>
-            </w:r>
-          </w:p>
-        </w:tc>
-        <w:tc>
-          <w:tcPr/>
-          <w:p>
-            <w:pPr>
-              <w:pStyle w:val="Compact"/>
-              <w:jc w:val="left"/>
-              <w:rPr>
-                <w:sz w:val="16"/>
-                <w:szCs w:val="16"/>
-              </w:rPr>
-            </w:pPr>
-            <w:r>
-              <w:rPr>
-                <w:sz w:val="16"/>
-                <w:szCs w:val="16"/>
-              </w:rPr>
-              <w:t xml:space="preserve">0.028</w:t>
-            </w:r>
-          </w:p>
-        </w:tc>
-        <w:tc>
-          <w:tcPr/>
-          <w:p>
-            <w:pPr>
-              <w:pStyle w:val="Compact"/>
-              <w:jc w:val="left"/>
-              <w:rPr>
-                <w:sz w:val="16"/>
-                <w:szCs w:val="16"/>
-              </w:rPr>
-            </w:pPr>
-            <w:r>
-              <w:rPr>
-                <w:sz w:val="16"/>
-                <w:szCs w:val="16"/>
-              </w:rPr>
-              <w:t xml:space="preserve">17.21</w:t>
+              <w:t xml:space="preserve">Susceptible pine basal area (m2/ha)</w:t>
+            </w:r>
+          </w:p>
+        </w:tc>
+        <w:tc>
+          <w:tcPr/>
+          <w:p>
+            <w:pPr>
+              <w:pStyle w:val="Compact"/>
+              <w:jc w:val="left"/>
+              <w:rPr>
+                <w:sz w:val="16"/>
+                <w:szCs w:val="16"/>
+              </w:rPr>
+            </w:pPr>
+            <w:r>
+              <w:rPr>
+                <w:sz w:val="16"/>
+                <w:szCs w:val="16"/>
+              </w:rPr>
+              <w:t xml:space="preserve">0.536</w:t>
+            </w:r>
+          </w:p>
+        </w:tc>
+        <w:tc>
+          <w:tcPr/>
+          <w:p>
+            <w:pPr>
+              <w:pStyle w:val="Compact"/>
+              <w:jc w:val="left"/>
+              <w:rPr>
+                <w:sz w:val="16"/>
+                <w:szCs w:val="16"/>
+              </w:rPr>
+            </w:pPr>
+            <w:r>
+              <w:rPr>
+                <w:sz w:val="16"/>
+                <w:szCs w:val="16"/>
+              </w:rPr>
+              <w:t xml:space="preserve">0.015</w:t>
+            </w:r>
+          </w:p>
+        </w:tc>
+        <w:tc>
+          <w:tcPr/>
+          <w:p>
+            <w:pPr>
+              <w:pStyle w:val="Compact"/>
+              <w:jc w:val="left"/>
+              <w:rPr>
+                <w:sz w:val="16"/>
+                <w:szCs w:val="16"/>
+              </w:rPr>
+            </w:pPr>
+            <w:r>
+              <w:rPr>
+                <w:sz w:val="16"/>
+                <w:szCs w:val="16"/>
+              </w:rPr>
+              <w:t xml:space="preserve">35.25</w:t>
             </w:r>
           </w:p>
         </w:tc>
@@ -5017,67 +5017,67 @@
                 <w:sz w:val="16"/>
                 <w:szCs w:val="16"/>
               </w:rPr>
-              <w:t xml:space="preserve">Susceptible pine basal area (m2/ha)</w:t>
-            </w:r>
-          </w:p>
-        </w:tc>
-        <w:tc>
-          <w:tcPr/>
-          <w:p>
-            <w:pPr>
-              <w:pStyle w:val="Compact"/>
-              <w:jc w:val="left"/>
-              <w:rPr>
-                <w:sz w:val="16"/>
-                <w:szCs w:val="16"/>
-              </w:rPr>
-            </w:pPr>
-            <w:r>
-              <w:rPr>
-                <w:sz w:val="16"/>
-                <w:szCs w:val="16"/>
-              </w:rPr>
-              <w:t xml:space="preserve">0.459</w:t>
-            </w:r>
-          </w:p>
-        </w:tc>
-        <w:tc>
-          <w:tcPr/>
-          <w:p>
-            <w:pPr>
-              <w:pStyle w:val="Compact"/>
-              <w:jc w:val="left"/>
-              <w:rPr>
-                <w:sz w:val="16"/>
-                <w:szCs w:val="16"/>
-              </w:rPr>
-            </w:pPr>
-            <w:r>
-              <w:rPr>
-                <w:sz w:val="16"/>
-                <w:szCs w:val="16"/>
-              </w:rPr>
-              <w:t xml:space="preserve">0.014</w:t>
-            </w:r>
-          </w:p>
-        </w:tc>
-        <w:tc>
-          <w:tcPr/>
-          <w:p>
-            <w:pPr>
-              <w:pStyle w:val="Compact"/>
-              <w:jc w:val="left"/>
-              <w:rPr>
-                <w:sz w:val="16"/>
-                <w:szCs w:val="16"/>
-              </w:rPr>
-            </w:pPr>
-            <w:r>
-              <w:rPr>
-                <w:sz w:val="16"/>
-                <w:szCs w:val="16"/>
-              </w:rPr>
-              <w:t xml:space="preserve">32.40</w:t>
+              <w:t xml:space="preserve">Stand basal area (m2/ha)</w:t>
+            </w:r>
+          </w:p>
+        </w:tc>
+        <w:tc>
+          <w:tcPr/>
+          <w:p>
+            <w:pPr>
+              <w:pStyle w:val="Compact"/>
+              <w:jc w:val="left"/>
+              <w:rPr>
+                <w:sz w:val="16"/>
+                <w:szCs w:val="16"/>
+              </w:rPr>
+            </w:pPr>
+            <w:r>
+              <w:rPr>
+                <w:sz w:val="16"/>
+                <w:szCs w:val="16"/>
+              </w:rPr>
+              <w:t xml:space="preserve">0.504</w:t>
+            </w:r>
+          </w:p>
+        </w:tc>
+        <w:tc>
+          <w:tcPr/>
+          <w:p>
+            <w:pPr>
+              <w:pStyle w:val="Compact"/>
+              <w:jc w:val="left"/>
+              <w:rPr>
+                <w:sz w:val="16"/>
+                <w:szCs w:val="16"/>
+              </w:rPr>
+            </w:pPr>
+            <w:r>
+              <w:rPr>
+                <w:sz w:val="16"/>
+                <w:szCs w:val="16"/>
+              </w:rPr>
+              <w:t xml:space="preserve">0.027</w:t>
+            </w:r>
+          </w:p>
+        </w:tc>
+        <w:tc>
+          <w:tcPr/>
+          <w:p>
+            <w:pPr>
+              <w:pStyle w:val="Compact"/>
+              <w:jc w:val="left"/>
+              <w:rPr>
+                <w:sz w:val="16"/>
+                <w:szCs w:val="16"/>
+              </w:rPr>
+            </w:pPr>
+            <w:r>
+              <w:rPr>
+                <w:sz w:val="16"/>
+                <w:szCs w:val="16"/>
+              </w:rPr>
+              <w:t xml:space="preserve">18.59</w:t>
             </w:r>
           </w:p>
         </w:tc>
@@ -5122,67 +5122,67 @@
                 <w:sz w:val="16"/>
                 <w:szCs w:val="16"/>
               </w:rPr>
-              <w:t xml:space="preserve">Quadratic mean diameter (cm)</w:t>
-            </w:r>
-          </w:p>
-        </w:tc>
-        <w:tc>
-          <w:tcPr/>
-          <w:p>
-            <w:pPr>
-              <w:pStyle w:val="Compact"/>
-              <w:jc w:val="left"/>
-              <w:rPr>
-                <w:sz w:val="16"/>
-                <w:szCs w:val="16"/>
-              </w:rPr>
-            </w:pPr>
-            <w:r>
-              <w:rPr>
-                <w:sz w:val="16"/>
-                <w:szCs w:val="16"/>
-              </w:rPr>
-              <w:t xml:space="preserve">-0.422</w:t>
-            </w:r>
-          </w:p>
-        </w:tc>
-        <w:tc>
-          <w:tcPr/>
-          <w:p>
-            <w:pPr>
-              <w:pStyle w:val="Compact"/>
-              <w:jc w:val="left"/>
-              <w:rPr>
-                <w:sz w:val="16"/>
-                <w:szCs w:val="16"/>
-              </w:rPr>
-            </w:pPr>
-            <w:r>
-              <w:rPr>
-                <w:sz w:val="16"/>
-                <w:szCs w:val="16"/>
-              </w:rPr>
-              <w:t xml:space="preserve">0.023</w:t>
-            </w:r>
-          </w:p>
-        </w:tc>
-        <w:tc>
-          <w:tcPr/>
-          <w:p>
-            <w:pPr>
-              <w:pStyle w:val="Compact"/>
-              <w:jc w:val="left"/>
-              <w:rPr>
-                <w:sz w:val="16"/>
-                <w:szCs w:val="16"/>
-              </w:rPr>
-            </w:pPr>
-            <w:r>
-              <w:rPr>
-                <w:sz w:val="16"/>
-                <w:szCs w:val="16"/>
-              </w:rPr>
-              <w:t xml:space="preserve">-18.35</w:t>
+              <w:t xml:space="preserve">Flight-window direct radiation (kWh/m2)</w:t>
+            </w:r>
+          </w:p>
+        </w:tc>
+        <w:tc>
+          <w:tcPr/>
+          <w:p>
+            <w:pPr>
+              <w:pStyle w:val="Compact"/>
+              <w:jc w:val="left"/>
+              <w:rPr>
+                <w:sz w:val="16"/>
+                <w:szCs w:val="16"/>
+              </w:rPr>
+            </w:pPr>
+            <w:r>
+              <w:rPr>
+                <w:sz w:val="16"/>
+                <w:szCs w:val="16"/>
+              </w:rPr>
+              <w:t xml:space="preserve">0.497</w:t>
+            </w:r>
+          </w:p>
+        </w:tc>
+        <w:tc>
+          <w:tcPr/>
+          <w:p>
+            <w:pPr>
+              <w:pStyle w:val="Compact"/>
+              <w:jc w:val="left"/>
+              <w:rPr>
+                <w:sz w:val="16"/>
+                <w:szCs w:val="16"/>
+              </w:rPr>
+            </w:pPr>
+            <w:r>
+              <w:rPr>
+                <w:sz w:val="16"/>
+                <w:szCs w:val="16"/>
+              </w:rPr>
+              <w:t xml:space="preserve">0.030</w:t>
+            </w:r>
+          </w:p>
+        </w:tc>
+        <w:tc>
+          <w:tcPr/>
+          <w:p>
+            <w:pPr>
+              <w:pStyle w:val="Compact"/>
+              <w:jc w:val="left"/>
+              <w:rPr>
+                <w:sz w:val="16"/>
+                <w:szCs w:val="16"/>
+              </w:rPr>
+            </w:pPr>
+            <w:r>
+              <w:rPr>
+                <w:sz w:val="16"/>
+                <w:szCs w:val="16"/>
+              </w:rPr>
+              <w:t xml:space="preserve">16.49</w:t>
             </w:r>
           </w:p>
         </w:tc>
@@ -5227,67 +5227,67 @@
                 <w:sz w:val="16"/>
                 <w:szCs w:val="16"/>
               </w:rPr>
-              <w:t xml:space="preserve">Northness</w:t>
-            </w:r>
-          </w:p>
-        </w:tc>
-        <w:tc>
-          <w:tcPr/>
-          <w:p>
-            <w:pPr>
-              <w:pStyle w:val="Compact"/>
-              <w:jc w:val="left"/>
-              <w:rPr>
-                <w:sz w:val="16"/>
-                <w:szCs w:val="16"/>
-              </w:rPr>
-            </w:pPr>
-            <w:r>
-              <w:rPr>
-                <w:sz w:val="16"/>
-                <w:szCs w:val="16"/>
-              </w:rPr>
-              <w:t xml:space="preserve">0.382</w:t>
-            </w:r>
-          </w:p>
-        </w:tc>
-        <w:tc>
-          <w:tcPr/>
-          <w:p>
-            <w:pPr>
-              <w:pStyle w:val="Compact"/>
-              <w:jc w:val="left"/>
-              <w:rPr>
-                <w:sz w:val="16"/>
-                <w:szCs w:val="16"/>
-              </w:rPr>
-            </w:pPr>
-            <w:r>
-              <w:rPr>
-                <w:sz w:val="16"/>
-                <w:szCs w:val="16"/>
-              </w:rPr>
-              <w:t xml:space="preserve">0.016</w:t>
-            </w:r>
-          </w:p>
-        </w:tc>
-        <w:tc>
-          <w:tcPr/>
-          <w:p>
-            <w:pPr>
-              <w:pStyle w:val="Compact"/>
-              <w:jc w:val="left"/>
-              <w:rPr>
-                <w:sz w:val="16"/>
-                <w:szCs w:val="16"/>
-              </w:rPr>
-            </w:pPr>
-            <w:r>
-              <w:rPr>
-                <w:sz w:val="16"/>
-                <w:szCs w:val="16"/>
-              </w:rPr>
-              <w:t xml:space="preserve">23.19</w:t>
+              <w:t xml:space="preserve">Windward-leeward index</w:t>
+            </w:r>
+          </w:p>
+        </w:tc>
+        <w:tc>
+          <w:tcPr/>
+          <w:p>
+            <w:pPr>
+              <w:pStyle w:val="Compact"/>
+              <w:jc w:val="left"/>
+              <w:rPr>
+                <w:sz w:val="16"/>
+                <w:szCs w:val="16"/>
+              </w:rPr>
+            </w:pPr>
+            <w:r>
+              <w:rPr>
+                <w:sz w:val="16"/>
+                <w:szCs w:val="16"/>
+              </w:rPr>
+              <w:t xml:space="preserve">0.394</w:t>
+            </w:r>
+          </w:p>
+        </w:tc>
+        <w:tc>
+          <w:tcPr/>
+          <w:p>
+            <w:pPr>
+              <w:pStyle w:val="Compact"/>
+              <w:jc w:val="left"/>
+              <w:rPr>
+                <w:sz w:val="16"/>
+                <w:szCs w:val="16"/>
+              </w:rPr>
+            </w:pPr>
+            <w:r>
+              <w:rPr>
+                <w:sz w:val="16"/>
+                <w:szCs w:val="16"/>
+              </w:rPr>
+              <w:t xml:space="preserve">0.030</w:t>
+            </w:r>
+          </w:p>
+        </w:tc>
+        <w:tc>
+          <w:tcPr/>
+          <w:p>
+            <w:pPr>
+              <w:pStyle w:val="Compact"/>
+              <w:jc w:val="left"/>
+              <w:rPr>
+                <w:sz w:val="16"/>
+                <w:szCs w:val="16"/>
+              </w:rPr>
+            </w:pPr>
+            <w:r>
+              <w:rPr>
+                <w:sz w:val="16"/>
+                <w:szCs w:val="16"/>
+              </w:rPr>
+              <w:t xml:space="preserve">13.31</w:t>
             </w:r>
           </w:p>
         </w:tc>
@@ -5332,67 +5332,67 @@
                 <w:sz w:val="16"/>
                 <w:szCs w:val="16"/>
               </w:rPr>
-              <w:t xml:space="preserve">Standing volume (m3/ha)</w:t>
-            </w:r>
-          </w:p>
-        </w:tc>
-        <w:tc>
-          <w:tcPr/>
-          <w:p>
-            <w:pPr>
-              <w:pStyle w:val="Compact"/>
-              <w:jc w:val="left"/>
-              <w:rPr>
-                <w:sz w:val="16"/>
-                <w:szCs w:val="16"/>
-              </w:rPr>
-            </w:pPr>
-            <w:r>
-              <w:rPr>
-                <w:sz w:val="16"/>
-                <w:szCs w:val="16"/>
-              </w:rPr>
-              <w:t xml:space="preserve">0.381</w:t>
-            </w:r>
-          </w:p>
-        </w:tc>
-        <w:tc>
-          <w:tcPr/>
-          <w:p>
-            <w:pPr>
-              <w:pStyle w:val="Compact"/>
-              <w:jc w:val="left"/>
-              <w:rPr>
-                <w:sz w:val="16"/>
-                <w:szCs w:val="16"/>
-              </w:rPr>
-            </w:pPr>
-            <w:r>
-              <w:rPr>
-                <w:sz w:val="16"/>
-                <w:szCs w:val="16"/>
-              </w:rPr>
-              <w:t xml:space="preserve">0.024</w:t>
-            </w:r>
-          </w:p>
-        </w:tc>
-        <w:tc>
-          <w:tcPr/>
-          <w:p>
-            <w:pPr>
-              <w:pStyle w:val="Compact"/>
-              <w:jc w:val="left"/>
-              <w:rPr>
-                <w:sz w:val="16"/>
-                <w:szCs w:val="16"/>
-              </w:rPr>
-            </w:pPr>
-            <w:r>
-              <w:rPr>
-                <w:sz w:val="16"/>
-                <w:szCs w:val="16"/>
-              </w:rPr>
-              <w:t xml:space="preserve">15.61</w:t>
+              <w:t xml:space="preserve">Quadratic mean diameter (cm)</w:t>
+            </w:r>
+          </w:p>
+        </w:tc>
+        <w:tc>
+          <w:tcPr/>
+          <w:p>
+            <w:pPr>
+              <w:pStyle w:val="Compact"/>
+              <w:jc w:val="left"/>
+              <w:rPr>
+                <w:sz w:val="16"/>
+                <w:szCs w:val="16"/>
+              </w:rPr>
+            </w:pPr>
+            <w:r>
+              <w:rPr>
+                <w:sz w:val="16"/>
+                <w:szCs w:val="16"/>
+              </w:rPr>
+              <w:t xml:space="preserve">-0.362</w:t>
+            </w:r>
+          </w:p>
+        </w:tc>
+        <w:tc>
+          <w:tcPr/>
+          <w:p>
+            <w:pPr>
+              <w:pStyle w:val="Compact"/>
+              <w:jc w:val="left"/>
+              <w:rPr>
+                <w:sz w:val="16"/>
+                <w:szCs w:val="16"/>
+              </w:rPr>
+            </w:pPr>
+            <w:r>
+              <w:rPr>
+                <w:sz w:val="16"/>
+                <w:szCs w:val="16"/>
+              </w:rPr>
+              <w:t xml:space="preserve">0.025</w:t>
+            </w:r>
+          </w:p>
+        </w:tc>
+        <w:tc>
+          <w:tcPr/>
+          <w:p>
+            <w:pPr>
+              <w:pStyle w:val="Compact"/>
+              <w:jc w:val="left"/>
+              <w:rPr>
+                <w:sz w:val="16"/>
+                <w:szCs w:val="16"/>
+              </w:rPr>
+            </w:pPr>
+            <w:r>
+              <w:rPr>
+                <w:sz w:val="16"/>
+                <w:szCs w:val="16"/>
+              </w:rPr>
+              <w:t xml:space="preserve">-14.47</w:t>
             </w:r>
           </w:p>
         </w:tc>
@@ -5437,67 +5437,67 @@
                 <w:sz w:val="16"/>
                 <w:szCs w:val="16"/>
               </w:rPr>
-              <w:t xml:space="preserve">Windward-leeward index</w:t>
-            </w:r>
-          </w:p>
-        </w:tc>
-        <w:tc>
-          <w:tcPr/>
-          <w:p>
-            <w:pPr>
-              <w:pStyle w:val="Compact"/>
-              <w:jc w:val="left"/>
-              <w:rPr>
-                <w:sz w:val="16"/>
-                <w:szCs w:val="16"/>
-              </w:rPr>
-            </w:pPr>
-            <w:r>
-              <w:rPr>
-                <w:sz w:val="16"/>
-                <w:szCs w:val="16"/>
-              </w:rPr>
-              <w:t xml:space="preserve">0.358</w:t>
-            </w:r>
-          </w:p>
-        </w:tc>
-        <w:tc>
-          <w:tcPr/>
-          <w:p>
-            <w:pPr>
-              <w:pStyle w:val="Compact"/>
-              <w:jc w:val="left"/>
-              <w:rPr>
-                <w:sz w:val="16"/>
-                <w:szCs w:val="16"/>
-              </w:rPr>
-            </w:pPr>
-            <w:r>
-              <w:rPr>
-                <w:sz w:val="16"/>
-                <w:szCs w:val="16"/>
-              </w:rPr>
-              <w:t xml:space="preserve">0.029</w:t>
-            </w:r>
-          </w:p>
-        </w:tc>
-        <w:tc>
-          <w:tcPr/>
-          <w:p>
-            <w:pPr>
-              <w:pStyle w:val="Compact"/>
-              <w:jc w:val="left"/>
-              <w:rPr>
-                <w:sz w:val="16"/>
-                <w:szCs w:val="16"/>
-              </w:rPr>
-            </w:pPr>
-            <w:r>
-              <w:rPr>
-                <w:sz w:val="16"/>
-                <w:szCs w:val="16"/>
-              </w:rPr>
-              <w:t xml:space="preserve">12.37</w:t>
+              <w:t xml:space="preserve">Elevation (m)</w:t>
+            </w:r>
+          </w:p>
+        </w:tc>
+        <w:tc>
+          <w:tcPr/>
+          <w:p>
+            <w:pPr>
+              <w:pStyle w:val="Compact"/>
+              <w:jc w:val="left"/>
+              <w:rPr>
+                <w:sz w:val="16"/>
+                <w:szCs w:val="16"/>
+              </w:rPr>
+            </w:pPr>
+            <w:r>
+              <w:rPr>
+                <w:sz w:val="16"/>
+                <w:szCs w:val="16"/>
+              </w:rPr>
+              <w:t xml:space="preserve">0.337</w:t>
+            </w:r>
+          </w:p>
+        </w:tc>
+        <w:tc>
+          <w:tcPr/>
+          <w:p>
+            <w:pPr>
+              <w:pStyle w:val="Compact"/>
+              <w:jc w:val="left"/>
+              <w:rPr>
+                <w:sz w:val="16"/>
+                <w:szCs w:val="16"/>
+              </w:rPr>
+            </w:pPr>
+            <w:r>
+              <w:rPr>
+                <w:sz w:val="16"/>
+                <w:szCs w:val="16"/>
+              </w:rPr>
+              <w:t xml:space="preserve">0.018</w:t>
+            </w:r>
+          </w:p>
+        </w:tc>
+        <w:tc>
+          <w:tcPr/>
+          <w:p>
+            <w:pPr>
+              <w:pStyle w:val="Compact"/>
+              <w:jc w:val="left"/>
+              <w:rPr>
+                <w:sz w:val="16"/>
+                <w:szCs w:val="16"/>
+              </w:rPr>
+            </w:pPr>
+            <w:r>
+              <w:rPr>
+                <w:sz w:val="16"/>
+                <w:szCs w:val="16"/>
+              </w:rPr>
+              <w:t xml:space="preserve">18.44</w:t>
             </w:r>
           </w:p>
         </w:tc>
@@ -5542,67 +5542,67 @@
                 <w:sz w:val="16"/>
                 <w:szCs w:val="16"/>
               </w:rPr>
-              <w:t xml:space="preserve">Elevation (m)</w:t>
-            </w:r>
-          </w:p>
-        </w:tc>
-        <w:tc>
-          <w:tcPr/>
-          <w:p>
-            <w:pPr>
-              <w:pStyle w:val="Compact"/>
-              <w:jc w:val="left"/>
-              <w:rPr>
-                <w:sz w:val="16"/>
-                <w:szCs w:val="16"/>
-              </w:rPr>
-            </w:pPr>
-            <w:r>
-              <w:rPr>
-                <w:sz w:val="16"/>
-                <w:szCs w:val="16"/>
-              </w:rPr>
-              <w:t xml:space="preserve">0.329</w:t>
-            </w:r>
-          </w:p>
-        </w:tc>
-        <w:tc>
-          <w:tcPr/>
-          <w:p>
-            <w:pPr>
-              <w:pStyle w:val="Compact"/>
-              <w:jc w:val="left"/>
-              <w:rPr>
-                <w:sz w:val="16"/>
-                <w:szCs w:val="16"/>
-              </w:rPr>
-            </w:pPr>
-            <w:r>
-              <w:rPr>
-                <w:sz w:val="16"/>
-                <w:szCs w:val="16"/>
-              </w:rPr>
-              <w:t xml:space="preserve">0.018</w:t>
-            </w:r>
-          </w:p>
-        </w:tc>
-        <w:tc>
-          <w:tcPr/>
-          <w:p>
-            <w:pPr>
-              <w:pStyle w:val="Compact"/>
-              <w:jc w:val="left"/>
-              <w:rPr>
-                <w:sz w:val="16"/>
-                <w:szCs w:val="16"/>
-              </w:rPr>
-            </w:pPr>
-            <w:r>
-              <w:rPr>
-                <w:sz w:val="16"/>
-                <w:szCs w:val="16"/>
-              </w:rPr>
-              <w:t xml:space="preserve">18.20</w:t>
+              <w:t xml:space="preserve">Northness</w:t>
+            </w:r>
+          </w:p>
+        </w:tc>
+        <w:tc>
+          <w:tcPr/>
+          <w:p>
+            <w:pPr>
+              <w:pStyle w:val="Compact"/>
+              <w:jc w:val="left"/>
+              <w:rPr>
+                <w:sz w:val="16"/>
+                <w:szCs w:val="16"/>
+              </w:rPr>
+            </w:pPr>
+            <w:r>
+              <w:rPr>
+                <w:sz w:val="16"/>
+                <w:szCs w:val="16"/>
+              </w:rPr>
+              <w:t xml:space="preserve">0.305</w:t>
+            </w:r>
+          </w:p>
+        </w:tc>
+        <w:tc>
+          <w:tcPr/>
+          <w:p>
+            <w:pPr>
+              <w:pStyle w:val="Compact"/>
+              <w:jc w:val="left"/>
+              <w:rPr>
+                <w:sz w:val="16"/>
+                <w:szCs w:val="16"/>
+              </w:rPr>
+            </w:pPr>
+            <w:r>
+              <w:rPr>
+                <w:sz w:val="16"/>
+                <w:szCs w:val="16"/>
+              </w:rPr>
+              <w:t xml:space="preserve">0.015</w:t>
+            </w:r>
+          </w:p>
+        </w:tc>
+        <w:tc>
+          <w:tcPr/>
+          <w:p>
+            <w:pPr>
+              <w:pStyle w:val="Compact"/>
+              <w:jc w:val="left"/>
+              <w:rPr>
+                <w:sz w:val="16"/>
+                <w:szCs w:val="16"/>
+              </w:rPr>
+            </w:pPr>
+            <w:r>
+              <w:rPr>
+                <w:sz w:val="16"/>
+                <w:szCs w:val="16"/>
+              </w:rPr>
+              <w:t xml:space="preserve">19.79</w:t>
             </w:r>
           </w:p>
         </w:tc>
@@ -5647,67 +5647,67 @@
                 <w:sz w:val="16"/>
                 <w:szCs w:val="16"/>
               </w:rPr>
-              <w:t xml:space="preserve">Live stems x Windward-leeward index</w:t>
-            </w:r>
-          </w:p>
-        </w:tc>
-        <w:tc>
-          <w:tcPr/>
-          <w:p>
-            <w:pPr>
-              <w:pStyle w:val="Compact"/>
-              <w:jc w:val="left"/>
-              <w:rPr>
-                <w:sz w:val="16"/>
-                <w:szCs w:val="16"/>
-              </w:rPr>
-            </w:pPr>
-            <w:r>
-              <w:rPr>
-                <w:sz w:val="16"/>
-                <w:szCs w:val="16"/>
-              </w:rPr>
-              <w:t xml:space="preserve">0.221</w:t>
-            </w:r>
-          </w:p>
-        </w:tc>
-        <w:tc>
-          <w:tcPr/>
-          <w:p>
-            <w:pPr>
-              <w:pStyle w:val="Compact"/>
-              <w:jc w:val="left"/>
-              <w:rPr>
-                <w:sz w:val="16"/>
-                <w:szCs w:val="16"/>
-              </w:rPr>
-            </w:pPr>
-            <w:r>
-              <w:rPr>
-                <w:sz w:val="16"/>
-                <w:szCs w:val="16"/>
-              </w:rPr>
-              <w:t xml:space="preserve">0.021</w:t>
-            </w:r>
-          </w:p>
-        </w:tc>
-        <w:tc>
-          <w:tcPr/>
-          <w:p>
-            <w:pPr>
-              <w:pStyle w:val="Compact"/>
-              <w:jc w:val="left"/>
-              <w:rPr>
-                <w:sz w:val="16"/>
-                <w:szCs w:val="16"/>
-              </w:rPr>
-            </w:pPr>
-            <w:r>
-              <w:rPr>
-                <w:sz w:val="16"/>
-                <w:szCs w:val="16"/>
-              </w:rPr>
-              <w:t xml:space="preserve">10.63</w:t>
+              <w:t xml:space="preserve">Stand age (years)</w:t>
+            </w:r>
+          </w:p>
+        </w:tc>
+        <w:tc>
+          <w:tcPr/>
+          <w:p>
+            <w:pPr>
+              <w:pStyle w:val="Compact"/>
+              <w:jc w:val="left"/>
+              <w:rPr>
+                <w:sz w:val="16"/>
+                <w:szCs w:val="16"/>
+              </w:rPr>
+            </w:pPr>
+            <w:r>
+              <w:rPr>
+                <w:sz w:val="16"/>
+                <w:szCs w:val="16"/>
+              </w:rPr>
+              <w:t xml:space="preserve">0.260</w:t>
+            </w:r>
+          </w:p>
+        </w:tc>
+        <w:tc>
+          <w:tcPr/>
+          <w:p>
+            <w:pPr>
+              <w:pStyle w:val="Compact"/>
+              <w:jc w:val="left"/>
+              <w:rPr>
+                <w:sz w:val="16"/>
+                <w:szCs w:val="16"/>
+              </w:rPr>
+            </w:pPr>
+            <w:r>
+              <w:rPr>
+                <w:sz w:val="16"/>
+                <w:szCs w:val="16"/>
+              </w:rPr>
+              <w:t xml:space="preserve">0.017</w:t>
+            </w:r>
+          </w:p>
+        </w:tc>
+        <w:tc>
+          <w:tcPr/>
+          <w:p>
+            <w:pPr>
+              <w:pStyle w:val="Compact"/>
+              <w:jc w:val="left"/>
+              <w:rPr>
+                <w:sz w:val="16"/>
+                <w:szCs w:val="16"/>
+              </w:rPr>
+            </w:pPr>
+            <w:r>
+              <w:rPr>
+                <w:sz w:val="16"/>
+                <w:szCs w:val="16"/>
+              </w:rPr>
+              <w:t xml:space="preserve">14.98</w:t>
             </w:r>
           </w:p>
         </w:tc>
@@ -5752,67 +5752,67 @@
                 <w:sz w:val="16"/>
                 <w:szCs w:val="16"/>
               </w:rPr>
-              <w:t xml:space="preserve">Stand age (years)</w:t>
-            </w:r>
-          </w:p>
-        </w:tc>
-        <w:tc>
-          <w:tcPr/>
-          <w:p>
-            <w:pPr>
-              <w:pStyle w:val="Compact"/>
-              <w:jc w:val="left"/>
-              <w:rPr>
-                <w:sz w:val="16"/>
-                <w:szCs w:val="16"/>
-              </w:rPr>
-            </w:pPr>
-            <w:r>
-              <w:rPr>
-                <w:sz w:val="16"/>
-                <w:szCs w:val="16"/>
-              </w:rPr>
-              <w:t xml:space="preserve">0.218</w:t>
-            </w:r>
-          </w:p>
-        </w:tc>
-        <w:tc>
-          <w:tcPr/>
-          <w:p>
-            <w:pPr>
-              <w:pStyle w:val="Compact"/>
-              <w:jc w:val="left"/>
-              <w:rPr>
-                <w:sz w:val="16"/>
-                <w:szCs w:val="16"/>
-              </w:rPr>
-            </w:pPr>
-            <w:r>
-              <w:rPr>
-                <w:sz w:val="16"/>
-                <w:szCs w:val="16"/>
-              </w:rPr>
-              <w:t xml:space="preserve">0.018</w:t>
-            </w:r>
-          </w:p>
-        </w:tc>
-        <w:tc>
-          <w:tcPr/>
-          <w:p>
-            <w:pPr>
-              <w:pStyle w:val="Compact"/>
-              <w:jc w:val="left"/>
-              <w:rPr>
-                <w:sz w:val="16"/>
-                <w:szCs w:val="16"/>
-              </w:rPr>
-            </w:pPr>
-            <w:r>
-              <w:rPr>
-                <w:sz w:val="16"/>
-                <w:szCs w:val="16"/>
-              </w:rPr>
-              <w:t xml:space="preserve">11.89</w:t>
+              <w:t xml:space="preserve">flight_calm</w:t>
+            </w:r>
+          </w:p>
+        </w:tc>
+        <w:tc>
+          <w:tcPr/>
+          <w:p>
+            <w:pPr>
+              <w:pStyle w:val="Compact"/>
+              <w:jc w:val="left"/>
+              <w:rPr>
+                <w:sz w:val="16"/>
+                <w:szCs w:val="16"/>
+              </w:rPr>
+            </w:pPr>
+            <w:r>
+              <w:rPr>
+                <w:sz w:val="16"/>
+                <w:szCs w:val="16"/>
+              </w:rPr>
+              <w:t xml:space="preserve">-0.131</w:t>
+            </w:r>
+          </w:p>
+        </w:tc>
+        <w:tc>
+          <w:tcPr/>
+          <w:p>
+            <w:pPr>
+              <w:pStyle w:val="Compact"/>
+              <w:jc w:val="left"/>
+              <w:rPr>
+                <w:sz w:val="16"/>
+                <w:szCs w:val="16"/>
+              </w:rPr>
+            </w:pPr>
+            <w:r>
+              <w:rPr>
+                <w:sz w:val="16"/>
+                <w:szCs w:val="16"/>
+              </w:rPr>
+              <w:t xml:space="preserve">0.019</w:t>
+            </w:r>
+          </w:p>
+        </w:tc>
+        <w:tc>
+          <w:tcPr/>
+          <w:p>
+            <w:pPr>
+              <w:pStyle w:val="Compact"/>
+              <w:jc w:val="left"/>
+              <w:rPr>
+                <w:sz w:val="16"/>
+                <w:szCs w:val="16"/>
+              </w:rPr>
+            </w:pPr>
+            <w:r>
+              <w:rPr>
+                <w:sz w:val="16"/>
+                <w:szCs w:val="16"/>
+              </w:rPr>
+              <w:t xml:space="preserve">-6.81</w:t>
             </w:r>
           </w:p>
         </w:tc>
@@ -5857,67 +5857,67 @@
                 <w:sz w:val="16"/>
                 <w:szCs w:val="16"/>
               </w:rPr>
-              <w:t xml:space="preserve">July mean wind (km/h)</w:t>
-            </w:r>
-          </w:p>
-        </w:tc>
-        <w:tc>
-          <w:tcPr/>
-          <w:p>
-            <w:pPr>
-              <w:pStyle w:val="Compact"/>
-              <w:jc w:val="left"/>
-              <w:rPr>
-                <w:sz w:val="16"/>
-                <w:szCs w:val="16"/>
-              </w:rPr>
-            </w:pPr>
-            <w:r>
-              <w:rPr>
-                <w:sz w:val="16"/>
-                <w:szCs w:val="16"/>
-              </w:rPr>
-              <w:t xml:space="preserve">0.215</w:t>
-            </w:r>
-          </w:p>
-        </w:tc>
-        <w:tc>
-          <w:tcPr/>
-          <w:p>
-            <w:pPr>
-              <w:pStyle w:val="Compact"/>
-              <w:jc w:val="left"/>
-              <w:rPr>
-                <w:sz w:val="16"/>
-                <w:szCs w:val="16"/>
-              </w:rPr>
-            </w:pPr>
-            <w:r>
-              <w:rPr>
-                <w:sz w:val="16"/>
-                <w:szCs w:val="16"/>
-              </w:rPr>
-              <w:t xml:space="preserve">0.012</w:t>
-            </w:r>
-          </w:p>
-        </w:tc>
-        <w:tc>
-          <w:tcPr/>
-          <w:p>
-            <w:pPr>
-              <w:pStyle w:val="Compact"/>
-              <w:jc w:val="left"/>
-              <w:rPr>
-                <w:sz w:val="16"/>
-                <w:szCs w:val="16"/>
-              </w:rPr>
-            </w:pPr>
-            <w:r>
-              <w:rPr>
-                <w:sz w:val="16"/>
-                <w:szCs w:val="16"/>
-              </w:rPr>
-              <w:t xml:space="preserve">17.84</w:t>
+              <w:t xml:space="preserve">Topographic wetness index</w:t>
+            </w:r>
+          </w:p>
+        </w:tc>
+        <w:tc>
+          <w:tcPr/>
+          <w:p>
+            <w:pPr>
+              <w:pStyle w:val="Compact"/>
+              <w:jc w:val="left"/>
+              <w:rPr>
+                <w:sz w:val="16"/>
+                <w:szCs w:val="16"/>
+              </w:rPr>
+            </w:pPr>
+            <w:r>
+              <w:rPr>
+                <w:sz w:val="16"/>
+                <w:szCs w:val="16"/>
+              </w:rPr>
+              <w:t xml:space="preserve">0.130</w:t>
+            </w:r>
+          </w:p>
+        </w:tc>
+        <w:tc>
+          <w:tcPr/>
+          <w:p>
+            <w:pPr>
+              <w:pStyle w:val="Compact"/>
+              <w:jc w:val="left"/>
+              <w:rPr>
+                <w:sz w:val="16"/>
+                <w:szCs w:val="16"/>
+              </w:rPr>
+            </w:pPr>
+            <w:r>
+              <w:rPr>
+                <w:sz w:val="16"/>
+                <w:szCs w:val="16"/>
+              </w:rPr>
+              <w:t xml:space="preserve">0.020</w:t>
+            </w:r>
+          </w:p>
+        </w:tc>
+        <w:tc>
+          <w:tcPr/>
+          <w:p>
+            <w:pPr>
+              <w:pStyle w:val="Compact"/>
+              <w:jc w:val="left"/>
+              <w:rPr>
+                <w:sz w:val="16"/>
+                <w:szCs w:val="16"/>
+              </w:rPr>
+            </w:pPr>
+            <w:r>
+              <w:rPr>
+                <w:sz w:val="16"/>
+                <w:szCs w:val="16"/>
+              </w:rPr>
+              <w:t xml:space="preserve">6.53</w:t>
             </w:r>
           </w:p>
         </w:tc>
@@ -5962,27 +5962,27 @@
                 <w:sz w:val="16"/>
                 <w:szCs w:val="16"/>
               </w:rPr>
-              <w:t xml:space="preserve">Valley depth (m)</w:t>
-            </w:r>
-          </w:p>
-        </w:tc>
-        <w:tc>
-          <w:tcPr/>
-          <w:p>
-            <w:pPr>
-              <w:pStyle w:val="Compact"/>
-              <w:jc w:val="left"/>
-              <w:rPr>
-                <w:sz w:val="16"/>
-                <w:szCs w:val="16"/>
-              </w:rPr>
-            </w:pPr>
-            <w:r>
-              <w:rPr>
-                <w:sz w:val="16"/>
-                <w:szCs w:val="16"/>
-              </w:rPr>
-              <w:t xml:space="preserve">-0.193</w:t>
+              <w:t xml:space="preserve">Crown closure (%)</w:t>
+            </w:r>
+          </w:p>
+        </w:tc>
+        <w:tc>
+          <w:tcPr/>
+          <w:p>
+            <w:pPr>
+              <w:pStyle w:val="Compact"/>
+              <w:jc w:val="left"/>
+              <w:rPr>
+                <w:sz w:val="16"/>
+                <w:szCs w:val="16"/>
+              </w:rPr>
+            </w:pPr>
+            <w:r>
+              <w:rPr>
+                <w:sz w:val="16"/>
+                <w:szCs w:val="16"/>
+              </w:rPr>
+              <w:t xml:space="preserve">-0.125</w:t>
             </w:r>
           </w:p>
         </w:tc>
@@ -6022,7 +6022,7 @@
                 <w:sz w:val="16"/>
                 <w:szCs w:val="16"/>
               </w:rPr>
-              <w:t xml:space="preserve">-8.70</w:t>
+              <w:t xml:space="preserve">-5.80</w:t>
             </w:r>
           </w:p>
         </w:tc>
@@ -6067,67 +6067,67 @@
                 <w:sz w:val="16"/>
                 <w:szCs w:val="16"/>
               </w:rPr>
-              <w:t xml:space="preserve">Crown closure (%)</w:t>
-            </w:r>
-          </w:p>
-        </w:tc>
-        <w:tc>
-          <w:tcPr/>
-          <w:p>
-            <w:pPr>
-              <w:pStyle w:val="Compact"/>
-              <w:jc w:val="left"/>
-              <w:rPr>
-                <w:sz w:val="16"/>
-                <w:szCs w:val="16"/>
-              </w:rPr>
-            </w:pPr>
-            <w:r>
-              <w:rPr>
-                <w:sz w:val="16"/>
-                <w:szCs w:val="16"/>
-              </w:rPr>
-              <w:t xml:space="preserve">-0.183</w:t>
-            </w:r>
-          </w:p>
-        </w:tc>
-        <w:tc>
-          <w:tcPr/>
-          <w:p>
-            <w:pPr>
-              <w:pStyle w:val="Compact"/>
-              <w:jc w:val="left"/>
-              <w:rPr>
-                <w:sz w:val="16"/>
-                <w:szCs w:val="16"/>
-              </w:rPr>
-            </w:pPr>
-            <w:r>
-              <w:rPr>
-                <w:sz w:val="16"/>
-                <w:szCs w:val="16"/>
-              </w:rPr>
-              <w:t xml:space="preserve">0.020</w:t>
-            </w:r>
-          </w:p>
-        </w:tc>
-        <w:tc>
-          <w:tcPr/>
-          <w:p>
-            <w:pPr>
-              <w:pStyle w:val="Compact"/>
-              <w:jc w:val="left"/>
-              <w:rPr>
-                <w:sz w:val="16"/>
-                <w:szCs w:val="16"/>
-              </w:rPr>
-            </w:pPr>
-            <w:r>
-              <w:rPr>
-                <w:sz w:val="16"/>
-                <w:szCs w:val="16"/>
-              </w:rPr>
-              <w:t xml:space="preserve">-9.02</w:t>
+              <w:t xml:space="preserve">July mean wind (km/h)</w:t>
+            </w:r>
+          </w:p>
+        </w:tc>
+        <w:tc>
+          <w:tcPr/>
+          <w:p>
+            <w:pPr>
+              <w:pStyle w:val="Compact"/>
+              <w:jc w:val="left"/>
+              <w:rPr>
+                <w:sz w:val="16"/>
+                <w:szCs w:val="16"/>
+              </w:rPr>
+            </w:pPr>
+            <w:r>
+              <w:rPr>
+                <w:sz w:val="16"/>
+                <w:szCs w:val="16"/>
+              </w:rPr>
+              <w:t xml:space="preserve">0.119</w:t>
+            </w:r>
+          </w:p>
+        </w:tc>
+        <w:tc>
+          <w:tcPr/>
+          <w:p>
+            <w:pPr>
+              <w:pStyle w:val="Compact"/>
+              <w:jc w:val="left"/>
+              <w:rPr>
+                <w:sz w:val="16"/>
+                <w:szCs w:val="16"/>
+              </w:rPr>
+            </w:pPr>
+            <w:r>
+              <w:rPr>
+                <w:sz w:val="16"/>
+                <w:szCs w:val="16"/>
+              </w:rPr>
+              <w:t xml:space="preserve">0.016</w:t>
+            </w:r>
+          </w:p>
+        </w:tc>
+        <w:tc>
+          <w:tcPr/>
+          <w:p>
+            <w:pPr>
+              <w:pStyle w:val="Compact"/>
+              <w:jc w:val="left"/>
+              <w:rPr>
+                <w:sz w:val="16"/>
+                <w:szCs w:val="16"/>
+              </w:rPr>
+            </w:pPr>
+            <w:r>
+              <w:rPr>
+                <w:sz w:val="16"/>
+                <w:szCs w:val="16"/>
+              </w:rPr>
+              <w:t xml:space="preserve">7.43</w:t>
             </w:r>
           </w:p>
         </w:tc>
@@ -6172,67 +6172,67 @@
                 <w:sz w:val="16"/>
                 <w:szCs w:val="16"/>
               </w:rPr>
-              <w:t xml:space="preserve">Live stems x Flight-window direct radiation</w:t>
-            </w:r>
-          </w:p>
-        </w:tc>
-        <w:tc>
-          <w:tcPr/>
-          <w:p>
-            <w:pPr>
-              <w:pStyle w:val="Compact"/>
-              <w:jc w:val="left"/>
-              <w:rPr>
-                <w:sz w:val="16"/>
-                <w:szCs w:val="16"/>
-              </w:rPr>
-            </w:pPr>
-            <w:r>
-              <w:rPr>
-                <w:sz w:val="16"/>
-                <w:szCs w:val="16"/>
-              </w:rPr>
-              <w:t xml:space="preserve">-0.144</w:t>
-            </w:r>
-          </w:p>
-        </w:tc>
-        <w:tc>
-          <w:tcPr/>
-          <w:p>
-            <w:pPr>
-              <w:pStyle w:val="Compact"/>
-              <w:jc w:val="left"/>
-              <w:rPr>
-                <w:sz w:val="16"/>
-                <w:szCs w:val="16"/>
-              </w:rPr>
-            </w:pPr>
-            <w:r>
-              <w:rPr>
-                <w:sz w:val="16"/>
-                <w:szCs w:val="16"/>
-              </w:rPr>
-              <w:t xml:space="preserve">0.017</w:t>
-            </w:r>
-          </w:p>
-        </w:tc>
-        <w:tc>
-          <w:tcPr/>
-          <w:p>
-            <w:pPr>
-              <w:pStyle w:val="Compact"/>
-              <w:jc w:val="left"/>
-              <w:rPr>
-                <w:sz w:val="16"/>
-                <w:szCs w:val="16"/>
-              </w:rPr>
-            </w:pPr>
-            <w:r>
-              <w:rPr>
-                <w:sz w:val="16"/>
-                <w:szCs w:val="16"/>
-              </w:rPr>
-              <w:t xml:space="preserve">-8.58</w:t>
+              <w:t xml:space="preserve">Valley depth (m)</w:t>
+            </w:r>
+          </w:p>
+        </w:tc>
+        <w:tc>
+          <w:tcPr/>
+          <w:p>
+            <w:pPr>
+              <w:pStyle w:val="Compact"/>
+              <w:jc w:val="left"/>
+              <w:rPr>
+                <w:sz w:val="16"/>
+                <w:szCs w:val="16"/>
+              </w:rPr>
+            </w:pPr>
+            <w:r>
+              <w:rPr>
+                <w:sz w:val="16"/>
+                <w:szCs w:val="16"/>
+              </w:rPr>
+              <w:t xml:space="preserve">-0.104</w:t>
+            </w:r>
+          </w:p>
+        </w:tc>
+        <w:tc>
+          <w:tcPr/>
+          <w:p>
+            <w:pPr>
+              <w:pStyle w:val="Compact"/>
+              <w:jc w:val="left"/>
+              <w:rPr>
+                <w:sz w:val="16"/>
+                <w:szCs w:val="16"/>
+              </w:rPr>
+            </w:pPr>
+            <w:r>
+              <w:rPr>
+                <w:sz w:val="16"/>
+                <w:szCs w:val="16"/>
+              </w:rPr>
+              <w:t xml:space="preserve">0.022</w:t>
+            </w:r>
+          </w:p>
+        </w:tc>
+        <w:tc>
+          <w:tcPr/>
+          <w:p>
+            <w:pPr>
+              <w:pStyle w:val="Compact"/>
+              <w:jc w:val="left"/>
+              <w:rPr>
+                <w:sz w:val="16"/>
+                <w:szCs w:val="16"/>
+              </w:rPr>
+            </w:pPr>
+            <w:r>
+              <w:rPr>
+                <w:sz w:val="16"/>
+                <w:szCs w:val="16"/>
+              </w:rPr>
+              <w:t xml:space="preserve">-4.66</w:t>
             </w:r>
           </w:p>
         </w:tc>
@@ -6277,67 +6277,67 @@
                 <w:sz w:val="16"/>
                 <w:szCs w:val="16"/>
               </w:rPr>
-              <w:t xml:space="preserve">June mean wind (km/h)</w:t>
-            </w:r>
-          </w:p>
-        </w:tc>
-        <w:tc>
-          <w:tcPr/>
-          <w:p>
-            <w:pPr>
-              <w:pStyle w:val="Compact"/>
-              <w:jc w:val="left"/>
-              <w:rPr>
-                <w:sz w:val="16"/>
-                <w:szCs w:val="16"/>
-              </w:rPr>
-            </w:pPr>
-            <w:r>
-              <w:rPr>
-                <w:sz w:val="16"/>
-                <w:szCs w:val="16"/>
-              </w:rPr>
-              <w:t xml:space="preserve">0.107</w:t>
-            </w:r>
-          </w:p>
-        </w:tc>
-        <w:tc>
-          <w:tcPr/>
-          <w:p>
-            <w:pPr>
-              <w:pStyle w:val="Compact"/>
-              <w:jc w:val="left"/>
-              <w:rPr>
-                <w:sz w:val="16"/>
-                <w:szCs w:val="16"/>
-              </w:rPr>
-            </w:pPr>
-            <w:r>
-              <w:rPr>
-                <w:sz w:val="16"/>
-                <w:szCs w:val="16"/>
-              </w:rPr>
-              <w:t xml:space="preserve">0.012</w:t>
-            </w:r>
-          </w:p>
-        </w:tc>
-        <w:tc>
-          <w:tcPr/>
-          <w:p>
-            <w:pPr>
-              <w:pStyle w:val="Compact"/>
-              <w:jc w:val="left"/>
-              <w:rPr>
-                <w:sz w:val="16"/>
-                <w:szCs w:val="16"/>
-              </w:rPr>
-            </w:pPr>
-            <w:r>
-              <w:rPr>
-                <w:sz w:val="16"/>
-                <w:szCs w:val="16"/>
-              </w:rPr>
-              <w:t xml:space="preserve">8.66</w:t>
+              <w:t xml:space="preserve">Stand basal area x Flight-window direct radiation</w:t>
+            </w:r>
+          </w:p>
+        </w:tc>
+        <w:tc>
+          <w:tcPr/>
+          <w:p>
+            <w:pPr>
+              <w:pStyle w:val="Compact"/>
+              <w:jc w:val="left"/>
+              <w:rPr>
+                <w:sz w:val="16"/>
+                <w:szCs w:val="16"/>
+              </w:rPr>
+            </w:pPr>
+            <w:r>
+              <w:rPr>
+                <w:sz w:val="16"/>
+                <w:szCs w:val="16"/>
+              </w:rPr>
+              <w:t xml:space="preserve">0.103</w:t>
+            </w:r>
+          </w:p>
+        </w:tc>
+        <w:tc>
+          <w:tcPr/>
+          <w:p>
+            <w:pPr>
+              <w:pStyle w:val="Compact"/>
+              <w:jc w:val="left"/>
+              <w:rPr>
+                <w:sz w:val="16"/>
+                <w:szCs w:val="16"/>
+              </w:rPr>
+            </w:pPr>
+            <w:r>
+              <w:rPr>
+                <w:sz w:val="16"/>
+                <w:szCs w:val="16"/>
+              </w:rPr>
+              <w:t xml:space="preserve">0.021</w:t>
+            </w:r>
+          </w:p>
+        </w:tc>
+        <w:tc>
+          <w:tcPr/>
+          <w:p>
+            <w:pPr>
+              <w:pStyle w:val="Compact"/>
+              <w:jc w:val="left"/>
+              <w:rPr>
+                <w:sz w:val="16"/>
+                <w:szCs w:val="16"/>
+              </w:rPr>
+            </w:pPr>
+            <w:r>
+              <w:rPr>
+                <w:sz w:val="16"/>
+                <w:szCs w:val="16"/>
+              </w:rPr>
+              <w:t xml:space="preserve">4.90</w:t>
             </w:r>
           </w:p>
         </w:tc>
@@ -6382,67 +6382,67 @@
                 <w:sz w:val="16"/>
                 <w:szCs w:val="16"/>
               </w:rPr>
-              <w:t xml:space="preserve">Live stems (n/ha)</w:t>
-            </w:r>
-          </w:p>
-        </w:tc>
-        <w:tc>
-          <w:tcPr/>
-          <w:p>
-            <w:pPr>
-              <w:pStyle w:val="Compact"/>
-              <w:jc w:val="left"/>
-              <w:rPr>
-                <w:sz w:val="16"/>
-                <w:szCs w:val="16"/>
-              </w:rPr>
-            </w:pPr>
-            <w:r>
-              <w:rPr>
-                <w:sz w:val="16"/>
-                <w:szCs w:val="16"/>
-              </w:rPr>
-              <w:t xml:space="preserve">-0.099</w:t>
-            </w:r>
-          </w:p>
-        </w:tc>
-        <w:tc>
-          <w:tcPr/>
-          <w:p>
-            <w:pPr>
-              <w:pStyle w:val="Compact"/>
-              <w:jc w:val="left"/>
-              <w:rPr>
-                <w:sz w:val="16"/>
-                <w:szCs w:val="16"/>
-              </w:rPr>
-            </w:pPr>
-            <w:r>
-              <w:rPr>
-                <w:sz w:val="16"/>
-                <w:szCs w:val="16"/>
-              </w:rPr>
-              <w:t xml:space="preserve">0.018</w:t>
-            </w:r>
-          </w:p>
-        </w:tc>
-        <w:tc>
-          <w:tcPr/>
-          <w:p>
-            <w:pPr>
-              <w:pStyle w:val="Compact"/>
-              <w:jc w:val="left"/>
-              <w:rPr>
-                <w:sz w:val="16"/>
-                <w:szCs w:val="16"/>
-              </w:rPr>
-            </w:pPr>
-            <w:r>
-              <w:rPr>
-                <w:sz w:val="16"/>
-                <w:szCs w:val="16"/>
-              </w:rPr>
-              <w:t xml:space="preserve">-5.36</w:t>
+              <w:t xml:space="preserve">Topographic position index</w:t>
+            </w:r>
+          </w:p>
+        </w:tc>
+        <w:tc>
+          <w:tcPr/>
+          <w:p>
+            <w:pPr>
+              <w:pStyle w:val="Compact"/>
+              <w:jc w:val="left"/>
+              <w:rPr>
+                <w:sz w:val="16"/>
+                <w:szCs w:val="16"/>
+              </w:rPr>
+            </w:pPr>
+            <w:r>
+              <w:rPr>
+                <w:sz w:val="16"/>
+                <w:szCs w:val="16"/>
+              </w:rPr>
+              <w:t xml:space="preserve">0.094</w:t>
+            </w:r>
+          </w:p>
+        </w:tc>
+        <w:tc>
+          <w:tcPr/>
+          <w:p>
+            <w:pPr>
+              <w:pStyle w:val="Compact"/>
+              <w:jc w:val="left"/>
+              <w:rPr>
+                <w:sz w:val="16"/>
+                <w:szCs w:val="16"/>
+              </w:rPr>
+            </w:pPr>
+            <w:r>
+              <w:rPr>
+                <w:sz w:val="16"/>
+                <w:szCs w:val="16"/>
+              </w:rPr>
+              <w:t xml:space="preserve">0.024</w:t>
+            </w:r>
+          </w:p>
+        </w:tc>
+        <w:tc>
+          <w:tcPr/>
+          <w:p>
+            <w:pPr>
+              <w:pStyle w:val="Compact"/>
+              <w:jc w:val="left"/>
+              <w:rPr>
+                <w:sz w:val="16"/>
+                <w:szCs w:val="16"/>
+              </w:rPr>
+            </w:pPr>
+            <w:r>
+              <w:rPr>
+                <w:sz w:val="16"/>
+                <w:szCs w:val="16"/>
+              </w:rPr>
+              <w:t xml:space="preserve">3.92</w:t>
             </w:r>
           </w:p>
         </w:tc>
@@ -6487,67 +6487,67 @@
                 <w:sz w:val="16"/>
                 <w:szCs w:val="16"/>
               </w:rPr>
-              <w:t xml:space="preserve">Topographic wetness index</w:t>
-            </w:r>
-          </w:p>
-        </w:tc>
-        <w:tc>
-          <w:tcPr/>
-          <w:p>
-            <w:pPr>
-              <w:pStyle w:val="Compact"/>
-              <w:jc w:val="left"/>
-              <w:rPr>
-                <w:sz w:val="16"/>
-                <w:szCs w:val="16"/>
-              </w:rPr>
-            </w:pPr>
-            <w:r>
-              <w:rPr>
-                <w:sz w:val="16"/>
-                <w:szCs w:val="16"/>
-              </w:rPr>
-              <w:t xml:space="preserve">0.073</w:t>
-            </w:r>
-          </w:p>
-        </w:tc>
-        <w:tc>
-          <w:tcPr/>
-          <w:p>
-            <w:pPr>
-              <w:pStyle w:val="Compact"/>
-              <w:jc w:val="left"/>
-              <w:rPr>
-                <w:sz w:val="16"/>
-                <w:szCs w:val="16"/>
-              </w:rPr>
-            </w:pPr>
-            <w:r>
-              <w:rPr>
-                <w:sz w:val="16"/>
-                <w:szCs w:val="16"/>
-              </w:rPr>
-              <w:t xml:space="preserve">0.019</w:t>
-            </w:r>
-          </w:p>
-        </w:tc>
-        <w:tc>
-          <w:tcPr/>
-          <w:p>
-            <w:pPr>
-              <w:pStyle w:val="Compact"/>
-              <w:jc w:val="left"/>
-              <w:rPr>
-                <w:sz w:val="16"/>
-                <w:szCs w:val="16"/>
-              </w:rPr>
-            </w:pPr>
-            <w:r>
-              <w:rPr>
-                <w:sz w:val="16"/>
-                <w:szCs w:val="16"/>
-              </w:rPr>
-              <w:t xml:space="preserve">3.74</w:t>
+              <w:t xml:space="preserve">Stand basal area x flight_calm</w:t>
+            </w:r>
+          </w:p>
+        </w:tc>
+        <w:tc>
+          <w:tcPr/>
+          <w:p>
+            <w:pPr>
+              <w:pStyle w:val="Compact"/>
+              <w:jc w:val="left"/>
+              <w:rPr>
+                <w:sz w:val="16"/>
+                <w:szCs w:val="16"/>
+              </w:rPr>
+            </w:pPr>
+            <w:r>
+              <w:rPr>
+                <w:sz w:val="16"/>
+                <w:szCs w:val="16"/>
+              </w:rPr>
+              <w:t xml:space="preserve">0.085</w:t>
+            </w:r>
+          </w:p>
+        </w:tc>
+        <w:tc>
+          <w:tcPr/>
+          <w:p>
+            <w:pPr>
+              <w:pStyle w:val="Compact"/>
+              <w:jc w:val="left"/>
+              <w:rPr>
+                <w:sz w:val="16"/>
+                <w:szCs w:val="16"/>
+              </w:rPr>
+            </w:pPr>
+            <w:r>
+              <w:rPr>
+                <w:sz w:val="16"/>
+                <w:szCs w:val="16"/>
+              </w:rPr>
+              <w:t xml:space="preserve">0.016</w:t>
+            </w:r>
+          </w:p>
+        </w:tc>
+        <w:tc>
+          <w:tcPr/>
+          <w:p>
+            <w:pPr>
+              <w:pStyle w:val="Compact"/>
+              <w:jc w:val="left"/>
+              <w:rPr>
+                <w:sz w:val="16"/>
+                <w:szCs w:val="16"/>
+              </w:rPr>
+            </w:pPr>
+            <w:r>
+              <w:rPr>
+                <w:sz w:val="16"/>
+                <w:szCs w:val="16"/>
+              </w:rPr>
+              <w:t xml:space="preserve">5.36</w:t>
             </w:r>
           </w:p>
         </w:tc>
@@ -6612,47 +6612,47 @@
                 <w:sz w:val="16"/>
                 <w:szCs w:val="16"/>
               </w:rPr>
-              <w:t xml:space="preserve">0.063</w:t>
-            </w:r>
-          </w:p>
-        </w:tc>
-        <w:tc>
-          <w:tcPr/>
-          <w:p>
-            <w:pPr>
-              <w:pStyle w:val="Compact"/>
-              <w:jc w:val="left"/>
-              <w:rPr>
-                <w:sz w:val="16"/>
-                <w:szCs w:val="16"/>
-              </w:rPr>
-            </w:pPr>
-            <w:r>
-              <w:rPr>
-                <w:sz w:val="16"/>
-                <w:szCs w:val="16"/>
-              </w:rPr>
-              <w:t xml:space="preserve">0.013</w:t>
-            </w:r>
-          </w:p>
-        </w:tc>
-        <w:tc>
-          <w:tcPr/>
-          <w:p>
-            <w:pPr>
-              <w:pStyle w:val="Compact"/>
-              <w:jc w:val="left"/>
-              <w:rPr>
-                <w:sz w:val="16"/>
-                <w:szCs w:val="16"/>
-              </w:rPr>
-            </w:pPr>
-            <w:r>
-              <w:rPr>
-                <w:sz w:val="16"/>
-                <w:szCs w:val="16"/>
-              </w:rPr>
-              <w:t xml:space="preserve">4.69</w:t>
+              <w:t xml:space="preserve">0.068</w:t>
+            </w:r>
+          </w:p>
+        </w:tc>
+        <w:tc>
+          <w:tcPr/>
+          <w:p>
+            <w:pPr>
+              <w:pStyle w:val="Compact"/>
+              <w:jc w:val="left"/>
+              <w:rPr>
+                <w:sz w:val="16"/>
+                <w:szCs w:val="16"/>
+              </w:rPr>
+            </w:pPr>
+            <w:r>
+              <w:rPr>
+                <w:sz w:val="16"/>
+                <w:szCs w:val="16"/>
+              </w:rPr>
+              <w:t xml:space="preserve">0.014</w:t>
+            </w:r>
+          </w:p>
+        </w:tc>
+        <w:tc>
+          <w:tcPr/>
+          <w:p>
+            <w:pPr>
+              <w:pStyle w:val="Compact"/>
+              <w:jc w:val="left"/>
+              <w:rPr>
+                <w:sz w:val="16"/>
+                <w:szCs w:val="16"/>
+              </w:rPr>
+            </w:pPr>
+            <w:r>
+              <w:rPr>
+                <w:sz w:val="16"/>
+                <w:szCs w:val="16"/>
+              </w:rPr>
+              <w:t xml:space="preserve">4.99</w:t>
             </w:r>
           </w:p>
         </w:tc>
@@ -6697,87 +6697,87 @@
                 <w:sz w:val="16"/>
                 <w:szCs w:val="16"/>
               </w:rPr>
-              <w:t xml:space="preserve">Vector ruggedness measure</w:t>
-            </w:r>
-          </w:p>
-        </w:tc>
-        <w:tc>
-          <w:tcPr/>
-          <w:p>
-            <w:pPr>
-              <w:pStyle w:val="Compact"/>
-              <w:jc w:val="left"/>
-              <w:rPr>
-                <w:sz w:val="16"/>
-                <w:szCs w:val="16"/>
-              </w:rPr>
-            </w:pPr>
-            <w:r>
-              <w:rPr>
-                <w:sz w:val="16"/>
-                <w:szCs w:val="16"/>
-              </w:rPr>
-              <w:t xml:space="preserve">-0.043</w:t>
-            </w:r>
-          </w:p>
-        </w:tc>
-        <w:tc>
-          <w:tcPr/>
-          <w:p>
-            <w:pPr>
-              <w:pStyle w:val="Compact"/>
-              <w:jc w:val="left"/>
-              <w:rPr>
-                <w:sz w:val="16"/>
-                <w:szCs w:val="16"/>
-              </w:rPr>
-            </w:pPr>
-            <w:r>
-              <w:rPr>
-                <w:sz w:val="16"/>
-                <w:szCs w:val="16"/>
-              </w:rPr>
-              <w:t xml:space="preserve">0.019</w:t>
-            </w:r>
-          </w:p>
-        </w:tc>
-        <w:tc>
-          <w:tcPr/>
-          <w:p>
-            <w:pPr>
-              <w:pStyle w:val="Compact"/>
-              <w:jc w:val="left"/>
-              <w:rPr>
-                <w:sz w:val="16"/>
-                <w:szCs w:val="16"/>
-              </w:rPr>
-            </w:pPr>
-            <w:r>
-              <w:rPr>
-                <w:sz w:val="16"/>
-                <w:szCs w:val="16"/>
-              </w:rPr>
-              <w:t xml:space="preserve">-2.21</w:t>
-            </w:r>
-          </w:p>
-        </w:tc>
-        <w:tc>
-          <w:tcPr/>
-          <w:p>
-            <w:pPr>
-              <w:pStyle w:val="Compact"/>
-              <w:jc w:val="left"/>
-              <w:rPr>
-                <w:sz w:val="16"/>
-                <w:szCs w:val="16"/>
-              </w:rPr>
-            </w:pPr>
-            <w:r>
-              <w:rPr>
-                <w:sz w:val="16"/>
-                <w:szCs w:val="16"/>
-              </w:rPr>
-              <w:t xml:space="preserve">0.027</w:t>
+              <w:t xml:space="preserve">June mean wind (km/h)</w:t>
+            </w:r>
+          </w:p>
+        </w:tc>
+        <w:tc>
+          <w:tcPr/>
+          <w:p>
+            <w:pPr>
+              <w:pStyle w:val="Compact"/>
+              <w:jc w:val="left"/>
+              <w:rPr>
+                <w:sz w:val="16"/>
+                <w:szCs w:val="16"/>
+              </w:rPr>
+            </w:pPr>
+            <w:r>
+              <w:rPr>
+                <w:sz w:val="16"/>
+                <w:szCs w:val="16"/>
+              </w:rPr>
+              <w:t xml:space="preserve">0.055</w:t>
+            </w:r>
+          </w:p>
+        </w:tc>
+        <w:tc>
+          <w:tcPr/>
+          <w:p>
+            <w:pPr>
+              <w:pStyle w:val="Compact"/>
+              <w:jc w:val="left"/>
+              <w:rPr>
+                <w:sz w:val="16"/>
+                <w:szCs w:val="16"/>
+              </w:rPr>
+            </w:pPr>
+            <w:r>
+              <w:rPr>
+                <w:sz w:val="16"/>
+                <w:szCs w:val="16"/>
+              </w:rPr>
+              <w:t xml:space="preserve">0.015</w:t>
+            </w:r>
+          </w:p>
+        </w:tc>
+        <w:tc>
+          <w:tcPr/>
+          <w:p>
+            <w:pPr>
+              <w:pStyle w:val="Compact"/>
+              <w:jc w:val="left"/>
+              <w:rPr>
+                <w:sz w:val="16"/>
+                <w:szCs w:val="16"/>
+              </w:rPr>
+            </w:pPr>
+            <w:r>
+              <w:rPr>
+                <w:sz w:val="16"/>
+                <w:szCs w:val="16"/>
+              </w:rPr>
+              <w:t xml:space="preserve">3.76</w:t>
+            </w:r>
+          </w:p>
+        </w:tc>
+        <w:tc>
+          <w:tcPr/>
+          <w:p>
+            <w:pPr>
+              <w:pStyle w:val="Compact"/>
+              <w:jc w:val="left"/>
+              <w:rPr>
+                <w:sz w:val="16"/>
+                <w:szCs w:val="16"/>
+              </w:rPr>
+            </w:pPr>
+            <w:r>
+              <w:rPr>
+                <w:sz w:val="16"/>
+                <w:szCs w:val="16"/>
+              </w:rPr>
+              <w:t xml:space="preserve">&lt; 0.001</w:t>
             </w:r>
           </w:p>
         </w:tc>
@@ -6802,87 +6802,87 @@
                 <w:sz w:val="16"/>
                 <w:szCs w:val="16"/>
               </w:rPr>
-              <w:t xml:space="preserve">Topographic position index</w:t>
-            </w:r>
-          </w:p>
-        </w:tc>
-        <w:tc>
-          <w:tcPr/>
-          <w:p>
-            <w:pPr>
-              <w:pStyle w:val="Compact"/>
-              <w:jc w:val="left"/>
-              <w:rPr>
-                <w:sz w:val="16"/>
-                <w:szCs w:val="16"/>
-              </w:rPr>
-            </w:pPr>
-            <w:r>
-              <w:rPr>
-                <w:sz w:val="16"/>
-                <w:szCs w:val="16"/>
-              </w:rPr>
-              <w:t xml:space="preserve">0.040</w:t>
-            </w:r>
-          </w:p>
-        </w:tc>
-        <w:tc>
-          <w:tcPr/>
-          <w:p>
-            <w:pPr>
-              <w:pStyle w:val="Compact"/>
-              <w:jc w:val="left"/>
-              <w:rPr>
-                <w:sz w:val="16"/>
-                <w:szCs w:val="16"/>
-              </w:rPr>
-            </w:pPr>
-            <w:r>
-              <w:rPr>
-                <w:sz w:val="16"/>
-                <w:szCs w:val="16"/>
-              </w:rPr>
-              <w:t xml:space="preserve">0.023</w:t>
-            </w:r>
-          </w:p>
-        </w:tc>
-        <w:tc>
-          <w:tcPr/>
-          <w:p>
-            <w:pPr>
-              <w:pStyle w:val="Compact"/>
-              <w:jc w:val="left"/>
-              <w:rPr>
-                <w:sz w:val="16"/>
-                <w:szCs w:val="16"/>
-              </w:rPr>
-            </w:pPr>
-            <w:r>
-              <w:rPr>
-                <w:sz w:val="16"/>
-                <w:szCs w:val="16"/>
-              </w:rPr>
-              <w:t xml:space="preserve">1.77</w:t>
-            </w:r>
-          </w:p>
-        </w:tc>
-        <w:tc>
-          <w:tcPr/>
-          <w:p>
-            <w:pPr>
-              <w:pStyle w:val="Compact"/>
-              <w:jc w:val="left"/>
-              <w:rPr>
-                <w:sz w:val="16"/>
-                <w:szCs w:val="16"/>
-              </w:rPr>
-            </w:pPr>
-            <w:r>
-              <w:rPr>
-                <w:sz w:val="16"/>
-                <w:szCs w:val="16"/>
-              </w:rPr>
-              <w:t xml:space="preserve">0.076</w:t>
+              <w:t xml:space="preserve">Vector ruggedness measure</w:t>
+            </w:r>
+          </w:p>
+        </w:tc>
+        <w:tc>
+          <w:tcPr/>
+          <w:p>
+            <w:pPr>
+              <w:pStyle w:val="Compact"/>
+              <w:jc w:val="left"/>
+              <w:rPr>
+                <w:sz w:val="16"/>
+                <w:szCs w:val="16"/>
+              </w:rPr>
+            </w:pPr>
+            <w:r>
+              <w:rPr>
+                <w:sz w:val="16"/>
+                <w:szCs w:val="16"/>
+              </w:rPr>
+              <w:t xml:space="preserve">-0.052</w:t>
+            </w:r>
+          </w:p>
+        </w:tc>
+        <w:tc>
+          <w:tcPr/>
+          <w:p>
+            <w:pPr>
+              <w:pStyle w:val="Compact"/>
+              <w:jc w:val="left"/>
+              <w:rPr>
+                <w:sz w:val="16"/>
+                <w:szCs w:val="16"/>
+              </w:rPr>
+            </w:pPr>
+            <w:r>
+              <w:rPr>
+                <w:sz w:val="16"/>
+                <w:szCs w:val="16"/>
+              </w:rPr>
+              <w:t xml:space="preserve">0.021</w:t>
+            </w:r>
+          </w:p>
+        </w:tc>
+        <w:tc>
+          <w:tcPr/>
+          <w:p>
+            <w:pPr>
+              <w:pStyle w:val="Compact"/>
+              <w:jc w:val="left"/>
+              <w:rPr>
+                <w:sz w:val="16"/>
+                <w:szCs w:val="16"/>
+              </w:rPr>
+            </w:pPr>
+            <w:r>
+              <w:rPr>
+                <w:sz w:val="16"/>
+                <w:szCs w:val="16"/>
+              </w:rPr>
+              <w:t xml:space="preserve">-2.49</w:t>
+            </w:r>
+          </w:p>
+        </w:tc>
+        <w:tc>
+          <w:tcPr/>
+          <w:p>
+            <w:pPr>
+              <w:pStyle w:val="Compact"/>
+              <w:jc w:val="left"/>
+              <w:rPr>
+                <w:sz w:val="16"/>
+                <w:szCs w:val="16"/>
+              </w:rPr>
+            </w:pPr>
+            <w:r>
+              <w:rPr>
+                <w:sz w:val="16"/>
+                <w:szCs w:val="16"/>
+              </w:rPr>
+              <w:t xml:space="preserve">0.013</w:t>
             </w:r>
           </w:p>
         </w:tc>
@@ -6907,87 +6907,87 @@
                 <w:sz w:val="16"/>
                 <w:szCs w:val="16"/>
               </w:rPr>
-              <w:t xml:space="preserve">Profile curvature</w:t>
-            </w:r>
-          </w:p>
-        </w:tc>
-        <w:tc>
-          <w:tcPr/>
-          <w:p>
-            <w:pPr>
-              <w:pStyle w:val="Compact"/>
-              <w:jc w:val="left"/>
-              <w:rPr>
-                <w:sz w:val="16"/>
-                <w:szCs w:val="16"/>
-              </w:rPr>
-            </w:pPr>
-            <w:r>
-              <w:rPr>
-                <w:sz w:val="16"/>
-                <w:szCs w:val="16"/>
-              </w:rPr>
-              <w:t xml:space="preserve">-0.038</w:t>
-            </w:r>
-          </w:p>
-        </w:tc>
-        <w:tc>
-          <w:tcPr/>
-          <w:p>
-            <w:pPr>
-              <w:pStyle w:val="Compact"/>
-              <w:jc w:val="left"/>
-              <w:rPr>
-                <w:sz w:val="16"/>
-                <w:szCs w:val="16"/>
-              </w:rPr>
-            </w:pPr>
-            <w:r>
-              <w:rPr>
-                <w:sz w:val="16"/>
-                <w:szCs w:val="16"/>
-              </w:rPr>
-              <w:t xml:space="preserve">0.012</w:t>
-            </w:r>
-          </w:p>
-        </w:tc>
-        <w:tc>
-          <w:tcPr/>
-          <w:p>
-            <w:pPr>
-              <w:pStyle w:val="Compact"/>
-              <w:jc w:val="left"/>
-              <w:rPr>
-                <w:sz w:val="16"/>
-                <w:szCs w:val="16"/>
-              </w:rPr>
-            </w:pPr>
-            <w:r>
-              <w:rPr>
-                <w:sz w:val="16"/>
-                <w:szCs w:val="16"/>
-              </w:rPr>
-              <w:t xml:space="preserve">-3.04</w:t>
-            </w:r>
-          </w:p>
-        </w:tc>
-        <w:tc>
-          <w:tcPr/>
-          <w:p>
-            <w:pPr>
-              <w:pStyle w:val="Compact"/>
-              <w:jc w:val="left"/>
-              <w:rPr>
-                <w:sz w:val="16"/>
-                <w:szCs w:val="16"/>
-              </w:rPr>
-            </w:pPr>
-            <w:r>
-              <w:rPr>
-                <w:sz w:val="16"/>
-                <w:szCs w:val="16"/>
-              </w:rPr>
-              <w:t xml:space="preserve">0.002</w:t>
+              <w:t xml:space="preserve">Live stems (n/ha)</w:t>
+            </w:r>
+          </w:p>
+        </w:tc>
+        <w:tc>
+          <w:tcPr/>
+          <w:p>
+            <w:pPr>
+              <w:pStyle w:val="Compact"/>
+              <w:jc w:val="left"/>
+              <w:rPr>
+                <w:sz w:val="16"/>
+                <w:szCs w:val="16"/>
+              </w:rPr>
+            </w:pPr>
+            <w:r>
+              <w:rPr>
+                <w:sz w:val="16"/>
+                <w:szCs w:val="16"/>
+              </w:rPr>
+              <w:t xml:space="preserve">0.051</w:t>
+            </w:r>
+          </w:p>
+        </w:tc>
+        <w:tc>
+          <w:tcPr/>
+          <w:p>
+            <w:pPr>
+              <w:pStyle w:val="Compact"/>
+              <w:jc w:val="left"/>
+              <w:rPr>
+                <w:sz w:val="16"/>
+                <w:szCs w:val="16"/>
+              </w:rPr>
+            </w:pPr>
+            <w:r>
+              <w:rPr>
+                <w:sz w:val="16"/>
+                <w:szCs w:val="16"/>
+              </w:rPr>
+              <w:t xml:space="preserve">0.017</w:t>
+            </w:r>
+          </w:p>
+        </w:tc>
+        <w:tc>
+          <w:tcPr/>
+          <w:p>
+            <w:pPr>
+              <w:pStyle w:val="Compact"/>
+              <w:jc w:val="left"/>
+              <w:rPr>
+                <w:sz w:val="16"/>
+                <w:szCs w:val="16"/>
+              </w:rPr>
+            </w:pPr>
+            <w:r>
+              <w:rPr>
+                <w:sz w:val="16"/>
+                <w:szCs w:val="16"/>
+              </w:rPr>
+              <w:t xml:space="preserve">3.01</w:t>
+            </w:r>
+          </w:p>
+        </w:tc>
+        <w:tc>
+          <w:tcPr/>
+          <w:p>
+            <w:pPr>
+              <w:pStyle w:val="Compact"/>
+              <w:jc w:val="left"/>
+              <w:rPr>
+                <w:sz w:val="16"/>
+                <w:szCs w:val="16"/>
+              </w:rPr>
+            </w:pPr>
+            <w:r>
+              <w:rPr>
+                <w:sz w:val="16"/>
+                <w:szCs w:val="16"/>
+              </w:rPr>
+              <w:t xml:space="preserve">0.003</w:t>
             </w:r>
           </w:p>
         </w:tc>
@@ -7012,87 +7012,87 @@
                 <w:sz w:val="16"/>
                 <w:szCs w:val="16"/>
               </w:rPr>
-              <w:t xml:space="preserve">Terrain ruggedness index</w:t>
-            </w:r>
-          </w:p>
-        </w:tc>
-        <w:tc>
-          <w:tcPr/>
-          <w:p>
-            <w:pPr>
-              <w:pStyle w:val="Compact"/>
-              <w:jc w:val="left"/>
-              <w:rPr>
-                <w:sz w:val="16"/>
-                <w:szCs w:val="16"/>
-              </w:rPr>
-            </w:pPr>
-            <w:r>
-              <w:rPr>
-                <w:sz w:val="16"/>
-                <w:szCs w:val="16"/>
-              </w:rPr>
-              <w:t xml:space="preserve">-0.036</w:t>
-            </w:r>
-          </w:p>
-        </w:tc>
-        <w:tc>
-          <w:tcPr/>
-          <w:p>
-            <w:pPr>
-              <w:pStyle w:val="Compact"/>
-              <w:jc w:val="left"/>
-              <w:rPr>
-                <w:sz w:val="16"/>
-                <w:szCs w:val="16"/>
-              </w:rPr>
-            </w:pPr>
-            <w:r>
-              <w:rPr>
-                <w:sz w:val="16"/>
-                <w:szCs w:val="16"/>
-              </w:rPr>
-              <w:t xml:space="preserve">0.023</w:t>
-            </w:r>
-          </w:p>
-        </w:tc>
-        <w:tc>
-          <w:tcPr/>
-          <w:p>
-            <w:pPr>
-              <w:pStyle w:val="Compact"/>
-              <w:jc w:val="left"/>
-              <w:rPr>
-                <w:sz w:val="16"/>
-                <w:szCs w:val="16"/>
-              </w:rPr>
-            </w:pPr>
-            <w:r>
-              <w:rPr>
-                <w:sz w:val="16"/>
-                <w:szCs w:val="16"/>
-              </w:rPr>
-              <w:t xml:space="preserve">-1.54</w:t>
-            </w:r>
-          </w:p>
-        </w:tc>
-        <w:tc>
-          <w:tcPr/>
-          <w:p>
-            <w:pPr>
-              <w:pStyle w:val="Compact"/>
-              <w:jc w:val="left"/>
-              <w:rPr>
-                <w:sz w:val="16"/>
-                <w:szCs w:val="16"/>
-              </w:rPr>
-            </w:pPr>
-            <w:r>
-              <w:rPr>
-                <w:sz w:val="16"/>
-                <w:szCs w:val="16"/>
-              </w:rPr>
-              <w:t xml:space="preserve">0.124</w:t>
+              <w:t xml:space="preserve">Profile curvature</w:t>
+            </w:r>
+          </w:p>
+        </w:tc>
+        <w:tc>
+          <w:tcPr/>
+          <w:p>
+            <w:pPr>
+              <w:pStyle w:val="Compact"/>
+              <w:jc w:val="left"/>
+              <w:rPr>
+                <w:sz w:val="16"/>
+                <w:szCs w:val="16"/>
+              </w:rPr>
+            </w:pPr>
+            <w:r>
+              <w:rPr>
+                <w:sz w:val="16"/>
+                <w:szCs w:val="16"/>
+              </w:rPr>
+              <w:t xml:space="preserve">-0.042</w:t>
+            </w:r>
+          </w:p>
+        </w:tc>
+        <w:tc>
+          <w:tcPr/>
+          <w:p>
+            <w:pPr>
+              <w:pStyle w:val="Compact"/>
+              <w:jc w:val="left"/>
+              <w:rPr>
+                <w:sz w:val="16"/>
+                <w:szCs w:val="16"/>
+              </w:rPr>
+            </w:pPr>
+            <w:r>
+              <w:rPr>
+                <w:sz w:val="16"/>
+                <w:szCs w:val="16"/>
+              </w:rPr>
+              <w:t xml:space="preserve">0.013</w:t>
+            </w:r>
+          </w:p>
+        </w:tc>
+        <w:tc>
+          <w:tcPr/>
+          <w:p>
+            <w:pPr>
+              <w:pStyle w:val="Compact"/>
+              <w:jc w:val="left"/>
+              <w:rPr>
+                <w:sz w:val="16"/>
+                <w:szCs w:val="16"/>
+              </w:rPr>
+            </w:pPr>
+            <w:r>
+              <w:rPr>
+                <w:sz w:val="16"/>
+                <w:szCs w:val="16"/>
+              </w:rPr>
+              <w:t xml:space="preserve">-3.26</w:t>
+            </w:r>
+          </w:p>
+        </w:tc>
+        <w:tc>
+          <w:tcPr/>
+          <w:p>
+            <w:pPr>
+              <w:pStyle w:val="Compact"/>
+              <w:jc w:val="left"/>
+              <w:rPr>
+                <w:sz w:val="16"/>
+                <w:szCs w:val="16"/>
+              </w:rPr>
+            </w:pPr>
+            <w:r>
+              <w:rPr>
+                <w:sz w:val="16"/>
+                <w:szCs w:val="16"/>
+              </w:rPr>
+              <w:t xml:space="preserve">0.001</w:t>
             </w:r>
           </w:p>
         </w:tc>
@@ -7117,87 +7117,87 @@
                 <w:sz w:val="16"/>
                 <w:szCs w:val="16"/>
               </w:rPr>
-              <w:t xml:space="preserve">Convergence index</w:t>
-            </w:r>
-          </w:p>
-        </w:tc>
-        <w:tc>
-          <w:tcPr/>
-          <w:p>
-            <w:pPr>
-              <w:pStyle w:val="Compact"/>
-              <w:jc w:val="left"/>
-              <w:rPr>
-                <w:sz w:val="16"/>
-                <w:szCs w:val="16"/>
-              </w:rPr>
-            </w:pPr>
-            <w:r>
-              <w:rPr>
-                <w:sz w:val="16"/>
-                <w:szCs w:val="16"/>
-              </w:rPr>
-              <w:t xml:space="preserve">-0.029</w:t>
-            </w:r>
-          </w:p>
-        </w:tc>
-        <w:tc>
-          <w:tcPr/>
-          <w:p>
-            <w:pPr>
-              <w:pStyle w:val="Compact"/>
-              <w:jc w:val="left"/>
-              <w:rPr>
-                <w:sz w:val="16"/>
-                <w:szCs w:val="16"/>
-              </w:rPr>
-            </w:pPr>
-            <w:r>
-              <w:rPr>
-                <w:sz w:val="16"/>
-                <w:szCs w:val="16"/>
-              </w:rPr>
-              <w:t xml:space="preserve">0.014</w:t>
-            </w:r>
-          </w:p>
-        </w:tc>
-        <w:tc>
-          <w:tcPr/>
-          <w:p>
-            <w:pPr>
-              <w:pStyle w:val="Compact"/>
-              <w:jc w:val="left"/>
-              <w:rPr>
-                <w:sz w:val="16"/>
-                <w:szCs w:val="16"/>
-              </w:rPr>
-            </w:pPr>
-            <w:r>
-              <w:rPr>
-                <w:sz w:val="16"/>
-                <w:szCs w:val="16"/>
-              </w:rPr>
-              <w:t xml:space="preserve">-2.07</w:t>
-            </w:r>
-          </w:p>
-        </w:tc>
-        <w:tc>
-          <w:tcPr/>
-          <w:p>
-            <w:pPr>
-              <w:pStyle w:val="Compact"/>
-              <w:jc w:val="left"/>
-              <w:rPr>
-                <w:sz w:val="16"/>
-                <w:szCs w:val="16"/>
-              </w:rPr>
-            </w:pPr>
-            <w:r>
-              <w:rPr>
-                <w:sz w:val="16"/>
-                <w:szCs w:val="16"/>
-              </w:rPr>
-              <w:t xml:space="preserve">0.038</w:t>
+              <w:t xml:space="preserve">Stand basal area x Windward-leeward index</w:t>
+            </w:r>
+          </w:p>
+        </w:tc>
+        <w:tc>
+          <w:tcPr/>
+          <w:p>
+            <w:pPr>
+              <w:pStyle w:val="Compact"/>
+              <w:jc w:val="left"/>
+              <w:rPr>
+                <w:sz w:val="16"/>
+                <w:szCs w:val="16"/>
+              </w:rPr>
+            </w:pPr>
+            <w:r>
+              <w:rPr>
+                <w:sz w:val="16"/>
+                <w:szCs w:val="16"/>
+              </w:rPr>
+              <w:t xml:space="preserve">-0.040</w:t>
+            </w:r>
+          </w:p>
+        </w:tc>
+        <w:tc>
+          <w:tcPr/>
+          <w:p>
+            <w:pPr>
+              <w:pStyle w:val="Compact"/>
+              <w:jc w:val="left"/>
+              <w:rPr>
+                <w:sz w:val="16"/>
+                <w:szCs w:val="16"/>
+              </w:rPr>
+            </w:pPr>
+            <w:r>
+              <w:rPr>
+                <w:sz w:val="16"/>
+                <w:szCs w:val="16"/>
+              </w:rPr>
+              <w:t xml:space="preserve">0.024</w:t>
+            </w:r>
+          </w:p>
+        </w:tc>
+        <w:tc>
+          <w:tcPr/>
+          <w:p>
+            <w:pPr>
+              <w:pStyle w:val="Compact"/>
+              <w:jc w:val="left"/>
+              <w:rPr>
+                <w:sz w:val="16"/>
+                <w:szCs w:val="16"/>
+              </w:rPr>
+            </w:pPr>
+            <w:r>
+              <w:rPr>
+                <w:sz w:val="16"/>
+                <w:szCs w:val="16"/>
+              </w:rPr>
+              <w:t xml:space="preserve">-1.65</w:t>
+            </w:r>
+          </w:p>
+        </w:tc>
+        <w:tc>
+          <w:tcPr/>
+          <w:p>
+            <w:pPr>
+              <w:pStyle w:val="Compact"/>
+              <w:jc w:val="left"/>
+              <w:rPr>
+                <w:sz w:val="16"/>
+                <w:szCs w:val="16"/>
+              </w:rPr>
+            </w:pPr>
+            <w:r>
+              <w:rPr>
+                <w:sz w:val="16"/>
+                <w:szCs w:val="16"/>
+              </w:rPr>
+              <w:t xml:space="preserve">0.098</w:t>
             </w:r>
           </w:p>
         </w:tc>
@@ -7222,87 +7222,192 @@
                 <w:sz w:val="16"/>
                 <w:szCs w:val="16"/>
               </w:rPr>
-              <w:t xml:space="preserve">Live stems x June mean wind</w:t>
-            </w:r>
-          </w:p>
-        </w:tc>
-        <w:tc>
-          <w:tcPr/>
-          <w:p>
-            <w:pPr>
-              <w:pStyle w:val="Compact"/>
-              <w:jc w:val="left"/>
-              <w:rPr>
-                <w:sz w:val="16"/>
-                <w:szCs w:val="16"/>
-              </w:rPr>
-            </w:pPr>
-            <w:r>
-              <w:rPr>
-                <w:sz w:val="16"/>
-                <w:szCs w:val="16"/>
-              </w:rPr>
-              <w:t xml:space="preserve">-0.001</w:t>
-            </w:r>
-          </w:p>
-        </w:tc>
-        <w:tc>
-          <w:tcPr/>
-          <w:p>
-            <w:pPr>
-              <w:pStyle w:val="Compact"/>
-              <w:jc w:val="left"/>
-              <w:rPr>
-                <w:sz w:val="16"/>
-                <w:szCs w:val="16"/>
-              </w:rPr>
-            </w:pPr>
-            <w:r>
-              <w:rPr>
-                <w:sz w:val="16"/>
-                <w:szCs w:val="16"/>
-              </w:rPr>
-              <w:t xml:space="preserve">0.013</w:t>
-            </w:r>
-          </w:p>
-        </w:tc>
-        <w:tc>
-          <w:tcPr/>
-          <w:p>
-            <w:pPr>
-              <w:pStyle w:val="Compact"/>
-              <w:jc w:val="left"/>
-              <w:rPr>
-                <w:sz w:val="16"/>
-                <w:szCs w:val="16"/>
-              </w:rPr>
-            </w:pPr>
-            <w:r>
-              <w:rPr>
-                <w:sz w:val="16"/>
-                <w:szCs w:val="16"/>
-              </w:rPr>
-              <w:t xml:space="preserve">-0.12</w:t>
-            </w:r>
-          </w:p>
-        </w:tc>
-        <w:tc>
-          <w:tcPr/>
-          <w:p>
-            <w:pPr>
-              <w:pStyle w:val="Compact"/>
-              <w:jc w:val="left"/>
-              <w:rPr>
-                <w:sz w:val="16"/>
-                <w:szCs w:val="16"/>
-              </w:rPr>
-            </w:pPr>
-            <w:r>
-              <w:rPr>
-                <w:sz w:val="16"/>
-                <w:szCs w:val="16"/>
-              </w:rPr>
-              <w:t xml:space="preserve">0.905</w:t>
+              <w:t xml:space="preserve">Convergence index</w:t>
+            </w:r>
+          </w:p>
+        </w:tc>
+        <w:tc>
+          <w:tcPr/>
+          <w:p>
+            <w:pPr>
+              <w:pStyle w:val="Compact"/>
+              <w:jc w:val="left"/>
+              <w:rPr>
+                <w:sz w:val="16"/>
+                <w:szCs w:val="16"/>
+              </w:rPr>
+            </w:pPr>
+            <w:r>
+              <w:rPr>
+                <w:sz w:val="16"/>
+                <w:szCs w:val="16"/>
+              </w:rPr>
+              <w:t xml:space="preserve">-0.025</w:t>
+            </w:r>
+          </w:p>
+        </w:tc>
+        <w:tc>
+          <w:tcPr/>
+          <w:p>
+            <w:pPr>
+              <w:pStyle w:val="Compact"/>
+              <w:jc w:val="left"/>
+              <w:rPr>
+                <w:sz w:val="16"/>
+                <w:szCs w:val="16"/>
+              </w:rPr>
+            </w:pPr>
+            <w:r>
+              <w:rPr>
+                <w:sz w:val="16"/>
+                <w:szCs w:val="16"/>
+              </w:rPr>
+              <w:t xml:space="preserve">0.014</w:t>
+            </w:r>
+          </w:p>
+        </w:tc>
+        <w:tc>
+          <w:tcPr/>
+          <w:p>
+            <w:pPr>
+              <w:pStyle w:val="Compact"/>
+              <w:jc w:val="left"/>
+              <w:rPr>
+                <w:sz w:val="16"/>
+                <w:szCs w:val="16"/>
+              </w:rPr>
+            </w:pPr>
+            <w:r>
+              <w:rPr>
+                <w:sz w:val="16"/>
+                <w:szCs w:val="16"/>
+              </w:rPr>
+              <w:t xml:space="preserve">-1.73</w:t>
+            </w:r>
+          </w:p>
+        </w:tc>
+        <w:tc>
+          <w:tcPr/>
+          <w:p>
+            <w:pPr>
+              <w:pStyle w:val="Compact"/>
+              <w:jc w:val="left"/>
+              <w:rPr>
+                <w:sz w:val="16"/>
+                <w:szCs w:val="16"/>
+              </w:rPr>
+            </w:pPr>
+            <w:r>
+              <w:rPr>
+                <w:sz w:val="16"/>
+                <w:szCs w:val="16"/>
+              </w:rPr>
+              <w:t xml:space="preserve">0.083</w:t>
+            </w:r>
+          </w:p>
+        </w:tc>
+      </w:tr>
+      <w:tr>
+        <w:trPr>
+          <w:trHeight w:val="340" w:hRule="exact"/>
+        </w:trPr>
+        <w:tc>
+          <w:tcPr/>
+          <w:p>
+            <w:pPr>
+              <w:pStyle w:val="Compact"/>
+              <w:jc w:val="left"/>
+              <w:rPr>
+                <w:sz w:val="16"/>
+                <w:szCs w:val="16"/>
+              </w:rPr>
+            </w:pPr>
+            <w:r>
+              <w:rPr>
+                <w:sz w:val="16"/>
+                <w:szCs w:val="16"/>
+              </w:rPr>
+              <w:t xml:space="preserve">Terrain ruggedness index</w:t>
+            </w:r>
+          </w:p>
+        </w:tc>
+        <w:tc>
+          <w:tcPr/>
+          <w:p>
+            <w:pPr>
+              <w:pStyle w:val="Compact"/>
+              <w:jc w:val="left"/>
+              <w:rPr>
+                <w:sz w:val="16"/>
+                <w:szCs w:val="16"/>
+              </w:rPr>
+            </w:pPr>
+            <w:r>
+              <w:rPr>
+                <w:sz w:val="16"/>
+                <w:szCs w:val="16"/>
+              </w:rPr>
+              <w:t xml:space="preserve">-0.005</w:t>
+            </w:r>
+          </w:p>
+        </w:tc>
+        <w:tc>
+          <w:tcPr/>
+          <w:p>
+            <w:pPr>
+              <w:pStyle w:val="Compact"/>
+              <w:jc w:val="left"/>
+              <w:rPr>
+                <w:sz w:val="16"/>
+                <w:szCs w:val="16"/>
+              </w:rPr>
+            </w:pPr>
+            <w:r>
+              <w:rPr>
+                <w:sz w:val="16"/>
+                <w:szCs w:val="16"/>
+              </w:rPr>
+              <w:t xml:space="preserve">0.025</w:t>
+            </w:r>
+          </w:p>
+        </w:tc>
+        <w:tc>
+          <w:tcPr/>
+          <w:p>
+            <w:pPr>
+              <w:pStyle w:val="Compact"/>
+              <w:jc w:val="left"/>
+              <w:rPr>
+                <w:sz w:val="16"/>
+                <w:szCs w:val="16"/>
+              </w:rPr>
+            </w:pPr>
+            <w:r>
+              <w:rPr>
+                <w:sz w:val="16"/>
+                <w:szCs w:val="16"/>
+              </w:rPr>
+              <w:t xml:space="preserve">-0.19</w:t>
+            </w:r>
+          </w:p>
+        </w:tc>
+        <w:tc>
+          <w:tcPr/>
+          <w:p>
+            <w:pPr>
+              <w:pStyle w:val="Compact"/>
+              <w:jc w:val="left"/>
+              <w:rPr>
+                <w:sz w:val="16"/>
+                <w:szCs w:val="16"/>
+              </w:rPr>
+            </w:pPr>
+            <w:r>
+              <w:rPr>
+                <w:sz w:val="16"/>
+                <w:szCs w:val="16"/>
+              </w:rPr>
+              <w:t xml:space="preserve">0.848</w:t>
             </w:r>
           </w:p>
         </w:tc>
@@ -7352,11 +7457,11 @@
         <w:tblLayout w:type="fixed"/>
       </w:tblPr>
       <w:tblGrid>
-        <w:gridCol w:w="2688"/>
-        <w:gridCol w:w="4409"/>
-        <w:gridCol w:w="753"/>
-        <w:gridCol w:w="645"/>
-        <w:gridCol w:w="859"/>
+        <w:gridCol w:w="2488"/>
+        <w:gridCol w:w="4678"/>
+        <w:gridCol w:w="696"/>
+        <w:gridCol w:w="696"/>
+        <w:gridCol w:w="796"/>
       </w:tblGrid>
       <w:tr>
         <w:trPr>
@@ -7504,67 +7609,67 @@
                 <w:sz w:val="16"/>
                 <w:szCs w:val="16"/>
               </w:rPr>
-              <w:t xml:space="preserve">June mean wind (km/h)</w:t>
-            </w:r>
-          </w:p>
-        </w:tc>
-        <w:tc>
-          <w:tcPr/>
-          <w:p>
-            <w:pPr>
-              <w:pStyle w:val="Compact"/>
-              <w:jc w:val="left"/>
-              <w:rPr>
-                <w:sz w:val="16"/>
-                <w:szCs w:val="16"/>
-              </w:rPr>
-            </w:pPr>
-            <w:r>
-              <w:rPr>
-                <w:sz w:val="16"/>
-                <w:szCs w:val="16"/>
-              </w:rPr>
-              <w:t xml:space="preserve">-0.002</w:t>
-            </w:r>
-          </w:p>
-        </w:tc>
-        <w:tc>
-          <w:tcPr/>
-          <w:p>
-            <w:pPr>
-              <w:pStyle w:val="Compact"/>
-              <w:jc w:val="left"/>
-              <w:rPr>
-                <w:sz w:val="16"/>
-                <w:szCs w:val="16"/>
-              </w:rPr>
-            </w:pPr>
-            <w:r>
-              <w:rPr>
-                <w:sz w:val="16"/>
-                <w:szCs w:val="16"/>
-              </w:rPr>
-              <w:t xml:space="preserve">-0.09</w:t>
-            </w:r>
-          </w:p>
-        </w:tc>
-        <w:tc>
-          <w:tcPr/>
-          <w:p>
-            <w:pPr>
-              <w:pStyle w:val="Compact"/>
-              <w:jc w:val="left"/>
-              <w:rPr>
-                <w:sz w:val="16"/>
-                <w:szCs w:val="16"/>
-              </w:rPr>
-            </w:pPr>
-            <w:r>
-              <w:rPr>
-                <w:sz w:val="16"/>
-                <w:szCs w:val="16"/>
-              </w:rPr>
-              <w:t xml:space="preserve">0.926</w:t>
+              <w:t xml:space="preserve">flight_calm</w:t>
+            </w:r>
+          </w:p>
+        </w:tc>
+        <w:tc>
+          <w:tcPr/>
+          <w:p>
+            <w:pPr>
+              <w:pStyle w:val="Compact"/>
+              <w:jc w:val="left"/>
+              <w:rPr>
+                <w:sz w:val="16"/>
+                <w:szCs w:val="16"/>
+              </w:rPr>
+            </w:pPr>
+            <w:r>
+              <w:rPr>
+                <w:sz w:val="16"/>
+                <w:szCs w:val="16"/>
+              </w:rPr>
+              <w:t xml:space="preserve">-0.543</w:t>
+            </w:r>
+          </w:p>
+        </w:tc>
+        <w:tc>
+          <w:tcPr/>
+          <w:p>
+            <w:pPr>
+              <w:pStyle w:val="Compact"/>
+              <w:jc w:val="left"/>
+              <w:rPr>
+                <w:sz w:val="16"/>
+                <w:szCs w:val="16"/>
+              </w:rPr>
+            </w:pPr>
+            <w:r>
+              <w:rPr>
+                <w:sz w:val="16"/>
+                <w:szCs w:val="16"/>
+              </w:rPr>
+              <w:t xml:space="preserve">-16.42</w:t>
+            </w:r>
+          </w:p>
+        </w:tc>
+        <w:tc>
+          <w:tcPr/>
+          <w:p>
+            <w:pPr>
+              <w:pStyle w:val="Compact"/>
+              <w:jc w:val="left"/>
+              <w:rPr>
+                <w:sz w:val="16"/>
+                <w:szCs w:val="16"/>
+              </w:rPr>
+            </w:pPr>
+            <w:r>
+              <w:rPr>
+                <w:sz w:val="16"/>
+                <w:szCs w:val="16"/>
+              </w:rPr>
+              <w:t xml:space="preserve">&lt; 0.001</w:t>
             </w:r>
           </w:p>
         </w:tc>
@@ -7609,67 +7714,67 @@
                 <w:sz w:val="16"/>
                 <w:szCs w:val="16"/>
               </w:rPr>
-              <w:t xml:space="preserve">Live stems x June mean wind</w:t>
-            </w:r>
-          </w:p>
-        </w:tc>
-        <w:tc>
-          <w:tcPr/>
-          <w:p>
-            <w:pPr>
-              <w:pStyle w:val="Compact"/>
-              <w:jc w:val="left"/>
-              <w:rPr>
-                <w:sz w:val="16"/>
-                <w:szCs w:val="16"/>
-              </w:rPr>
-            </w:pPr>
-            <w:r>
-              <w:rPr>
-                <w:sz w:val="16"/>
-                <w:szCs w:val="16"/>
-              </w:rPr>
-              <w:t xml:space="preserve">0.020</w:t>
-            </w:r>
-          </w:p>
-        </w:tc>
-        <w:tc>
-          <w:tcPr/>
-          <w:p>
-            <w:pPr>
-              <w:pStyle w:val="Compact"/>
-              <w:jc w:val="left"/>
-              <w:rPr>
-                <w:sz w:val="16"/>
-                <w:szCs w:val="16"/>
-              </w:rPr>
-            </w:pPr>
-            <w:r>
-              <w:rPr>
-                <w:sz w:val="16"/>
-                <w:szCs w:val="16"/>
-              </w:rPr>
-              <w:t xml:space="preserve">1.16</w:t>
-            </w:r>
-          </w:p>
-        </w:tc>
-        <w:tc>
-          <w:tcPr/>
-          <w:p>
-            <w:pPr>
-              <w:pStyle w:val="Compact"/>
-              <w:jc w:val="left"/>
-              <w:rPr>
-                <w:sz w:val="16"/>
-                <w:szCs w:val="16"/>
-              </w:rPr>
-            </w:pPr>
-            <w:r>
-              <w:rPr>
-                <w:sz w:val="16"/>
-                <w:szCs w:val="16"/>
-              </w:rPr>
-              <w:t xml:space="preserve">0.247</w:t>
+              <w:t xml:space="preserve">Stand basal area x flight_calm</w:t>
+            </w:r>
+          </w:p>
+        </w:tc>
+        <w:tc>
+          <w:tcPr/>
+          <w:p>
+            <w:pPr>
+              <w:pStyle w:val="Compact"/>
+              <w:jc w:val="left"/>
+              <w:rPr>
+                <w:sz w:val="16"/>
+                <w:szCs w:val="16"/>
+              </w:rPr>
+            </w:pPr>
+            <w:r>
+              <w:rPr>
+                <w:sz w:val="16"/>
+                <w:szCs w:val="16"/>
+              </w:rPr>
+              <w:t xml:space="preserve">0.032</w:t>
+            </w:r>
+          </w:p>
+        </w:tc>
+        <w:tc>
+          <w:tcPr/>
+          <w:p>
+            <w:pPr>
+              <w:pStyle w:val="Compact"/>
+              <w:jc w:val="left"/>
+              <w:rPr>
+                <w:sz w:val="16"/>
+                <w:szCs w:val="16"/>
+              </w:rPr>
+            </w:pPr>
+            <w:r>
+              <w:rPr>
+                <w:sz w:val="16"/>
+                <w:szCs w:val="16"/>
+              </w:rPr>
+              <w:t xml:space="preserve">1.20</w:t>
+            </w:r>
+          </w:p>
+        </w:tc>
+        <w:tc>
+          <w:tcPr/>
+          <w:p>
+            <w:pPr>
+              <w:pStyle w:val="Compact"/>
+              <w:jc w:val="left"/>
+              <w:rPr>
+                <w:sz w:val="16"/>
+                <w:szCs w:val="16"/>
+              </w:rPr>
+            </w:pPr>
+            <w:r>
+              <w:rPr>
+                <w:sz w:val="16"/>
+                <w:szCs w:val="16"/>
+              </w:rPr>
+              <w:t xml:space="preserve">0.232</w:t>
             </w:r>
           </w:p>
         </w:tc>
@@ -7734,27 +7839,27 @@
                 <w:sz w:val="16"/>
                 <w:szCs w:val="16"/>
               </w:rPr>
-              <w:t xml:space="preserve">0.467</w:t>
-            </w:r>
-          </w:p>
-        </w:tc>
-        <w:tc>
-          <w:tcPr/>
-          <w:p>
-            <w:pPr>
-              <w:pStyle w:val="Compact"/>
-              <w:jc w:val="left"/>
-              <w:rPr>
-                <w:sz w:val="16"/>
-                <w:szCs w:val="16"/>
-              </w:rPr>
-            </w:pPr>
-            <w:r>
-              <w:rPr>
-                <w:sz w:val="16"/>
-                <w:szCs w:val="16"/>
-              </w:rPr>
-              <w:t xml:space="preserve">28.44</w:t>
+              <w:t xml:space="preserve">0.386</w:t>
+            </w:r>
+          </w:p>
+        </w:tc>
+        <w:tc>
+          <w:tcPr/>
+          <w:p>
+            <w:pPr>
+              <w:pStyle w:val="Compact"/>
+              <w:jc w:val="left"/>
+              <w:rPr>
+                <w:sz w:val="16"/>
+                <w:szCs w:val="16"/>
+              </w:rPr>
+            </w:pPr>
+            <w:r>
+              <w:rPr>
+                <w:sz w:val="16"/>
+                <w:szCs w:val="16"/>
+              </w:rPr>
+              <w:t xml:space="preserve">22.18</w:t>
             </w:r>
           </w:p>
         </w:tc>
@@ -7819,7 +7924,7 @@
                 <w:sz w:val="16"/>
                 <w:szCs w:val="16"/>
               </w:rPr>
-              <w:t xml:space="preserve">Live stems x MicroMet flight-window wind</w:t>
+              <w:t xml:space="preserve">Stand basal area x MicroMet flight-window wind</w:t>
             </w:r>
           </w:p>
         </w:tc>
@@ -7859,27 +7964,27 @@
                 <w:sz w:val="16"/>
                 <w:szCs w:val="16"/>
               </w:rPr>
-              <w:t xml:space="preserve">2.09</w:t>
-            </w:r>
-          </w:p>
-        </w:tc>
-        <w:tc>
-          <w:tcPr/>
-          <w:p>
-            <w:pPr>
-              <w:pStyle w:val="Compact"/>
-              <w:jc w:val="left"/>
-              <w:rPr>
-                <w:sz w:val="16"/>
-                <w:szCs w:val="16"/>
-              </w:rPr>
-            </w:pPr>
-            <w:r>
-              <w:rPr>
-                <w:sz w:val="16"/>
-                <w:szCs w:val="16"/>
-              </w:rPr>
-              <w:t xml:space="preserve">0.036</w:t>
+              <w:t xml:space="preserve">1.71</w:t>
+            </w:r>
+          </w:p>
+        </w:tc>
+        <w:tc>
+          <w:tcPr/>
+          <w:p>
+            <w:pPr>
+              <w:pStyle w:val="Compact"/>
+              <w:jc w:val="left"/>
+              <w:rPr>
+                <w:sz w:val="16"/>
+                <w:szCs w:val="16"/>
+              </w:rPr>
+            </w:pPr>
+            <w:r>
+              <w:rPr>
+                <w:sz w:val="16"/>
+                <w:szCs w:val="16"/>
+              </w:rPr>
+              <w:t xml:space="preserve">0.087</w:t>
             </w:r>
           </w:p>
         </w:tc>
@@ -8069,67 +8174,67 @@
                 <w:sz w:val="16"/>
                 <w:szCs w:val="16"/>
               </w:rPr>
-              <w:t xml:space="preserve">736</w:t>
-            </w:r>
-          </w:p>
-        </w:tc>
-        <w:tc>
-          <w:tcPr/>
-          <w:p>
-            <w:pPr>
-              <w:pStyle w:val="Compact"/>
-              <w:jc w:val="left"/>
-              <w:rPr>
-                <w:sz w:val="16"/>
-                <w:szCs w:val="16"/>
-              </w:rPr>
-            </w:pPr>
-            <w:r>
-              <w:rPr>
-                <w:sz w:val="16"/>
-                <w:szCs w:val="16"/>
-              </w:rPr>
-              <w:t xml:space="preserve">232</w:t>
-            </w:r>
-          </w:p>
-        </w:tc>
-        <w:tc>
-          <w:tcPr/>
-          <w:p>
-            <w:pPr>
-              <w:pStyle w:val="Compact"/>
-              <w:jc w:val="left"/>
-              <w:rPr>
-                <w:sz w:val="16"/>
-                <w:szCs w:val="16"/>
-              </w:rPr>
-            </w:pPr>
-            <w:r>
-              <w:rPr>
-                <w:sz w:val="16"/>
-                <w:szCs w:val="16"/>
-              </w:rPr>
-              <w:t xml:space="preserve">31.5</w:t>
-            </w:r>
-          </w:p>
-        </w:tc>
-        <w:tc>
-          <w:tcPr/>
-          <w:p>
-            <w:pPr>
-              <w:pStyle w:val="Compact"/>
-              <w:jc w:val="left"/>
-              <w:rPr>
-                <w:sz w:val="16"/>
-                <w:szCs w:val="16"/>
-              </w:rPr>
-            </w:pPr>
-            <w:r>
-              <w:rPr>
-                <w:sz w:val="16"/>
-                <w:szCs w:val="16"/>
-              </w:rPr>
-              <w:t xml:space="preserve">28.3-35.0</w:t>
+              <w:t xml:space="preserve">436</w:t>
+            </w:r>
+          </w:p>
+        </w:tc>
+        <w:tc>
+          <w:tcPr/>
+          <w:p>
+            <w:pPr>
+              <w:pStyle w:val="Compact"/>
+              <w:jc w:val="left"/>
+              <w:rPr>
+                <w:sz w:val="16"/>
+                <w:szCs w:val="16"/>
+              </w:rPr>
+            </w:pPr>
+            <w:r>
+              <w:rPr>
+                <w:sz w:val="16"/>
+                <w:szCs w:val="16"/>
+              </w:rPr>
+              <w:t xml:space="preserve">113</w:t>
+            </w:r>
+          </w:p>
+        </w:tc>
+        <w:tc>
+          <w:tcPr/>
+          <w:p>
+            <w:pPr>
+              <w:pStyle w:val="Compact"/>
+              <w:jc w:val="left"/>
+              <w:rPr>
+                <w:sz w:val="16"/>
+                <w:szCs w:val="16"/>
+              </w:rPr>
+            </w:pPr>
+            <w:r>
+              <w:rPr>
+                <w:sz w:val="16"/>
+                <w:szCs w:val="16"/>
+              </w:rPr>
+              <w:t xml:space="preserve">25.9</w:t>
+            </w:r>
+          </w:p>
+        </w:tc>
+        <w:tc>
+          <w:tcPr/>
+          <w:p>
+            <w:pPr>
+              <w:pStyle w:val="Compact"/>
+              <w:jc w:val="left"/>
+              <w:rPr>
+                <w:sz w:val="16"/>
+                <w:szCs w:val="16"/>
+              </w:rPr>
+            </w:pPr>
+            <w:r>
+              <w:rPr>
+                <w:sz w:val="16"/>
+                <w:szCs w:val="16"/>
+              </w:rPr>
+              <w:t xml:space="preserve">22.0-30.2</w:t>
             </w:r>
           </w:p>
         </w:tc>
@@ -8174,67 +8279,67 @@
                 <w:sz w:val="16"/>
                 <w:szCs w:val="16"/>
               </w:rPr>
-              <w:t xml:space="preserve">2,371</w:t>
-            </w:r>
-          </w:p>
-        </w:tc>
-        <w:tc>
-          <w:tcPr/>
-          <w:p>
-            <w:pPr>
-              <w:pStyle w:val="Compact"/>
-              <w:jc w:val="left"/>
-              <w:rPr>
-                <w:sz w:val="16"/>
-                <w:szCs w:val="16"/>
-              </w:rPr>
-            </w:pPr>
-            <w:r>
-              <w:rPr>
-                <w:sz w:val="16"/>
-                <w:szCs w:val="16"/>
-              </w:rPr>
-              <w:t xml:space="preserve">564</w:t>
-            </w:r>
-          </w:p>
-        </w:tc>
-        <w:tc>
-          <w:tcPr/>
-          <w:p>
-            <w:pPr>
-              <w:pStyle w:val="Compact"/>
-              <w:jc w:val="left"/>
-              <w:rPr>
-                <w:sz w:val="16"/>
-                <w:szCs w:val="16"/>
-              </w:rPr>
-            </w:pPr>
-            <w:r>
-              <w:rPr>
-                <w:sz w:val="16"/>
-                <w:szCs w:val="16"/>
-              </w:rPr>
-              <w:t xml:space="preserve">23.8</w:t>
-            </w:r>
-          </w:p>
-        </w:tc>
-        <w:tc>
-          <w:tcPr/>
-          <w:p>
-            <w:pPr>
-              <w:pStyle w:val="Compact"/>
-              <w:jc w:val="left"/>
-              <w:rPr>
-                <w:sz w:val="16"/>
-                <w:szCs w:val="16"/>
-              </w:rPr>
-            </w:pPr>
-            <w:r>
-              <w:rPr>
-                <w:sz w:val="16"/>
-                <w:szCs w:val="16"/>
-              </w:rPr>
-              <w:t xml:space="preserve">22.1-25.5</w:t>
+              <w:t xml:space="preserve">4,325</w:t>
+            </w:r>
+          </w:p>
+        </w:tc>
+        <w:tc>
+          <w:tcPr/>
+          <w:p>
+            <w:pPr>
+              <w:pStyle w:val="Compact"/>
+              <w:jc w:val="left"/>
+              <w:rPr>
+                <w:sz w:val="16"/>
+                <w:szCs w:val="16"/>
+              </w:rPr>
+            </w:pPr>
+            <w:r>
+              <w:rPr>
+                <w:sz w:val="16"/>
+                <w:szCs w:val="16"/>
+              </w:rPr>
+              <w:t xml:space="preserve">1,057</w:t>
+            </w:r>
+          </w:p>
+        </w:tc>
+        <w:tc>
+          <w:tcPr/>
+          <w:p>
+            <w:pPr>
+              <w:pStyle w:val="Compact"/>
+              <w:jc w:val="left"/>
+              <w:rPr>
+                <w:sz w:val="16"/>
+                <w:szCs w:val="16"/>
+              </w:rPr>
+            </w:pPr>
+            <w:r>
+              <w:rPr>
+                <w:sz w:val="16"/>
+                <w:szCs w:val="16"/>
+              </w:rPr>
+              <w:t xml:space="preserve">24.4</w:t>
+            </w:r>
+          </w:p>
+        </w:tc>
+        <w:tc>
+          <w:tcPr/>
+          <w:p>
+            <w:pPr>
+              <w:pStyle w:val="Compact"/>
+              <w:jc w:val="left"/>
+              <w:rPr>
+                <w:sz w:val="16"/>
+                <w:szCs w:val="16"/>
+              </w:rPr>
+            </w:pPr>
+            <w:r>
+              <w:rPr>
+                <w:sz w:val="16"/>
+                <w:szCs w:val="16"/>
+              </w:rPr>
+              <w:t xml:space="preserve">23.2-25.7</w:t>
             </w:r>
           </w:p>
         </w:tc>
@@ -8279,67 +8384,67 @@
                 <w:sz w:val="16"/>
                 <w:szCs w:val="16"/>
               </w:rPr>
-              <w:t xml:space="preserve">7,058</w:t>
-            </w:r>
-          </w:p>
-        </w:tc>
-        <w:tc>
-          <w:tcPr/>
-          <w:p>
-            <w:pPr>
-              <w:pStyle w:val="Compact"/>
-              <w:jc w:val="left"/>
-              <w:rPr>
-                <w:sz w:val="16"/>
-                <w:szCs w:val="16"/>
-              </w:rPr>
-            </w:pPr>
-            <w:r>
-              <w:rPr>
-                <w:sz w:val="16"/>
-                <w:szCs w:val="16"/>
-              </w:rPr>
-              <w:t xml:space="preserve">2,559</w:t>
-            </w:r>
-          </w:p>
-        </w:tc>
-        <w:tc>
-          <w:tcPr/>
-          <w:p>
-            <w:pPr>
-              <w:pStyle w:val="Compact"/>
-              <w:jc w:val="left"/>
-              <w:rPr>
-                <w:sz w:val="16"/>
-                <w:szCs w:val="16"/>
-              </w:rPr>
-            </w:pPr>
-            <w:r>
-              <w:rPr>
-                <w:sz w:val="16"/>
-                <w:szCs w:val="16"/>
-              </w:rPr>
-              <w:t xml:space="preserve">36.3</w:t>
-            </w:r>
-          </w:p>
-        </w:tc>
-        <w:tc>
-          <w:tcPr/>
-          <w:p>
-            <w:pPr>
-              <w:pStyle w:val="Compact"/>
-              <w:jc w:val="left"/>
-              <w:rPr>
-                <w:sz w:val="16"/>
-                <w:szCs w:val="16"/>
-              </w:rPr>
-            </w:pPr>
-            <w:r>
-              <w:rPr>
-                <w:sz w:val="16"/>
-                <w:szCs w:val="16"/>
-              </w:rPr>
-              <w:t xml:space="preserve">35.1-37.4</w:t>
+              <w:t xml:space="preserve">9,934</w:t>
+            </w:r>
+          </w:p>
+        </w:tc>
+        <w:tc>
+          <w:tcPr/>
+          <w:p>
+            <w:pPr>
+              <w:pStyle w:val="Compact"/>
+              <w:jc w:val="left"/>
+              <w:rPr>
+                <w:sz w:val="16"/>
+                <w:szCs w:val="16"/>
+              </w:rPr>
+            </w:pPr>
+            <w:r>
+              <w:rPr>
+                <w:sz w:val="16"/>
+                <w:szCs w:val="16"/>
+              </w:rPr>
+              <w:t xml:space="preserve">2,627</w:t>
+            </w:r>
+          </w:p>
+        </w:tc>
+        <w:tc>
+          <w:tcPr/>
+          <w:p>
+            <w:pPr>
+              <w:pStyle w:val="Compact"/>
+              <w:jc w:val="left"/>
+              <w:rPr>
+                <w:sz w:val="16"/>
+                <w:szCs w:val="16"/>
+              </w:rPr>
+            </w:pPr>
+            <w:r>
+              <w:rPr>
+                <w:sz w:val="16"/>
+                <w:szCs w:val="16"/>
+              </w:rPr>
+              <w:t xml:space="preserve">26.4</w:t>
+            </w:r>
+          </w:p>
+        </w:tc>
+        <w:tc>
+          <w:tcPr/>
+          <w:p>
+            <w:pPr>
+              <w:pStyle w:val="Compact"/>
+              <w:jc w:val="left"/>
+              <w:rPr>
+                <w:sz w:val="16"/>
+                <w:szCs w:val="16"/>
+              </w:rPr>
+            </w:pPr>
+            <w:r>
+              <w:rPr>
+                <w:sz w:val="16"/>
+                <w:szCs w:val="16"/>
+              </w:rPr>
+              <w:t xml:space="preserve">25.6-27.3</w:t>
             </w:r>
           </w:p>
         </w:tc>
@@ -8384,67 +8489,67 @@
                 <w:sz w:val="16"/>
                 <w:szCs w:val="16"/>
               </w:rPr>
-              <w:t xml:space="preserve">14,634</w:t>
-            </w:r>
-          </w:p>
-        </w:tc>
-        <w:tc>
-          <w:tcPr/>
-          <w:p>
-            <w:pPr>
-              <w:pStyle w:val="Compact"/>
-              <w:jc w:val="left"/>
-              <w:rPr>
-                <w:sz w:val="16"/>
-                <w:szCs w:val="16"/>
-              </w:rPr>
-            </w:pPr>
-            <w:r>
-              <w:rPr>
-                <w:sz w:val="16"/>
-                <w:szCs w:val="16"/>
-              </w:rPr>
-              <w:t xml:space="preserve">6,717</w:t>
-            </w:r>
-          </w:p>
-        </w:tc>
-        <w:tc>
-          <w:tcPr/>
-          <w:p>
-            <w:pPr>
-              <w:pStyle w:val="Compact"/>
-              <w:jc w:val="left"/>
-              <w:rPr>
-                <w:sz w:val="16"/>
-                <w:szCs w:val="16"/>
-              </w:rPr>
-            </w:pPr>
-            <w:r>
-              <w:rPr>
-                <w:sz w:val="16"/>
-                <w:szCs w:val="16"/>
-              </w:rPr>
-              <w:t xml:space="preserve">45.9</w:t>
-            </w:r>
-          </w:p>
-        </w:tc>
-        <w:tc>
-          <w:tcPr/>
-          <w:p>
-            <w:pPr>
-              <w:pStyle w:val="Compact"/>
-              <w:jc w:val="left"/>
-              <w:rPr>
-                <w:sz w:val="16"/>
-                <w:szCs w:val="16"/>
-              </w:rPr>
-            </w:pPr>
-            <w:r>
-              <w:rPr>
-                <w:sz w:val="16"/>
-                <w:szCs w:val="16"/>
-              </w:rPr>
-              <w:t xml:space="preserve">45.1-46.7</w:t>
+              <w:t xml:space="preserve">19,090</w:t>
+            </w:r>
+          </w:p>
+        </w:tc>
+        <w:tc>
+          <w:tcPr/>
+          <w:p>
+            <w:pPr>
+              <w:pStyle w:val="Compact"/>
+              <w:jc w:val="left"/>
+              <w:rPr>
+                <w:sz w:val="16"/>
+                <w:szCs w:val="16"/>
+              </w:rPr>
+            </w:pPr>
+            <w:r>
+              <w:rPr>
+                <w:sz w:val="16"/>
+                <w:szCs w:val="16"/>
+              </w:rPr>
+              <w:t xml:space="preserve">7,576</w:t>
+            </w:r>
+          </w:p>
+        </w:tc>
+        <w:tc>
+          <w:tcPr/>
+          <w:p>
+            <w:pPr>
+              <w:pStyle w:val="Compact"/>
+              <w:jc w:val="left"/>
+              <w:rPr>
+                <w:sz w:val="16"/>
+                <w:szCs w:val="16"/>
+              </w:rPr>
+            </w:pPr>
+            <w:r>
+              <w:rPr>
+                <w:sz w:val="16"/>
+                <w:szCs w:val="16"/>
+              </w:rPr>
+              <w:t xml:space="preserve">39.7</w:t>
+            </w:r>
+          </w:p>
+        </w:tc>
+        <w:tc>
+          <w:tcPr/>
+          <w:p>
+            <w:pPr>
+              <w:pStyle w:val="Compact"/>
+              <w:jc w:val="left"/>
+              <w:rPr>
+                <w:sz w:val="16"/>
+                <w:szCs w:val="16"/>
+              </w:rPr>
+            </w:pPr>
+            <w:r>
+              <w:rPr>
+                <w:sz w:val="16"/>
+                <w:szCs w:val="16"/>
+              </w:rPr>
+              <w:t xml:space="preserve">39.0-40.4</w:t>
             </w:r>
           </w:p>
         </w:tc>
@@ -8489,67 +8594,67 @@
                 <w:sz w:val="16"/>
                 <w:szCs w:val="16"/>
               </w:rPr>
-              <w:t xml:space="preserve">18,902</w:t>
-            </w:r>
-          </w:p>
-        </w:tc>
-        <w:tc>
-          <w:tcPr/>
-          <w:p>
-            <w:pPr>
-              <w:pStyle w:val="Compact"/>
-              <w:jc w:val="left"/>
-              <w:rPr>
-                <w:sz w:val="16"/>
-                <w:szCs w:val="16"/>
-              </w:rPr>
-            </w:pPr>
-            <w:r>
-              <w:rPr>
-                <w:sz w:val="16"/>
-                <w:szCs w:val="16"/>
-              </w:rPr>
-              <w:t xml:space="preserve">4,639</w:t>
-            </w:r>
-          </w:p>
-        </w:tc>
-        <w:tc>
-          <w:tcPr/>
-          <w:p>
-            <w:pPr>
-              <w:pStyle w:val="Compact"/>
-              <w:jc w:val="left"/>
-              <w:rPr>
-                <w:sz w:val="16"/>
-                <w:szCs w:val="16"/>
-              </w:rPr>
-            </w:pPr>
-            <w:r>
-              <w:rPr>
-                <w:sz w:val="16"/>
-                <w:szCs w:val="16"/>
-              </w:rPr>
-              <w:t xml:space="preserve">24.5</w:t>
-            </w:r>
-          </w:p>
-        </w:tc>
-        <w:tc>
-          <w:tcPr/>
-          <w:p>
-            <w:pPr>
-              <w:pStyle w:val="Compact"/>
-              <w:jc w:val="left"/>
-              <w:rPr>
-                <w:sz w:val="16"/>
-                <w:szCs w:val="16"/>
-              </w:rPr>
-            </w:pPr>
-            <w:r>
-              <w:rPr>
-                <w:sz w:val="16"/>
-                <w:szCs w:val="16"/>
-              </w:rPr>
-              <w:t xml:space="preserve">23.9-25.2</w:t>
+              <w:t xml:space="preserve">10,903</w:t>
+            </w:r>
+          </w:p>
+        </w:tc>
+        <w:tc>
+          <w:tcPr/>
+          <w:p>
+            <w:pPr>
+              <w:pStyle w:val="Compact"/>
+              <w:jc w:val="left"/>
+              <w:rPr>
+                <w:sz w:val="16"/>
+                <w:szCs w:val="16"/>
+              </w:rPr>
+            </w:pPr>
+            <w:r>
+              <w:rPr>
+                <w:sz w:val="16"/>
+                <w:szCs w:val="16"/>
+              </w:rPr>
+              <w:t xml:space="preserve">2,724</w:t>
+            </w:r>
+          </w:p>
+        </w:tc>
+        <w:tc>
+          <w:tcPr/>
+          <w:p>
+            <w:pPr>
+              <w:pStyle w:val="Compact"/>
+              <w:jc w:val="left"/>
+              <w:rPr>
+                <w:sz w:val="16"/>
+                <w:szCs w:val="16"/>
+              </w:rPr>
+            </w:pPr>
+            <w:r>
+              <w:rPr>
+                <w:sz w:val="16"/>
+                <w:szCs w:val="16"/>
+              </w:rPr>
+              <w:t xml:space="preserve">25.0</w:t>
+            </w:r>
+          </w:p>
+        </w:tc>
+        <w:tc>
+          <w:tcPr/>
+          <w:p>
+            <w:pPr>
+              <w:pStyle w:val="Compact"/>
+              <w:jc w:val="left"/>
+              <w:rPr>
+                <w:sz w:val="16"/>
+                <w:szCs w:val="16"/>
+              </w:rPr>
+            </w:pPr>
+            <w:r>
+              <w:rPr>
+                <w:sz w:val="16"/>
+                <w:szCs w:val="16"/>
+              </w:rPr>
+              <w:t xml:space="preserve">24.2-25.8</w:t>
             </w:r>
           </w:p>
         </w:tc>
@@ -8594,67 +8699,67 @@
                 <w:sz w:val="16"/>
                 <w:szCs w:val="16"/>
               </w:rPr>
-              <w:t xml:space="preserve">3,627</w:t>
-            </w:r>
-          </w:p>
-        </w:tc>
-        <w:tc>
-          <w:tcPr/>
-          <w:p>
-            <w:pPr>
-              <w:pStyle w:val="Compact"/>
-              <w:jc w:val="left"/>
-              <w:rPr>
-                <w:sz w:val="16"/>
-                <w:szCs w:val="16"/>
-              </w:rPr>
-            </w:pPr>
-            <w:r>
-              <w:rPr>
-                <w:sz w:val="16"/>
-                <w:szCs w:val="16"/>
-              </w:rPr>
-              <w:t xml:space="preserve">617</w:t>
-            </w:r>
-          </w:p>
-        </w:tc>
-        <w:tc>
-          <w:tcPr/>
-          <w:p>
-            <w:pPr>
-              <w:pStyle w:val="Compact"/>
-              <w:jc w:val="left"/>
-              <w:rPr>
-                <w:sz w:val="16"/>
-                <w:szCs w:val="16"/>
-              </w:rPr>
-            </w:pPr>
-            <w:r>
-              <w:rPr>
-                <w:sz w:val="16"/>
-                <w:szCs w:val="16"/>
-              </w:rPr>
-              <w:t xml:space="preserve">17.0</w:t>
-            </w:r>
-          </w:p>
-        </w:tc>
-        <w:tc>
-          <w:tcPr/>
-          <w:p>
-            <w:pPr>
-              <w:pStyle w:val="Compact"/>
-              <w:jc w:val="left"/>
-              <w:rPr>
-                <w:sz w:val="16"/>
-                <w:szCs w:val="16"/>
-              </w:rPr>
-            </w:pPr>
-            <w:r>
-              <w:rPr>
-                <w:sz w:val="16"/>
-                <w:szCs w:val="16"/>
-              </w:rPr>
-              <w:t xml:space="preserve">15.8-18.3</w:t>
+              <w:t xml:space="preserve">1,671</w:t>
+            </w:r>
+          </w:p>
+        </w:tc>
+        <w:tc>
+          <w:tcPr/>
+          <w:p>
+            <w:pPr>
+              <w:pStyle w:val="Compact"/>
+              <w:jc w:val="left"/>
+              <w:rPr>
+                <w:sz w:val="16"/>
+                <w:szCs w:val="16"/>
+              </w:rPr>
+            </w:pPr>
+            <w:r>
+              <w:rPr>
+                <w:sz w:val="16"/>
+                <w:szCs w:val="16"/>
+              </w:rPr>
+              <w:t xml:space="preserve">262</w:t>
+            </w:r>
+          </w:p>
+        </w:tc>
+        <w:tc>
+          <w:tcPr/>
+          <w:p>
+            <w:pPr>
+              <w:pStyle w:val="Compact"/>
+              <w:jc w:val="left"/>
+              <w:rPr>
+                <w:sz w:val="16"/>
+                <w:szCs w:val="16"/>
+              </w:rPr>
+            </w:pPr>
+            <w:r>
+              <w:rPr>
+                <w:sz w:val="16"/>
+                <w:szCs w:val="16"/>
+              </w:rPr>
+              <w:t xml:space="preserve">15.7</w:t>
+            </w:r>
+          </w:p>
+        </w:tc>
+        <w:tc>
+          <w:tcPr/>
+          <w:p>
+            <w:pPr>
+              <w:pStyle w:val="Compact"/>
+              <w:jc w:val="left"/>
+              <w:rPr>
+                <w:sz w:val="16"/>
+                <w:szCs w:val="16"/>
+              </w:rPr>
+            </w:pPr>
+            <w:r>
+              <w:rPr>
+                <w:sz w:val="16"/>
+                <w:szCs w:val="16"/>
+              </w:rPr>
+              <w:t xml:space="preserve">14.0-17.5</w:t>
             </w:r>
           </w:p>
         </w:tc>

--- a/01.manuscript/submission-jae/package/03 Tables.docx
+++ b/01.manuscript/submission-jae/package/03 Tables.docx
@@ -17,6 +17,1371 @@
       </w:pPr>
       <w:r>
         <w:t xml:space="preserve">Table 1</w:t>
+      </w:r>
+    </w:p>
+    <w:p>
+      <w:pPr>
+        <w:pStyle w:val="FirstParagraph"/>
+      </w:pPr>
+      <w:r>
+        <w:t xml:space="preserve">The datasets this study combines, with the structure and resolution of each. Every count is</w:t>
+      </w:r>
+      <w:r>
+        <w:t xml:space="preserve"> </w:t>
+      </w:r>
+      <w:r>
+        <w:t xml:space="preserve">read from the files at render time. Spatial resolution is the grid the variable is analysed</w:t>
+      </w:r>
+      <w:r>
+        <w:t xml:space="preserve"> </w:t>
+      </w:r>
+      <w:r>
+        <w:t xml:space="preserve">on; temporal resolution is the interval at which it varies. Note that the response varies</w:t>
+      </w:r>
+      <w:r>
+        <w:t xml:space="preserve"> </w:t>
+      </w:r>
+      <w:r>
+        <w:t xml:space="preserve">every 16 days, the inventory once a year and the terrain not at all, which is the asymmetry</w:t>
+      </w:r>
+      <w:r>
+        <w:t xml:space="preserve"> </w:t>
+      </w:r>
+      <w:r>
+        <w:t xml:space="preserve">the wind analysis turns on.</w:t>
+      </w:r>
+    </w:p>
+    <w:tbl>
+      <w:tblPr>
+        <w:tblStyle w:val="Table"/>
+        <w:tblLook w:firstRow="1" w:lastRow="0" w:firstColumn="0" w:lastColumn="0" w:noHBand="0" w:noVBand="0" w:val="0020"/>
+        <w:tblW w:w="9354" w:type="dxa"/>
+        <w:tblLayout w:type="fixed"/>
+      </w:tblPr>
+      <w:tblGrid>
+        <w:gridCol w:w="1018"/>
+        <w:gridCol w:w="1772"/>
+        <w:gridCol w:w="2414"/>
+        <w:gridCol w:w="1056"/>
+        <w:gridCol w:w="1170"/>
+        <w:gridCol w:w="1056"/>
+        <w:gridCol w:w="868"/>
+      </w:tblGrid>
+      <w:tr>
+        <w:trPr>
+          <w:tblHeader w:val="on"/>
+          <w:trHeight w:val="624" w:hRule="exact"/>
+        </w:trPr>
+        <w:tc>
+          <w:tcPr/>
+          <w:p>
+            <w:pPr>
+              <w:pStyle w:val="Compact"/>
+              <w:jc w:val="left"/>
+              <w:rPr>
+                <w:sz w:val="16"/>
+                <w:szCs w:val="16"/>
+              </w:rPr>
+            </w:pPr>
+            <w:r>
+              <w:rPr>
+                <w:sz w:val="16"/>
+                <w:szCs w:val="16"/>
+              </w:rPr>
+              <w:t xml:space="preserve">Dataset</w:t>
+            </w:r>
+          </w:p>
+        </w:tc>
+        <w:tc>
+          <w:tcPr/>
+          <w:p>
+            <w:pPr>
+              <w:pStyle w:val="Compact"/>
+              <w:jc w:val="left"/>
+              <w:rPr>
+                <w:sz w:val="16"/>
+                <w:szCs w:val="16"/>
+              </w:rPr>
+            </w:pPr>
+            <w:r>
+              <w:rPr>
+                <w:sz w:val="16"/>
+                <w:szCs w:val="16"/>
+              </w:rPr>
+              <w:t xml:space="preserve">Source</w:t>
+            </w:r>
+          </w:p>
+        </w:tc>
+        <w:tc>
+          <w:tcPr/>
+          <w:p>
+            <w:pPr>
+              <w:pStyle w:val="Compact"/>
+              <w:jc w:val="left"/>
+              <w:rPr>
+                <w:sz w:val="16"/>
+                <w:szCs w:val="16"/>
+              </w:rPr>
+            </w:pPr>
+            <w:r>
+              <w:rPr>
+                <w:sz w:val="16"/>
+                <w:szCs w:val="16"/>
+              </w:rPr>
+              <w:t xml:space="preserve">Variables</w:t>
+            </w:r>
+          </w:p>
+        </w:tc>
+        <w:tc>
+          <w:tcPr/>
+          <w:p>
+            <w:pPr>
+              <w:pStyle w:val="Compact"/>
+              <w:jc w:val="left"/>
+              <w:rPr>
+                <w:sz w:val="16"/>
+                <w:szCs w:val="16"/>
+              </w:rPr>
+            </w:pPr>
+            <w:r>
+              <w:rPr>
+                <w:sz w:val="16"/>
+                <w:szCs w:val="16"/>
+              </w:rPr>
+              <w:t xml:space="preserve">Spatial resolution</w:t>
+            </w:r>
+          </w:p>
+        </w:tc>
+        <w:tc>
+          <w:tcPr/>
+          <w:p>
+            <w:pPr>
+              <w:pStyle w:val="Compact"/>
+              <w:jc w:val="left"/>
+              <w:rPr>
+                <w:sz w:val="16"/>
+                <w:szCs w:val="16"/>
+              </w:rPr>
+            </w:pPr>
+            <w:r>
+              <w:rPr>
+                <w:sz w:val="16"/>
+                <w:szCs w:val="16"/>
+              </w:rPr>
+              <w:t xml:space="preserve">Temporal resolution</w:t>
+            </w:r>
+          </w:p>
+        </w:tc>
+        <w:tc>
+          <w:tcPr/>
+          <w:p>
+            <w:pPr>
+              <w:pStyle w:val="Compact"/>
+              <w:jc w:val="left"/>
+              <w:rPr>
+                <w:sz w:val="16"/>
+                <w:szCs w:val="16"/>
+              </w:rPr>
+            </w:pPr>
+            <w:r>
+              <w:rPr>
+                <w:sz w:val="16"/>
+                <w:szCs w:val="16"/>
+              </w:rPr>
+              <w:t xml:space="preserve">Period</w:t>
+            </w:r>
+          </w:p>
+        </w:tc>
+        <w:tc>
+          <w:tcPr/>
+          <w:p>
+            <w:pPr>
+              <w:pStyle w:val="Compact"/>
+              <w:jc w:val="left"/>
+              <w:rPr>
+                <w:sz w:val="16"/>
+                <w:szCs w:val="16"/>
+              </w:rPr>
+            </w:pPr>
+            <w:r>
+              <w:rPr>
+                <w:sz w:val="16"/>
+                <w:szCs w:val="16"/>
+              </w:rPr>
+              <w:t xml:space="preserve">n</w:t>
+            </w:r>
+          </w:p>
+        </w:tc>
+      </w:tr>
+      <w:tr>
+        <w:trPr>
+          <w:trHeight w:val="340" w:hRule="exact"/>
+        </w:trPr>
+        <w:tc>
+          <w:tcPr/>
+          <w:p>
+            <w:pPr>
+              <w:pStyle w:val="Compact"/>
+              <w:jc w:val="left"/>
+              <w:rPr>
+                <w:sz w:val="16"/>
+                <w:szCs w:val="16"/>
+              </w:rPr>
+            </w:pPr>
+            <w:r>
+              <w:rPr>
+                <w:sz w:val="16"/>
+                <w:szCs w:val="16"/>
+              </w:rPr>
+              <w:t xml:space="preserve">Beetle disturbance, annual</w:t>
+            </w:r>
+          </w:p>
+        </w:tc>
+        <w:tc>
+          <w:tcPr/>
+          <w:p>
+            <w:pPr>
+              <w:pStyle w:val="Compact"/>
+              <w:jc w:val="left"/>
+              <w:rPr>
+                <w:sz w:val="16"/>
+                <w:szCs w:val="16"/>
+              </w:rPr>
+            </w:pPr>
+            <w:r>
+              <w:rPr>
+                <w:sz w:val="16"/>
+                <w:szCs w:val="16"/>
+              </w:rPr>
+              <w:t xml:space="preserve">Landsat 5 and 8 Collection 2 Level-2</w:t>
+            </w:r>
+          </w:p>
+        </w:tc>
+        <w:tc>
+          <w:tcPr/>
+          <w:p>
+            <w:pPr>
+              <w:pStyle w:val="Compact"/>
+              <w:jc w:val="left"/>
+              <w:rPr>
+                <w:sz w:val="16"/>
+                <w:szCs w:val="16"/>
+              </w:rPr>
+            </w:pPr>
+            <w:r>
+              <w:rPr>
+                <w:sz w:val="16"/>
+                <w:szCs w:val="16"/>
+              </w:rPr>
+              <w:t xml:space="preserve">Moderate-to-high disturbance, binary, from NDMI</w:t>
+            </w:r>
+          </w:p>
+        </w:tc>
+        <w:tc>
+          <w:tcPr/>
+          <w:p>
+            <w:pPr>
+              <w:pStyle w:val="Compact"/>
+              <w:jc w:val="left"/>
+              <w:rPr>
+                <w:sz w:val="16"/>
+                <w:szCs w:val="16"/>
+              </w:rPr>
+            </w:pPr>
+            <w:r>
+              <w:rPr>
+                <w:sz w:val="16"/>
+                <w:szCs w:val="16"/>
+              </w:rPr>
+              <w:t xml:space="preserve">30 m</w:t>
+            </w:r>
+          </w:p>
+        </w:tc>
+        <w:tc>
+          <w:tcPr/>
+          <w:p>
+            <w:pPr>
+              <w:pStyle w:val="Compact"/>
+              <w:jc w:val="left"/>
+              <w:rPr>
+                <w:sz w:val="16"/>
+                <w:szCs w:val="16"/>
+              </w:rPr>
+            </w:pPr>
+            <w:r>
+              <w:rPr>
+                <w:sz w:val="16"/>
+                <w:szCs w:val="16"/>
+              </w:rPr>
+              <w:t xml:space="preserve">1 year</w:t>
+            </w:r>
+          </w:p>
+        </w:tc>
+        <w:tc>
+          <w:tcPr/>
+          <w:p>
+            <w:pPr>
+              <w:pStyle w:val="Compact"/>
+              <w:jc w:val="left"/>
+              <w:rPr>
+                <w:sz w:val="16"/>
+                <w:szCs w:val="16"/>
+              </w:rPr>
+            </w:pPr>
+            <w:r>
+              <w:rPr>
+                <w:sz w:val="16"/>
+                <w:szCs w:val="16"/>
+              </w:rPr>
+              <w:t xml:space="preserve">2006-2014, excluding 2012</w:t>
+            </w:r>
+          </w:p>
+        </w:tc>
+        <w:tc>
+          <w:tcPr/>
+          <w:p>
+            <w:pPr>
+              <w:pStyle w:val="Compact"/>
+              <w:jc w:val="left"/>
+              <w:rPr>
+                <w:sz w:val="16"/>
+                <w:szCs w:val="16"/>
+              </w:rPr>
+            </w:pPr>
+            <w:r>
+              <w:rPr>
+                <w:sz w:val="16"/>
+                <w:szCs w:val="16"/>
+              </w:rPr>
+              <w:t xml:space="preserve">8 years</w:t>
+            </w:r>
+          </w:p>
+        </w:tc>
+      </w:tr>
+      <w:tr>
+        <w:trPr>
+          <w:trHeight w:val="340" w:hRule="exact"/>
+        </w:trPr>
+        <w:tc>
+          <w:tcPr/>
+          <w:p>
+            <w:pPr>
+              <w:pStyle w:val="Compact"/>
+              <w:jc w:val="left"/>
+              <w:rPr>
+                <w:sz w:val="16"/>
+                <w:szCs w:val="16"/>
+              </w:rPr>
+            </w:pPr>
+            <w:r>
+              <w:rPr>
+                <w:sz w:val="16"/>
+                <w:szCs w:val="16"/>
+              </w:rPr>
+              <w:t xml:space="preserve">Beetle disturbance, 16-day</w:t>
+            </w:r>
+          </w:p>
+        </w:tc>
+        <w:tc>
+          <w:tcPr/>
+          <w:p>
+            <w:pPr>
+              <w:pStyle w:val="Compact"/>
+              <w:jc w:val="left"/>
+              <w:rPr>
+                <w:sz w:val="16"/>
+                <w:szCs w:val="16"/>
+              </w:rPr>
+            </w:pPr>
+            <w:r>
+              <w:rPr>
+                <w:sz w:val="16"/>
+                <w:szCs w:val="16"/>
+              </w:rPr>
+              <w:t xml:space="preserve">Landsat 5 and 8 Collection 2 Level-2</w:t>
+            </w:r>
+          </w:p>
+        </w:tc>
+        <w:tc>
+          <w:tcPr/>
+          <w:p>
+            <w:pPr>
+              <w:pStyle w:val="Compact"/>
+              <w:jc w:val="left"/>
+              <w:rPr>
+                <w:sz w:val="16"/>
+                <w:szCs w:val="16"/>
+              </w:rPr>
+            </w:pPr>
+            <w:r>
+              <w:rPr>
+                <w:sz w:val="16"/>
+                <w:szCs w:val="16"/>
+              </w:rPr>
+              <w:t xml:space="preserve">Moderate-to-high disturbance, binary, from NDMI</w:t>
+            </w:r>
+          </w:p>
+        </w:tc>
+        <w:tc>
+          <w:tcPr/>
+          <w:p>
+            <w:pPr>
+              <w:pStyle w:val="Compact"/>
+              <w:jc w:val="left"/>
+              <w:rPr>
+                <w:sz w:val="16"/>
+                <w:szCs w:val="16"/>
+              </w:rPr>
+            </w:pPr>
+            <w:r>
+              <w:rPr>
+                <w:sz w:val="16"/>
+                <w:szCs w:val="16"/>
+              </w:rPr>
+              <w:t xml:space="preserve">30 m</w:t>
+            </w:r>
+          </w:p>
+        </w:tc>
+        <w:tc>
+          <w:tcPr/>
+          <w:p>
+            <w:pPr>
+              <w:pStyle w:val="Compact"/>
+              <w:jc w:val="left"/>
+              <w:rPr>
+                <w:sz w:val="16"/>
+                <w:szCs w:val="16"/>
+              </w:rPr>
+            </w:pPr>
+            <w:r>
+              <w:rPr>
+                <w:sz w:val="16"/>
+                <w:szCs w:val="16"/>
+              </w:rPr>
+              <w:t xml:space="preserve">16 days, the sensor’s repeat</w:t>
+            </w:r>
+          </w:p>
+        </w:tc>
+        <w:tc>
+          <w:tcPr/>
+          <w:p>
+            <w:pPr>
+              <w:pStyle w:val="Compact"/>
+              <w:jc w:val="left"/>
+              <w:rPr>
+                <w:sz w:val="16"/>
+                <w:szCs w:val="16"/>
+              </w:rPr>
+            </w:pPr>
+            <w:r>
+              <w:rPr>
+                <w:sz w:val="16"/>
+                <w:szCs w:val="16"/>
+              </w:rPr>
+              <w:t xml:space="preserve">2006-2014, excluding 2012</w:t>
+            </w:r>
+          </w:p>
+        </w:tc>
+        <w:tc>
+          <w:tcPr/>
+          <w:p>
+            <w:pPr>
+              <w:pStyle w:val="Compact"/>
+              <w:jc w:val="left"/>
+              <w:rPr>
+                <w:sz w:val="16"/>
+                <w:szCs w:val="16"/>
+              </w:rPr>
+            </w:pPr>
+            <w:r>
+              <w:rPr>
+                <w:sz w:val="16"/>
+                <w:szCs w:val="16"/>
+              </w:rPr>
+              <w:t xml:space="preserve">59 epochs</w:t>
+            </w:r>
+          </w:p>
+        </w:tc>
+      </w:tr>
+      <w:tr>
+        <w:trPr>
+          <w:trHeight w:val="340" w:hRule="exact"/>
+        </w:trPr>
+        <w:tc>
+          <w:tcPr/>
+          <w:p>
+            <w:pPr>
+              <w:pStyle w:val="Compact"/>
+              <w:jc w:val="left"/>
+              <w:rPr>
+                <w:sz w:val="16"/>
+                <w:szCs w:val="16"/>
+              </w:rPr>
+            </w:pPr>
+            <w:r>
+              <w:rPr>
+                <w:sz w:val="16"/>
+                <w:szCs w:val="16"/>
+              </w:rPr>
+              <w:t xml:space="preserve">Stand structure</w:t>
+            </w:r>
+          </w:p>
+        </w:tc>
+        <w:tc>
+          <w:tcPr/>
+          <w:p>
+            <w:pPr>
+              <w:pStyle w:val="Compact"/>
+              <w:jc w:val="left"/>
+              <w:rPr>
+                <w:sz w:val="16"/>
+                <w:szCs w:val="16"/>
+              </w:rPr>
+            </w:pPr>
+            <w:r>
+              <w:rPr>
+                <w:sz w:val="16"/>
+                <w:szCs w:val="16"/>
+              </w:rPr>
+              <w:t xml:space="preserve">VRI Historical, BC Data Catalogue</w:t>
+            </w:r>
+          </w:p>
+        </w:tc>
+        <w:tc>
+          <w:tcPr/>
+          <w:p>
+            <w:pPr>
+              <w:pStyle w:val="Compact"/>
+              <w:jc w:val="left"/>
+              <w:rPr>
+                <w:sz w:val="16"/>
+                <w:szCs w:val="16"/>
+              </w:rPr>
+            </w:pPr>
+            <w:r>
+              <w:rPr>
+                <w:sz w:val="16"/>
+                <w:szCs w:val="16"/>
+              </w:rPr>
+              <w:t xml:space="preserve">Basal area, volume, stems, quadratic mean diameter, age, height</w:t>
+            </w:r>
+          </w:p>
+        </w:tc>
+        <w:tc>
+          <w:tcPr/>
+          <w:p>
+            <w:pPr>
+              <w:pStyle w:val="Compact"/>
+              <w:jc w:val="left"/>
+              <w:rPr>
+                <w:sz w:val="16"/>
+                <w:szCs w:val="16"/>
+              </w:rPr>
+            </w:pPr>
+            <w:r>
+              <w:rPr>
+                <w:sz w:val="16"/>
+                <w:szCs w:val="16"/>
+              </w:rPr>
+              <w:t xml:space="preserve">Polygon, rasterised to 30 m</w:t>
+            </w:r>
+          </w:p>
+        </w:tc>
+        <w:tc>
+          <w:tcPr/>
+          <w:p>
+            <w:pPr>
+              <w:pStyle w:val="Compact"/>
+              <w:jc w:val="left"/>
+              <w:rPr>
+                <w:sz w:val="16"/>
+                <w:szCs w:val="16"/>
+              </w:rPr>
+            </w:pPr>
+            <w:r>
+              <w:rPr>
+                <w:sz w:val="16"/>
+                <w:szCs w:val="16"/>
+              </w:rPr>
+              <w:t xml:space="preserve">1 year, projected to each year</w:t>
+            </w:r>
+          </w:p>
+        </w:tc>
+        <w:tc>
+          <w:tcPr/>
+          <w:p>
+            <w:pPr>
+              <w:pStyle w:val="Compact"/>
+              <w:jc w:val="left"/>
+              <w:rPr>
+                <w:sz w:val="16"/>
+                <w:szCs w:val="16"/>
+              </w:rPr>
+            </w:pPr>
+            <w:r>
+              <w:rPr>
+                <w:sz w:val="16"/>
+                <w:szCs w:val="16"/>
+              </w:rPr>
+              <w:t xml:space="preserve">2005-2014</w:t>
+            </w:r>
+          </w:p>
+        </w:tc>
+        <w:tc>
+          <w:tcPr/>
+          <w:p>
+            <w:pPr>
+              <w:pStyle w:val="Compact"/>
+              <w:jc w:val="left"/>
+              <w:rPr>
+                <w:sz w:val="16"/>
+                <w:szCs w:val="16"/>
+              </w:rPr>
+            </w:pPr>
+            <w:r>
+              <w:rPr>
+                <w:sz w:val="16"/>
+                <w:szCs w:val="16"/>
+              </w:rPr>
+              <w:t xml:space="preserve">9 snapshots</w:t>
+            </w:r>
+          </w:p>
+        </w:tc>
+      </w:tr>
+      <w:tr>
+        <w:trPr>
+          <w:trHeight w:val="340" w:hRule="exact"/>
+        </w:trPr>
+        <w:tc>
+          <w:tcPr/>
+          <w:p>
+            <w:pPr>
+              <w:pStyle w:val="Compact"/>
+              <w:jc w:val="left"/>
+              <w:rPr>
+                <w:sz w:val="16"/>
+                <w:szCs w:val="16"/>
+              </w:rPr>
+            </w:pPr>
+            <w:r>
+              <w:rPr>
+                <w:sz w:val="16"/>
+                <w:szCs w:val="16"/>
+              </w:rPr>
+              <w:t xml:space="preserve">Terrain</w:t>
+            </w:r>
+          </w:p>
+        </w:tc>
+        <w:tc>
+          <w:tcPr/>
+          <w:p>
+            <w:pPr>
+              <w:pStyle w:val="Compact"/>
+              <w:jc w:val="left"/>
+              <w:rPr>
+                <w:sz w:val="16"/>
+                <w:szCs w:val="16"/>
+              </w:rPr>
+            </w:pPr>
+            <w:r>
+              <w:rPr>
+                <w:sz w:val="16"/>
+                <w:szCs w:val="16"/>
+              </w:rPr>
+              <w:t xml:space="preserve">NRCan High Resolution DEM, indices by SAGA GIS</w:t>
+            </w:r>
+          </w:p>
+        </w:tc>
+        <w:tc>
+          <w:tcPr/>
+          <w:p>
+            <w:pPr>
+              <w:pStyle w:val="Compact"/>
+              <w:jc w:val="left"/>
+              <w:rPr>
+                <w:sz w:val="16"/>
+                <w:szCs w:val="16"/>
+              </w:rPr>
+            </w:pPr>
+            <w:r>
+              <w:rPr>
+                <w:sz w:val="16"/>
+                <w:szCs w:val="16"/>
+              </w:rPr>
+              <w:t xml:space="preserve">29 geomorphometric surfaces incl. radiation, exposure, landform</w:t>
+            </w:r>
+          </w:p>
+        </w:tc>
+        <w:tc>
+          <w:tcPr/>
+          <w:p>
+            <w:pPr>
+              <w:pStyle w:val="Compact"/>
+              <w:jc w:val="left"/>
+              <w:rPr>
+                <w:sz w:val="16"/>
+                <w:szCs w:val="16"/>
+              </w:rPr>
+            </w:pPr>
+            <w:r>
+              <w:rPr>
+                <w:sz w:val="16"/>
+                <w:szCs w:val="16"/>
+              </w:rPr>
+              <w:t xml:space="preserve">30 m</w:t>
+            </w:r>
+          </w:p>
+        </w:tc>
+        <w:tc>
+          <w:tcPr/>
+          <w:p>
+            <w:pPr>
+              <w:pStyle w:val="Compact"/>
+              <w:jc w:val="left"/>
+              <w:rPr>
+                <w:sz w:val="16"/>
+                <w:szCs w:val="16"/>
+              </w:rPr>
+            </w:pPr>
+            <w:r>
+              <w:rPr>
+                <w:sz w:val="16"/>
+                <w:szCs w:val="16"/>
+              </w:rPr>
+              <w:t xml:space="preserve">Static</w:t>
+            </w:r>
+          </w:p>
+        </w:tc>
+        <w:tc>
+          <w:tcPr/>
+          <w:p>
+            <w:pPr>
+              <w:pStyle w:val="Compact"/>
+              <w:jc w:val="left"/>
+              <w:rPr>
+                <w:sz w:val="16"/>
+                <w:szCs w:val="16"/>
+              </w:rPr>
+            </w:pPr>
+            <w:r>
+              <w:rPr>
+                <w:sz w:val="16"/>
+                <w:szCs w:val="16"/>
+              </w:rPr>
+              <w:t xml:space="preserve">n/a</w:t>
+            </w:r>
+          </w:p>
+        </w:tc>
+        <w:tc>
+          <w:tcPr/>
+          <w:p>
+            <w:pPr>
+              <w:pStyle w:val="Compact"/>
+              <w:jc w:val="left"/>
+              <w:rPr>
+                <w:sz w:val="16"/>
+                <w:szCs w:val="16"/>
+              </w:rPr>
+            </w:pPr>
+            <w:r>
+              <w:rPr>
+                <w:sz w:val="16"/>
+                <w:szCs w:val="16"/>
+              </w:rPr>
+              <w:t xml:space="preserve">29 surfaces</w:t>
+            </w:r>
+          </w:p>
+        </w:tc>
+      </w:tr>
+      <w:tr>
+        <w:trPr>
+          <w:trHeight w:val="340" w:hRule="exact"/>
+        </w:trPr>
+        <w:tc>
+          <w:tcPr/>
+          <w:p>
+            <w:pPr>
+              <w:pStyle w:val="Compact"/>
+              <w:jc w:val="left"/>
+              <w:rPr>
+                <w:sz w:val="16"/>
+                <w:szCs w:val="16"/>
+              </w:rPr>
+            </w:pPr>
+            <w:r>
+              <w:rPr>
+                <w:sz w:val="16"/>
+                <w:szCs w:val="16"/>
+              </w:rPr>
+              <w:t xml:space="preserve">Station wind</w:t>
+            </w:r>
+          </w:p>
+        </w:tc>
+        <w:tc>
+          <w:tcPr/>
+          <w:p>
+            <w:pPr>
+              <w:pStyle w:val="Compact"/>
+              <w:jc w:val="left"/>
+              <w:rPr>
+                <w:sz w:val="16"/>
+                <w:szCs w:val="16"/>
+              </w:rPr>
+            </w:pPr>
+            <w:r>
+              <w:rPr>
+                <w:sz w:val="16"/>
+                <w:szCs w:val="16"/>
+              </w:rPr>
+              <w:t xml:space="preserve">Environment and Climate Change Canada</w:t>
+            </w:r>
+          </w:p>
+        </w:tc>
+        <w:tc>
+          <w:tcPr/>
+          <w:p>
+            <w:pPr>
+              <w:pStyle w:val="Compact"/>
+              <w:jc w:val="left"/>
+              <w:rPr>
+                <w:sz w:val="16"/>
+                <w:szCs w:val="16"/>
+              </w:rPr>
+            </w:pPr>
+            <w:r>
+              <w:rPr>
+                <w:sz w:val="16"/>
+                <w:szCs w:val="16"/>
+              </w:rPr>
+              <w:t xml:space="preserve">Speed and direction</w:t>
+            </w:r>
+          </w:p>
+        </w:tc>
+        <w:tc>
+          <w:tcPr/>
+          <w:p>
+            <w:pPr>
+              <w:pStyle w:val="Compact"/>
+              <w:jc w:val="left"/>
+              <w:rPr>
+                <w:sz w:val="16"/>
+                <w:szCs w:val="16"/>
+              </w:rPr>
+            </w:pPr>
+            <w:r>
+              <w:rPr>
+                <w:sz w:val="16"/>
+                <w:szCs w:val="16"/>
+              </w:rPr>
+              <w:t xml:space="preserve">4 to 7 valley stations</w:t>
+            </w:r>
+          </w:p>
+        </w:tc>
+        <w:tc>
+          <w:tcPr/>
+          <w:p>
+            <w:pPr>
+              <w:pStyle w:val="Compact"/>
+              <w:jc w:val="left"/>
+              <w:rPr>
+                <w:sz w:val="16"/>
+                <w:szCs w:val="16"/>
+              </w:rPr>
+            </w:pPr>
+            <w:r>
+              <w:rPr>
+                <w:sz w:val="16"/>
+                <w:szCs w:val="16"/>
+              </w:rPr>
+              <w:t xml:space="preserve">1 hour</w:t>
+            </w:r>
+          </w:p>
+        </w:tc>
+        <w:tc>
+          <w:tcPr/>
+          <w:p>
+            <w:pPr>
+              <w:pStyle w:val="Compact"/>
+              <w:jc w:val="left"/>
+              <w:rPr>
+                <w:sz w:val="16"/>
+                <w:szCs w:val="16"/>
+              </w:rPr>
+            </w:pPr>
+            <w:r>
+              <w:rPr>
+                <w:sz w:val="16"/>
+                <w:szCs w:val="16"/>
+              </w:rPr>
+              <w:t xml:space="preserve">2005-2014, May to September</w:t>
+            </w:r>
+          </w:p>
+        </w:tc>
+        <w:tc>
+          <w:tcPr/>
+          <w:p>
+            <w:pPr>
+              <w:pStyle w:val="Compact"/>
+              <w:jc w:val="left"/>
+              <w:rPr>
+                <w:sz w:val="16"/>
+                <w:szCs w:val="16"/>
+              </w:rPr>
+            </w:pPr>
+            <w:r>
+              <w:rPr>
+                <w:sz w:val="16"/>
+                <w:szCs w:val="16"/>
+              </w:rPr>
+              <w:t xml:space="preserve">236,079 hourly records</w:t>
+            </w:r>
+          </w:p>
+        </w:tc>
+      </w:tr>
+      <w:tr>
+        <w:trPr>
+          <w:trHeight w:val="340" w:hRule="exact"/>
+        </w:trPr>
+        <w:tc>
+          <w:tcPr/>
+          <w:p>
+            <w:pPr>
+              <w:pStyle w:val="Compact"/>
+              <w:jc w:val="left"/>
+              <w:rPr>
+                <w:sz w:val="16"/>
+                <w:szCs w:val="16"/>
+              </w:rPr>
+            </w:pPr>
+            <w:r>
+              <w:rPr>
+                <w:sz w:val="16"/>
+                <w:szCs w:val="16"/>
+              </w:rPr>
+              <w:t xml:space="preserve">Terrain-resolved wind</w:t>
+            </w:r>
+          </w:p>
+        </w:tc>
+        <w:tc>
+          <w:tcPr/>
+          <w:p>
+            <w:pPr>
+              <w:pStyle w:val="Compact"/>
+              <w:jc w:val="left"/>
+              <w:rPr>
+                <w:sz w:val="16"/>
+                <w:szCs w:val="16"/>
+              </w:rPr>
+            </w:pPr>
+            <w:r>
+              <w:rPr>
+                <w:sz w:val="16"/>
+                <w:szCs w:val="16"/>
+              </w:rPr>
+              <w:t xml:space="preserve">MicroMet over the DEM, driven by station wind</w:t>
+            </w:r>
+          </w:p>
+        </w:tc>
+        <w:tc>
+          <w:tcPr/>
+          <w:p>
+            <w:pPr>
+              <w:pStyle w:val="Compact"/>
+              <w:jc w:val="left"/>
+              <w:rPr>
+                <w:sz w:val="16"/>
+                <w:szCs w:val="16"/>
+              </w:rPr>
+            </w:pPr>
+            <w:r>
+              <w:rPr>
+                <w:sz w:val="16"/>
+                <w:szCs w:val="16"/>
+              </w:rPr>
+              <w:t xml:space="preserve">Weighting factor, modified speed, diverted direction</w:t>
+            </w:r>
+          </w:p>
+        </w:tc>
+        <w:tc>
+          <w:tcPr/>
+          <w:p>
+            <w:pPr>
+              <w:pStyle w:val="Compact"/>
+              <w:jc w:val="left"/>
+              <w:rPr>
+                <w:sz w:val="16"/>
+                <w:szCs w:val="16"/>
+              </w:rPr>
+            </w:pPr>
+            <w:r>
+              <w:rPr>
+                <w:sz w:val="16"/>
+                <w:szCs w:val="16"/>
+              </w:rPr>
+              <w:t xml:space="preserve">30 m</w:t>
+            </w:r>
+          </w:p>
+        </w:tc>
+        <w:tc>
+          <w:tcPr/>
+          <w:p>
+            <w:pPr>
+              <w:pStyle w:val="Compact"/>
+              <w:jc w:val="left"/>
+              <w:rPr>
+                <w:sz w:val="16"/>
+                <w:szCs w:val="16"/>
+              </w:rPr>
+            </w:pPr>
+            <w:r>
+              <w:rPr>
+                <w:sz w:val="16"/>
+                <w:szCs w:val="16"/>
+              </w:rPr>
+              <w:t xml:space="preserve">16 days, and 1 year</w:t>
+            </w:r>
+          </w:p>
+        </w:tc>
+        <w:tc>
+          <w:tcPr/>
+          <w:p>
+            <w:pPr>
+              <w:pStyle w:val="Compact"/>
+              <w:jc w:val="left"/>
+              <w:rPr>
+                <w:sz w:val="16"/>
+                <w:szCs w:val="16"/>
+              </w:rPr>
+            </w:pPr>
+            <w:r>
+              <w:rPr>
+                <w:sz w:val="16"/>
+                <w:szCs w:val="16"/>
+              </w:rPr>
+              <w:t xml:space="preserve">2005-2014</w:t>
+            </w:r>
+          </w:p>
+        </w:tc>
+        <w:tc>
+          <w:tcPr/>
+          <w:p>
+            <w:pPr>
+              <w:pStyle w:val="Compact"/>
+              <w:jc w:val="left"/>
+              <w:rPr>
+                <w:sz w:val="16"/>
+                <w:szCs w:val="16"/>
+              </w:rPr>
+            </w:pPr>
+            <w:r>
+              <w:rPr>
+                <w:sz w:val="16"/>
+                <w:szCs w:val="16"/>
+              </w:rPr>
+              <w:t xml:space="preserve">16 direction bins</w:t>
+            </w:r>
+          </w:p>
+        </w:tc>
+      </w:tr>
+      <w:tr>
+        <w:trPr>
+          <w:trHeight w:val="340" w:hRule="exact"/>
+        </w:trPr>
+        <w:tc>
+          <w:tcPr/>
+          <w:p>
+            <w:pPr>
+              <w:pStyle w:val="Compact"/>
+              <w:jc w:val="left"/>
+              <w:rPr>
+                <w:sz w:val="16"/>
+                <w:szCs w:val="16"/>
+              </w:rPr>
+            </w:pPr>
+            <w:r>
+              <w:rPr>
+                <w:sz w:val="16"/>
+                <w:szCs w:val="16"/>
+              </w:rPr>
+              <w:t xml:space="preserve">Modelling table, annual</w:t>
+            </w:r>
+          </w:p>
+        </w:tc>
+        <w:tc>
+          <w:tcPr/>
+          <w:p>
+            <w:pPr>
+              <w:pStyle w:val="Compact"/>
+              <w:jc w:val="left"/>
+              <w:rPr>
+                <w:sz w:val="16"/>
+                <w:szCs w:val="16"/>
+              </w:rPr>
+            </w:pPr>
+            <w:r>
+              <w:rPr>
+                <w:sz w:val="16"/>
+                <w:szCs w:val="16"/>
+              </w:rPr>
+              <w:t xml:space="preserve">Assembled by 38-assemble-model-data.R</w:t>
+            </w:r>
+          </w:p>
+        </w:tc>
+        <w:tc>
+          <w:tcPr/>
+          <w:p>
+            <w:pPr>
+              <w:pStyle w:val="Compact"/>
+              <w:jc w:val="left"/>
+              <w:rPr>
+                <w:sz w:val="16"/>
+                <w:szCs w:val="16"/>
+              </w:rPr>
+            </w:pPr>
+            <w:r>
+              <w:rPr>
+                <w:sz w:val="16"/>
+                <w:szCs w:val="16"/>
+              </w:rPr>
+              <w:t xml:space="preserve">Response and every covariate, one row per cell-year</w:t>
+            </w:r>
+          </w:p>
+        </w:tc>
+        <w:tc>
+          <w:tcPr/>
+          <w:p>
+            <w:pPr>
+              <w:pStyle w:val="Compact"/>
+              <w:jc w:val="left"/>
+              <w:rPr>
+                <w:sz w:val="16"/>
+                <w:szCs w:val="16"/>
+              </w:rPr>
+            </w:pPr>
+            <w:r>
+              <w:rPr>
+                <w:sz w:val="16"/>
+                <w:szCs w:val="16"/>
+              </w:rPr>
+              <w:t xml:space="preserve">30 m</w:t>
+            </w:r>
+          </w:p>
+        </w:tc>
+        <w:tc>
+          <w:tcPr/>
+          <w:p>
+            <w:pPr>
+              <w:pStyle w:val="Compact"/>
+              <w:jc w:val="left"/>
+              <w:rPr>
+                <w:sz w:val="16"/>
+                <w:szCs w:val="16"/>
+              </w:rPr>
+            </w:pPr>
+            <w:r>
+              <w:rPr>
+                <w:sz w:val="16"/>
+                <w:szCs w:val="16"/>
+              </w:rPr>
+              <w:t xml:space="preserve">1 year</w:t>
+            </w:r>
+          </w:p>
+        </w:tc>
+        <w:tc>
+          <w:tcPr/>
+          <w:p>
+            <w:pPr>
+              <w:pStyle w:val="Compact"/>
+              <w:jc w:val="left"/>
+              <w:rPr>
+                <w:sz w:val="16"/>
+                <w:szCs w:val="16"/>
+              </w:rPr>
+            </w:pPr>
+            <w:r>
+              <w:rPr>
+                <w:sz w:val="16"/>
+                <w:szCs w:val="16"/>
+              </w:rPr>
+              <w:t xml:space="preserve">2006-2014, excluding 2012</w:t>
+            </w:r>
+          </w:p>
+        </w:tc>
+        <w:tc>
+          <w:tcPr/>
+          <w:p>
+            <w:pPr>
+              <w:pStyle w:val="Compact"/>
+              <w:jc w:val="left"/>
+              <w:rPr>
+                <w:sz w:val="16"/>
+                <w:szCs w:val="16"/>
+              </w:rPr>
+            </w:pPr>
+            <w:r>
+              <w:rPr>
+                <w:sz w:val="16"/>
+                <w:szCs w:val="16"/>
+              </w:rPr>
+              <w:t xml:space="preserve">111,707 cell-years</w:t>
+            </w:r>
+          </w:p>
+        </w:tc>
+      </w:tr>
+      <w:tr>
+        <w:trPr>
+          <w:trHeight w:val="340" w:hRule="exact"/>
+        </w:trPr>
+        <w:tc>
+          <w:tcPr/>
+          <w:p>
+            <w:pPr>
+              <w:pStyle w:val="Compact"/>
+              <w:jc w:val="left"/>
+              <w:rPr>
+                <w:sz w:val="16"/>
+                <w:szCs w:val="16"/>
+              </w:rPr>
+            </w:pPr>
+            <w:r>
+              <w:rPr>
+                <w:sz w:val="16"/>
+                <w:szCs w:val="16"/>
+              </w:rPr>
+              <w:t xml:space="preserve">Modelling table, 16-day</w:t>
+            </w:r>
+          </w:p>
+        </w:tc>
+        <w:tc>
+          <w:tcPr/>
+          <w:p>
+            <w:pPr>
+              <w:pStyle w:val="Compact"/>
+              <w:jc w:val="left"/>
+              <w:rPr>
+                <w:sz w:val="16"/>
+                <w:szCs w:val="16"/>
+              </w:rPr>
+            </w:pPr>
+            <w:r>
+              <w:rPr>
+                <w:sz w:val="16"/>
+                <w:szCs w:val="16"/>
+              </w:rPr>
+              <w:t xml:space="preserve">Assembled by 45-epoch-model-data.R</w:t>
+            </w:r>
+          </w:p>
+        </w:tc>
+        <w:tc>
+          <w:tcPr/>
+          <w:p>
+            <w:pPr>
+              <w:pStyle w:val="Compact"/>
+              <w:jc w:val="left"/>
+              <w:rPr>
+                <w:sz w:val="16"/>
+                <w:szCs w:val="16"/>
+              </w:rPr>
+            </w:pPr>
+            <w:r>
+              <w:rPr>
+                <w:sz w:val="16"/>
+                <w:szCs w:val="16"/>
+              </w:rPr>
+              <w:t xml:space="preserve">Response and every covariate, one row per cell-epoch</w:t>
+            </w:r>
+          </w:p>
+        </w:tc>
+        <w:tc>
+          <w:tcPr/>
+          <w:p>
+            <w:pPr>
+              <w:pStyle w:val="Compact"/>
+              <w:jc w:val="left"/>
+              <w:rPr>
+                <w:sz w:val="16"/>
+                <w:szCs w:val="16"/>
+              </w:rPr>
+            </w:pPr>
+            <w:r>
+              <w:rPr>
+                <w:sz w:val="16"/>
+                <w:szCs w:val="16"/>
+              </w:rPr>
+              <w:t xml:space="preserve">30 m</w:t>
+            </w:r>
+          </w:p>
+        </w:tc>
+        <w:tc>
+          <w:tcPr/>
+          <w:p>
+            <w:pPr>
+              <w:pStyle w:val="Compact"/>
+              <w:jc w:val="left"/>
+              <w:rPr>
+                <w:sz w:val="16"/>
+                <w:szCs w:val="16"/>
+              </w:rPr>
+            </w:pPr>
+            <w:r>
+              <w:rPr>
+                <w:sz w:val="16"/>
+                <w:szCs w:val="16"/>
+              </w:rPr>
+              <w:t xml:space="preserve">16 days</w:t>
+            </w:r>
+          </w:p>
+        </w:tc>
+        <w:tc>
+          <w:tcPr/>
+          <w:p>
+            <w:pPr>
+              <w:pStyle w:val="Compact"/>
+              <w:jc w:val="left"/>
+              <w:rPr>
+                <w:sz w:val="16"/>
+                <w:szCs w:val="16"/>
+              </w:rPr>
+            </w:pPr>
+            <w:r>
+              <w:rPr>
+                <w:sz w:val="16"/>
+                <w:szCs w:val="16"/>
+              </w:rPr>
+              <w:t xml:space="preserve">2006-2014, excluding 2012</w:t>
+            </w:r>
+          </w:p>
+        </w:tc>
+        <w:tc>
+          <w:tcPr/>
+          <w:p>
+            <w:pPr>
+              <w:pStyle w:val="Compact"/>
+              <w:jc w:val="left"/>
+              <w:rPr>
+                <w:sz w:val="16"/>
+                <w:szCs w:val="16"/>
+              </w:rPr>
+            </w:pPr>
+            <w:r>
+              <w:rPr>
+                <w:sz w:val="16"/>
+                <w:szCs w:val="16"/>
+              </w:rPr>
+              <w:t xml:space="preserve">66,302 cell-epochs</w:t>
+            </w:r>
+          </w:p>
+        </w:tc>
+      </w:tr>
+    </w:tbl>
+    <w:bookmarkEnd w:id="20"/>
+    <w:bookmarkStart w:id="21" w:name="table-2"/>
+    <w:p>
+      <w:pPr>
+        <w:pStyle w:val="Heading1"/>
+      </w:pPr>
+      <w:r>
+        <w:t xml:space="preserve">Table 2</w:t>
       </w:r>
     </w:p>
     <w:p>
@@ -185,7 +1550,7 @@
                 <w:sz w:val="16"/>
                 <w:szCs w:val="16"/>
               </w:rPr>
-              <w:t xml:space="preserve">[@krawchuk2020; @cartwright2018; @powell2014]</w:t>
+              <w:t xml:space="preserve">(Cartwright, 2018; Krawchuk et al., 2020; Powell &amp; Bentz, 2014)</w:t>
             </w:r>
             <w:r>
               <w:rPr>
@@ -271,7 +1636,7 @@
                 <w:sz w:val="16"/>
                 <w:szCs w:val="16"/>
               </w:rPr>
-              <w:t xml:space="preserve">[@carroll2004bionomics]</w:t>
+              <w:t xml:space="preserve">(Carroll &amp; Safranyik, 2004)</w:t>
             </w:r>
             <w:r>
               <w:rPr>
@@ -357,7 +1722,7 @@
                 <w:sz w:val="16"/>
                 <w:szCs w:val="16"/>
               </w:rPr>
-              <w:t xml:space="preserve">[@cartwright2018]</w:t>
+              <w:t xml:space="preserve">(Cartwright, 2018)</w:t>
             </w:r>
             <w:r>
               <w:rPr>
@@ -443,7 +1808,7 @@
                 <w:sz w:val="16"/>
                 <w:szCs w:val="16"/>
               </w:rPr>
-              <w:t xml:space="preserve">[@safranyik2006chap1; @mccambridge1971]</w:t>
+              <w:t xml:space="preserve">(McCambridge, 1971; Safranyik &amp; Carroll, 2006)</w:t>
             </w:r>
             <w:r>
               <w:rPr>
@@ -529,7 +1894,7 @@
                 <w:sz w:val="16"/>
                 <w:szCs w:val="16"/>
               </w:rPr>
-              <w:t xml:space="preserve">[@krawchuk2020; @sambaraju2021]</w:t>
+              <w:t xml:space="preserve">(Krawchuk et al., 2020; Sambaraju &amp; Goodsman, 2021)</w:t>
             </w:r>
             <w:r>
               <w:rPr>
@@ -615,7 +1980,7 @@
                 <w:sz w:val="16"/>
                 <w:szCs w:val="16"/>
               </w:rPr>
-              <w:t xml:space="preserve">[@krawchuk2020]</w:t>
+              <w:t xml:space="preserve">(Krawchuk et al., 2020)</w:t>
             </w:r>
             <w:r>
               <w:rPr>
@@ -701,7 +2066,7 @@
                 <w:sz w:val="16"/>
                 <w:szCs w:val="16"/>
               </w:rPr>
-              <w:t xml:space="preserve">[@murphy2026]</w:t>
+              <w:t xml:space="preserve">(Murphy, Leslie, Wilson, &amp; Banks, 2026)</w:t>
             </w:r>
             <w:r>
               <w:rPr>
@@ -787,7 +2152,7 @@
                 <w:sz w:val="16"/>
                 <w:szCs w:val="16"/>
               </w:rPr>
-              <w:t xml:space="preserve">[@safranyik2006chap1]</w:t>
+              <w:t xml:space="preserve">(Safranyik &amp; Carroll, 2006)</w:t>
             </w:r>
             <w:r>
               <w:rPr>
@@ -873,7 +2238,7 @@
                 <w:sz w:val="16"/>
                 <w:szCs w:val="16"/>
               </w:rPr>
-              <w:t xml:space="preserve">[@krawchuk2020; @jones2019]</w:t>
+              <w:t xml:space="preserve">(Jones, Shegelski, Marculis, Wijerathna, &amp; Evenden, 2019; Krawchuk et al., 2020)</w:t>
             </w:r>
             <w:r>
               <w:rPr>
@@ -959,7 +2324,7 @@
                 <w:sz w:val="16"/>
                 <w:szCs w:val="16"/>
               </w:rPr>
-              <w:t xml:space="preserve">[@sambaraju2021]</w:t>
+              <w:t xml:space="preserve">(Sambaraju &amp; Goodsman, 2021)</w:t>
             </w:r>
             <w:r>
               <w:rPr>
@@ -972,14 +2337,14 @@
         </w:tc>
       </w:tr>
     </w:tbl>
-    <w:bookmarkEnd w:id="20"/>
-    <w:bookmarkStart w:id="21" w:name="table-2"/>
+    <w:bookmarkEnd w:id="21"/>
+    <w:bookmarkStart w:id="22" w:name="table-3"/>
     <w:p>
       <w:pPr>
         <w:pStyle w:val="Heading1"/>
       </w:pPr>
       <w:r>
-        <w:t xml:space="preserve">Table 2</w:t>
+        <w:t xml:space="preserve">Table 3</w:t>
       </w:r>
     </w:p>
     <w:p>
@@ -1589,14 +2954,14 @@
         </w:tc>
       </w:tr>
     </w:tbl>
-    <w:bookmarkEnd w:id="21"/>
-    <w:bookmarkStart w:id="22" w:name="table-3"/>
+    <w:bookmarkEnd w:id="22"/>
+    <w:bookmarkStart w:id="23" w:name="table-4"/>
     <w:p>
       <w:pPr>
         <w:pStyle w:val="Heading1"/>
       </w:pPr>
       <w:r>
-        <w:t xml:space="preserve">Table 3</w:t>
+        <w:t xml:space="preserve">Table 4</w:t>
       </w:r>
     </w:p>
     <w:p>
@@ -1604,7 +2969,31 @@
         <w:pStyle w:val="FirstParagraph"/>
       </w:pPr>
       <w:r>
-        <w:t xml:space="preserve">Stand structure across the study perimeter, from the Vegetation Resources Inventory.</w:t>
+        <w:t xml:space="preserve">Stand structure across the study perimeter, from the Vegetation Resources Inventory. n is</w:t>
+      </w:r>
+      <w:r>
+        <w:t xml:space="preserve"> </w:t>
+      </w:r>
+      <w:r>
+        <w:t xml:space="preserve">cell-years. SD is the standard deviation of the landscape; SE is the standard error of the</w:t>
+      </w:r>
+      <w:r>
+        <w:t xml:space="preserve"> </w:t>
+      </w:r>
+      <w:r>
+        <w:t xml:space="preserve">mean and is small by construction at this n, so it should not be read as precision about any</w:t>
+      </w:r>
+      <w:r>
+        <w:t xml:space="preserve"> </w:t>
+      </w:r>
+      <w:r>
+        <w:t xml:space="preserve">one cell. Skewness and kurtosis are the bias-corrected third and fourth standardised moments;</w:t>
+      </w:r>
+      <w:r>
+        <w:t xml:space="preserve"> </w:t>
+      </w:r>
+      <w:r>
+        <w:t xml:space="preserve">kurtosis is excess, so 0 is Gaussian and positive is heavy-tailed.</w:t>
       </w:r>
     </w:p>
     <w:tbl>
@@ -3678,14 +5067,14 @@
         </w:tc>
       </w:tr>
     </w:tbl>
-    <w:bookmarkEnd w:id="22"/>
-    <w:bookmarkStart w:id="23" w:name="table-4"/>
+    <w:bookmarkEnd w:id="23"/>
+    <w:bookmarkStart w:id="24" w:name="table-5"/>
     <w:p>
       <w:pPr>
         <w:pStyle w:val="Heading1"/>
       </w:pPr>
       <w:r>
-        <w:t xml:space="preserve">Table 4</w:t>
+        <w:t xml:space="preserve">Table 5</w:t>
       </w:r>
     </w:p>
     <w:p>
@@ -3693,7 +5082,55 @@
         <w:pStyle w:val="FirstParagraph"/>
       </w:pPr>
       <w:r>
-        <w:t xml:space="preserve">Model comparison. Each model adds one pathway to the previous.</w:t>
+        <w:t xml:space="preserve">Model comparison, panel A of the model table. Each model adds one pathway to the previous.</w:t>
+      </w:r>
+      <w:r>
+        <w:t xml:space="preserve"> </w:t>
+      </w:r>
+      <w:r>
+        <w:t xml:space="preserve">AIC ranks on likelihood and a parameter penalty; the remaining columns are predictive error</w:t>
+      </w:r>
+      <w:r>
+        <w:t xml:space="preserve"> </w:t>
+      </w:r>
+      <w:r>
+        <w:t xml:space="preserve">on the fitted probabilities. RMSE is the root mean squared error and is the square root of</w:t>
+      </w:r>
+      <w:r>
+        <w:t xml:space="preserve"> </w:t>
+      </w:r>
+      <w:r>
+        <w:t xml:space="preserve">the Brier score; RMSE (%) expresses it against the prevalence of the response. MAE is the</w:t>
+      </w:r>
+      <w:r>
+        <w:t xml:space="preserve"> </w:t>
+      </w:r>
+      <w:r>
+        <w:t xml:space="preserve">mean absolute error. AUC is the area under the receiver operating characteristic curve.</w:t>
+      </w:r>
+      <w:r>
+        <w:t xml:space="preserve"> </w:t>
+      </w:r>
+      <w:r>
+        <w:t xml:space="preserve">Brier skill is the improvement over predicting the prevalence for every cell, where 0 is no</w:t>
+      </w:r>
+      <w:r>
+        <w:t xml:space="preserve"> </w:t>
+      </w:r>
+      <w:r>
+        <w:t xml:space="preserve">better than the base rate. MAPE and Theil’s U are not reported: both divide by the observed</w:t>
+      </w:r>
+      <w:r>
+        <w:t xml:space="preserve"> </w:t>
+      </w:r>
+      <w:r>
+        <w:t xml:space="preserve">value, which is zero for the majority class of a binary response, so both are undefined</w:t>
+      </w:r>
+      <w:r>
+        <w:t xml:space="preserve"> </w:t>
+      </w:r>
+      <w:r>
+        <w:t xml:space="preserve">without discarding that class.</w:t>
       </w:r>
     </w:p>
     <w:tbl>
@@ -4742,14 +6179,14 @@
         </w:tc>
       </w:tr>
     </w:tbl>
-    <w:bookmarkEnd w:id="23"/>
-    <w:bookmarkStart w:id="24" w:name="table-5"/>
+    <w:bookmarkEnd w:id="24"/>
+    <w:bookmarkStart w:id="25" w:name="table-6"/>
     <w:p>
       <w:pPr>
         <w:pStyle w:val="Heading1"/>
       </w:pPr>
       <w:r>
-        <w:t xml:space="preserve">Table 5</w:t>
+        <w:t xml:space="preserve">Table 6</w:t>
       </w:r>
     </w:p>
     <w:p>
@@ -4757,19 +6194,25 @@
         <w:pStyle w:val="FirstParagraph"/>
       </w:pPr>
       <w:r>
-        <w:t xml:space="preserve">Full model, continuous terms. Coefficients are log-odds per standard deviation on a</w:t>
+        <w:t xml:space="preserve">Full model M3, panel B of the model table: continuous terms, ordered by absolute effect.</w:t>
       </w:r>
       <w:r>
         <w:t xml:space="preserve"> </w:t>
       </w:r>
       <w:r>
-        <w:t xml:space="preserve">class-balanced sample, so the intercept is not landscape prevalence. SE is the standard</w:t>
+        <w:t xml:space="preserve">Coefficients are log-odds per standard deviation on a class-balanced sample, so the intercept</w:t>
       </w:r>
       <w:r>
         <w:t xml:space="preserve"> </w:t>
       </w:r>
       <w:r>
-        <w:t xml:space="preserve">error of the coefficient.</w:t>
+        <w:t xml:space="preserve">is not landscape prevalence. SE is the standard error of the coefficient; z is the Wald</w:t>
+      </w:r>
+      <w:r>
+        <w:t xml:space="preserve"> </w:t>
+      </w:r>
+      <w:r>
+        <w:t xml:space="preserve">statistic. The geomorphon landform classes are also in this model and are not reported here.</w:t>
       </w:r>
     </w:p>
     <w:tbl>
@@ -5752,7 +7195,7 @@
                 <w:sz w:val="16"/>
                 <w:szCs w:val="16"/>
               </w:rPr>
-              <w:t xml:space="preserve">flight_calm</w:t>
+              <w:t xml:space="preserve">Flight-window calm hours (share below 5 km/h)</w:t>
             </w:r>
           </w:p>
         </w:tc>
@@ -6487,7 +7930,7 @@
                 <w:sz w:val="16"/>
                 <w:szCs w:val="16"/>
               </w:rPr>
-              <w:t xml:space="preserve">Stand basal area x flight_calm</w:t>
+              <w:t xml:space="preserve">Stand basal area x Flight-window calm hours</w:t>
             </w:r>
           </w:p>
         </w:tc>
@@ -7413,14 +8856,14 @@
         </w:tc>
       </w:tr>
     </w:tbl>
-    <w:bookmarkEnd w:id="24"/>
-    <w:bookmarkStart w:id="25" w:name="table-6"/>
+    <w:bookmarkEnd w:id="25"/>
+    <w:bookmarkStart w:id="26" w:name="table-7"/>
     <w:p>
       <w:pPr>
         <w:pStyle w:val="Heading1"/>
       </w:pPr>
       <w:r>
-        <w:t xml:space="preserve">Table 6</w:t>
+        <w:t xml:space="preserve">Table 7</w:t>
       </w:r>
     </w:p>
     <w:p>
@@ -7446,7 +8889,7 @@
         <w:t xml:space="preserve"> </w:t>
       </w:r>
       <w:r>
-        <w:t xml:space="preserve">identified in space.</w:t>
+        <w:t xml:space="preserve">identified in space. z is the Wald statistic.</w:t>
       </w:r>
     </w:p>
     <w:tbl>
@@ -7609,7 +9052,7 @@
                 <w:sz w:val="16"/>
                 <w:szCs w:val="16"/>
               </w:rPr>
-              <w:t xml:space="preserve">flight_calm</w:t>
+              <w:t xml:space="preserve">Flight-window calm hours (share below 5 km/h)</w:t>
             </w:r>
           </w:p>
         </w:tc>
@@ -7714,7 +9157,7 @@
                 <w:sz w:val="16"/>
                 <w:szCs w:val="16"/>
               </w:rPr>
-              <w:t xml:space="preserve">Stand basal area x flight_calm</w:t>
+              <w:t xml:space="preserve">Stand basal area x Flight-window calm hours</w:t>
             </w:r>
           </w:p>
         </w:tc>
@@ -7990,14 +9433,14 @@
         </w:tc>
       </w:tr>
     </w:tbl>
-    <w:bookmarkEnd w:id="25"/>
-    <w:bookmarkStart w:id="26" w:name="table-7"/>
+    <w:bookmarkEnd w:id="26"/>
+    <w:bookmarkStart w:id="27" w:name="table-8"/>
     <w:p>
       <w:pPr>
         <w:pStyle w:val="Heading1"/>
       </w:pPr>
       <w:r>
-        <w:t xml:space="preserve">Table 7</w:t>
+        <w:t xml:space="preserve">Table 8</w:t>
       </w:r>
     </w:p>
     <w:p>
@@ -8011,7 +9454,37 @@
         <w:t xml:space="preserve"> </w:t>
       </w:r>
       <w:r>
-        <w:t xml:space="preserve">sample. The 25 cm boundary is the source-sink threshold of the species’ bionomics.</w:t>
+        <w:t xml:space="preserve">sample. QMD is quadratic mean diameter over stems 12.5 cm and up. The 25 cm boundary is the</w:t>
+      </w:r>
+      <w:r>
+        <w:t xml:space="preserve"> </w:t>
+      </w:r>
+      <w:r>
+        <w:t xml:space="preserve">source-sink threshold of the species’ bionomics. Intervals are Wilson score intervals on the</w:t>
+      </w:r>
+      <w:r>
+        <w:t xml:space="preserve"> </w:t>
+      </w:r>
+      <w:r>
+        <w:t xml:space="preserve">class proportion, which is why they are asymmetric in the smallest class; the normal</w:t>
+      </w:r>
+      <w:r>
+        <w:t xml:space="preserve"> </w:t>
+      </w:r>
+      <w:r>
+        <w:t xml:space="preserve">approximation is not used because it misbehaves at the small class sizes at both ends of the</w:t>
+      </w:r>
+      <w:r>
+        <w:t xml:space="preserve"> </w:t>
+      </w:r>
+      <w:r>
+        <w:t xml:space="preserve">range. Note that 30 m cells in a spreading outbreak are not independent, so the tests</w:t>
+      </w:r>
+      <w:r>
+        <w:t xml:space="preserve"> </w:t>
+      </w:r>
+      <w:r>
+        <w:t xml:space="preserve">reported beneath this table in the main text are anti-conservative.</w:t>
       </w:r>
     </w:p>
     <w:tbl>
@@ -8765,7 +10238,893 @@
         </w:tc>
       </w:tr>
     </w:tbl>
-    <w:bookmarkEnd w:id="26"/>
+    <w:bookmarkEnd w:id="27"/>
+    <w:bookmarkStart w:id="28" w:name="table-9"/>
+    <w:p>
+      <w:pPr>
+        <w:pStyle w:val="Heading1"/>
+      </w:pPr>
+      <w:r>
+        <w:t xml:space="preserve">Table 9</w:t>
+      </w:r>
+    </w:p>
+    <w:p>
+      <w:pPr>
+        <w:pStyle w:val="FirstParagraph"/>
+      </w:pPr>
+      <w:r>
+        <w:t xml:space="preserve">The 16-day model refitted under four definitions of the wind window. The epoch wind regime,</w:t>
+      </w:r>
+      <w:r>
+        <w:t xml:space="preserve"> </w:t>
+      </w:r>
+      <w:r>
+        <w:t xml:space="preserve">every hour, is the definition used throughout this paper. Coefficients are log-odds per</w:t>
+      </w:r>
+      <w:r>
+        <w:t xml:space="preserve"> </w:t>
+      </w:r>
+      <w:r>
+        <w:t xml:space="preserve">standard deviation. AUC is the area under the receiver operating characteristic curve. The</w:t>
+      </w:r>
+      <w:r>
+        <w:t xml:space="preserve"> </w:t>
+      </w:r>
+      <w:r>
+        <w:t xml:space="preserve">thermal-gate row is fitted on fewer cell-epochs because two epochs carried too few qualifying</w:t>
+      </w:r>
+      <w:r>
+        <w:t xml:space="preserve"> </w:t>
+      </w:r>
+      <w:r>
+        <w:t xml:space="preserve">hours, so its AIC is not comparable with the other three and AIC is therefore not shown.</w:t>
+      </w:r>
+    </w:p>
+    <w:tbl>
+      <w:tblPr>
+        <w:tblStyle w:val="Table"/>
+        <w:tblLook w:firstRow="1" w:lastRow="0" w:firstColumn="0" w:lastColumn="0" w:noHBand="0" w:noVBand="0" w:val="0020"/>
+        <w:tblW w:w="9354" w:type="dxa"/>
+        <w:tblLayout w:type="fixed"/>
+      </w:tblPr>
+      <w:tblGrid>
+        <w:gridCol w:w="2725"/>
+        <w:gridCol w:w="1089"/>
+        <w:gridCol w:w="1089"/>
+        <w:gridCol w:w="1180"/>
+        <w:gridCol w:w="727"/>
+        <w:gridCol w:w="1271"/>
+        <w:gridCol w:w="727"/>
+        <w:gridCol w:w="546"/>
+      </w:tblGrid>
+      <w:tr>
+        <w:trPr>
+          <w:tblHeader w:val="on"/>
+          <w:trHeight w:val="624" w:hRule="exact"/>
+        </w:trPr>
+        <w:tc>
+          <w:tcPr/>
+          <w:p>
+            <w:pPr>
+              <w:pStyle w:val="Compact"/>
+              <w:jc w:val="left"/>
+              <w:rPr>
+                <w:sz w:val="16"/>
+                <w:szCs w:val="16"/>
+              </w:rPr>
+            </w:pPr>
+            <w:r>
+              <w:rPr>
+                <w:sz w:val="16"/>
+                <w:szCs w:val="16"/>
+              </w:rPr>
+              <w:t xml:space="preserve">Definition</w:t>
+            </w:r>
+          </w:p>
+        </w:tc>
+        <w:tc>
+          <w:tcPr/>
+          <w:p>
+            <w:pPr>
+              <w:pStyle w:val="Compact"/>
+              <w:jc w:val="left"/>
+              <w:rPr>
+                <w:sz w:val="16"/>
+                <w:szCs w:val="16"/>
+              </w:rPr>
+            </w:pPr>
+            <w:r>
+              <w:rPr>
+                <w:sz w:val="16"/>
+                <w:szCs w:val="16"/>
+              </w:rPr>
+              <w:t xml:space="preserve">Cell-epochs</w:t>
+            </w:r>
+          </w:p>
+        </w:tc>
+        <w:tc>
+          <w:tcPr/>
+          <w:p>
+            <w:pPr>
+              <w:pStyle w:val="Compact"/>
+              <w:jc w:val="left"/>
+              <w:rPr>
+                <w:sz w:val="16"/>
+                <w:szCs w:val="16"/>
+              </w:rPr>
+            </w:pPr>
+            <w:r>
+              <w:rPr>
+                <w:sz w:val="16"/>
+                <w:szCs w:val="16"/>
+              </w:rPr>
+              <w:t xml:space="preserve">Wind (km/h)</w:t>
+            </w:r>
+          </w:p>
+        </w:tc>
+        <w:tc>
+          <w:tcPr/>
+          <w:p>
+            <w:pPr>
+              <w:pStyle w:val="Compact"/>
+              <w:jc w:val="left"/>
+              <w:rPr>
+                <w:sz w:val="16"/>
+                <w:szCs w:val="16"/>
+              </w:rPr>
+            </w:pPr>
+            <w:r>
+              <w:rPr>
+                <w:sz w:val="16"/>
+                <w:szCs w:val="16"/>
+              </w:rPr>
+              <w:t xml:space="preserve">Stems x wind</w:t>
+            </w:r>
+          </w:p>
+        </w:tc>
+        <w:tc>
+          <w:tcPr/>
+          <w:p>
+            <w:pPr>
+              <w:pStyle w:val="Compact"/>
+              <w:jc w:val="left"/>
+              <w:rPr>
+                <w:sz w:val="16"/>
+                <w:szCs w:val="16"/>
+              </w:rPr>
+            </w:pPr>
+            <w:r>
+              <w:rPr>
+                <w:sz w:val="16"/>
+                <w:szCs w:val="16"/>
+              </w:rPr>
+              <w:t xml:space="preserve">p</w:t>
+            </w:r>
+          </w:p>
+        </w:tc>
+        <w:tc>
+          <w:tcPr/>
+          <w:p>
+            <w:pPr>
+              <w:pStyle w:val="Compact"/>
+              <w:jc w:val="left"/>
+              <w:rPr>
+                <w:sz w:val="16"/>
+                <w:szCs w:val="16"/>
+              </w:rPr>
+            </w:pPr>
+            <w:r>
+              <w:rPr>
+                <w:sz w:val="16"/>
+                <w:szCs w:val="16"/>
+              </w:rPr>
+              <w:t xml:space="preserve">Volume x wind</w:t>
+            </w:r>
+          </w:p>
+        </w:tc>
+        <w:tc>
+          <w:tcPr/>
+          <w:p>
+            <w:pPr>
+              <w:pStyle w:val="Compact"/>
+              <w:jc w:val="left"/>
+              <w:rPr>
+                <w:sz w:val="16"/>
+                <w:szCs w:val="16"/>
+              </w:rPr>
+            </w:pPr>
+            <w:r>
+              <w:rPr>
+                <w:sz w:val="16"/>
+                <w:szCs w:val="16"/>
+              </w:rPr>
+              <w:t xml:space="preserve">p</w:t>
+            </w:r>
+          </w:p>
+        </w:tc>
+        <w:tc>
+          <w:tcPr/>
+          <w:p>
+            <w:pPr>
+              <w:pStyle w:val="Compact"/>
+              <w:jc w:val="left"/>
+              <w:rPr>
+                <w:sz w:val="16"/>
+                <w:szCs w:val="16"/>
+              </w:rPr>
+            </w:pPr>
+            <w:r>
+              <w:rPr>
+                <w:sz w:val="16"/>
+                <w:szCs w:val="16"/>
+              </w:rPr>
+              <w:t xml:space="preserve">AUC</w:t>
+            </w:r>
+          </w:p>
+        </w:tc>
+      </w:tr>
+      <w:tr>
+        <w:trPr>
+          <w:trHeight w:val="340" w:hRule="exact"/>
+        </w:trPr>
+        <w:tc>
+          <w:tcPr/>
+          <w:p>
+            <w:pPr>
+              <w:pStyle w:val="Compact"/>
+              <w:jc w:val="left"/>
+              <w:rPr>
+                <w:sz w:val="16"/>
+                <w:szCs w:val="16"/>
+              </w:rPr>
+            </w:pPr>
+            <w:r>
+              <w:rPr>
+                <w:sz w:val="16"/>
+                <w:szCs w:val="16"/>
+              </w:rPr>
+              <w:t xml:space="preserve">Epoch wind regime (all hours)</w:t>
+            </w:r>
+          </w:p>
+        </w:tc>
+        <w:tc>
+          <w:tcPr/>
+          <w:p>
+            <w:pPr>
+              <w:pStyle w:val="Compact"/>
+              <w:jc w:val="left"/>
+              <w:rPr>
+                <w:sz w:val="16"/>
+                <w:szCs w:val="16"/>
+              </w:rPr>
+            </w:pPr>
+            <w:r>
+              <w:rPr>
+                <w:sz w:val="16"/>
+                <w:szCs w:val="16"/>
+              </w:rPr>
+              <w:t xml:space="preserve">71,127</w:t>
+            </w:r>
+          </w:p>
+        </w:tc>
+        <w:tc>
+          <w:tcPr/>
+          <w:p>
+            <w:pPr>
+              <w:pStyle w:val="Compact"/>
+              <w:jc w:val="left"/>
+              <w:rPr>
+                <w:sz w:val="16"/>
+                <w:szCs w:val="16"/>
+              </w:rPr>
+            </w:pPr>
+            <w:r>
+              <w:rPr>
+                <w:sz w:val="16"/>
+                <w:szCs w:val="16"/>
+              </w:rPr>
+              <w:t xml:space="preserve">5.04</w:t>
+            </w:r>
+          </w:p>
+        </w:tc>
+        <w:tc>
+          <w:tcPr/>
+          <w:p>
+            <w:pPr>
+              <w:pStyle w:val="Compact"/>
+              <w:jc w:val="left"/>
+              <w:rPr>
+                <w:sz w:val="16"/>
+                <w:szCs w:val="16"/>
+              </w:rPr>
+            </w:pPr>
+            <w:r>
+              <w:rPr>
+                <w:sz w:val="16"/>
+                <w:szCs w:val="16"/>
+              </w:rPr>
+              <w:t xml:space="preserve">-0.0941</w:t>
+            </w:r>
+          </w:p>
+        </w:tc>
+        <w:tc>
+          <w:tcPr/>
+          <w:p>
+            <w:pPr>
+              <w:pStyle w:val="Compact"/>
+              <w:jc w:val="left"/>
+              <w:rPr>
+                <w:sz w:val="16"/>
+                <w:szCs w:val="16"/>
+              </w:rPr>
+            </w:pPr>
+            <w:r>
+              <w:rPr>
+                <w:sz w:val="16"/>
+                <w:szCs w:val="16"/>
+              </w:rPr>
+              <w:t xml:space="preserve">&lt; 0.001</w:t>
+            </w:r>
+          </w:p>
+        </w:tc>
+        <w:tc>
+          <w:tcPr/>
+          <w:p>
+            <w:pPr>
+              <w:pStyle w:val="Compact"/>
+              <w:jc w:val="left"/>
+              <w:rPr>
+                <w:sz w:val="16"/>
+                <w:szCs w:val="16"/>
+              </w:rPr>
+            </w:pPr>
+            <w:r>
+              <w:rPr>
+                <w:sz w:val="16"/>
+                <w:szCs w:val="16"/>
+              </w:rPr>
+              <w:t xml:space="preserve">-0.0410</w:t>
+            </w:r>
+          </w:p>
+        </w:tc>
+        <w:tc>
+          <w:tcPr/>
+          <w:p>
+            <w:pPr>
+              <w:pStyle w:val="Compact"/>
+              <w:jc w:val="left"/>
+              <w:rPr>
+                <w:sz w:val="16"/>
+                <w:szCs w:val="16"/>
+              </w:rPr>
+            </w:pPr>
+            <w:r>
+              <w:rPr>
+                <w:sz w:val="16"/>
+                <w:szCs w:val="16"/>
+              </w:rPr>
+              <w:t xml:space="preserve">&lt; 0.001</w:t>
+            </w:r>
+          </w:p>
+        </w:tc>
+        <w:tc>
+          <w:tcPr/>
+          <w:p>
+            <w:pPr>
+              <w:pStyle w:val="Compact"/>
+              <w:jc w:val="left"/>
+              <w:rPr>
+                <w:sz w:val="16"/>
+                <w:szCs w:val="16"/>
+              </w:rPr>
+            </w:pPr>
+            <w:r>
+              <w:rPr>
+                <w:sz w:val="16"/>
+                <w:szCs w:val="16"/>
+              </w:rPr>
+              <w:t xml:space="preserve">0.668</w:t>
+            </w:r>
+          </w:p>
+        </w:tc>
+      </w:tr>
+      <w:tr>
+        <w:trPr>
+          <w:trHeight w:val="340" w:hRule="exact"/>
+        </w:trPr>
+        <w:tc>
+          <w:tcPr/>
+          <w:p>
+            <w:pPr>
+              <w:pStyle w:val="Compact"/>
+              <w:jc w:val="left"/>
+              <w:rPr>
+                <w:sz w:val="16"/>
+                <w:szCs w:val="16"/>
+              </w:rPr>
+            </w:pPr>
+            <w:r>
+              <w:rPr>
+                <w:sz w:val="16"/>
+                <w:szCs w:val="16"/>
+              </w:rPr>
+              <w:t xml:space="preserve">12:00-17:00</w:t>
+            </w:r>
+          </w:p>
+        </w:tc>
+        <w:tc>
+          <w:tcPr/>
+          <w:p>
+            <w:pPr>
+              <w:pStyle w:val="Compact"/>
+              <w:jc w:val="left"/>
+              <w:rPr>
+                <w:sz w:val="16"/>
+                <w:szCs w:val="16"/>
+              </w:rPr>
+            </w:pPr>
+            <w:r>
+              <w:rPr>
+                <w:sz w:val="16"/>
+                <w:szCs w:val="16"/>
+              </w:rPr>
+              <w:t xml:space="preserve">71,127</w:t>
+            </w:r>
+          </w:p>
+        </w:tc>
+        <w:tc>
+          <w:tcPr/>
+          <w:p>
+            <w:pPr>
+              <w:pStyle w:val="Compact"/>
+              <w:jc w:val="left"/>
+              <w:rPr>
+                <w:sz w:val="16"/>
+                <w:szCs w:val="16"/>
+              </w:rPr>
+            </w:pPr>
+            <w:r>
+              <w:rPr>
+                <w:sz w:val="16"/>
+                <w:szCs w:val="16"/>
+              </w:rPr>
+              <w:t xml:space="preserve">6.45</w:t>
+            </w:r>
+          </w:p>
+        </w:tc>
+        <w:tc>
+          <w:tcPr/>
+          <w:p>
+            <w:pPr>
+              <w:pStyle w:val="Compact"/>
+              <w:jc w:val="left"/>
+              <w:rPr>
+                <w:sz w:val="16"/>
+                <w:szCs w:val="16"/>
+              </w:rPr>
+            </w:pPr>
+            <w:r>
+              <w:rPr>
+                <w:sz w:val="16"/>
+                <w:szCs w:val="16"/>
+              </w:rPr>
+              <w:t xml:space="preserve">-0.0565</w:t>
+            </w:r>
+          </w:p>
+        </w:tc>
+        <w:tc>
+          <w:tcPr/>
+          <w:p>
+            <w:pPr>
+              <w:pStyle w:val="Compact"/>
+              <w:jc w:val="left"/>
+              <w:rPr>
+                <w:sz w:val="16"/>
+                <w:szCs w:val="16"/>
+              </w:rPr>
+            </w:pPr>
+            <w:r>
+              <w:rPr>
+                <w:sz w:val="16"/>
+                <w:szCs w:val="16"/>
+              </w:rPr>
+              <w:t xml:space="preserve">&lt; 0.001</w:t>
+            </w:r>
+          </w:p>
+        </w:tc>
+        <w:tc>
+          <w:tcPr/>
+          <w:p>
+            <w:pPr>
+              <w:pStyle w:val="Compact"/>
+              <w:jc w:val="left"/>
+              <w:rPr>
+                <w:sz w:val="16"/>
+                <w:szCs w:val="16"/>
+              </w:rPr>
+            </w:pPr>
+            <w:r>
+              <w:rPr>
+                <w:sz w:val="16"/>
+                <w:szCs w:val="16"/>
+              </w:rPr>
+              <w:t xml:space="preserve">-0.0082</w:t>
+            </w:r>
+          </w:p>
+        </w:tc>
+        <w:tc>
+          <w:tcPr/>
+          <w:p>
+            <w:pPr>
+              <w:pStyle w:val="Compact"/>
+              <w:jc w:val="left"/>
+              <w:rPr>
+                <w:sz w:val="16"/>
+                <w:szCs w:val="16"/>
+              </w:rPr>
+            </w:pPr>
+            <w:r>
+              <w:rPr>
+                <w:sz w:val="16"/>
+                <w:szCs w:val="16"/>
+              </w:rPr>
+              <w:t xml:space="preserve">0.325</w:t>
+            </w:r>
+          </w:p>
+        </w:tc>
+        <w:tc>
+          <w:tcPr/>
+          <w:p>
+            <w:pPr>
+              <w:pStyle w:val="Compact"/>
+              <w:jc w:val="left"/>
+              <w:rPr>
+                <w:sz w:val="16"/>
+                <w:szCs w:val="16"/>
+              </w:rPr>
+            </w:pPr>
+            <w:r>
+              <w:rPr>
+                <w:sz w:val="16"/>
+                <w:szCs w:val="16"/>
+              </w:rPr>
+              <w:t xml:space="preserve">0.667</w:t>
+            </w:r>
+          </w:p>
+        </w:tc>
+      </w:tr>
+      <w:tr>
+        <w:trPr>
+          <w:trHeight w:val="340" w:hRule="exact"/>
+        </w:trPr>
+        <w:tc>
+          <w:tcPr/>
+          <w:p>
+            <w:pPr>
+              <w:pStyle w:val="Compact"/>
+              <w:jc w:val="left"/>
+              <w:rPr>
+                <w:sz w:val="16"/>
+                <w:szCs w:val="16"/>
+              </w:rPr>
+            </w:pPr>
+            <w:r>
+              <w:rPr>
+                <w:sz w:val="16"/>
+                <w:szCs w:val="16"/>
+              </w:rPr>
+              <w:t xml:space="preserve">11:00-18:00</w:t>
+            </w:r>
+          </w:p>
+        </w:tc>
+        <w:tc>
+          <w:tcPr/>
+          <w:p>
+            <w:pPr>
+              <w:pStyle w:val="Compact"/>
+              <w:jc w:val="left"/>
+              <w:rPr>
+                <w:sz w:val="16"/>
+                <w:szCs w:val="16"/>
+              </w:rPr>
+            </w:pPr>
+            <w:r>
+              <w:rPr>
+                <w:sz w:val="16"/>
+                <w:szCs w:val="16"/>
+              </w:rPr>
+              <w:t xml:space="preserve">71,127</w:t>
+            </w:r>
+          </w:p>
+        </w:tc>
+        <w:tc>
+          <w:tcPr/>
+          <w:p>
+            <w:pPr>
+              <w:pStyle w:val="Compact"/>
+              <w:jc w:val="left"/>
+              <w:rPr>
+                <w:sz w:val="16"/>
+                <w:szCs w:val="16"/>
+              </w:rPr>
+            </w:pPr>
+            <w:r>
+              <w:rPr>
+                <w:sz w:val="16"/>
+                <w:szCs w:val="16"/>
+              </w:rPr>
+              <w:t xml:space="preserve">6.32</w:t>
+            </w:r>
+          </w:p>
+        </w:tc>
+        <w:tc>
+          <w:tcPr/>
+          <w:p>
+            <w:pPr>
+              <w:pStyle w:val="Compact"/>
+              <w:jc w:val="left"/>
+              <w:rPr>
+                <w:sz w:val="16"/>
+                <w:szCs w:val="16"/>
+              </w:rPr>
+            </w:pPr>
+            <w:r>
+              <w:rPr>
+                <w:sz w:val="16"/>
+                <w:szCs w:val="16"/>
+              </w:rPr>
+              <w:t xml:space="preserve">-0.0623</w:t>
+            </w:r>
+          </w:p>
+        </w:tc>
+        <w:tc>
+          <w:tcPr/>
+          <w:p>
+            <w:pPr>
+              <w:pStyle w:val="Compact"/>
+              <w:jc w:val="left"/>
+              <w:rPr>
+                <w:sz w:val="16"/>
+                <w:szCs w:val="16"/>
+              </w:rPr>
+            </w:pPr>
+            <w:r>
+              <w:rPr>
+                <w:sz w:val="16"/>
+                <w:szCs w:val="16"/>
+              </w:rPr>
+              <w:t xml:space="preserve">&lt; 0.001</w:t>
+            </w:r>
+          </w:p>
+        </w:tc>
+        <w:tc>
+          <w:tcPr/>
+          <w:p>
+            <w:pPr>
+              <w:pStyle w:val="Compact"/>
+              <w:jc w:val="left"/>
+              <w:rPr>
+                <w:sz w:val="16"/>
+                <w:szCs w:val="16"/>
+              </w:rPr>
+            </w:pPr>
+            <w:r>
+              <w:rPr>
+                <w:sz w:val="16"/>
+                <w:szCs w:val="16"/>
+              </w:rPr>
+              <w:t xml:space="preserve">-0.0161</w:t>
+            </w:r>
+          </w:p>
+        </w:tc>
+        <w:tc>
+          <w:tcPr/>
+          <w:p>
+            <w:pPr>
+              <w:pStyle w:val="Compact"/>
+              <w:jc w:val="left"/>
+              <w:rPr>
+                <w:sz w:val="16"/>
+                <w:szCs w:val="16"/>
+              </w:rPr>
+            </w:pPr>
+            <w:r>
+              <w:rPr>
+                <w:sz w:val="16"/>
+                <w:szCs w:val="16"/>
+              </w:rPr>
+              <w:t xml:space="preserve">0.054</w:t>
+            </w:r>
+          </w:p>
+        </w:tc>
+        <w:tc>
+          <w:tcPr/>
+          <w:p>
+            <w:pPr>
+              <w:pStyle w:val="Compact"/>
+              <w:jc w:val="left"/>
+              <w:rPr>
+                <w:sz w:val="16"/>
+                <w:szCs w:val="16"/>
+              </w:rPr>
+            </w:pPr>
+            <w:r>
+              <w:rPr>
+                <w:sz w:val="16"/>
+                <w:szCs w:val="16"/>
+              </w:rPr>
+              <w:t xml:space="preserve">0.667</w:t>
+            </w:r>
+          </w:p>
+        </w:tc>
+      </w:tr>
+      <w:tr>
+        <w:trPr>
+          <w:trHeight w:val="340" w:hRule="exact"/>
+        </w:trPr>
+        <w:tc>
+          <w:tcPr/>
+          <w:p>
+            <w:pPr>
+              <w:pStyle w:val="Compact"/>
+              <w:jc w:val="left"/>
+              <w:rPr>
+                <w:sz w:val="16"/>
+                <w:szCs w:val="16"/>
+              </w:rPr>
+            </w:pPr>
+            <w:r>
+              <w:rPr>
+                <w:sz w:val="16"/>
+                <w:szCs w:val="16"/>
+              </w:rPr>
+              <w:t xml:space="preserve">Inside the 19-41 C gate</w:t>
+            </w:r>
+          </w:p>
+        </w:tc>
+        <w:tc>
+          <w:tcPr/>
+          <w:p>
+            <w:pPr>
+              <w:pStyle w:val="Compact"/>
+              <w:jc w:val="left"/>
+              <w:rPr>
+                <w:sz w:val="16"/>
+                <w:szCs w:val="16"/>
+              </w:rPr>
+            </w:pPr>
+            <w:r>
+              <w:rPr>
+                <w:sz w:val="16"/>
+                <w:szCs w:val="16"/>
+              </w:rPr>
+              <w:t xml:space="preserve">69,711</w:t>
+            </w:r>
+          </w:p>
+        </w:tc>
+        <w:tc>
+          <w:tcPr/>
+          <w:p>
+            <w:pPr>
+              <w:pStyle w:val="Compact"/>
+              <w:jc w:val="left"/>
+              <w:rPr>
+                <w:sz w:val="16"/>
+                <w:szCs w:val="16"/>
+              </w:rPr>
+            </w:pPr>
+            <w:r>
+              <w:rPr>
+                <w:sz w:val="16"/>
+                <w:szCs w:val="16"/>
+              </w:rPr>
+              <w:t xml:space="preserve">5.67</w:t>
+            </w:r>
+          </w:p>
+        </w:tc>
+        <w:tc>
+          <w:tcPr/>
+          <w:p>
+            <w:pPr>
+              <w:pStyle w:val="Compact"/>
+              <w:jc w:val="left"/>
+              <w:rPr>
+                <w:sz w:val="16"/>
+                <w:szCs w:val="16"/>
+              </w:rPr>
+            </w:pPr>
+            <w:r>
+              <w:rPr>
+                <w:sz w:val="16"/>
+                <w:szCs w:val="16"/>
+              </w:rPr>
+              <w:t xml:space="preserve">-0.0596</w:t>
+            </w:r>
+          </w:p>
+        </w:tc>
+        <w:tc>
+          <w:tcPr/>
+          <w:p>
+            <w:pPr>
+              <w:pStyle w:val="Compact"/>
+              <w:jc w:val="left"/>
+              <w:rPr>
+                <w:sz w:val="16"/>
+                <w:szCs w:val="16"/>
+              </w:rPr>
+            </w:pPr>
+            <w:r>
+              <w:rPr>
+                <w:sz w:val="16"/>
+                <w:szCs w:val="16"/>
+              </w:rPr>
+              <w:t xml:space="preserve">&lt; 0.001</w:t>
+            </w:r>
+          </w:p>
+        </w:tc>
+        <w:tc>
+          <w:tcPr/>
+          <w:p>
+            <w:pPr>
+              <w:pStyle w:val="Compact"/>
+              <w:jc w:val="left"/>
+              <w:rPr>
+                <w:sz w:val="16"/>
+                <w:szCs w:val="16"/>
+              </w:rPr>
+            </w:pPr>
+            <w:r>
+              <w:rPr>
+                <w:sz w:val="16"/>
+                <w:szCs w:val="16"/>
+              </w:rPr>
+              <w:t xml:space="preserve">-0.0325</w:t>
+            </w:r>
+          </w:p>
+        </w:tc>
+        <w:tc>
+          <w:tcPr/>
+          <w:p>
+            <w:pPr>
+              <w:pStyle w:val="Compact"/>
+              <w:jc w:val="left"/>
+              <w:rPr>
+                <w:sz w:val="16"/>
+                <w:szCs w:val="16"/>
+              </w:rPr>
+            </w:pPr>
+            <w:r>
+              <w:rPr>
+                <w:sz w:val="16"/>
+                <w:szCs w:val="16"/>
+              </w:rPr>
+              <w:t xml:space="preserve">&lt; 0.001</w:t>
+            </w:r>
+          </w:p>
+        </w:tc>
+        <w:tc>
+          <w:tcPr/>
+          <w:p>
+            <w:pPr>
+              <w:pStyle w:val="Compact"/>
+              <w:jc w:val="left"/>
+              <w:rPr>
+                <w:sz w:val="16"/>
+                <w:szCs w:val="16"/>
+              </w:rPr>
+            </w:pPr>
+            <w:r>
+              <w:rPr>
+                <w:sz w:val="16"/>
+                <w:szCs w:val="16"/>
+              </w:rPr>
+              <w:t xml:space="preserve">0.666</w:t>
+            </w:r>
+          </w:p>
+        </w:tc>
+      </w:tr>
+    </w:tbl>
+    <w:bookmarkEnd w:id="28"/>
     <w:sectPr>
       <w:footerReference r:id="rId10" w:type="default"/>
       <w:footerReference r:id="rId9" w:type="first"/>

--- a/01.manuscript/submission-jae/package/03 Tables.docx
+++ b/01.manuscript/submission-jae/package/03 Tables.docx
@@ -8871,583 +8871,6 @@
         <w:pStyle w:val="FirstParagraph"/>
       </w:pPr>
       <w:r>
-        <w:t xml:space="preserve">The wind terms under two specifications, both with previous-year pressure in the model.</w:t>
-      </w:r>
-      <w:r>
-        <w:t xml:space="preserve"> </w:t>
-      </w:r>
-      <w:r>
-        <w:t xml:space="preserve">M4 carries station wind, which is flat within a year and identified only across years.</w:t>
-      </w:r>
-      <w:r>
-        <w:t xml:space="preserve"> </w:t>
-      </w:r>
-      <w:r>
-        <w:t xml:space="preserve">M5 carries the terrain-resolved MicroMet field, which varies within the year and is</w:t>
-      </w:r>
-      <w:r>
-        <w:t xml:space="preserve"> </w:t>
-      </w:r>
-      <w:r>
-        <w:t xml:space="preserve">identified in space. z is the Wald statistic.</w:t>
-      </w:r>
-    </w:p>
-    <w:tbl>
-      <w:tblPr>
-        <w:tblStyle w:val="Table"/>
-        <w:tblLook w:firstRow="1" w:lastRow="0" w:firstColumn="0" w:lastColumn="0" w:noHBand="0" w:noVBand="0" w:val="0020"/>
-        <w:tblW w:w="9354" w:type="dxa"/>
-        <w:tblLayout w:type="fixed"/>
-      </w:tblPr>
-      <w:tblGrid>
-        <w:gridCol w:w="2488"/>
-        <w:gridCol w:w="4678"/>
-        <w:gridCol w:w="696"/>
-        <w:gridCol w:w="696"/>
-        <w:gridCol w:w="796"/>
-      </w:tblGrid>
-      <w:tr>
-        <w:trPr>
-          <w:tblHeader w:val="on"/>
-          <w:trHeight w:val="624" w:hRule="exact"/>
-        </w:trPr>
-        <w:tc>
-          <w:tcPr/>
-          <w:p>
-            <w:pPr>
-              <w:pStyle w:val="Compact"/>
-              <w:jc w:val="left"/>
-              <w:rPr>
-                <w:sz w:val="16"/>
-                <w:szCs w:val="16"/>
-              </w:rPr>
-            </w:pPr>
-            <w:r>
-              <w:rPr>
-                <w:sz w:val="16"/>
-                <w:szCs w:val="16"/>
-              </w:rPr>
-              <w:t xml:space="preserve">Model</w:t>
-            </w:r>
-          </w:p>
-        </w:tc>
-        <w:tc>
-          <w:tcPr/>
-          <w:p>
-            <w:pPr>
-              <w:pStyle w:val="Compact"/>
-              <w:jc w:val="left"/>
-              <w:rPr>
-                <w:sz w:val="16"/>
-                <w:szCs w:val="16"/>
-              </w:rPr>
-            </w:pPr>
-            <w:r>
-              <w:rPr>
-                <w:sz w:val="16"/>
-                <w:szCs w:val="16"/>
-              </w:rPr>
-              <w:t xml:space="preserve">Term</w:t>
-            </w:r>
-          </w:p>
-        </w:tc>
-        <w:tc>
-          <w:tcPr/>
-          <w:p>
-            <w:pPr>
-              <w:pStyle w:val="Compact"/>
-              <w:jc w:val="left"/>
-              <w:rPr>
-                <w:sz w:val="16"/>
-                <w:szCs w:val="16"/>
-              </w:rPr>
-            </w:pPr>
-            <w:r>
-              <w:rPr>
-                <w:sz w:val="16"/>
-                <w:szCs w:val="16"/>
-              </w:rPr>
-              <w:t xml:space="preserve">Beta</w:t>
-            </w:r>
-          </w:p>
-        </w:tc>
-        <w:tc>
-          <w:tcPr/>
-          <w:p>
-            <w:pPr>
-              <w:pStyle w:val="Compact"/>
-              <w:jc w:val="left"/>
-              <w:rPr>
-                <w:sz w:val="16"/>
-                <w:szCs w:val="16"/>
-              </w:rPr>
-            </w:pPr>
-            <w:r>
-              <w:rPr>
-                <w:sz w:val="16"/>
-                <w:szCs w:val="16"/>
-              </w:rPr>
-              <w:t xml:space="preserve">z</w:t>
-            </w:r>
-          </w:p>
-        </w:tc>
-        <w:tc>
-          <w:tcPr/>
-          <w:p>
-            <w:pPr>
-              <w:pStyle w:val="Compact"/>
-              <w:jc w:val="left"/>
-              <w:rPr>
-                <w:sz w:val="16"/>
-                <w:szCs w:val="16"/>
-              </w:rPr>
-            </w:pPr>
-            <w:r>
-              <w:rPr>
-                <w:sz w:val="16"/>
-                <w:szCs w:val="16"/>
-              </w:rPr>
-              <w:t xml:space="preserve">p</w:t>
-            </w:r>
-          </w:p>
-        </w:tc>
-      </w:tr>
-      <w:tr>
-        <w:trPr>
-          <w:trHeight w:val="340" w:hRule="exact"/>
-        </w:trPr>
-        <w:tc>
-          <w:tcPr/>
-          <w:p>
-            <w:pPr>
-              <w:pStyle w:val="Compact"/>
-              <w:jc w:val="left"/>
-              <w:rPr>
-                <w:sz w:val="16"/>
-                <w:szCs w:val="16"/>
-              </w:rPr>
-            </w:pPr>
-            <w:r>
-              <w:rPr>
-                <w:sz w:val="16"/>
-                <w:szCs w:val="16"/>
-              </w:rPr>
-              <w:t xml:space="preserve">M4 station wind</w:t>
-            </w:r>
-          </w:p>
-        </w:tc>
-        <w:tc>
-          <w:tcPr/>
-          <w:p>
-            <w:pPr>
-              <w:pStyle w:val="Compact"/>
-              <w:jc w:val="left"/>
-              <w:rPr>
-                <w:sz w:val="16"/>
-                <w:szCs w:val="16"/>
-              </w:rPr>
-            </w:pPr>
-            <w:r>
-              <w:rPr>
-                <w:sz w:val="16"/>
-                <w:szCs w:val="16"/>
-              </w:rPr>
-              <w:t xml:space="preserve">Flight-window calm hours (share below 5 km/h)</w:t>
-            </w:r>
-          </w:p>
-        </w:tc>
-        <w:tc>
-          <w:tcPr/>
-          <w:p>
-            <w:pPr>
-              <w:pStyle w:val="Compact"/>
-              <w:jc w:val="left"/>
-              <w:rPr>
-                <w:sz w:val="16"/>
-                <w:szCs w:val="16"/>
-              </w:rPr>
-            </w:pPr>
-            <w:r>
-              <w:rPr>
-                <w:sz w:val="16"/>
-                <w:szCs w:val="16"/>
-              </w:rPr>
-              <w:t xml:space="preserve">-0.543</w:t>
-            </w:r>
-          </w:p>
-        </w:tc>
-        <w:tc>
-          <w:tcPr/>
-          <w:p>
-            <w:pPr>
-              <w:pStyle w:val="Compact"/>
-              <w:jc w:val="left"/>
-              <w:rPr>
-                <w:sz w:val="16"/>
-                <w:szCs w:val="16"/>
-              </w:rPr>
-            </w:pPr>
-            <w:r>
-              <w:rPr>
-                <w:sz w:val="16"/>
-                <w:szCs w:val="16"/>
-              </w:rPr>
-              <w:t xml:space="preserve">-16.42</w:t>
-            </w:r>
-          </w:p>
-        </w:tc>
-        <w:tc>
-          <w:tcPr/>
-          <w:p>
-            <w:pPr>
-              <w:pStyle w:val="Compact"/>
-              <w:jc w:val="left"/>
-              <w:rPr>
-                <w:sz w:val="16"/>
-                <w:szCs w:val="16"/>
-              </w:rPr>
-            </w:pPr>
-            <w:r>
-              <w:rPr>
-                <w:sz w:val="16"/>
-                <w:szCs w:val="16"/>
-              </w:rPr>
-              <w:t xml:space="preserve">&lt; 0.001</w:t>
-            </w:r>
-          </w:p>
-        </w:tc>
-      </w:tr>
-      <w:tr>
-        <w:trPr>
-          <w:trHeight w:val="340" w:hRule="exact"/>
-        </w:trPr>
-        <w:tc>
-          <w:tcPr/>
-          <w:p>
-            <w:pPr>
-              <w:pStyle w:val="Compact"/>
-              <w:jc w:val="left"/>
-              <w:rPr>
-                <w:sz w:val="16"/>
-                <w:szCs w:val="16"/>
-              </w:rPr>
-            </w:pPr>
-            <w:r>
-              <w:rPr>
-                <w:sz w:val="16"/>
-                <w:szCs w:val="16"/>
-              </w:rPr>
-              <w:t xml:space="preserve">M4 station wind</w:t>
-            </w:r>
-          </w:p>
-        </w:tc>
-        <w:tc>
-          <w:tcPr/>
-          <w:p>
-            <w:pPr>
-              <w:pStyle w:val="Compact"/>
-              <w:jc w:val="left"/>
-              <w:rPr>
-                <w:sz w:val="16"/>
-                <w:szCs w:val="16"/>
-              </w:rPr>
-            </w:pPr>
-            <w:r>
-              <w:rPr>
-                <w:sz w:val="16"/>
-                <w:szCs w:val="16"/>
-              </w:rPr>
-              <w:t xml:space="preserve">Stand basal area x Flight-window calm hours</w:t>
-            </w:r>
-          </w:p>
-        </w:tc>
-        <w:tc>
-          <w:tcPr/>
-          <w:p>
-            <w:pPr>
-              <w:pStyle w:val="Compact"/>
-              <w:jc w:val="left"/>
-              <w:rPr>
-                <w:sz w:val="16"/>
-                <w:szCs w:val="16"/>
-              </w:rPr>
-            </w:pPr>
-            <w:r>
-              <w:rPr>
-                <w:sz w:val="16"/>
-                <w:szCs w:val="16"/>
-              </w:rPr>
-              <w:t xml:space="preserve">0.032</w:t>
-            </w:r>
-          </w:p>
-        </w:tc>
-        <w:tc>
-          <w:tcPr/>
-          <w:p>
-            <w:pPr>
-              <w:pStyle w:val="Compact"/>
-              <w:jc w:val="left"/>
-              <w:rPr>
-                <w:sz w:val="16"/>
-                <w:szCs w:val="16"/>
-              </w:rPr>
-            </w:pPr>
-            <w:r>
-              <w:rPr>
-                <w:sz w:val="16"/>
-                <w:szCs w:val="16"/>
-              </w:rPr>
-              <w:t xml:space="preserve">1.20</w:t>
-            </w:r>
-          </w:p>
-        </w:tc>
-        <w:tc>
-          <w:tcPr/>
-          <w:p>
-            <w:pPr>
-              <w:pStyle w:val="Compact"/>
-              <w:jc w:val="left"/>
-              <w:rPr>
-                <w:sz w:val="16"/>
-                <w:szCs w:val="16"/>
-              </w:rPr>
-            </w:pPr>
-            <w:r>
-              <w:rPr>
-                <w:sz w:val="16"/>
-                <w:szCs w:val="16"/>
-              </w:rPr>
-              <w:t xml:space="preserve">0.232</w:t>
-            </w:r>
-          </w:p>
-        </w:tc>
-      </w:tr>
-      <w:tr>
-        <w:trPr>
-          <w:trHeight w:val="340" w:hRule="exact"/>
-        </w:trPr>
-        <w:tc>
-          <w:tcPr/>
-          <w:p>
-            <w:pPr>
-              <w:pStyle w:val="Compact"/>
-              <w:jc w:val="left"/>
-              <w:rPr>
-                <w:sz w:val="16"/>
-                <w:szCs w:val="16"/>
-              </w:rPr>
-            </w:pPr>
-            <w:r>
-              <w:rPr>
-                <w:sz w:val="16"/>
-                <w:szCs w:val="16"/>
-              </w:rPr>
-              <w:t xml:space="preserve">M5 terrain-resolved wind</w:t>
-            </w:r>
-          </w:p>
-        </w:tc>
-        <w:tc>
-          <w:tcPr/>
-          <w:p>
-            <w:pPr>
-              <w:pStyle w:val="Compact"/>
-              <w:jc w:val="left"/>
-              <w:rPr>
-                <w:sz w:val="16"/>
-                <w:szCs w:val="16"/>
-              </w:rPr>
-            </w:pPr>
-            <w:r>
-              <w:rPr>
-                <w:sz w:val="16"/>
-                <w:szCs w:val="16"/>
-              </w:rPr>
-              <w:t xml:space="preserve">MicroMet flight-window wind (km/h)</w:t>
-            </w:r>
-          </w:p>
-        </w:tc>
-        <w:tc>
-          <w:tcPr/>
-          <w:p>
-            <w:pPr>
-              <w:pStyle w:val="Compact"/>
-              <w:jc w:val="left"/>
-              <w:rPr>
-                <w:sz w:val="16"/>
-                <w:szCs w:val="16"/>
-              </w:rPr>
-            </w:pPr>
-            <w:r>
-              <w:rPr>
-                <w:sz w:val="16"/>
-                <w:szCs w:val="16"/>
-              </w:rPr>
-              <w:t xml:space="preserve">0.386</w:t>
-            </w:r>
-          </w:p>
-        </w:tc>
-        <w:tc>
-          <w:tcPr/>
-          <w:p>
-            <w:pPr>
-              <w:pStyle w:val="Compact"/>
-              <w:jc w:val="left"/>
-              <w:rPr>
-                <w:sz w:val="16"/>
-                <w:szCs w:val="16"/>
-              </w:rPr>
-            </w:pPr>
-            <w:r>
-              <w:rPr>
-                <w:sz w:val="16"/>
-                <w:szCs w:val="16"/>
-              </w:rPr>
-              <w:t xml:space="preserve">22.18</w:t>
-            </w:r>
-          </w:p>
-        </w:tc>
-        <w:tc>
-          <w:tcPr/>
-          <w:p>
-            <w:pPr>
-              <w:pStyle w:val="Compact"/>
-              <w:jc w:val="left"/>
-              <w:rPr>
-                <w:sz w:val="16"/>
-                <w:szCs w:val="16"/>
-              </w:rPr>
-            </w:pPr>
-            <w:r>
-              <w:rPr>
-                <w:sz w:val="16"/>
-                <w:szCs w:val="16"/>
-              </w:rPr>
-              <w:t xml:space="preserve">&lt; 0.001</w:t>
-            </w:r>
-          </w:p>
-        </w:tc>
-      </w:tr>
-      <w:tr>
-        <w:trPr>
-          <w:trHeight w:val="340" w:hRule="exact"/>
-        </w:trPr>
-        <w:tc>
-          <w:tcPr/>
-          <w:p>
-            <w:pPr>
-              <w:pStyle w:val="Compact"/>
-              <w:jc w:val="left"/>
-              <w:rPr>
-                <w:sz w:val="16"/>
-                <w:szCs w:val="16"/>
-              </w:rPr>
-            </w:pPr>
-            <w:r>
-              <w:rPr>
-                <w:sz w:val="16"/>
-                <w:szCs w:val="16"/>
-              </w:rPr>
-              <w:t xml:space="preserve">M5 terrain-resolved wind</w:t>
-            </w:r>
-          </w:p>
-        </w:tc>
-        <w:tc>
-          <w:tcPr/>
-          <w:p>
-            <w:pPr>
-              <w:pStyle w:val="Compact"/>
-              <w:jc w:val="left"/>
-              <w:rPr>
-                <w:sz w:val="16"/>
-                <w:szCs w:val="16"/>
-              </w:rPr>
-            </w:pPr>
-            <w:r>
-              <w:rPr>
-                <w:sz w:val="16"/>
-                <w:szCs w:val="16"/>
-              </w:rPr>
-              <w:t xml:space="preserve">Stand basal area x MicroMet flight-window wind</w:t>
-            </w:r>
-          </w:p>
-        </w:tc>
-        <w:tc>
-          <w:tcPr/>
-          <w:p>
-            <w:pPr>
-              <w:pStyle w:val="Compact"/>
-              <w:jc w:val="left"/>
-              <w:rPr>
-                <w:sz w:val="16"/>
-                <w:szCs w:val="16"/>
-              </w:rPr>
-            </w:pPr>
-            <w:r>
-              <w:rPr>
-                <w:sz w:val="16"/>
-                <w:szCs w:val="16"/>
-              </w:rPr>
-              <w:t xml:space="preserve">0.031</w:t>
-            </w:r>
-          </w:p>
-        </w:tc>
-        <w:tc>
-          <w:tcPr/>
-          <w:p>
-            <w:pPr>
-              <w:pStyle w:val="Compact"/>
-              <w:jc w:val="left"/>
-              <w:rPr>
-                <w:sz w:val="16"/>
-                <w:szCs w:val="16"/>
-              </w:rPr>
-            </w:pPr>
-            <w:r>
-              <w:rPr>
-                <w:sz w:val="16"/>
-                <w:szCs w:val="16"/>
-              </w:rPr>
-              <w:t xml:space="preserve">1.71</w:t>
-            </w:r>
-          </w:p>
-        </w:tc>
-        <w:tc>
-          <w:tcPr/>
-          <w:p>
-            <w:pPr>
-              <w:pStyle w:val="Compact"/>
-              <w:jc w:val="left"/>
-              <w:rPr>
-                <w:sz w:val="16"/>
-                <w:szCs w:val="16"/>
-              </w:rPr>
-            </w:pPr>
-            <w:r>
-              <w:rPr>
-                <w:sz w:val="16"/>
-                <w:szCs w:val="16"/>
-              </w:rPr>
-              <w:t xml:space="preserve">0.087</w:t>
-            </w:r>
-          </w:p>
-        </w:tc>
-      </w:tr>
-    </w:tbl>
-    <w:bookmarkEnd w:id="26"/>
-    <w:bookmarkStart w:id="27" w:name="table-8"/>
-    <w:p>
-      <w:pPr>
-        <w:pStyle w:val="Heading1"/>
-      </w:pPr>
-      <w:r>
-        <w:t xml:space="preserve">Table 8</w:t>
-      </w:r>
-    </w:p>
-    <w:p>
-      <w:pPr>
-        <w:pStyle w:val="FirstParagraph"/>
-      </w:pPr>
-      <w:r>
         <w:t xml:space="preserve">Moderate-to-high beetle disturbance by quadratic mean diameter class, on the balanced</w:t>
       </w:r>
       <w:r>
@@ -10238,14 +9661,14 @@
         </w:tc>
       </w:tr>
     </w:tbl>
-    <w:bookmarkEnd w:id="27"/>
-    <w:bookmarkStart w:id="28" w:name="table-9"/>
+    <w:bookmarkEnd w:id="26"/>
+    <w:bookmarkStart w:id="27" w:name="table-8"/>
     <w:p>
       <w:pPr>
         <w:pStyle w:val="Heading1"/>
       </w:pPr>
       <w:r>
-        <w:t xml:space="preserve">Table 9</w:t>
+        <w:t xml:space="preserve">Table 8</w:t>
       </w:r>
     </w:p>
     <w:p>
@@ -10271,7 +9694,7 @@
         <w:t xml:space="preserve"> </w:t>
       </w:r>
       <w:r>
-        <w:t xml:space="preserve">thermal-gate row is fitted on fewer cell-epochs because two epochs carried too few qualifying</w:t>
+        <w:t xml:space="preserve">thermal-gate row is fitted on fewer cell-epochs because two epochs had too few qualifying</w:t>
       </w:r>
       <w:r>
         <w:t xml:space="preserve"> </w:t>
@@ -11124,7 +10547,7 @@
         </w:tc>
       </w:tr>
     </w:tbl>
-    <w:bookmarkEnd w:id="28"/>
+    <w:bookmarkEnd w:id="27"/>
     <w:sectPr>
       <w:footerReference r:id="rId10" w:type="default"/>
       <w:footerReference r:id="rId9" w:type="first"/>
